--- a/Muijsenberg_cashier_systém_dokumentace.docx
+++ b/Muijsenberg_cashier_systém_dokumentace.docx
@@ -8492,243 +8492,6 @@
       <w:r>
         <w:t>Tato práce se zabývá návrhem a realizací webové aplikace sloužící jako bezhotovostní platební systém určený primárně pro festivaly, školní akce, trhy a podobné události. Systém využívá RFID/NFC karty a čtečky k identifikaci uživatelů a jejich virtuálních peněženek. Princip fungování je jednoduchý: návštěvník akce si na pokladním stánku nabije finanční prostředky na kartu a následně může platit u libovolného prodejního stánku pouhým přiložením karty ke čtečce. Odpadá tak potřeba manipulace s hotovostí, zrychluje se obsluha a organizátoři získávají kompletní přehled o všech transakcích.</w:t>
       </w:r>
-    </w:p>
-    <w:p>
-      <w:r>
-        <w:t xml:space="preserve">Hlavním cílem práce je vytvořit funkční, bezpečný a snadno </w:t>
-      </w:r>
-      <w:proofErr w:type="spellStart"/>
-      <w:r>
-        <w:t>nasaditelný</w:t>
-      </w:r>
-      <w:proofErr w:type="spellEnd"/>
-      <w:r>
-        <w:t xml:space="preserve"> platební systém, který:</w:t>
-      </w:r>
-    </w:p>
-    <w:p>
-      <w:pPr>
-        <w:pStyle w:val="Odstavecseseznamem"/>
-        <w:rPr>
-          <w:lang w:val="cs-CZ"/>
-        </w:rPr>
-      </w:pPr>
-      <w:r>
-        <w:rPr>
-          <w:lang w:val="cs-CZ"/>
-        </w:rPr>
-        <w:t>umožní správu více souběžných akcí s různými stánky, produkty a zaměstnanci,</w:t>
-      </w:r>
-    </w:p>
-    <w:p>
-      <w:pPr>
-        <w:pStyle w:val="Odstavecseseznamem"/>
-        <w:rPr>
-          <w:lang w:val="cs-CZ"/>
-        </w:rPr>
-      </w:pPr>
-      <w:r>
-        <w:rPr>
-          <w:lang w:val="cs-CZ"/>
-        </w:rPr>
-        <w:t>zajistí integritu finančních dat i při souběžném přístupu více uživatelů,</w:t>
-      </w:r>
-    </w:p>
-    <w:p>
-      <w:pPr>
-        <w:pStyle w:val="Odstavecseseznamem"/>
-      </w:pPr>
-      <w:proofErr w:type="spellStart"/>
-      <w:r>
-        <w:t>poskytne</w:t>
-      </w:r>
-      <w:proofErr w:type="spellEnd"/>
-      <w:r>
-        <w:t xml:space="preserve"> </w:t>
-      </w:r>
-      <w:proofErr w:type="spellStart"/>
-      <w:r>
-        <w:t>organizátorům</w:t>
-      </w:r>
-      <w:proofErr w:type="spellEnd"/>
-      <w:r>
-        <w:t xml:space="preserve"> </w:t>
-      </w:r>
-      <w:proofErr w:type="spellStart"/>
-      <w:r>
-        <w:t>detailní</w:t>
-      </w:r>
-      <w:proofErr w:type="spellEnd"/>
-      <w:r>
-        <w:t xml:space="preserve"> </w:t>
-      </w:r>
-      <w:proofErr w:type="spellStart"/>
-      <w:r>
-        <w:t>statistiky</w:t>
-      </w:r>
-      <w:proofErr w:type="spellEnd"/>
-      <w:r>
-        <w:t xml:space="preserve"> a </w:t>
-      </w:r>
-      <w:proofErr w:type="spellStart"/>
-      <w:r>
-        <w:t>historii</w:t>
-      </w:r>
-      <w:proofErr w:type="spellEnd"/>
-      <w:r>
-        <w:t xml:space="preserve"> </w:t>
-      </w:r>
-      <w:proofErr w:type="spellStart"/>
-      <w:r>
-        <w:t>transakcí</w:t>
-      </w:r>
-      <w:proofErr w:type="spellEnd"/>
-      <w:r>
-        <w:t>,</w:t>
-      </w:r>
-    </w:p>
-    <w:p>
-      <w:pPr>
-        <w:pStyle w:val="Odstavecseseznamem"/>
-      </w:pPr>
-      <w:proofErr w:type="spellStart"/>
-      <w:r>
-        <w:t>bude</w:t>
-      </w:r>
-      <w:proofErr w:type="spellEnd"/>
-      <w:r>
-        <w:t xml:space="preserve"> </w:t>
-      </w:r>
-      <w:proofErr w:type="spellStart"/>
-      <w:r>
-        <w:t>přístupný</w:t>
-      </w:r>
-      <w:proofErr w:type="spellEnd"/>
-      <w:r>
-        <w:t xml:space="preserve"> </w:t>
-      </w:r>
-      <w:proofErr w:type="spellStart"/>
-      <w:r>
-        <w:t>prostřednictvím</w:t>
-      </w:r>
-      <w:proofErr w:type="spellEnd"/>
-      <w:r>
-        <w:t xml:space="preserve"> </w:t>
-      </w:r>
-      <w:proofErr w:type="spellStart"/>
-      <w:r>
-        <w:t>webového</w:t>
-      </w:r>
-      <w:proofErr w:type="spellEnd"/>
-      <w:r>
-        <w:t xml:space="preserve"> </w:t>
-      </w:r>
-      <w:proofErr w:type="spellStart"/>
-      <w:r>
-        <w:t>prohlížeče</w:t>
-      </w:r>
-      <w:proofErr w:type="spellEnd"/>
-      <w:r>
-        <w:t xml:space="preserve"> bez </w:t>
-      </w:r>
-      <w:proofErr w:type="spellStart"/>
-      <w:r>
-        <w:t>nutnosti</w:t>
-      </w:r>
-      <w:proofErr w:type="spellEnd"/>
-      <w:r>
-        <w:t xml:space="preserve"> </w:t>
-      </w:r>
-      <w:proofErr w:type="spellStart"/>
-      <w:r>
-        <w:t>instalace</w:t>
-      </w:r>
-      <w:proofErr w:type="spellEnd"/>
-      <w:r>
-        <w:t xml:space="preserve"> </w:t>
-      </w:r>
-      <w:proofErr w:type="spellStart"/>
-      <w:r>
-        <w:t>speciálního</w:t>
-      </w:r>
-      <w:proofErr w:type="spellEnd"/>
-      <w:r>
-        <w:t xml:space="preserve"> </w:t>
-      </w:r>
-      <w:proofErr w:type="spellStart"/>
-      <w:r>
-        <w:t>softwaru</w:t>
-      </w:r>
-      <w:proofErr w:type="spellEnd"/>
-      <w:r>
-        <w:t>,</w:t>
-      </w:r>
-    </w:p>
-    <w:p>
-      <w:pPr>
-        <w:pStyle w:val="Odstavecseseznamem"/>
-      </w:pPr>
-      <w:proofErr w:type="spellStart"/>
-      <w:r>
-        <w:t>nabídne</w:t>
-      </w:r>
-      <w:proofErr w:type="spellEnd"/>
-      <w:r>
-        <w:t xml:space="preserve"> </w:t>
-      </w:r>
-      <w:proofErr w:type="spellStart"/>
-      <w:r>
-        <w:t>intuitivní</w:t>
-      </w:r>
-      <w:proofErr w:type="spellEnd"/>
-      <w:r>
-        <w:t xml:space="preserve"> a </w:t>
-      </w:r>
-      <w:proofErr w:type="spellStart"/>
-      <w:r>
-        <w:t>rychlé</w:t>
-      </w:r>
-      <w:proofErr w:type="spellEnd"/>
-      <w:r>
-        <w:t xml:space="preserve"> </w:t>
-      </w:r>
-      <w:proofErr w:type="spellStart"/>
-      <w:r>
-        <w:t>rozhraní</w:t>
-      </w:r>
-      <w:proofErr w:type="spellEnd"/>
-      <w:r>
-        <w:t xml:space="preserve"> pro </w:t>
-      </w:r>
-      <w:proofErr w:type="spellStart"/>
-      <w:r>
-        <w:t>obsluhu</w:t>
-      </w:r>
-      <w:proofErr w:type="spellEnd"/>
-      <w:r>
-        <w:t xml:space="preserve"> </w:t>
-      </w:r>
-      <w:proofErr w:type="spellStart"/>
-      <w:r>
-        <w:t>stánků</w:t>
-      </w:r>
-      <w:proofErr w:type="spellEnd"/>
-      <w:r>
-        <w:t>.</w:t>
-      </w:r>
-    </w:p>
-    <w:p>
-      <w:pPr>
-        <w:spacing w:after="0" w:line="240" w:lineRule="auto"/>
-        <w:rPr>
-          <w:rFonts w:ascii="Times New Roman" w:hAnsi="Times New Roman"/>
-          <w:b/>
-          <w:bCs/>
-          <w:sz w:val="36"/>
-          <w:szCs w:val="36"/>
-          <w:lang w:eastAsia="en-US"/>
-        </w:rPr>
-      </w:pPr>
       <w:r>
         <w:br w:type="page"/>
       </w:r>
@@ -13006,11 +12769,9 @@
           <w:numId w:val="7"/>
         </w:numPr>
       </w:pPr>
-      <w:bookmarkStart w:id="40" w:name="_Toc225187191"/>
-      <w:r>
-        <w:t>Prerekvizity a instalace</w:t>
-      </w:r>
-      <w:bookmarkEnd w:id="40"/>
+      <w:r>
+        <w:t>Cíle práce a zadání</w:t>
+      </w:r>
     </w:p>
     <w:p>
       <w:pPr>
@@ -13020,419 +12781,29 @@
           <w:numId w:val="7"/>
         </w:numPr>
       </w:pPr>
-      <w:bookmarkStart w:id="41" w:name="_Toc225187192"/>
-      <w:proofErr w:type="spellStart"/>
-      <w:r>
-        <w:t>Systémové</w:t>
-      </w:r>
-      <w:proofErr w:type="spellEnd"/>
-      <w:r>
-        <w:t xml:space="preserve"> </w:t>
-      </w:r>
-      <w:proofErr w:type="spellStart"/>
-      <w:r>
-        <w:t>požadavky</w:t>
-      </w:r>
-      <w:bookmarkEnd w:id="41"/>
-      <w:proofErr w:type="spellEnd"/>
-    </w:p>
-    <w:p>
-      <w:r>
-        <w:t>Pro spuštění aplikace je potřeba:</w:t>
-      </w:r>
-    </w:p>
-    <w:p>
-      <w:pPr>
-        <w:pStyle w:val="Odstavecseseznamem"/>
-      </w:pPr>
-      <w:r>
-        <w:rPr>
-          <w:b/>
-          <w:bCs/>
-        </w:rPr>
-        <w:t>Python 3.10+</w:t>
-      </w:r>
-      <w:r>
-        <w:t xml:space="preserve"> — </w:t>
-      </w:r>
-      <w:proofErr w:type="spellStart"/>
-      <w:r>
-        <w:t>aplikace</w:t>
-      </w:r>
-      <w:proofErr w:type="spellEnd"/>
-      <w:r>
-        <w:t xml:space="preserve"> </w:t>
-      </w:r>
-      <w:proofErr w:type="spellStart"/>
-      <w:r>
-        <w:t>využívá</w:t>
-      </w:r>
-      <w:proofErr w:type="spellEnd"/>
-      <w:r>
-        <w:t xml:space="preserve"> </w:t>
-      </w:r>
-      <w:proofErr w:type="spellStart"/>
-      <w:r>
-        <w:t>moderní</w:t>
-      </w:r>
-      <w:proofErr w:type="spellEnd"/>
-      <w:r>
-        <w:t xml:space="preserve"> </w:t>
-      </w:r>
-      <w:proofErr w:type="spellStart"/>
-      <w:r>
-        <w:t>syntaxi</w:t>
-      </w:r>
-      <w:proofErr w:type="spellEnd"/>
-      <w:r>
-        <w:t xml:space="preserve"> (match/case, type hints s </w:t>
-      </w:r>
-      <w:r>
-        <w:rPr>
-          <w:rFonts w:ascii="Courier New" w:eastAsia="Courier New" w:hAnsi="Courier New" w:cs="Courier New"/>
-          <w:shd w:val="clear" w:color="auto" w:fill="F1F5F9"/>
-        </w:rPr>
-        <w:t>|</w:t>
-      </w:r>
-      <w:r>
-        <w:t>).</w:t>
-      </w:r>
-    </w:p>
-    <w:p>
-      <w:pPr>
-        <w:pStyle w:val="Odstavecseseznamem"/>
-      </w:pPr>
-      <w:r>
-        <w:rPr>
-          <w:b/>
-          <w:bCs/>
-        </w:rPr>
-        <w:t>PostgreSQL 14+</w:t>
-      </w:r>
-      <w:r>
-        <w:t xml:space="preserve"> — </w:t>
-      </w:r>
-      <w:proofErr w:type="spellStart"/>
-      <w:r>
-        <w:t>databázový</w:t>
-      </w:r>
-      <w:proofErr w:type="spellEnd"/>
-      <w:r>
-        <w:t xml:space="preserve"> server s </w:t>
-      </w:r>
-      <w:proofErr w:type="spellStart"/>
-      <w:r>
-        <w:t>podporou</w:t>
-      </w:r>
-      <w:proofErr w:type="spellEnd"/>
-      <w:r>
-        <w:t xml:space="preserve"> </w:t>
-      </w:r>
-      <w:proofErr w:type="spellStart"/>
-      <w:r>
-        <w:t>rozšíření</w:t>
-      </w:r>
-      <w:proofErr w:type="spellEnd"/>
-      <w:r>
-        <w:t xml:space="preserve"> </w:t>
-      </w:r>
-      <w:proofErr w:type="spellStart"/>
-      <w:r>
-        <w:rPr>
-          <w:rFonts w:ascii="Courier New" w:eastAsia="Courier New" w:hAnsi="Courier New" w:cs="Courier New"/>
-          <w:shd w:val="clear" w:color="auto" w:fill="F1F5F9"/>
-        </w:rPr>
-        <w:t>pgcrypto</w:t>
-      </w:r>
-      <w:proofErr w:type="spellEnd"/>
-      <w:r>
-        <w:t>.</w:t>
-      </w:r>
-    </w:p>
-    <w:p>
-      <w:pPr>
-        <w:pStyle w:val="Odstavecseseznamem"/>
-      </w:pPr>
-      <w:proofErr w:type="spellStart"/>
-      <w:r>
-        <w:rPr>
-          <w:b/>
-          <w:bCs/>
-        </w:rPr>
-        <w:t>Webový</w:t>
-      </w:r>
-      <w:proofErr w:type="spellEnd"/>
-      <w:r>
-        <w:rPr>
-          <w:b/>
-          <w:bCs/>
-        </w:rPr>
-        <w:t xml:space="preserve"> </w:t>
-      </w:r>
-      <w:proofErr w:type="spellStart"/>
-      <w:r>
-        <w:rPr>
-          <w:b/>
-          <w:bCs/>
-        </w:rPr>
-        <w:t>prohlížeč</w:t>
-      </w:r>
-      <w:proofErr w:type="spellEnd"/>
-      <w:r>
-        <w:rPr>
-          <w:b/>
-          <w:bCs/>
-        </w:rPr>
-        <w:t xml:space="preserve"> s </w:t>
-      </w:r>
-      <w:proofErr w:type="spellStart"/>
-      <w:r>
-        <w:rPr>
-          <w:b/>
-          <w:bCs/>
-        </w:rPr>
-        <w:t>podporou</w:t>
-      </w:r>
-      <w:proofErr w:type="spellEnd"/>
-      <w:r>
-        <w:rPr>
-          <w:b/>
-          <w:bCs/>
-        </w:rPr>
-        <w:t xml:space="preserve"> Web Serial API</w:t>
-      </w:r>
-      <w:r>
-        <w:t xml:space="preserve"> — Google Chrome, Microsoft Edge </w:t>
-      </w:r>
-      <w:proofErr w:type="spellStart"/>
-      <w:r>
-        <w:t>nebo</w:t>
-      </w:r>
-      <w:proofErr w:type="spellEnd"/>
-      <w:r>
-        <w:t xml:space="preserve"> Opera (pro </w:t>
-      </w:r>
-      <w:proofErr w:type="spellStart"/>
-      <w:r>
-        <w:t>čtení</w:t>
-      </w:r>
-      <w:proofErr w:type="spellEnd"/>
-      <w:r>
-        <w:t xml:space="preserve"> </w:t>
-      </w:r>
-      <w:proofErr w:type="spellStart"/>
-      <w:r>
-        <w:t>karet</w:t>
-      </w:r>
-      <w:proofErr w:type="spellEnd"/>
-      <w:r>
-        <w:t>).</w:t>
-      </w:r>
-    </w:p>
-    <w:p>
-      <w:pPr>
-        <w:pStyle w:val="Odstavecseseznamem"/>
-      </w:pPr>
-      <w:r>
-        <w:rPr>
-          <w:b/>
-          <w:bCs/>
-        </w:rPr>
-        <w:t>Git</w:t>
-      </w:r>
-      <w:r>
-        <w:t xml:space="preserve"> — </w:t>
-      </w:r>
-      <w:proofErr w:type="spellStart"/>
-      <w:r>
-        <w:t>systém</w:t>
-      </w:r>
-      <w:proofErr w:type="spellEnd"/>
-      <w:r>
-        <w:t xml:space="preserve"> </w:t>
-      </w:r>
-      <w:proofErr w:type="spellStart"/>
-      <w:r>
-        <w:t>správy</w:t>
-      </w:r>
-      <w:proofErr w:type="spellEnd"/>
-      <w:r>
-        <w:t xml:space="preserve"> </w:t>
-      </w:r>
-      <w:proofErr w:type="spellStart"/>
-      <w:r>
-        <w:t>verzí</w:t>
-      </w:r>
-      <w:proofErr w:type="spellEnd"/>
-      <w:r>
-        <w:t xml:space="preserve"> pro </w:t>
-      </w:r>
-      <w:proofErr w:type="spellStart"/>
-      <w:r>
-        <w:t>klonování</w:t>
-      </w:r>
-      <w:proofErr w:type="spellEnd"/>
-      <w:r>
-        <w:t xml:space="preserve"> </w:t>
-      </w:r>
-      <w:proofErr w:type="spellStart"/>
-      <w:r>
-        <w:t>repozitáře</w:t>
-      </w:r>
-      <w:proofErr w:type="spellEnd"/>
-      <w:r>
-        <w:t xml:space="preserve"> a </w:t>
-      </w:r>
-      <w:proofErr w:type="spellStart"/>
-      <w:r>
-        <w:t>správu</w:t>
-      </w:r>
-      <w:proofErr w:type="spellEnd"/>
-      <w:r>
-        <w:t xml:space="preserve"> </w:t>
-      </w:r>
-      <w:proofErr w:type="spellStart"/>
-      <w:r>
-        <w:t>zdrojového</w:t>
-      </w:r>
-      <w:proofErr w:type="spellEnd"/>
-      <w:r>
-        <w:t xml:space="preserve"> </w:t>
-      </w:r>
-      <w:proofErr w:type="spellStart"/>
-      <w:r>
-        <w:t>kódu</w:t>
-      </w:r>
-      <w:proofErr w:type="spellEnd"/>
-      <w:r>
-        <w:t xml:space="preserve"> (</w:t>
-      </w:r>
-      <w:proofErr w:type="spellStart"/>
-      <w:r>
-        <w:t>potřebný</w:t>
-      </w:r>
-      <w:proofErr w:type="spellEnd"/>
-      <w:r>
-        <w:t xml:space="preserve"> </w:t>
-      </w:r>
-      <w:proofErr w:type="spellStart"/>
-      <w:r>
-        <w:t>pouze</w:t>
-      </w:r>
-      <w:proofErr w:type="spellEnd"/>
-      <w:r>
-        <w:t xml:space="preserve"> pro </w:t>
-      </w:r>
-      <w:proofErr w:type="spellStart"/>
-      <w:r>
-        <w:t>instalaci</w:t>
-      </w:r>
-      <w:proofErr w:type="spellEnd"/>
-      <w:r>
-        <w:t>)</w:t>
-      </w:r>
-    </w:p>
-    <w:p>
-      <w:pPr>
-        <w:pStyle w:val="Odstavecseseznamem"/>
-      </w:pPr>
-      <w:r>
-        <w:rPr>
-          <w:b/>
-          <w:bCs/>
-        </w:rPr>
-        <w:t xml:space="preserve">RFID/NFC </w:t>
-      </w:r>
-      <w:proofErr w:type="spellStart"/>
-      <w:r>
-        <w:rPr>
-          <w:b/>
-          <w:bCs/>
-        </w:rPr>
-        <w:t>čtečka</w:t>
-      </w:r>
-      <w:proofErr w:type="spellEnd"/>
-      <w:r>
-        <w:t xml:space="preserve"> — </w:t>
-      </w:r>
-      <w:proofErr w:type="spellStart"/>
-      <w:r>
-        <w:t>připojená</w:t>
-      </w:r>
-      <w:proofErr w:type="spellEnd"/>
-      <w:r>
-        <w:t xml:space="preserve"> </w:t>
-      </w:r>
-      <w:proofErr w:type="spellStart"/>
-      <w:r>
-        <w:t>přes</w:t>
-      </w:r>
-      <w:proofErr w:type="spellEnd"/>
-      <w:r>
-        <w:t xml:space="preserve"> USB, </w:t>
-      </w:r>
-      <w:proofErr w:type="spellStart"/>
-      <w:r>
-        <w:t>komunikující</w:t>
-      </w:r>
-      <w:proofErr w:type="spellEnd"/>
-      <w:r>
-        <w:t xml:space="preserve"> </w:t>
-      </w:r>
-      <w:proofErr w:type="spellStart"/>
-      <w:r>
-        <w:t>přes</w:t>
-      </w:r>
-      <w:proofErr w:type="spellEnd"/>
-      <w:r>
-        <w:t xml:space="preserve"> </w:t>
-      </w:r>
-      <w:proofErr w:type="spellStart"/>
-      <w:r>
-        <w:t>sériový</w:t>
-      </w:r>
-      <w:proofErr w:type="spellEnd"/>
-      <w:r>
-        <w:t xml:space="preserve"> port.</w:t>
-      </w:r>
-    </w:p>
-    <w:p>
-      <w:pPr>
-        <w:pStyle w:val="Odstavecseseznamem"/>
-      </w:pPr>
-      <w:r>
-        <w:rPr>
-          <w:b/>
-          <w:bCs/>
-        </w:rPr>
-        <w:t>Node.js 18+</w:t>
-      </w:r>
-      <w:r>
-        <w:t xml:space="preserve"> — </w:t>
-      </w:r>
-      <w:proofErr w:type="spellStart"/>
-      <w:r>
-        <w:t>potřebný</w:t>
-      </w:r>
-      <w:proofErr w:type="spellEnd"/>
-      <w:r>
-        <w:t xml:space="preserve"> pro </w:t>
-      </w:r>
-      <w:proofErr w:type="spellStart"/>
-      <w:r>
-        <w:t>spuštění</w:t>
-      </w:r>
-      <w:proofErr w:type="spellEnd"/>
-      <w:r>
-        <w:t xml:space="preserve"> </w:t>
-      </w:r>
-      <w:proofErr w:type="spellStart"/>
-      <w:r>
-        <w:t>testů</w:t>
-      </w:r>
-      <w:proofErr w:type="spellEnd"/>
-      <w:r>
-        <w:t>.</w:t>
+      <w:r>
+        <w:t>Zadání</w:t>
+      </w:r>
+    </w:p>
+    <w:p>
+      <w:r>
+        <w:t>Zadání maturitní práce zní: „</w:t>
+      </w:r>
+      <w:proofErr w:type="spellStart"/>
+      <w:r>
+        <w:t>Cashier</w:t>
+      </w:r>
+      <w:proofErr w:type="spellEnd"/>
+      <w:r>
+        <w:t xml:space="preserve"> Systém — Kompletní systém pro bezhotovostní platby na hromadných akcích, součástí bude i pokladna pro nabíjení čipů, databázový systém, jednotlivé terminálové kasy, statistiky, výpisy, přehledy. Různé role a práva přístupu, kontrolní mechanismy, zálohování, </w:t>
+      </w:r>
+      <w:proofErr w:type="spellStart"/>
+      <w:r>
+        <w:t>offline</w:t>
+      </w:r>
+      <w:proofErr w:type="spellEnd"/>
+      <w:r>
+        <w:t xml:space="preserve"> status."</w:t>
       </w:r>
     </w:p>
     <w:p/>
@@ -13444,9 +12815,677 @@
           <w:numId w:val="7"/>
         </w:numPr>
       </w:pPr>
+      <w:r>
+        <w:t>Hlavní cíl</w:t>
+      </w:r>
+    </w:p>
+    <w:p>
+      <w:r>
+        <w:t xml:space="preserve">Navrhnout a implementovat funkční, bezpečný a snadno </w:t>
+      </w:r>
+      <w:proofErr w:type="spellStart"/>
+      <w:r>
+        <w:t>nasaditelný</w:t>
+      </w:r>
+      <w:proofErr w:type="spellEnd"/>
+      <w:r>
+        <w:t xml:space="preserve"> bezhotovostní platební systém pro hromadné akce, který bude použitelný prostřednictvím webového prohlížeče bez nutnosti instalace speciálního softwaru.</w:t>
+      </w:r>
+    </w:p>
+    <w:p/>
+    <w:p>
+      <w:pPr>
+        <w:pStyle w:val="Nadpis2"/>
+        <w:numPr>
+          <w:ilvl w:val="1"/>
+          <w:numId w:val="7"/>
+        </w:numPr>
+      </w:pPr>
+      <w:r>
+        <w:t>Dílčí cíle</w:t>
+      </w:r>
+    </w:p>
+    <w:p>
+      <w:pPr>
+        <w:pStyle w:val="Odstavecseseznamem"/>
+        <w:numPr>
+          <w:ilvl w:val="0"/>
+          <w:numId w:val="40"/>
+        </w:numPr>
+      </w:pPr>
+      <w:r>
+        <w:rPr>
+          <w:b/>
+          <w:bCs/>
+        </w:rPr>
+        <w:t>Správa více souběžných akcí</w:t>
+      </w:r>
+      <w:r>
+        <w:t xml:space="preserve"> — systém umožní organizátorům vytvářet a spravovat více akcí současně, každou s vlastní sadou stánků, produktů, kategorií a zaměstnanců.</w:t>
+      </w:r>
+    </w:p>
+    <w:p>
+      <w:pPr>
+        <w:pStyle w:val="Odstavecseseznamem"/>
+        <w:numPr>
+          <w:ilvl w:val="0"/>
+          <w:numId w:val="40"/>
+        </w:numPr>
+      </w:pPr>
+      <w:r>
+        <w:rPr>
+          <w:b/>
+          <w:bCs/>
+        </w:rPr>
+        <w:t>Integrita a bezpečnost finančních dat</w:t>
+      </w:r>
+      <w:r>
+        <w:t xml:space="preserve"> — finanční transakce budou atomické a neměnné, systém zajistí konzistenci dat i při souběžném přístupu více uživatelů a ochrání se proti běžným bezpečnostním hrozbám (SQL </w:t>
+      </w:r>
+      <w:proofErr w:type="spellStart"/>
+      <w:r>
+        <w:t>injection</w:t>
+      </w:r>
+      <w:proofErr w:type="spellEnd"/>
+      <w:r>
+        <w:t>, duplicitní transakce, neoprávněný přístup).</w:t>
+      </w:r>
+    </w:p>
+    <w:p>
+      <w:pPr>
+        <w:pStyle w:val="Odstavecseseznamem"/>
+        <w:numPr>
+          <w:ilvl w:val="0"/>
+          <w:numId w:val="40"/>
+        </w:numPr>
+      </w:pPr>
+      <w:r>
+        <w:rPr>
+          <w:b/>
+          <w:bCs/>
+        </w:rPr>
+        <w:t>Statistiky a přehledy</w:t>
+      </w:r>
+      <w:r>
+        <w:t xml:space="preserve"> — systém poskytne organizátorům detailní statistiky prodejů a historii transakcí na úrovni akce, stánků i jednotlivých produktů.</w:t>
+      </w:r>
+    </w:p>
+    <w:p/>
+    <w:p>
+      <w:pPr>
+        <w:pStyle w:val="Nadpis1"/>
+        <w:numPr>
+          <w:ilvl w:val="0"/>
+          <w:numId w:val="7"/>
+        </w:numPr>
+      </w:pPr>
+      <w:r>
+        <w:t>Architektura systému</w:t>
+      </w:r>
+    </w:p>
+    <w:p>
+      <w:r>
+        <w:t xml:space="preserve"> Aplikace využívá třívrstvou architekturu klient-server:</w:t>
+      </w:r>
+    </w:p>
+    <w:p>
+      <w:pPr>
+        <w:pStyle w:val="Odstavecseseznamem"/>
+      </w:pPr>
+      <w:r>
+        <w:rPr>
+          <w:b/>
+          <w:bCs/>
+        </w:rPr>
+        <w:lastRenderedPageBreak/>
+        <w:t>Prezentační vrstva (klient)</w:t>
+      </w:r>
+      <w:r>
+        <w:t xml:space="preserve"> — webový prohlížeč s </w:t>
+      </w:r>
+      <w:proofErr w:type="spellStart"/>
+      <w:r>
+        <w:t>JavaScriptovým</w:t>
+      </w:r>
+      <w:proofErr w:type="spellEnd"/>
+      <w:r>
+        <w:t xml:space="preserve"> kódem, který komunikuje se serverem přes REST API a se čtečkou karet přes Web </w:t>
+      </w:r>
+      <w:proofErr w:type="spellStart"/>
+      <w:r>
+        <w:t>Serial</w:t>
+      </w:r>
+      <w:proofErr w:type="spellEnd"/>
+      <w:r>
+        <w:t xml:space="preserve"> API.</w:t>
+      </w:r>
+    </w:p>
+    <w:p>
+      <w:pPr>
+        <w:pStyle w:val="Odstavecseseznamem"/>
+      </w:pPr>
+      <w:r>
+        <w:rPr>
+          <w:b/>
+          <w:bCs/>
+        </w:rPr>
+        <w:t>Aplikační vrstva (server)</w:t>
+      </w:r>
+      <w:r>
+        <w:t xml:space="preserve"> — </w:t>
+      </w:r>
+      <w:proofErr w:type="spellStart"/>
+      <w:r>
+        <w:t>Flask</w:t>
+      </w:r>
+      <w:proofErr w:type="spellEnd"/>
+      <w:r>
+        <w:t xml:space="preserve"> aplikace v Pythonu, která zpracovává HTTP požadavky, provádí autentizaci a autorizaci, validuje vstupy a komunikuje s databází.</w:t>
+      </w:r>
+    </w:p>
+    <w:p>
+      <w:pPr>
+        <w:pStyle w:val="Odstavecseseznamem"/>
+      </w:pPr>
+      <w:r>
+        <w:rPr>
+          <w:b/>
+          <w:bCs/>
+        </w:rPr>
+        <w:t>Datová vrstva (databáze)</w:t>
+      </w:r>
+      <w:r>
+        <w:t xml:space="preserve"> — </w:t>
+      </w:r>
+      <w:proofErr w:type="spellStart"/>
+      <w:r>
+        <w:t>PostgreSQL</w:t>
+      </w:r>
+      <w:proofErr w:type="spellEnd"/>
+      <w:r>
+        <w:t xml:space="preserve"> databáze s 17 tabulkami, rozsáhlou soustavou </w:t>
+      </w:r>
+      <w:proofErr w:type="spellStart"/>
+      <w:r>
+        <w:t>triggerů</w:t>
+      </w:r>
+      <w:proofErr w:type="spellEnd"/>
+      <w:r>
+        <w:t xml:space="preserve"> a integritních omezení. Významná část business logiky (validace transakcí, ochrana neměnnosti, normalizace dat) je implementována přímo na úrovni databáze.</w:t>
+      </w:r>
+    </w:p>
+    <w:p>
+      <w:r>
+        <w:t xml:space="preserve">Komunikace mezi vrstvami probíhá následovně: uživatel (zaměstnanec) interaguje s webovým rozhraním v prohlížeči. JavaScript odesílá požadavky na </w:t>
+      </w:r>
+      <w:proofErr w:type="spellStart"/>
+      <w:r>
+        <w:t>Flask</w:t>
+      </w:r>
+      <w:proofErr w:type="spellEnd"/>
+      <w:r>
+        <w:t xml:space="preserve"> server, který je zpracuje a provede odpovídající databázové operace. Výsledky se vrací ve formátu JSON a JavaScript aktualizuje zobrazení. Čtečka RFID/NFC karet je připojena přímo k prohlížeči prostřednictvím Web </w:t>
+      </w:r>
+      <w:proofErr w:type="spellStart"/>
+      <w:r>
+        <w:t>Serial</w:t>
+      </w:r>
+      <w:proofErr w:type="spellEnd"/>
+      <w:r>
+        <w:t xml:space="preserve"> API — server se o komunikaci se čtečkou nestará, pouze přijímá tag ID karty jako parametr požadavku.</w:t>
+      </w:r>
+    </w:p>
+    <w:p/>
+    <w:p>
+      <w:pPr>
+        <w:pStyle w:val="Nadpis1"/>
+        <w:numPr>
+          <w:ilvl w:val="0"/>
+          <w:numId w:val="7"/>
+        </w:numPr>
+      </w:pPr>
+      <w:bookmarkStart w:id="40" w:name="_Toc225187191"/>
+      <w:r>
+        <w:t>Prerekvizity a instalace</w:t>
+      </w:r>
+      <w:bookmarkEnd w:id="40"/>
+    </w:p>
+    <w:p>
+      <w:pPr>
+        <w:pStyle w:val="Nadpis2"/>
+        <w:numPr>
+          <w:ilvl w:val="1"/>
+          <w:numId w:val="7"/>
+        </w:numPr>
+      </w:pPr>
+      <w:bookmarkStart w:id="41" w:name="_Toc225187192"/>
+      <w:proofErr w:type="spellStart"/>
+      <w:r>
+        <w:t>Systémové</w:t>
+      </w:r>
+      <w:proofErr w:type="spellEnd"/>
+      <w:r>
+        <w:t xml:space="preserve"> </w:t>
+      </w:r>
+      <w:proofErr w:type="spellStart"/>
+      <w:r>
+        <w:t>požadavky</w:t>
+      </w:r>
+      <w:bookmarkEnd w:id="41"/>
+      <w:proofErr w:type="spellEnd"/>
+    </w:p>
+    <w:p>
+      <w:r>
+        <w:t>Pro spuštění aplikace je potřeba:</w:t>
+      </w:r>
+    </w:p>
+    <w:p>
+      <w:pPr>
+        <w:pStyle w:val="Odstavecseseznamem"/>
+      </w:pPr>
+      <w:r>
+        <w:rPr>
+          <w:b/>
+          <w:bCs/>
+        </w:rPr>
+        <w:t>Python 3.10+</w:t>
+      </w:r>
+      <w:r>
+        <w:t xml:space="preserve"> — </w:t>
+      </w:r>
+      <w:proofErr w:type="spellStart"/>
+      <w:r>
+        <w:t>aplikace</w:t>
+      </w:r>
+      <w:proofErr w:type="spellEnd"/>
+      <w:r>
+        <w:t xml:space="preserve"> </w:t>
+      </w:r>
+      <w:proofErr w:type="spellStart"/>
+      <w:r>
+        <w:t>využívá</w:t>
+      </w:r>
+      <w:proofErr w:type="spellEnd"/>
+      <w:r>
+        <w:t xml:space="preserve"> </w:t>
+      </w:r>
+      <w:proofErr w:type="spellStart"/>
+      <w:r>
+        <w:t>moderní</w:t>
+      </w:r>
+      <w:proofErr w:type="spellEnd"/>
+      <w:r>
+        <w:t xml:space="preserve"> </w:t>
+      </w:r>
+      <w:proofErr w:type="spellStart"/>
+      <w:r>
+        <w:t>syntaxi</w:t>
+      </w:r>
+      <w:proofErr w:type="spellEnd"/>
+      <w:r>
+        <w:t xml:space="preserve"> (match/case, type hints s </w:t>
+      </w:r>
+      <w:r>
+        <w:rPr>
+          <w:rFonts w:ascii="Courier New" w:eastAsia="Courier New" w:hAnsi="Courier New" w:cs="Courier New"/>
+          <w:shd w:val="clear" w:color="auto" w:fill="F1F5F9"/>
+        </w:rPr>
+        <w:t>|</w:t>
+      </w:r>
+      <w:r>
+        <w:t>).</w:t>
+      </w:r>
+    </w:p>
+    <w:p>
+      <w:pPr>
+        <w:pStyle w:val="Odstavecseseznamem"/>
+      </w:pPr>
+      <w:r>
+        <w:rPr>
+          <w:b/>
+          <w:bCs/>
+        </w:rPr>
+        <w:t>PostgreSQL 14+</w:t>
+      </w:r>
+      <w:r>
+        <w:t xml:space="preserve"> — </w:t>
+      </w:r>
+      <w:proofErr w:type="spellStart"/>
+      <w:r>
+        <w:t>databázový</w:t>
+      </w:r>
+      <w:proofErr w:type="spellEnd"/>
+      <w:r>
+        <w:t xml:space="preserve"> server s </w:t>
+      </w:r>
+      <w:proofErr w:type="spellStart"/>
+      <w:r>
+        <w:t>podporou</w:t>
+      </w:r>
+      <w:proofErr w:type="spellEnd"/>
+      <w:r>
+        <w:t xml:space="preserve"> </w:t>
+      </w:r>
+      <w:proofErr w:type="spellStart"/>
+      <w:r>
+        <w:t>rozšíření</w:t>
+      </w:r>
+      <w:proofErr w:type="spellEnd"/>
+      <w:r>
+        <w:t xml:space="preserve"> </w:t>
+      </w:r>
+      <w:proofErr w:type="spellStart"/>
+      <w:r>
+        <w:rPr>
+          <w:rFonts w:ascii="Courier New" w:eastAsia="Courier New" w:hAnsi="Courier New" w:cs="Courier New"/>
+          <w:shd w:val="clear" w:color="auto" w:fill="F1F5F9"/>
+        </w:rPr>
+        <w:t>pgcrypto</w:t>
+      </w:r>
+      <w:proofErr w:type="spellEnd"/>
+      <w:r>
+        <w:t>.</w:t>
+      </w:r>
+    </w:p>
+    <w:p>
+      <w:pPr>
+        <w:pStyle w:val="Odstavecseseznamem"/>
+      </w:pPr>
+      <w:proofErr w:type="spellStart"/>
+      <w:r>
+        <w:rPr>
+          <w:b/>
+          <w:bCs/>
+        </w:rPr>
+        <w:t>Webový</w:t>
+      </w:r>
+      <w:proofErr w:type="spellEnd"/>
+      <w:r>
+        <w:rPr>
+          <w:b/>
+          <w:bCs/>
+        </w:rPr>
+        <w:t xml:space="preserve"> </w:t>
+      </w:r>
+      <w:proofErr w:type="spellStart"/>
+      <w:r>
+        <w:rPr>
+          <w:b/>
+          <w:bCs/>
+        </w:rPr>
+        <w:t>prohlížeč</w:t>
+      </w:r>
+      <w:proofErr w:type="spellEnd"/>
+      <w:r>
+        <w:rPr>
+          <w:b/>
+          <w:bCs/>
+        </w:rPr>
+        <w:t xml:space="preserve"> s </w:t>
+      </w:r>
+      <w:proofErr w:type="spellStart"/>
+      <w:r>
+        <w:rPr>
+          <w:b/>
+          <w:bCs/>
+        </w:rPr>
+        <w:t>podporou</w:t>
+      </w:r>
+      <w:proofErr w:type="spellEnd"/>
+      <w:r>
+        <w:rPr>
+          <w:b/>
+          <w:bCs/>
+        </w:rPr>
+        <w:t xml:space="preserve"> Web Serial API</w:t>
+      </w:r>
+      <w:r>
+        <w:t xml:space="preserve"> — Google Chrome, Microsoft Edge </w:t>
+      </w:r>
+      <w:proofErr w:type="spellStart"/>
+      <w:r>
+        <w:t>nebo</w:t>
+      </w:r>
+      <w:proofErr w:type="spellEnd"/>
+      <w:r>
+        <w:t xml:space="preserve"> Opera (pro </w:t>
+      </w:r>
+      <w:proofErr w:type="spellStart"/>
+      <w:r>
+        <w:t>čtení</w:t>
+      </w:r>
+      <w:proofErr w:type="spellEnd"/>
+      <w:r>
+        <w:t xml:space="preserve"> </w:t>
+      </w:r>
+      <w:proofErr w:type="spellStart"/>
+      <w:r>
+        <w:t>karet</w:t>
+      </w:r>
+      <w:proofErr w:type="spellEnd"/>
+      <w:r>
+        <w:t>).</w:t>
+      </w:r>
+    </w:p>
+    <w:p>
+      <w:pPr>
+        <w:pStyle w:val="Odstavecseseznamem"/>
+      </w:pPr>
+      <w:r>
+        <w:rPr>
+          <w:b/>
+          <w:bCs/>
+        </w:rPr>
+        <w:t>Git</w:t>
+      </w:r>
+      <w:r>
+        <w:t xml:space="preserve"> — </w:t>
+      </w:r>
+      <w:proofErr w:type="spellStart"/>
+      <w:r>
+        <w:t>systém</w:t>
+      </w:r>
+      <w:proofErr w:type="spellEnd"/>
+      <w:r>
+        <w:t xml:space="preserve"> </w:t>
+      </w:r>
+      <w:proofErr w:type="spellStart"/>
+      <w:r>
+        <w:t>správy</w:t>
+      </w:r>
+      <w:proofErr w:type="spellEnd"/>
+      <w:r>
+        <w:t xml:space="preserve"> </w:t>
+      </w:r>
+      <w:proofErr w:type="spellStart"/>
+      <w:r>
+        <w:t>verzí</w:t>
+      </w:r>
+      <w:proofErr w:type="spellEnd"/>
+      <w:r>
+        <w:t xml:space="preserve"> pro </w:t>
+      </w:r>
+      <w:proofErr w:type="spellStart"/>
+      <w:r>
+        <w:t>klonování</w:t>
+      </w:r>
+      <w:proofErr w:type="spellEnd"/>
+      <w:r>
+        <w:t xml:space="preserve"> </w:t>
+      </w:r>
+      <w:proofErr w:type="spellStart"/>
+      <w:r>
+        <w:t>repozitáře</w:t>
+      </w:r>
+      <w:proofErr w:type="spellEnd"/>
+      <w:r>
+        <w:t xml:space="preserve"> a </w:t>
+      </w:r>
+      <w:proofErr w:type="spellStart"/>
+      <w:r>
+        <w:t>správu</w:t>
+      </w:r>
+      <w:proofErr w:type="spellEnd"/>
+      <w:r>
+        <w:t xml:space="preserve"> </w:t>
+      </w:r>
+      <w:proofErr w:type="spellStart"/>
+      <w:r>
+        <w:t>zdrojového</w:t>
+      </w:r>
+      <w:proofErr w:type="spellEnd"/>
+      <w:r>
+        <w:t xml:space="preserve"> </w:t>
+      </w:r>
+      <w:proofErr w:type="spellStart"/>
+      <w:r>
+        <w:t>kódu</w:t>
+      </w:r>
+      <w:proofErr w:type="spellEnd"/>
+      <w:r>
+        <w:t xml:space="preserve"> (</w:t>
+      </w:r>
+      <w:proofErr w:type="spellStart"/>
+      <w:r>
+        <w:t>potřebný</w:t>
+      </w:r>
+      <w:proofErr w:type="spellEnd"/>
+      <w:r>
+        <w:t xml:space="preserve"> </w:t>
+      </w:r>
+      <w:proofErr w:type="spellStart"/>
+      <w:r>
+        <w:t>pouze</w:t>
+      </w:r>
+      <w:proofErr w:type="spellEnd"/>
+      <w:r>
+        <w:t xml:space="preserve"> pro </w:t>
+      </w:r>
+      <w:proofErr w:type="spellStart"/>
+      <w:r>
+        <w:t>instalaci</w:t>
+      </w:r>
+      <w:proofErr w:type="spellEnd"/>
+      <w:r>
+        <w:t>)</w:t>
+      </w:r>
+    </w:p>
+    <w:p>
+      <w:pPr>
+        <w:pStyle w:val="Odstavecseseznamem"/>
+      </w:pPr>
+      <w:r>
+        <w:rPr>
+          <w:b/>
+          <w:bCs/>
+        </w:rPr>
+        <w:t xml:space="preserve">RFID/NFC </w:t>
+      </w:r>
+      <w:proofErr w:type="spellStart"/>
+      <w:r>
+        <w:rPr>
+          <w:b/>
+          <w:bCs/>
+        </w:rPr>
+        <w:t>čtečka</w:t>
+      </w:r>
+      <w:proofErr w:type="spellEnd"/>
+      <w:r>
+        <w:t xml:space="preserve"> — </w:t>
+      </w:r>
+      <w:proofErr w:type="spellStart"/>
+      <w:r>
+        <w:t>připojená</w:t>
+      </w:r>
+      <w:proofErr w:type="spellEnd"/>
+      <w:r>
+        <w:t xml:space="preserve"> </w:t>
+      </w:r>
+      <w:proofErr w:type="spellStart"/>
+      <w:r>
+        <w:t>přes</w:t>
+      </w:r>
+      <w:proofErr w:type="spellEnd"/>
+      <w:r>
+        <w:t xml:space="preserve"> USB, </w:t>
+      </w:r>
+      <w:proofErr w:type="spellStart"/>
+      <w:r>
+        <w:t>komunikující</w:t>
+      </w:r>
+      <w:proofErr w:type="spellEnd"/>
+      <w:r>
+        <w:t xml:space="preserve"> </w:t>
+      </w:r>
+      <w:proofErr w:type="spellStart"/>
+      <w:r>
+        <w:t>přes</w:t>
+      </w:r>
+      <w:proofErr w:type="spellEnd"/>
+      <w:r>
+        <w:t xml:space="preserve"> </w:t>
+      </w:r>
+      <w:proofErr w:type="spellStart"/>
+      <w:r>
+        <w:t>sériový</w:t>
+      </w:r>
+      <w:proofErr w:type="spellEnd"/>
+      <w:r>
+        <w:t xml:space="preserve"> port.</w:t>
+      </w:r>
+    </w:p>
+    <w:p>
+      <w:pPr>
+        <w:pStyle w:val="Odstavecseseznamem"/>
+      </w:pPr>
+      <w:r>
+        <w:rPr>
+          <w:b/>
+          <w:bCs/>
+        </w:rPr>
+        <w:t>Node.js 18+</w:t>
+      </w:r>
+      <w:r>
+        <w:t xml:space="preserve"> — </w:t>
+      </w:r>
+      <w:proofErr w:type="spellStart"/>
+      <w:r>
+        <w:t>potřebný</w:t>
+      </w:r>
+      <w:proofErr w:type="spellEnd"/>
+      <w:r>
+        <w:t xml:space="preserve"> pro </w:t>
+      </w:r>
+      <w:proofErr w:type="spellStart"/>
+      <w:r>
+        <w:t>spuštění</w:t>
+      </w:r>
+      <w:proofErr w:type="spellEnd"/>
+      <w:r>
+        <w:t xml:space="preserve"> </w:t>
+      </w:r>
+      <w:proofErr w:type="spellStart"/>
+      <w:r>
+        <w:t>testů</w:t>
+      </w:r>
+      <w:proofErr w:type="spellEnd"/>
+      <w:r>
+        <w:t>.</w:t>
+      </w:r>
+    </w:p>
+    <w:p/>
+    <w:p>
+      <w:pPr>
+        <w:pStyle w:val="Nadpis2"/>
+        <w:numPr>
+          <w:ilvl w:val="1"/>
+          <w:numId w:val="7"/>
+        </w:numPr>
+      </w:pPr>
       <w:bookmarkStart w:id="42" w:name="_Toc225187193"/>
       <w:proofErr w:type="spellStart"/>
       <w:r>
+        <w:lastRenderedPageBreak/>
         <w:t>Instalace</w:t>
       </w:r>
       <w:proofErr w:type="spellEnd"/>
@@ -13789,7 +13828,6 @@
         <w:pStyle w:val="kd"/>
       </w:pPr>
       <w:r>
-        <w:lastRenderedPageBreak/>
         <w:t>source .</w:t>
       </w:r>
       <w:proofErr w:type="spellStart"/>
@@ -14449,6 +14487,7 @@
         <w:pStyle w:val="kd"/>
       </w:pPr>
       <w:r>
+        <w:lastRenderedPageBreak/>
         <w:t>DATABASE_CONNINFO = "</w:t>
       </w:r>
       <w:proofErr w:type="spellStart"/>
@@ -14921,7 +14960,6 @@
         <w:rPr>
           <w:lang w:val="en-US"/>
         </w:rPr>
-        <w:lastRenderedPageBreak/>
         <w:t>nastavit</w:t>
       </w:r>
       <w:proofErr w:type="spellEnd"/>
@@ -15402,6 +15440,7 @@
           <w:rFonts w:ascii="Courier New" w:eastAsia="Courier New" w:hAnsi="Courier New" w:cs="Courier New"/>
           <w:shd w:val="clear" w:color="auto" w:fill="F1F5F9"/>
         </w:rPr>
+        <w:lastRenderedPageBreak/>
         <w:t>REFUND_TIME_LIMIT_MINUTES</w:t>
       </w:r>
       <w:r>
@@ -15680,7 +15719,6 @@
           <w:rFonts w:ascii="Courier New" w:eastAsia="Courier New" w:hAnsi="Courier New" w:cs="Courier New"/>
           <w:shd w:val="clear" w:color="auto" w:fill="F1F5F9"/>
         </w:rPr>
-        <w:lastRenderedPageBreak/>
         <w:t>employee_event_booth_roles</w:t>
       </w:r>
       <w:proofErr w:type="spellEnd"/>
@@ -16216,6 +16254,7 @@
           <w:shd w:val="clear" w:color="auto" w:fill="F1F5F9"/>
           <w:lang w:val="cs-CZ"/>
         </w:rPr>
+        <w:lastRenderedPageBreak/>
         <w:t>wallets</w:t>
       </w:r>
       <w:proofErr w:type="spellEnd"/>
@@ -16392,7 +16431,6 @@
         <w:rPr>
           <w:noProof/>
         </w:rPr>
-        <w:lastRenderedPageBreak/>
         <w:drawing>
           <wp:inline distT="0" distB="0" distL="0" distR="0" wp14:anchorId="53711A8A" wp14:editId="7FCCB08C">
             <wp:extent cx="5731510" cy="4600575"/>
@@ -16507,6 +16545,7 @@
           <w:bCs/>
           <w:lang w:val="cs-CZ"/>
         </w:rPr>
+        <w:lastRenderedPageBreak/>
         <w:t>Blokuje fyzické smazání</w:t>
       </w:r>
       <w:r>
@@ -16926,7 +16965,6 @@
     <w:p>
       <w:proofErr w:type="spellStart"/>
       <w:r>
-        <w:lastRenderedPageBreak/>
         <w:t>Trigger</w:t>
       </w:r>
       <w:proofErr w:type="spellEnd"/>
@@ -17863,7 +17901,6 @@
           <w:rFonts w:eastAsia="Courier New"/>
           <w:lang w:val="cs-CZ"/>
         </w:rPr>
-        <w:lastRenderedPageBreak/>
         <w:t>cashier_app</w:t>
       </w:r>
       <w:proofErr w:type="spellEnd"/>
@@ -18749,6 +18786,7 @@
     </w:p>
     <w:p>
       <w:r>
+        <w:lastRenderedPageBreak/>
         <w:t xml:space="preserve">Pro komunikaci s </w:t>
       </w:r>
       <w:proofErr w:type="spellStart"/>
@@ -19153,7 +19191,6 @@
         <w:rPr>
           <w:color w:val="3B3B3B"/>
         </w:rPr>
-        <w:lastRenderedPageBreak/>
         <w:t xml:space="preserve">        </w:t>
       </w:r>
       <w:r>
@@ -20194,6 +20231,7 @@
         <w:rPr>
           <w:color w:val="3B3B3B"/>
         </w:rPr>
+        <w:lastRenderedPageBreak/>
         <w:t xml:space="preserve">            </w:t>
       </w:r>
       <w:r>
@@ -21634,6 +21672,7 @@
       </w:pPr>
       <w:proofErr w:type="spellStart"/>
       <w:r>
+        <w:lastRenderedPageBreak/>
         <w:t>Generování</w:t>
       </w:r>
       <w:proofErr w:type="spellEnd"/>
@@ -21930,7 +21969,6 @@
         <w:rPr>
           <w:lang w:val="en-US"/>
         </w:rPr>
-        <w:lastRenderedPageBreak/>
         <w:t>Aplikace</w:t>
       </w:r>
       <w:proofErr w:type="spellEnd"/>
@@ -23203,6 +23241,7 @@
           <w:b/>
           <w:bCs/>
         </w:rPr>
+        <w:lastRenderedPageBreak/>
         <w:t>RequestEntityTooLarge</w:t>
       </w:r>
       <w:proofErr w:type="spellEnd"/>
@@ -23356,11 +23395,7 @@
         <w:t>query_builder.py</w:t>
       </w:r>
       <w:r>
-        <w:t xml:space="preserve">, který na základě názvu tabulky a slovníku parametrů generuje parametrizované SQL příkazy. </w:t>
-      </w:r>
-      <w:r>
-        <w:lastRenderedPageBreak/>
-        <w:t>Tento přístup snižuje množství opakujícího se kódu a zároveň zachovává bezpečnost parametrizovaných dotazů:</w:t>
+        <w:t>, který na základě názvu tabulky a slovníku parametrů generuje parametrizované SQL příkazy. Tento přístup snižuje množství opakujícího se kódu a zároveň zachovává bezpečnost parametrizovaných dotazů:</w:t>
       </w:r>
     </w:p>
     <w:p>
@@ -23866,6 +23901,7 @@
     </w:p>
     <w:p>
       <w:r>
+        <w:lastRenderedPageBreak/>
         <w:t>Modul link_sync.py implementuje pro každou vazební tabulku synchronizační funkci, která pracuje ve čtyřech krocích:</w:t>
       </w:r>
     </w:p>
@@ -23943,11 +23979,7 @@
       </w:r>
       <w:proofErr w:type="spellEnd"/>
       <w:r>
-        <w:t xml:space="preserve"> nezapisují vazby, které zůstaly beze změny — ukládá se pouze to, co se skutečně změnilo. To snižuje velikost změnových </w:t>
-      </w:r>
-      <w:r>
-        <w:lastRenderedPageBreak/>
-        <w:t xml:space="preserve">záznamů a zrychluje operace </w:t>
+        <w:t xml:space="preserve"> nezapisují vazby, které zůstaly beze změny — ukládá se pouze to, co se skutečně změnilo. To snižuje velikost změnových záznamů a zrychluje operace </w:t>
       </w:r>
       <w:proofErr w:type="spellStart"/>
       <w:r>
@@ -24222,6 +24254,7 @@
         <w:spacing w:before="240"/>
       </w:pPr>
       <w:r>
+        <w:lastRenderedPageBreak/>
         <w:t xml:space="preserve">Role admina je uložena přímo v tabulce </w:t>
       </w:r>
       <w:proofErr w:type="spellStart"/>
@@ -24328,7 +24361,6 @@
     </w:p>
     <w:p>
       <w:r>
-        <w:lastRenderedPageBreak/>
         <w:t xml:space="preserve">1. </w:t>
       </w:r>
       <w:r>
@@ -24589,6 +24621,7 @@
     </w:p>
     <w:p>
       <w:r>
+        <w:lastRenderedPageBreak/>
         <w:t xml:space="preserve">1. </w:t>
       </w:r>
       <w:r>
@@ -24805,11 +24838,7 @@
       </w:r>
       <w:proofErr w:type="spellEnd"/>
       <w:r>
-        <w:t xml:space="preserve">. Data se čtou znak po znaku a akumulují do řetězce, dokud </w:t>
-      </w:r>
-      <w:r>
-        <w:lastRenderedPageBreak/>
-        <w:t xml:space="preserve">není detekován konec ID karty </w:t>
+        <w:t xml:space="preserve">. Data se čtou znak po znaku a akumulují do řetězce, dokud není detekován konec ID karty </w:t>
       </w:r>
       <w:r>
         <w:t xml:space="preserve">znakem </w:t>
@@ -25779,6 +25808,7 @@
         <w:rPr>
           <w:color w:val="3B3B3B"/>
         </w:rPr>
+        <w:lastRenderedPageBreak/>
         <w:t xml:space="preserve">        </w:t>
       </w:r>
       <w:proofErr w:type="spellStart"/>
@@ -26210,7 +26240,6 @@
         <w:rPr>
           <w:color w:val="3B3B3B"/>
         </w:rPr>
-        <w:lastRenderedPageBreak/>
         <w:t xml:space="preserve">    </w:t>
       </w:r>
       <w:r>
@@ -26639,6 +26668,7 @@
       </w:pPr>
       <w:bookmarkStart w:id="60" w:name="_Toc225187211"/>
       <w:r>
+        <w:lastRenderedPageBreak/>
         <w:t>ACID operace a práce s databází při finančních operacích</w:t>
       </w:r>
       <w:bookmarkEnd w:id="60"/>
@@ -26716,7 +26746,6 @@
     </w:p>
     <w:p>
       <w:r>
-        <w:lastRenderedPageBreak/>
         <w:t xml:space="preserve">2. </w:t>
       </w:r>
       <w:r>
@@ -27261,6 +27290,7 @@
         <w:rPr>
           <w:color w:val="3B3B3B"/>
         </w:rPr>
+        <w:lastRenderedPageBreak/>
         <w:t>        {</w:t>
       </w:r>
       <w:r>
@@ -27554,11 +27584,7 @@
       </w:r>
       <w:proofErr w:type="spellEnd"/>
       <w:r>
-        <w:t xml:space="preserve"> shoduje, jde o legitimní opakování (například kvůli </w:t>
-      </w:r>
-      <w:r>
-        <w:lastRenderedPageBreak/>
-        <w:t xml:space="preserve">výpadku sítě). Pokud se </w:t>
+        <w:t xml:space="preserve"> shoduje, jde o legitimní opakování (například kvůli výpadku sítě). Pokud se </w:t>
       </w:r>
       <w:proofErr w:type="spellStart"/>
       <w:r>
@@ -28154,7 +28180,6 @@
         <w:rPr>
           <w:color w:val="0000FF"/>
         </w:rPr>
-        <w:lastRenderedPageBreak/>
         <w:t>def</w:t>
       </w:r>
       <w:r>
@@ -29274,6 +29299,7 @@
         <w:rPr>
           <w:color w:val="3B3B3B"/>
         </w:rPr>
+        <w:lastRenderedPageBreak/>
         <w:t xml:space="preserve">  </w:t>
       </w:r>
       <w:r>
@@ -29741,1105 +29767,1105 @@
         <w:rPr>
           <w:color w:val="3B3B3B"/>
         </w:rPr>
+        <w:t xml:space="preserve">      </w:t>
+      </w:r>
+      <w:r>
+        <w:rPr>
+          <w:color w:val="AF00DB"/>
+        </w:rPr>
+        <w:t>if</w:t>
+      </w:r>
+      <w:r>
+        <w:rPr>
+          <w:color w:val="3B3B3B"/>
+        </w:rPr>
+        <w:t xml:space="preserve"> (</w:t>
+      </w:r>
+      <w:proofErr w:type="spellStart"/>
+      <w:r>
+        <w:rPr>
+          <w:color w:val="0070C1"/>
+        </w:rPr>
+        <w:t>cache</w:t>
+      </w:r>
+      <w:r>
+        <w:rPr>
+          <w:color w:val="3B3B3B"/>
+        </w:rPr>
+        <w:t>.</w:t>
+      </w:r>
+      <w:r>
+        <w:t>fetchTime</w:t>
+      </w:r>
+      <w:proofErr w:type="spellEnd"/>
+      <w:r>
+        <w:rPr>
+          <w:color w:val="3B3B3B"/>
+        </w:rPr>
+        <w:t xml:space="preserve"> </w:t>
+      </w:r>
+      <w:r>
+        <w:t>+</w:t>
+      </w:r>
+      <w:r>
+        <w:rPr>
+          <w:color w:val="3B3B3B"/>
+        </w:rPr>
+        <w:t xml:space="preserve"> </w:t>
+      </w:r>
+      <w:proofErr w:type="spellStart"/>
+      <w:r>
+        <w:t>cacheRefetchMs</w:t>
+      </w:r>
+      <w:proofErr w:type="spellEnd"/>
+      <w:r>
+        <w:rPr>
+          <w:color w:val="3B3B3B"/>
+        </w:rPr>
+        <w:t xml:space="preserve"> </w:t>
+      </w:r>
+      <w:r>
+        <w:t>&lt;</w:t>
+      </w:r>
+      <w:r>
+        <w:rPr>
+          <w:color w:val="3B3B3B"/>
+        </w:rPr>
+        <w:t xml:space="preserve"> </w:t>
+      </w:r>
+      <w:proofErr w:type="spellStart"/>
+      <w:r>
+        <w:rPr>
+          <w:color w:val="267F99"/>
+        </w:rPr>
+        <w:t>Date</w:t>
+      </w:r>
+      <w:r>
+        <w:rPr>
+          <w:color w:val="3B3B3B"/>
+        </w:rPr>
+        <w:t>.</w:t>
+      </w:r>
+      <w:r>
+        <w:rPr>
+          <w:color w:val="795E26"/>
+        </w:rPr>
+        <w:t>now</w:t>
+      </w:r>
+      <w:proofErr w:type="spellEnd"/>
+      <w:r>
+        <w:rPr>
+          <w:color w:val="3B3B3B"/>
+        </w:rPr>
+        <w:t>()) {</w:t>
+      </w:r>
+    </w:p>
+    <w:p>
+      <w:pPr>
+        <w:pStyle w:val="kd"/>
+        <w:rPr>
+          <w:color w:val="3B3B3B"/>
+        </w:rPr>
+      </w:pPr>
+      <w:r>
+        <w:rPr>
+          <w:color w:val="3B3B3B"/>
+        </w:rPr>
+        <w:t xml:space="preserve">        </w:t>
+      </w:r>
+      <w:r>
+        <w:rPr>
+          <w:color w:val="008000"/>
+        </w:rPr>
+        <w:t xml:space="preserve">// </w:t>
+      </w:r>
+      <w:proofErr w:type="spellStart"/>
+      <w:r>
+        <w:rPr>
+          <w:color w:val="008000"/>
+        </w:rPr>
+        <w:t>refetch</w:t>
+      </w:r>
+      <w:proofErr w:type="spellEnd"/>
+      <w:r>
+        <w:rPr>
+          <w:color w:val="008000"/>
+        </w:rPr>
+        <w:t xml:space="preserve"> </w:t>
+      </w:r>
+      <w:proofErr w:type="spellStart"/>
+      <w:r>
+        <w:rPr>
+          <w:color w:val="008000"/>
+        </w:rPr>
+        <w:t>na</w:t>
+      </w:r>
+      <w:proofErr w:type="spellEnd"/>
+      <w:r>
+        <w:rPr>
+          <w:color w:val="008000"/>
+        </w:rPr>
+        <w:t xml:space="preserve"> </w:t>
+      </w:r>
+      <w:proofErr w:type="spellStart"/>
+      <w:r>
+        <w:rPr>
+          <w:color w:val="008000"/>
+        </w:rPr>
+        <w:t>pozadí</w:t>
+      </w:r>
+      <w:proofErr w:type="spellEnd"/>
+      <w:r>
+        <w:rPr>
+          <w:color w:val="008000"/>
+        </w:rPr>
+        <w:t xml:space="preserve"> (</w:t>
+      </w:r>
+      <w:proofErr w:type="spellStart"/>
+      <w:r>
+        <w:rPr>
+          <w:color w:val="008000"/>
+        </w:rPr>
+        <w:t>nečekej</w:t>
+      </w:r>
+      <w:proofErr w:type="spellEnd"/>
+      <w:r>
+        <w:rPr>
+          <w:color w:val="008000"/>
+        </w:rPr>
+        <w:t>)</w:t>
+      </w:r>
+    </w:p>
+    <w:p>
+      <w:pPr>
+        <w:pStyle w:val="kd"/>
+        <w:rPr>
+          <w:color w:val="3B3B3B"/>
+        </w:rPr>
+      </w:pPr>
+      <w:r>
+        <w:rPr>
+          <w:color w:val="3B3B3B"/>
+        </w:rPr>
+        <w:t xml:space="preserve">        </w:t>
+      </w:r>
+      <w:proofErr w:type="spellStart"/>
+      <w:r>
+        <w:rPr>
+          <w:color w:val="795E26"/>
+        </w:rPr>
+        <w:t>wrapperFunc</w:t>
+      </w:r>
+      <w:proofErr w:type="spellEnd"/>
+      <w:r>
+        <w:rPr>
+          <w:color w:val="3B3B3B"/>
+        </w:rPr>
+        <w:t>(</w:t>
+      </w:r>
+      <w:r>
+        <w:rPr>
+          <w:color w:val="0000FF"/>
+        </w:rPr>
+        <w:t>true</w:t>
+      </w:r>
+      <w:r>
+        <w:rPr>
+          <w:color w:val="3B3B3B"/>
+        </w:rPr>
+        <w:t xml:space="preserve">, </w:t>
+      </w:r>
+      <w:r>
+        <w:t>...</w:t>
+      </w:r>
+      <w:proofErr w:type="spellStart"/>
+      <w:r>
+        <w:t>args</w:t>
+      </w:r>
+      <w:proofErr w:type="spellEnd"/>
+      <w:r>
+        <w:rPr>
+          <w:color w:val="3B3B3B"/>
+        </w:rPr>
+        <w:t>);</w:t>
+      </w:r>
+    </w:p>
+    <w:p>
+      <w:pPr>
+        <w:pStyle w:val="kd"/>
+        <w:rPr>
+          <w:color w:val="3B3B3B"/>
+        </w:rPr>
+      </w:pPr>
+      <w:r>
+        <w:rPr>
+          <w:color w:val="3B3B3B"/>
+        </w:rPr>
+        <w:t>      }</w:t>
+      </w:r>
+    </w:p>
+    <w:p>
+      <w:pPr>
+        <w:pStyle w:val="kd"/>
+        <w:rPr>
+          <w:color w:val="3B3B3B"/>
+        </w:rPr>
+      </w:pPr>
+      <w:r>
+        <w:rPr>
+          <w:color w:val="3B3B3B"/>
+        </w:rPr>
+        <w:t xml:space="preserve">      </w:t>
+      </w:r>
+      <w:r>
+        <w:rPr>
+          <w:color w:val="AF00DB"/>
+        </w:rPr>
+        <w:t>return</w:t>
+      </w:r>
+      <w:r>
+        <w:rPr>
+          <w:color w:val="3B3B3B"/>
+        </w:rPr>
+        <w:t xml:space="preserve"> </w:t>
+      </w:r>
+      <w:proofErr w:type="spellStart"/>
+      <w:r>
+        <w:rPr>
+          <w:color w:val="267F99"/>
+        </w:rPr>
+        <w:t>Promise</w:t>
+      </w:r>
+      <w:r>
+        <w:rPr>
+          <w:color w:val="3B3B3B"/>
+        </w:rPr>
+        <w:t>.</w:t>
+      </w:r>
+      <w:r>
+        <w:rPr>
+          <w:color w:val="795E26"/>
+        </w:rPr>
+        <w:t>resolve</w:t>
+      </w:r>
+      <w:proofErr w:type="spellEnd"/>
+      <w:r>
+        <w:rPr>
+          <w:color w:val="3B3B3B"/>
+        </w:rPr>
+        <w:t>(</w:t>
+      </w:r>
+      <w:proofErr w:type="spellStart"/>
+      <w:r>
+        <w:rPr>
+          <w:color w:val="795E26"/>
+        </w:rPr>
+        <w:t>cloneData</w:t>
+      </w:r>
+      <w:proofErr w:type="spellEnd"/>
+      <w:r>
+        <w:rPr>
+          <w:color w:val="3B3B3B"/>
+        </w:rPr>
+        <w:t>(</w:t>
+      </w:r>
+      <w:proofErr w:type="spellStart"/>
+      <w:r>
+        <w:rPr>
+          <w:color w:val="0070C1"/>
+        </w:rPr>
+        <w:t>cache</w:t>
+      </w:r>
+      <w:r>
+        <w:rPr>
+          <w:color w:val="3B3B3B"/>
+        </w:rPr>
+        <w:t>.</w:t>
+      </w:r>
+      <w:r>
+        <w:t>data</w:t>
+      </w:r>
+      <w:proofErr w:type="spellEnd"/>
+      <w:r>
+        <w:rPr>
+          <w:color w:val="3B3B3B"/>
+        </w:rPr>
+        <w:t>));</w:t>
+      </w:r>
+    </w:p>
+    <w:p>
+      <w:pPr>
+        <w:pStyle w:val="kd"/>
+        <w:rPr>
+          <w:color w:val="3B3B3B"/>
+        </w:rPr>
+      </w:pPr>
+      <w:r>
+        <w:rPr>
+          <w:color w:val="3B3B3B"/>
+        </w:rPr>
+        <w:t>    }</w:t>
+      </w:r>
+    </w:p>
+    <w:p>
+      <w:pPr>
+        <w:pStyle w:val="kd"/>
+        <w:rPr>
+          <w:color w:val="3B3B3B"/>
+        </w:rPr>
+      </w:pPr>
+      <w:r>
+        <w:rPr>
+          <w:color w:val="3B3B3B"/>
+        </w:rPr>
+        <w:t>   </w:t>
+      </w:r>
+      <w:r>
+        <w:rPr>
+          <w:color w:val="3B3B3B"/>
+        </w:rPr>
+        <w:t xml:space="preserve"> </w:t>
+      </w:r>
+      <w:r>
+        <w:rPr>
+          <w:color w:val="008000"/>
+        </w:rPr>
+        <w:t xml:space="preserve">// </w:t>
+      </w:r>
+      <w:proofErr w:type="spellStart"/>
+      <w:r>
+        <w:rPr>
+          <w:color w:val="008000"/>
+        </w:rPr>
+        <w:t>aktuálně</w:t>
+      </w:r>
+      <w:proofErr w:type="spellEnd"/>
+      <w:r>
+        <w:rPr>
+          <w:color w:val="008000"/>
+        </w:rPr>
+        <w:t xml:space="preserve"> se </w:t>
+      </w:r>
+      <w:proofErr w:type="spellStart"/>
+      <w:r>
+        <w:rPr>
+          <w:color w:val="008000"/>
+        </w:rPr>
+        <w:t>získávají</w:t>
+      </w:r>
+      <w:proofErr w:type="spellEnd"/>
+      <w:r>
+        <w:rPr>
+          <w:color w:val="008000"/>
+        </w:rPr>
+        <w:t xml:space="preserve"> data</w:t>
+      </w:r>
+    </w:p>
+    <w:p>
+      <w:pPr>
+        <w:pStyle w:val="kd"/>
+        <w:rPr>
+          <w:color w:val="3B3B3B"/>
+        </w:rPr>
+      </w:pPr>
+      <w:r>
+        <w:rPr>
+          <w:color w:val="3B3B3B"/>
+        </w:rPr>
+        <w:t xml:space="preserve">    </w:t>
+      </w:r>
+      <w:r>
+        <w:rPr>
+          <w:color w:val="AF00DB"/>
+        </w:rPr>
+        <w:t>if</w:t>
+      </w:r>
+      <w:r>
+        <w:rPr>
+          <w:color w:val="3B3B3B"/>
+        </w:rPr>
+        <w:t xml:space="preserve"> (</w:t>
+      </w:r>
+      <w:proofErr w:type="spellStart"/>
+      <w:r>
+        <w:t>promiseHolder</w:t>
+      </w:r>
+      <w:proofErr w:type="spellEnd"/>
+      <w:r>
+        <w:rPr>
+          <w:color w:val="3B3B3B"/>
+        </w:rPr>
+        <w:t xml:space="preserve">) </w:t>
+      </w:r>
+      <w:r>
+        <w:rPr>
+          <w:color w:val="AF00DB"/>
+        </w:rPr>
+        <w:t>return</w:t>
+      </w:r>
+      <w:r>
+        <w:rPr>
+          <w:color w:val="3B3B3B"/>
+        </w:rPr>
+        <w:t xml:space="preserve"> </w:t>
+      </w:r>
+      <w:proofErr w:type="spellStart"/>
+      <w:r>
+        <w:t>promiseHolder</w:t>
+      </w:r>
+      <w:proofErr w:type="spellEnd"/>
+      <w:r>
+        <w:rPr>
+          <w:color w:val="3B3B3B"/>
+        </w:rPr>
+        <w:t>;</w:t>
+      </w:r>
+    </w:p>
+    <w:p>
+      <w:pPr>
+        <w:pStyle w:val="kd"/>
+        <w:rPr>
+          <w:color w:val="3B3B3B"/>
+        </w:rPr>
+      </w:pPr>
+    </w:p>
+    <w:p>
+      <w:pPr>
+        <w:pStyle w:val="kd"/>
+        <w:rPr>
+          <w:color w:val="3B3B3B"/>
+        </w:rPr>
+      </w:pPr>
+      <w:r>
+        <w:rPr>
+          <w:color w:val="3B3B3B"/>
+        </w:rPr>
+        <w:t>   </w:t>
+      </w:r>
+      <w:r>
+        <w:rPr>
+          <w:color w:val="3B3B3B"/>
+        </w:rPr>
+        <w:t xml:space="preserve"> </w:t>
+      </w:r>
+      <w:r>
+        <w:rPr>
+          <w:color w:val="008000"/>
+        </w:rPr>
+        <w:t xml:space="preserve">// </w:t>
+      </w:r>
+      <w:proofErr w:type="spellStart"/>
+      <w:r>
+        <w:rPr>
+          <w:color w:val="008000"/>
+        </w:rPr>
+        <w:t>získání</w:t>
+      </w:r>
+      <w:proofErr w:type="spellEnd"/>
+      <w:r>
+        <w:rPr>
+          <w:color w:val="008000"/>
+        </w:rPr>
+        <w:t xml:space="preserve"> </w:t>
+      </w:r>
+      <w:proofErr w:type="spellStart"/>
+      <w:r>
+        <w:rPr>
+          <w:color w:val="008000"/>
+        </w:rPr>
+        <w:t>dat</w:t>
+      </w:r>
+      <w:proofErr w:type="spellEnd"/>
+      <w:r>
+        <w:rPr>
+          <w:color w:val="008000"/>
+        </w:rPr>
+        <w:t xml:space="preserve"> </w:t>
+      </w:r>
+      <w:proofErr w:type="spellStart"/>
+      <w:r>
+        <w:rPr>
+          <w:color w:val="008000"/>
+        </w:rPr>
+        <w:t>vloženou</w:t>
+      </w:r>
+      <w:proofErr w:type="spellEnd"/>
+      <w:r>
+        <w:rPr>
+          <w:color w:val="008000"/>
+        </w:rPr>
+        <w:t xml:space="preserve"> </w:t>
+      </w:r>
+      <w:proofErr w:type="spellStart"/>
+      <w:r>
+        <w:rPr>
+          <w:color w:val="008000"/>
+        </w:rPr>
+        <w:t>funcí</w:t>
+      </w:r>
+      <w:proofErr w:type="spellEnd"/>
+    </w:p>
+    <w:p>
+      <w:pPr>
+        <w:pStyle w:val="kd"/>
+        <w:rPr>
+          <w:color w:val="3B3B3B"/>
+        </w:rPr>
+      </w:pPr>
+      <w:r>
+        <w:rPr>
+          <w:color w:val="3B3B3B"/>
+        </w:rPr>
+        <w:t xml:space="preserve">    </w:t>
+      </w:r>
+      <w:proofErr w:type="spellStart"/>
+      <w:r>
+        <w:t>promiseHolder</w:t>
+      </w:r>
+      <w:proofErr w:type="spellEnd"/>
+      <w:r>
+        <w:rPr>
+          <w:color w:val="3B3B3B"/>
+        </w:rPr>
+        <w:t xml:space="preserve"> </w:t>
+      </w:r>
+      <w:r>
+        <w:t>=</w:t>
+      </w:r>
+      <w:r>
+        <w:rPr>
+          <w:color w:val="3B3B3B"/>
+        </w:rPr>
+        <w:t xml:space="preserve"> (</w:t>
+      </w:r>
+      <w:r>
+        <w:rPr>
+          <w:color w:val="0000FF"/>
+        </w:rPr>
+        <w:t>async</w:t>
+      </w:r>
+      <w:r>
+        <w:rPr>
+          <w:color w:val="3B3B3B"/>
+        </w:rPr>
+        <w:t xml:space="preserve"> () </w:t>
+      </w:r>
+      <w:r>
+        <w:rPr>
+          <w:color w:val="0000FF"/>
+        </w:rPr>
+        <w:t>=&gt;</w:t>
+      </w:r>
+      <w:r>
+        <w:rPr>
+          <w:color w:val="3B3B3B"/>
+        </w:rPr>
+        <w:t xml:space="preserve"> {</w:t>
+      </w:r>
+    </w:p>
+    <w:p>
+      <w:pPr>
+        <w:pStyle w:val="kd"/>
+        <w:rPr>
+          <w:color w:val="3B3B3B"/>
+        </w:rPr>
+      </w:pPr>
+      <w:r>
+        <w:rPr>
+          <w:color w:val="3B3B3B"/>
+        </w:rPr>
+        <w:t xml:space="preserve">      </w:t>
+      </w:r>
+      <w:r>
+        <w:rPr>
+          <w:color w:val="AF00DB"/>
+        </w:rPr>
+        <w:t>try</w:t>
+      </w:r>
+      <w:r>
+        <w:rPr>
+          <w:color w:val="3B3B3B"/>
+        </w:rPr>
+        <w:t xml:space="preserve"> {</w:t>
+      </w:r>
+    </w:p>
+    <w:p>
+      <w:pPr>
+        <w:pStyle w:val="kd"/>
+        <w:rPr>
+          <w:color w:val="3B3B3B"/>
+        </w:rPr>
+      </w:pPr>
+      <w:r>
+        <w:rPr>
+          <w:color w:val="3B3B3B"/>
+        </w:rPr>
+        <w:t xml:space="preserve">        </w:t>
+      </w:r>
+      <w:proofErr w:type="spellStart"/>
+      <w:r>
+        <w:rPr>
+          <w:color w:val="0070C1"/>
+        </w:rPr>
+        <w:t>cache</w:t>
+      </w:r>
+      <w:r>
+        <w:rPr>
+          <w:color w:val="3B3B3B"/>
+        </w:rPr>
+        <w:t>.</w:t>
+      </w:r>
+      <w:r>
+        <w:t>data</w:t>
+      </w:r>
+      <w:proofErr w:type="spellEnd"/>
+      <w:r>
+        <w:rPr>
+          <w:color w:val="3B3B3B"/>
+        </w:rPr>
+        <w:t xml:space="preserve"> </w:t>
+      </w:r>
+      <w:r>
+        <w:t>=</w:t>
+      </w:r>
+      <w:r>
+        <w:rPr>
+          <w:color w:val="3B3B3B"/>
+        </w:rPr>
+        <w:t xml:space="preserve"> </w:t>
+      </w:r>
+      <w:r>
+        <w:rPr>
+          <w:color w:val="AF00DB"/>
+        </w:rPr>
+        <w:t>await</w:t>
+      </w:r>
+      <w:r>
+        <w:rPr>
+          <w:color w:val="3B3B3B"/>
+        </w:rPr>
+        <w:t xml:space="preserve"> </w:t>
+      </w:r>
+      <w:proofErr w:type="spellStart"/>
+      <w:r>
+        <w:rPr>
+          <w:color w:val="795E26"/>
+        </w:rPr>
+        <w:t>func</w:t>
+      </w:r>
+      <w:proofErr w:type="spellEnd"/>
+      <w:r>
+        <w:rPr>
+          <w:color w:val="3B3B3B"/>
+        </w:rPr>
+        <w:t>(</w:t>
+      </w:r>
+      <w:r>
+        <w:t>...</w:t>
+      </w:r>
+      <w:proofErr w:type="spellStart"/>
+      <w:r>
+        <w:t>args</w:t>
+      </w:r>
+      <w:proofErr w:type="spellEnd"/>
+      <w:r>
+        <w:rPr>
+          <w:color w:val="3B3B3B"/>
+        </w:rPr>
+        <w:t>);</w:t>
+      </w:r>
+    </w:p>
+    <w:p>
+      <w:pPr>
+        <w:pStyle w:val="kd"/>
+        <w:rPr>
+          <w:color w:val="3B3B3B"/>
+        </w:rPr>
+      </w:pPr>
+      <w:r>
+        <w:rPr>
+          <w:color w:val="3B3B3B"/>
+        </w:rPr>
+        <w:t xml:space="preserve">        </w:t>
+      </w:r>
+      <w:proofErr w:type="spellStart"/>
+      <w:r>
+        <w:rPr>
+          <w:color w:val="0070C1"/>
+        </w:rPr>
+        <w:t>cache</w:t>
+      </w:r>
+      <w:r>
+        <w:rPr>
+          <w:color w:val="3B3B3B"/>
+        </w:rPr>
+        <w:t>.</w:t>
+      </w:r>
+      <w:r>
+        <w:t>fetchTime</w:t>
+      </w:r>
+      <w:proofErr w:type="spellEnd"/>
+      <w:r>
+        <w:rPr>
+          <w:color w:val="3B3B3B"/>
+        </w:rPr>
+        <w:t xml:space="preserve"> </w:t>
+      </w:r>
+      <w:r>
+        <w:t>=</w:t>
+      </w:r>
+      <w:r>
+        <w:rPr>
+          <w:color w:val="3B3B3B"/>
+        </w:rPr>
+        <w:t xml:space="preserve"> </w:t>
+      </w:r>
+      <w:proofErr w:type="spellStart"/>
+      <w:r>
+        <w:rPr>
+          <w:color w:val="267F99"/>
+        </w:rPr>
+        <w:t>Date</w:t>
+      </w:r>
+      <w:r>
+        <w:rPr>
+          <w:color w:val="3B3B3B"/>
+        </w:rPr>
+        <w:t>.</w:t>
+      </w:r>
+      <w:r>
+        <w:rPr>
+          <w:color w:val="795E26"/>
+        </w:rPr>
+        <w:t>now</w:t>
+      </w:r>
+      <w:proofErr w:type="spellEnd"/>
+      <w:r>
+        <w:rPr>
+          <w:color w:val="3B3B3B"/>
+        </w:rPr>
+        <w:t>();</w:t>
+      </w:r>
+    </w:p>
+    <w:p>
+      <w:pPr>
+        <w:pStyle w:val="kd"/>
+        <w:rPr>
+          <w:color w:val="3B3B3B"/>
+        </w:rPr>
+      </w:pPr>
+    </w:p>
+    <w:p>
+      <w:pPr>
+        <w:pStyle w:val="kd"/>
+        <w:rPr>
+          <w:color w:val="3B3B3B"/>
+        </w:rPr>
+      </w:pPr>
+      <w:r>
+        <w:rPr>
+          <w:color w:val="3B3B3B"/>
+        </w:rPr>
+        <w:t xml:space="preserve">        </w:t>
+      </w:r>
+      <w:r>
+        <w:rPr>
+          <w:color w:val="AF00DB"/>
+        </w:rPr>
+        <w:t>return</w:t>
+      </w:r>
+      <w:r>
+        <w:rPr>
+          <w:color w:val="3B3B3B"/>
+        </w:rPr>
+        <w:t xml:space="preserve"> </w:t>
+      </w:r>
+      <w:proofErr w:type="spellStart"/>
+      <w:r>
+        <w:rPr>
+          <w:color w:val="795E26"/>
+        </w:rPr>
+        <w:t>cloneData</w:t>
+      </w:r>
+      <w:proofErr w:type="spellEnd"/>
+      <w:r>
+        <w:rPr>
+          <w:color w:val="3B3B3B"/>
+        </w:rPr>
+        <w:t>(</w:t>
+      </w:r>
+      <w:proofErr w:type="spellStart"/>
+      <w:r>
+        <w:rPr>
+          <w:color w:val="0070C1"/>
+        </w:rPr>
+        <w:t>cache</w:t>
+      </w:r>
+      <w:r>
+        <w:rPr>
+          <w:color w:val="3B3B3B"/>
+        </w:rPr>
+        <w:t>.</w:t>
+      </w:r>
+      <w:r>
+        <w:t>data</w:t>
+      </w:r>
+      <w:proofErr w:type="spellEnd"/>
+      <w:r>
+        <w:rPr>
+          <w:color w:val="3B3B3B"/>
+        </w:rPr>
+        <w:t>);</w:t>
+      </w:r>
+    </w:p>
+    <w:p>
+      <w:pPr>
+        <w:pStyle w:val="kd"/>
+        <w:rPr>
+          <w:color w:val="3B3B3B"/>
+        </w:rPr>
+      </w:pPr>
+    </w:p>
+    <w:p>
+      <w:pPr>
+        <w:pStyle w:val="kd"/>
+        <w:rPr>
+          <w:color w:val="3B3B3B"/>
+        </w:rPr>
+      </w:pPr>
+      <w:r>
+        <w:rPr>
+          <w:color w:val="3B3B3B"/>
+        </w:rPr>
+        <w:t xml:space="preserve">      } </w:t>
+      </w:r>
+      <w:r>
+        <w:rPr>
+          <w:color w:val="AF00DB"/>
+        </w:rPr>
+        <w:t>finally</w:t>
+      </w:r>
+      <w:r>
+        <w:rPr>
+          <w:color w:val="3B3B3B"/>
+        </w:rPr>
+        <w:t xml:space="preserve"> {</w:t>
+      </w:r>
+    </w:p>
+    <w:p>
+      <w:pPr>
+        <w:pStyle w:val="kd"/>
+        <w:rPr>
+          <w:color w:val="3B3B3B"/>
+        </w:rPr>
+      </w:pPr>
+      <w:r>
+        <w:rPr>
+          <w:color w:val="3B3B3B"/>
+        </w:rPr>
+        <w:t xml:space="preserve">        </w:t>
+      </w:r>
+      <w:proofErr w:type="spellStart"/>
+      <w:r>
+        <w:t>promiseHolder</w:t>
+      </w:r>
+      <w:proofErr w:type="spellEnd"/>
+      <w:r>
+        <w:rPr>
+          <w:color w:val="3B3B3B"/>
+        </w:rPr>
+        <w:t xml:space="preserve"> </w:t>
+      </w:r>
+      <w:r>
+        <w:t>=</w:t>
+      </w:r>
+      <w:r>
+        <w:rPr>
+          <w:color w:val="3B3B3B"/>
+        </w:rPr>
+        <w:t xml:space="preserve"> </w:t>
+      </w:r>
+      <w:r>
+        <w:rPr>
+          <w:color w:val="0000FF"/>
+        </w:rPr>
+        <w:t>null</w:t>
+      </w:r>
+      <w:r>
+        <w:rPr>
+          <w:color w:val="3B3B3B"/>
+        </w:rPr>
+        <w:t>;</w:t>
+      </w:r>
+    </w:p>
+    <w:p>
+      <w:pPr>
+        <w:pStyle w:val="kd"/>
+        <w:rPr>
+          <w:color w:val="3B3B3B"/>
+        </w:rPr>
+      </w:pPr>
+      <w:r>
+        <w:rPr>
+          <w:color w:val="3B3B3B"/>
+        </w:rPr>
+        <w:t>      }</w:t>
+      </w:r>
+    </w:p>
+    <w:p>
+      <w:pPr>
+        <w:pStyle w:val="kd"/>
+        <w:rPr>
+          <w:color w:val="3B3B3B"/>
+        </w:rPr>
+      </w:pPr>
+      <w:r>
+        <w:rPr>
+          <w:color w:val="3B3B3B"/>
+        </w:rPr>
+        <w:t>    })();</w:t>
+      </w:r>
+    </w:p>
+    <w:p>
+      <w:pPr>
+        <w:pStyle w:val="kd"/>
+        <w:rPr>
+          <w:color w:val="3B3B3B"/>
+        </w:rPr>
+      </w:pPr>
+    </w:p>
+    <w:p>
+      <w:pPr>
+        <w:pStyle w:val="kd"/>
+        <w:rPr>
+          <w:color w:val="3B3B3B"/>
+        </w:rPr>
+      </w:pPr>
+      <w:r>
+        <w:rPr>
+          <w:color w:val="3B3B3B"/>
+        </w:rPr>
+        <w:t xml:space="preserve">    </w:t>
+      </w:r>
+      <w:r>
+        <w:rPr>
+          <w:color w:val="AF00DB"/>
+        </w:rPr>
+        <w:t>return</w:t>
+      </w:r>
+      <w:r>
+        <w:rPr>
+          <w:color w:val="3B3B3B"/>
+        </w:rPr>
+        <w:t xml:space="preserve"> </w:t>
+      </w:r>
+      <w:proofErr w:type="spellStart"/>
+      <w:r>
+        <w:t>promiseHolder</w:t>
+      </w:r>
+      <w:proofErr w:type="spellEnd"/>
+      <w:r>
+        <w:rPr>
+          <w:color w:val="3B3B3B"/>
+        </w:rPr>
+        <w:t>;</w:t>
+      </w:r>
+    </w:p>
+    <w:p>
+      <w:pPr>
+        <w:pStyle w:val="kd"/>
+        <w:rPr>
+          <w:color w:val="3B3B3B"/>
+        </w:rPr>
+      </w:pPr>
+      <w:r>
+        <w:rPr>
+          <w:color w:val="3B3B3B"/>
+        </w:rPr>
+        <w:t>  };</w:t>
+      </w:r>
+    </w:p>
+    <w:p>
+      <w:pPr>
+        <w:pStyle w:val="kd"/>
+        <w:rPr>
+          <w:color w:val="3B3B3B"/>
+        </w:rPr>
+      </w:pPr>
+    </w:p>
+    <w:p>
+      <w:pPr>
+        <w:pStyle w:val="kd"/>
+        <w:rPr>
+          <w:color w:val="3B3B3B"/>
+        </w:rPr>
+      </w:pPr>
+      <w:r>
+        <w:rPr>
+          <w:color w:val="3B3B3B"/>
+        </w:rPr>
+        <w:t xml:space="preserve">  </w:t>
+      </w:r>
+      <w:r>
+        <w:rPr>
+          <w:color w:val="0000FF"/>
+        </w:rPr>
+        <w:t>const</w:t>
+      </w:r>
+      <w:r>
+        <w:rPr>
+          <w:color w:val="3B3B3B"/>
+        </w:rPr>
+        <w:t xml:space="preserve"> </w:t>
+      </w:r>
+      <w:proofErr w:type="spellStart"/>
+      <w:r>
+        <w:rPr>
+          <w:color w:val="795E26"/>
+        </w:rPr>
+        <w:t>resetCacheFunc</w:t>
+      </w:r>
+      <w:proofErr w:type="spellEnd"/>
+      <w:r>
+        <w:rPr>
+          <w:color w:val="3B3B3B"/>
+        </w:rPr>
+        <w:t xml:space="preserve"> </w:t>
+      </w:r>
+      <w:r>
+        <w:t>=</w:t>
+      </w:r>
+      <w:r>
+        <w:rPr>
+          <w:color w:val="3B3B3B"/>
+        </w:rPr>
+        <w:t xml:space="preserve"> () </w:t>
+      </w:r>
+      <w:r>
+        <w:rPr>
+          <w:color w:val="0000FF"/>
+        </w:rPr>
+        <w:t>=&gt;</w:t>
+      </w:r>
+      <w:r>
+        <w:rPr>
+          <w:color w:val="3B3B3B"/>
+        </w:rPr>
+        <w:t xml:space="preserve"> {</w:t>
+      </w:r>
+    </w:p>
+    <w:p>
+      <w:pPr>
+        <w:pStyle w:val="kd"/>
+        <w:rPr>
+          <w:color w:val="3B3B3B"/>
+        </w:rPr>
+      </w:pPr>
+      <w:r>
+        <w:rPr>
+          <w:color w:val="3B3B3B"/>
+        </w:rPr>
         <w:lastRenderedPageBreak/>
-        <w:t xml:space="preserve">      </w:t>
-      </w:r>
-      <w:r>
-        <w:rPr>
-          <w:color w:val="AF00DB"/>
-        </w:rPr>
-        <w:t>if</w:t>
-      </w:r>
-      <w:r>
-        <w:rPr>
-          <w:color w:val="3B3B3B"/>
-        </w:rPr>
-        <w:t xml:space="preserve"> (</w:t>
-      </w:r>
-      <w:proofErr w:type="spellStart"/>
-      <w:r>
-        <w:rPr>
-          <w:color w:val="0070C1"/>
-        </w:rPr>
-        <w:t>cache</w:t>
-      </w:r>
-      <w:r>
-        <w:rPr>
-          <w:color w:val="3B3B3B"/>
-        </w:rPr>
-        <w:t>.</w:t>
-      </w:r>
-      <w:r>
-        <w:t>fetchTime</w:t>
-      </w:r>
-      <w:proofErr w:type="spellEnd"/>
-      <w:r>
-        <w:rPr>
-          <w:color w:val="3B3B3B"/>
-        </w:rPr>
-        <w:t xml:space="preserve"> </w:t>
-      </w:r>
-      <w:r>
-        <w:t>+</w:t>
-      </w:r>
-      <w:r>
-        <w:rPr>
-          <w:color w:val="3B3B3B"/>
-        </w:rPr>
-        <w:t xml:space="preserve"> </w:t>
-      </w:r>
-      <w:proofErr w:type="spellStart"/>
-      <w:r>
-        <w:t>cacheRefetchMs</w:t>
-      </w:r>
-      <w:proofErr w:type="spellEnd"/>
-      <w:r>
-        <w:rPr>
-          <w:color w:val="3B3B3B"/>
-        </w:rPr>
-        <w:t xml:space="preserve"> </w:t>
-      </w:r>
-      <w:r>
-        <w:t>&lt;</w:t>
-      </w:r>
-      <w:r>
-        <w:rPr>
-          <w:color w:val="3B3B3B"/>
-        </w:rPr>
-        <w:t xml:space="preserve"> </w:t>
-      </w:r>
-      <w:proofErr w:type="spellStart"/>
-      <w:r>
-        <w:rPr>
-          <w:color w:val="267F99"/>
-        </w:rPr>
-        <w:t>Date</w:t>
-      </w:r>
-      <w:r>
-        <w:rPr>
-          <w:color w:val="3B3B3B"/>
-        </w:rPr>
-        <w:t>.</w:t>
-      </w:r>
-      <w:r>
-        <w:rPr>
-          <w:color w:val="795E26"/>
-        </w:rPr>
-        <w:t>now</w:t>
-      </w:r>
-      <w:proofErr w:type="spellEnd"/>
-      <w:r>
-        <w:rPr>
-          <w:color w:val="3B3B3B"/>
-        </w:rPr>
-        <w:t>()) {</w:t>
-      </w:r>
-    </w:p>
-    <w:p>
-      <w:pPr>
-        <w:pStyle w:val="kd"/>
-        <w:rPr>
-          <w:color w:val="3B3B3B"/>
-        </w:rPr>
-      </w:pPr>
-      <w:r>
-        <w:rPr>
-          <w:color w:val="3B3B3B"/>
-        </w:rPr>
-        <w:t xml:space="preserve">        </w:t>
-      </w:r>
-      <w:r>
-        <w:rPr>
-          <w:color w:val="008000"/>
-        </w:rPr>
-        <w:t xml:space="preserve">// </w:t>
-      </w:r>
-      <w:proofErr w:type="spellStart"/>
-      <w:r>
-        <w:rPr>
-          <w:color w:val="008000"/>
-        </w:rPr>
-        <w:t>refetch</w:t>
-      </w:r>
-      <w:proofErr w:type="spellEnd"/>
-      <w:r>
-        <w:rPr>
-          <w:color w:val="008000"/>
-        </w:rPr>
-        <w:t xml:space="preserve"> </w:t>
-      </w:r>
-      <w:proofErr w:type="spellStart"/>
-      <w:r>
-        <w:rPr>
-          <w:color w:val="008000"/>
-        </w:rPr>
-        <w:t>na</w:t>
-      </w:r>
-      <w:proofErr w:type="spellEnd"/>
-      <w:r>
-        <w:rPr>
-          <w:color w:val="008000"/>
-        </w:rPr>
-        <w:t xml:space="preserve"> </w:t>
-      </w:r>
-      <w:proofErr w:type="spellStart"/>
-      <w:r>
-        <w:rPr>
-          <w:color w:val="008000"/>
-        </w:rPr>
-        <w:t>pozadí</w:t>
-      </w:r>
-      <w:proofErr w:type="spellEnd"/>
-      <w:r>
-        <w:rPr>
-          <w:color w:val="008000"/>
-        </w:rPr>
-        <w:t xml:space="preserve"> (</w:t>
-      </w:r>
-      <w:proofErr w:type="spellStart"/>
-      <w:r>
-        <w:rPr>
-          <w:color w:val="008000"/>
-        </w:rPr>
-        <w:t>nečekej</w:t>
-      </w:r>
-      <w:proofErr w:type="spellEnd"/>
-      <w:r>
-        <w:rPr>
-          <w:color w:val="008000"/>
-        </w:rPr>
-        <w:t>)</w:t>
-      </w:r>
-    </w:p>
-    <w:p>
-      <w:pPr>
-        <w:pStyle w:val="kd"/>
-        <w:rPr>
-          <w:color w:val="3B3B3B"/>
-        </w:rPr>
-      </w:pPr>
-      <w:r>
-        <w:rPr>
-          <w:color w:val="3B3B3B"/>
-        </w:rPr>
-        <w:t xml:space="preserve">        </w:t>
-      </w:r>
-      <w:proofErr w:type="spellStart"/>
-      <w:r>
-        <w:rPr>
-          <w:color w:val="795E26"/>
-        </w:rPr>
-        <w:t>wrapperFunc</w:t>
-      </w:r>
-      <w:proofErr w:type="spellEnd"/>
-      <w:r>
-        <w:rPr>
-          <w:color w:val="3B3B3B"/>
-        </w:rPr>
-        <w:t>(</w:t>
-      </w:r>
-      <w:r>
-        <w:rPr>
-          <w:color w:val="0000FF"/>
-        </w:rPr>
-        <w:t>true</w:t>
-      </w:r>
-      <w:r>
-        <w:rPr>
-          <w:color w:val="3B3B3B"/>
-        </w:rPr>
-        <w:t xml:space="preserve">, </w:t>
-      </w:r>
-      <w:r>
-        <w:t>...</w:t>
-      </w:r>
-      <w:proofErr w:type="spellStart"/>
-      <w:r>
-        <w:t>args</w:t>
-      </w:r>
-      <w:proofErr w:type="spellEnd"/>
-      <w:r>
-        <w:rPr>
-          <w:color w:val="3B3B3B"/>
-        </w:rPr>
-        <w:t>);</w:t>
-      </w:r>
-    </w:p>
-    <w:p>
-      <w:pPr>
-        <w:pStyle w:val="kd"/>
-        <w:rPr>
-          <w:color w:val="3B3B3B"/>
-        </w:rPr>
-      </w:pPr>
-      <w:r>
-        <w:rPr>
-          <w:color w:val="3B3B3B"/>
-        </w:rPr>
-        <w:t>      }</w:t>
-      </w:r>
-    </w:p>
-    <w:p>
-      <w:pPr>
-        <w:pStyle w:val="kd"/>
-        <w:rPr>
-          <w:color w:val="3B3B3B"/>
-        </w:rPr>
-      </w:pPr>
-      <w:r>
-        <w:rPr>
-          <w:color w:val="3B3B3B"/>
-        </w:rPr>
-        <w:t xml:space="preserve">      </w:t>
-      </w:r>
-      <w:r>
-        <w:rPr>
-          <w:color w:val="AF00DB"/>
-        </w:rPr>
-        <w:t>return</w:t>
-      </w:r>
-      <w:r>
-        <w:rPr>
-          <w:color w:val="3B3B3B"/>
-        </w:rPr>
-        <w:t xml:space="preserve"> </w:t>
-      </w:r>
-      <w:proofErr w:type="spellStart"/>
-      <w:r>
-        <w:rPr>
-          <w:color w:val="267F99"/>
-        </w:rPr>
-        <w:t>Promise</w:t>
-      </w:r>
-      <w:r>
-        <w:rPr>
-          <w:color w:val="3B3B3B"/>
-        </w:rPr>
-        <w:t>.</w:t>
-      </w:r>
-      <w:r>
-        <w:rPr>
-          <w:color w:val="795E26"/>
-        </w:rPr>
-        <w:t>resolve</w:t>
-      </w:r>
-      <w:proofErr w:type="spellEnd"/>
-      <w:r>
-        <w:rPr>
-          <w:color w:val="3B3B3B"/>
-        </w:rPr>
-        <w:t>(</w:t>
-      </w:r>
-      <w:proofErr w:type="spellStart"/>
-      <w:r>
-        <w:rPr>
-          <w:color w:val="795E26"/>
-        </w:rPr>
-        <w:t>cloneData</w:t>
-      </w:r>
-      <w:proofErr w:type="spellEnd"/>
-      <w:r>
-        <w:rPr>
-          <w:color w:val="3B3B3B"/>
-        </w:rPr>
-        <w:t>(</w:t>
-      </w:r>
-      <w:proofErr w:type="spellStart"/>
-      <w:r>
-        <w:rPr>
-          <w:color w:val="0070C1"/>
-        </w:rPr>
-        <w:t>cache</w:t>
-      </w:r>
-      <w:r>
-        <w:rPr>
-          <w:color w:val="3B3B3B"/>
-        </w:rPr>
-        <w:t>.</w:t>
-      </w:r>
-      <w:r>
-        <w:t>data</w:t>
-      </w:r>
-      <w:proofErr w:type="spellEnd"/>
-      <w:r>
-        <w:rPr>
-          <w:color w:val="3B3B3B"/>
-        </w:rPr>
-        <w:t>));</w:t>
-      </w:r>
-    </w:p>
-    <w:p>
-      <w:pPr>
-        <w:pStyle w:val="kd"/>
-        <w:rPr>
-          <w:color w:val="3B3B3B"/>
-        </w:rPr>
-      </w:pPr>
-      <w:r>
-        <w:rPr>
-          <w:color w:val="3B3B3B"/>
-        </w:rPr>
-        <w:t>    }</w:t>
-      </w:r>
-    </w:p>
-    <w:p>
-      <w:pPr>
-        <w:pStyle w:val="kd"/>
-        <w:rPr>
-          <w:color w:val="3B3B3B"/>
-        </w:rPr>
-      </w:pPr>
-      <w:r>
-        <w:rPr>
-          <w:color w:val="3B3B3B"/>
-        </w:rPr>
-        <w:t>   </w:t>
-      </w:r>
-      <w:r>
-        <w:rPr>
-          <w:color w:val="3B3B3B"/>
-        </w:rPr>
-        <w:t xml:space="preserve"> </w:t>
-      </w:r>
-      <w:r>
-        <w:rPr>
-          <w:color w:val="008000"/>
-        </w:rPr>
-        <w:t xml:space="preserve">// </w:t>
-      </w:r>
-      <w:proofErr w:type="spellStart"/>
-      <w:r>
-        <w:rPr>
-          <w:color w:val="008000"/>
-        </w:rPr>
-        <w:t>aktuálně</w:t>
-      </w:r>
-      <w:proofErr w:type="spellEnd"/>
-      <w:r>
-        <w:rPr>
-          <w:color w:val="008000"/>
-        </w:rPr>
-        <w:t xml:space="preserve"> se </w:t>
-      </w:r>
-      <w:proofErr w:type="spellStart"/>
-      <w:r>
-        <w:rPr>
-          <w:color w:val="008000"/>
-        </w:rPr>
-        <w:t>získávají</w:t>
-      </w:r>
-      <w:proofErr w:type="spellEnd"/>
-      <w:r>
-        <w:rPr>
-          <w:color w:val="008000"/>
-        </w:rPr>
-        <w:t xml:space="preserve"> data</w:t>
-      </w:r>
-    </w:p>
-    <w:p>
-      <w:pPr>
-        <w:pStyle w:val="kd"/>
-        <w:rPr>
-          <w:color w:val="3B3B3B"/>
-        </w:rPr>
-      </w:pPr>
-      <w:r>
-        <w:rPr>
-          <w:color w:val="3B3B3B"/>
-        </w:rPr>
-        <w:t xml:space="preserve">    </w:t>
-      </w:r>
-      <w:r>
-        <w:rPr>
-          <w:color w:val="AF00DB"/>
-        </w:rPr>
-        <w:t>if</w:t>
-      </w:r>
-      <w:r>
-        <w:rPr>
-          <w:color w:val="3B3B3B"/>
-        </w:rPr>
-        <w:t xml:space="preserve"> (</w:t>
-      </w:r>
-      <w:proofErr w:type="spellStart"/>
-      <w:r>
-        <w:t>promiseHolder</w:t>
-      </w:r>
-      <w:proofErr w:type="spellEnd"/>
-      <w:r>
-        <w:rPr>
-          <w:color w:val="3B3B3B"/>
-        </w:rPr>
-        <w:t xml:space="preserve">) </w:t>
-      </w:r>
-      <w:r>
-        <w:rPr>
-          <w:color w:val="AF00DB"/>
-        </w:rPr>
-        <w:t>return</w:t>
-      </w:r>
-      <w:r>
-        <w:rPr>
-          <w:color w:val="3B3B3B"/>
-        </w:rPr>
-        <w:t xml:space="preserve"> </w:t>
-      </w:r>
-      <w:proofErr w:type="spellStart"/>
-      <w:r>
-        <w:t>promiseHolder</w:t>
-      </w:r>
-      <w:proofErr w:type="spellEnd"/>
-      <w:r>
-        <w:rPr>
-          <w:color w:val="3B3B3B"/>
-        </w:rPr>
-        <w:t>;</w:t>
-      </w:r>
-    </w:p>
-    <w:p>
-      <w:pPr>
-        <w:pStyle w:val="kd"/>
-        <w:rPr>
-          <w:color w:val="3B3B3B"/>
-        </w:rPr>
-      </w:pPr>
-    </w:p>
-    <w:p>
-      <w:pPr>
-        <w:pStyle w:val="kd"/>
-        <w:rPr>
-          <w:color w:val="3B3B3B"/>
-        </w:rPr>
-      </w:pPr>
-      <w:r>
-        <w:rPr>
-          <w:color w:val="3B3B3B"/>
-        </w:rPr>
-        <w:t>   </w:t>
-      </w:r>
-      <w:r>
-        <w:rPr>
-          <w:color w:val="3B3B3B"/>
-        </w:rPr>
-        <w:t xml:space="preserve"> </w:t>
-      </w:r>
-      <w:r>
-        <w:rPr>
-          <w:color w:val="008000"/>
-        </w:rPr>
-        <w:t xml:space="preserve">// </w:t>
-      </w:r>
-      <w:proofErr w:type="spellStart"/>
-      <w:r>
-        <w:rPr>
-          <w:color w:val="008000"/>
-        </w:rPr>
-        <w:t>získání</w:t>
-      </w:r>
-      <w:proofErr w:type="spellEnd"/>
-      <w:r>
-        <w:rPr>
-          <w:color w:val="008000"/>
-        </w:rPr>
-        <w:t xml:space="preserve"> </w:t>
-      </w:r>
-      <w:proofErr w:type="spellStart"/>
-      <w:r>
-        <w:rPr>
-          <w:color w:val="008000"/>
-        </w:rPr>
-        <w:t>dat</w:t>
-      </w:r>
-      <w:proofErr w:type="spellEnd"/>
-      <w:r>
-        <w:rPr>
-          <w:color w:val="008000"/>
-        </w:rPr>
-        <w:t xml:space="preserve"> </w:t>
-      </w:r>
-      <w:proofErr w:type="spellStart"/>
-      <w:r>
-        <w:rPr>
-          <w:color w:val="008000"/>
-        </w:rPr>
-        <w:t>vloženou</w:t>
-      </w:r>
-      <w:proofErr w:type="spellEnd"/>
-      <w:r>
-        <w:rPr>
-          <w:color w:val="008000"/>
-        </w:rPr>
-        <w:t xml:space="preserve"> </w:t>
-      </w:r>
-      <w:proofErr w:type="spellStart"/>
-      <w:r>
-        <w:rPr>
-          <w:color w:val="008000"/>
-        </w:rPr>
-        <w:t>funcí</w:t>
-      </w:r>
-      <w:proofErr w:type="spellEnd"/>
-    </w:p>
-    <w:p>
-      <w:pPr>
-        <w:pStyle w:val="kd"/>
-        <w:rPr>
-          <w:color w:val="3B3B3B"/>
-        </w:rPr>
-      </w:pPr>
-      <w:r>
-        <w:rPr>
-          <w:color w:val="3B3B3B"/>
-        </w:rPr>
-        <w:t xml:space="preserve">    </w:t>
-      </w:r>
-      <w:proofErr w:type="spellStart"/>
-      <w:r>
-        <w:t>promiseHolder</w:t>
-      </w:r>
-      <w:proofErr w:type="spellEnd"/>
-      <w:r>
-        <w:rPr>
-          <w:color w:val="3B3B3B"/>
-        </w:rPr>
-        <w:t xml:space="preserve"> </w:t>
-      </w:r>
-      <w:r>
-        <w:t>=</w:t>
-      </w:r>
-      <w:r>
-        <w:rPr>
-          <w:color w:val="3B3B3B"/>
-        </w:rPr>
-        <w:t xml:space="preserve"> (</w:t>
-      </w:r>
-      <w:r>
-        <w:rPr>
-          <w:color w:val="0000FF"/>
-        </w:rPr>
-        <w:t>async</w:t>
-      </w:r>
-      <w:r>
-        <w:rPr>
-          <w:color w:val="3B3B3B"/>
-        </w:rPr>
-        <w:t xml:space="preserve"> () </w:t>
-      </w:r>
-      <w:r>
-        <w:rPr>
-          <w:color w:val="0000FF"/>
-        </w:rPr>
-        <w:t>=&gt;</w:t>
-      </w:r>
-      <w:r>
-        <w:rPr>
-          <w:color w:val="3B3B3B"/>
-        </w:rPr>
-        <w:t xml:space="preserve"> {</w:t>
-      </w:r>
-    </w:p>
-    <w:p>
-      <w:pPr>
-        <w:pStyle w:val="kd"/>
-        <w:rPr>
-          <w:color w:val="3B3B3B"/>
-        </w:rPr>
-      </w:pPr>
-      <w:r>
-        <w:rPr>
-          <w:color w:val="3B3B3B"/>
-        </w:rPr>
-        <w:t xml:space="preserve">      </w:t>
-      </w:r>
-      <w:r>
-        <w:rPr>
-          <w:color w:val="AF00DB"/>
-        </w:rPr>
-        <w:t>try</w:t>
-      </w:r>
-      <w:r>
-        <w:rPr>
-          <w:color w:val="3B3B3B"/>
-        </w:rPr>
-        <w:t xml:space="preserve"> {</w:t>
-      </w:r>
-    </w:p>
-    <w:p>
-      <w:pPr>
-        <w:pStyle w:val="kd"/>
-        <w:rPr>
-          <w:color w:val="3B3B3B"/>
-        </w:rPr>
-      </w:pPr>
-      <w:r>
-        <w:rPr>
-          <w:color w:val="3B3B3B"/>
-        </w:rPr>
-        <w:t xml:space="preserve">        </w:t>
-      </w:r>
-      <w:proofErr w:type="spellStart"/>
-      <w:r>
-        <w:rPr>
-          <w:color w:val="0070C1"/>
-        </w:rPr>
-        <w:t>cache</w:t>
-      </w:r>
-      <w:r>
-        <w:rPr>
-          <w:color w:val="3B3B3B"/>
-        </w:rPr>
-        <w:t>.</w:t>
-      </w:r>
-      <w:r>
-        <w:t>data</w:t>
-      </w:r>
-      <w:proofErr w:type="spellEnd"/>
-      <w:r>
-        <w:rPr>
-          <w:color w:val="3B3B3B"/>
-        </w:rPr>
-        <w:t xml:space="preserve"> </w:t>
-      </w:r>
-      <w:r>
-        <w:t>=</w:t>
-      </w:r>
-      <w:r>
-        <w:rPr>
-          <w:color w:val="3B3B3B"/>
-        </w:rPr>
-        <w:t xml:space="preserve"> </w:t>
-      </w:r>
-      <w:r>
-        <w:rPr>
-          <w:color w:val="AF00DB"/>
-        </w:rPr>
-        <w:t>await</w:t>
-      </w:r>
-      <w:r>
-        <w:rPr>
-          <w:color w:val="3B3B3B"/>
-        </w:rPr>
-        <w:t xml:space="preserve"> </w:t>
-      </w:r>
-      <w:proofErr w:type="spellStart"/>
-      <w:r>
-        <w:rPr>
-          <w:color w:val="795E26"/>
-        </w:rPr>
-        <w:t>func</w:t>
-      </w:r>
-      <w:proofErr w:type="spellEnd"/>
-      <w:r>
-        <w:rPr>
-          <w:color w:val="3B3B3B"/>
-        </w:rPr>
-        <w:t>(</w:t>
-      </w:r>
-      <w:r>
-        <w:t>...</w:t>
-      </w:r>
-      <w:proofErr w:type="spellStart"/>
-      <w:r>
-        <w:t>args</w:t>
-      </w:r>
-      <w:proofErr w:type="spellEnd"/>
-      <w:r>
-        <w:rPr>
-          <w:color w:val="3B3B3B"/>
-        </w:rPr>
-        <w:t>);</w:t>
-      </w:r>
-    </w:p>
-    <w:p>
-      <w:pPr>
-        <w:pStyle w:val="kd"/>
-        <w:rPr>
-          <w:color w:val="3B3B3B"/>
-        </w:rPr>
-      </w:pPr>
-      <w:r>
-        <w:rPr>
-          <w:color w:val="3B3B3B"/>
-        </w:rPr>
-        <w:t xml:space="preserve">        </w:t>
-      </w:r>
-      <w:proofErr w:type="spellStart"/>
-      <w:r>
-        <w:rPr>
-          <w:color w:val="0070C1"/>
-        </w:rPr>
-        <w:t>cache</w:t>
-      </w:r>
-      <w:r>
-        <w:rPr>
-          <w:color w:val="3B3B3B"/>
-        </w:rPr>
-        <w:t>.</w:t>
-      </w:r>
-      <w:r>
-        <w:t>fetchTime</w:t>
-      </w:r>
-      <w:proofErr w:type="spellEnd"/>
-      <w:r>
-        <w:rPr>
-          <w:color w:val="3B3B3B"/>
-        </w:rPr>
-        <w:t xml:space="preserve"> </w:t>
-      </w:r>
-      <w:r>
-        <w:t>=</w:t>
-      </w:r>
-      <w:r>
-        <w:rPr>
-          <w:color w:val="3B3B3B"/>
-        </w:rPr>
-        <w:t xml:space="preserve"> </w:t>
-      </w:r>
-      <w:proofErr w:type="spellStart"/>
-      <w:r>
-        <w:rPr>
-          <w:color w:val="267F99"/>
-        </w:rPr>
-        <w:t>Date</w:t>
-      </w:r>
-      <w:r>
-        <w:rPr>
-          <w:color w:val="3B3B3B"/>
-        </w:rPr>
-        <w:t>.</w:t>
-      </w:r>
-      <w:r>
-        <w:rPr>
-          <w:color w:val="795E26"/>
-        </w:rPr>
-        <w:t>now</w:t>
-      </w:r>
-      <w:proofErr w:type="spellEnd"/>
-      <w:r>
-        <w:rPr>
-          <w:color w:val="3B3B3B"/>
-        </w:rPr>
-        <w:t>();</w:t>
-      </w:r>
-    </w:p>
-    <w:p>
-      <w:pPr>
-        <w:pStyle w:val="kd"/>
-        <w:rPr>
-          <w:color w:val="3B3B3B"/>
-        </w:rPr>
-      </w:pPr>
-    </w:p>
-    <w:p>
-      <w:pPr>
-        <w:pStyle w:val="kd"/>
-        <w:rPr>
-          <w:color w:val="3B3B3B"/>
-        </w:rPr>
-      </w:pPr>
-      <w:r>
-        <w:rPr>
-          <w:color w:val="3B3B3B"/>
-        </w:rPr>
-        <w:t xml:space="preserve">        </w:t>
-      </w:r>
-      <w:r>
-        <w:rPr>
-          <w:color w:val="AF00DB"/>
-        </w:rPr>
-        <w:t>return</w:t>
-      </w:r>
-      <w:r>
-        <w:rPr>
-          <w:color w:val="3B3B3B"/>
-        </w:rPr>
-        <w:t xml:space="preserve"> </w:t>
-      </w:r>
-      <w:proofErr w:type="spellStart"/>
-      <w:r>
-        <w:rPr>
-          <w:color w:val="795E26"/>
-        </w:rPr>
-        <w:t>cloneData</w:t>
-      </w:r>
-      <w:proofErr w:type="spellEnd"/>
-      <w:r>
-        <w:rPr>
-          <w:color w:val="3B3B3B"/>
-        </w:rPr>
-        <w:t>(</w:t>
-      </w:r>
-      <w:proofErr w:type="spellStart"/>
-      <w:r>
-        <w:rPr>
-          <w:color w:val="0070C1"/>
-        </w:rPr>
-        <w:t>cache</w:t>
-      </w:r>
-      <w:r>
-        <w:rPr>
-          <w:color w:val="3B3B3B"/>
-        </w:rPr>
-        <w:t>.</w:t>
-      </w:r>
-      <w:r>
-        <w:t>data</w:t>
-      </w:r>
-      <w:proofErr w:type="spellEnd"/>
-      <w:r>
-        <w:rPr>
-          <w:color w:val="3B3B3B"/>
-        </w:rPr>
-        <w:t>);</w:t>
-      </w:r>
-    </w:p>
-    <w:p>
-      <w:pPr>
-        <w:pStyle w:val="kd"/>
-        <w:rPr>
-          <w:color w:val="3B3B3B"/>
-        </w:rPr>
-      </w:pPr>
-    </w:p>
-    <w:p>
-      <w:pPr>
-        <w:pStyle w:val="kd"/>
-        <w:rPr>
-          <w:color w:val="3B3B3B"/>
-        </w:rPr>
-      </w:pPr>
-      <w:r>
-        <w:rPr>
-          <w:color w:val="3B3B3B"/>
-        </w:rPr>
-        <w:t xml:space="preserve">      } </w:t>
-      </w:r>
-      <w:r>
-        <w:rPr>
-          <w:color w:val="AF00DB"/>
-        </w:rPr>
-        <w:t>finally</w:t>
-      </w:r>
-      <w:r>
-        <w:rPr>
-          <w:color w:val="3B3B3B"/>
-        </w:rPr>
-        <w:t xml:space="preserve"> {</w:t>
-      </w:r>
-    </w:p>
-    <w:p>
-      <w:pPr>
-        <w:pStyle w:val="kd"/>
-        <w:rPr>
-          <w:color w:val="3B3B3B"/>
-        </w:rPr>
-      </w:pPr>
-      <w:r>
-        <w:rPr>
-          <w:color w:val="3B3B3B"/>
-        </w:rPr>
-        <w:t xml:space="preserve">        </w:t>
-      </w:r>
-      <w:proofErr w:type="spellStart"/>
-      <w:r>
-        <w:t>promiseHolder</w:t>
-      </w:r>
-      <w:proofErr w:type="spellEnd"/>
-      <w:r>
-        <w:rPr>
-          <w:color w:val="3B3B3B"/>
-        </w:rPr>
-        <w:t xml:space="preserve"> </w:t>
-      </w:r>
-      <w:r>
-        <w:t>=</w:t>
-      </w:r>
-      <w:r>
-        <w:rPr>
-          <w:color w:val="3B3B3B"/>
-        </w:rPr>
-        <w:t xml:space="preserve"> </w:t>
-      </w:r>
-      <w:r>
-        <w:rPr>
-          <w:color w:val="0000FF"/>
-        </w:rPr>
-        <w:t>null</w:t>
-      </w:r>
-      <w:r>
-        <w:rPr>
-          <w:color w:val="3B3B3B"/>
-        </w:rPr>
-        <w:t>;</w:t>
-      </w:r>
-    </w:p>
-    <w:p>
-      <w:pPr>
-        <w:pStyle w:val="kd"/>
-        <w:rPr>
-          <w:color w:val="3B3B3B"/>
-        </w:rPr>
-      </w:pPr>
-      <w:r>
-        <w:rPr>
-          <w:color w:val="3B3B3B"/>
-        </w:rPr>
-        <w:t>      }</w:t>
-      </w:r>
-    </w:p>
-    <w:p>
-      <w:pPr>
-        <w:pStyle w:val="kd"/>
-        <w:rPr>
-          <w:color w:val="3B3B3B"/>
-        </w:rPr>
-      </w:pPr>
-      <w:r>
-        <w:rPr>
-          <w:color w:val="3B3B3B"/>
-        </w:rPr>
-        <w:t>    })();</w:t>
-      </w:r>
-    </w:p>
-    <w:p>
-      <w:pPr>
-        <w:pStyle w:val="kd"/>
-        <w:rPr>
-          <w:color w:val="3B3B3B"/>
-        </w:rPr>
-      </w:pPr>
-    </w:p>
-    <w:p>
-      <w:pPr>
-        <w:pStyle w:val="kd"/>
-        <w:rPr>
-          <w:color w:val="3B3B3B"/>
-        </w:rPr>
-      </w:pPr>
-      <w:r>
-        <w:rPr>
-          <w:color w:val="3B3B3B"/>
-        </w:rPr>
-        <w:t xml:space="preserve">    </w:t>
-      </w:r>
-      <w:r>
-        <w:rPr>
-          <w:color w:val="AF00DB"/>
-        </w:rPr>
-        <w:t>return</w:t>
-      </w:r>
-      <w:r>
-        <w:rPr>
-          <w:color w:val="3B3B3B"/>
-        </w:rPr>
-        <w:t xml:space="preserve"> </w:t>
-      </w:r>
-      <w:proofErr w:type="spellStart"/>
-      <w:r>
-        <w:t>promiseHolder</w:t>
-      </w:r>
-      <w:proofErr w:type="spellEnd"/>
-      <w:r>
-        <w:rPr>
-          <w:color w:val="3B3B3B"/>
-        </w:rPr>
-        <w:t>;</w:t>
-      </w:r>
-    </w:p>
-    <w:p>
-      <w:pPr>
-        <w:pStyle w:val="kd"/>
-        <w:rPr>
-          <w:color w:val="3B3B3B"/>
-        </w:rPr>
-      </w:pPr>
-      <w:r>
-        <w:rPr>
-          <w:color w:val="3B3B3B"/>
-        </w:rPr>
-        <w:t>  };</w:t>
-      </w:r>
-    </w:p>
-    <w:p>
-      <w:pPr>
-        <w:pStyle w:val="kd"/>
-        <w:rPr>
-          <w:color w:val="3B3B3B"/>
-        </w:rPr>
-      </w:pPr>
-    </w:p>
-    <w:p>
-      <w:pPr>
-        <w:pStyle w:val="kd"/>
-        <w:rPr>
-          <w:color w:val="3B3B3B"/>
-        </w:rPr>
-      </w:pPr>
-      <w:r>
-        <w:rPr>
-          <w:color w:val="3B3B3B"/>
-        </w:rPr>
-        <w:t xml:space="preserve">  </w:t>
-      </w:r>
-      <w:r>
-        <w:rPr>
-          <w:color w:val="0000FF"/>
-        </w:rPr>
-        <w:t>const</w:t>
-      </w:r>
-      <w:r>
-        <w:rPr>
-          <w:color w:val="3B3B3B"/>
-        </w:rPr>
-        <w:t xml:space="preserve"> </w:t>
-      </w:r>
-      <w:proofErr w:type="spellStart"/>
-      <w:r>
-        <w:rPr>
-          <w:color w:val="795E26"/>
-        </w:rPr>
-        <w:t>resetCacheFunc</w:t>
-      </w:r>
-      <w:proofErr w:type="spellEnd"/>
-      <w:r>
-        <w:rPr>
-          <w:color w:val="3B3B3B"/>
-        </w:rPr>
-        <w:t xml:space="preserve"> </w:t>
-      </w:r>
-      <w:r>
-        <w:t>=</w:t>
-      </w:r>
-      <w:r>
-        <w:rPr>
-          <w:color w:val="3B3B3B"/>
-        </w:rPr>
-        <w:t xml:space="preserve"> () </w:t>
-      </w:r>
-      <w:r>
-        <w:rPr>
-          <w:color w:val="0000FF"/>
-        </w:rPr>
-        <w:t>=&gt;</w:t>
-      </w:r>
-      <w:r>
-        <w:rPr>
-          <w:color w:val="3B3B3B"/>
-        </w:rPr>
-        <w:t xml:space="preserve"> {</w:t>
-      </w:r>
-    </w:p>
-    <w:p>
-      <w:pPr>
-        <w:pStyle w:val="kd"/>
-        <w:rPr>
-          <w:color w:val="3B3B3B"/>
-        </w:rPr>
-      </w:pPr>
-      <w:r>
-        <w:rPr>
-          <w:color w:val="3B3B3B"/>
-        </w:rPr>
         <w:t xml:space="preserve">    </w:t>
       </w:r>
       <w:proofErr w:type="spellStart"/>
@@ -31111,7 +31137,6 @@
           <w:bCs/>
           <w:lang w:val="cs-CZ"/>
         </w:rPr>
-        <w:lastRenderedPageBreak/>
         <w:t>Cache</w:t>
       </w:r>
       <w:proofErr w:type="spellEnd"/>
@@ -31503,6 +31528,7 @@
     <w:p>
       <w:proofErr w:type="spellStart"/>
       <w:r>
+        <w:lastRenderedPageBreak/>
         <w:t>Endpoint</w:t>
       </w:r>
       <w:proofErr w:type="spellEnd"/>
@@ -31631,7 +31657,6 @@
           <w:bCs/>
           <w:lang w:val="cs-CZ"/>
         </w:rPr>
-        <w:lastRenderedPageBreak/>
         <w:t>Statistiky produktů</w:t>
       </w:r>
       <w:r>
@@ -32210,14 +32235,7 @@
         <w:rPr>
           <w:lang w:val="cs-CZ"/>
         </w:rPr>
-        <w:t xml:space="preserve"> — zobrazuje všechny transakce konkrétního uživatele v rámci akce, včetně názvu stánku, jména zaměstnance, částek, </w:t>
-      </w:r>
-      <w:r>
-        <w:rPr>
-          <w:lang w:val="cs-CZ"/>
-        </w:rPr>
-        <w:lastRenderedPageBreak/>
-        <w:t xml:space="preserve">zůstatků a informací o produktech. </w:t>
+        <w:t xml:space="preserve"> — zobrazuje všechny transakce konkrétního uživatele v rámci akce, včetně názvu stánku, jména zaměstnance, částek, zůstatků a informací o produktech. </w:t>
       </w:r>
       <w:proofErr w:type="spellStart"/>
       <w:r>
@@ -32465,6 +32483,7 @@
       </w:pPr>
       <w:bookmarkStart w:id="72" w:name="_Toc225187223"/>
       <w:r>
+        <w:lastRenderedPageBreak/>
         <w:t>Kopírování (paste) a zpět/znovu (</w:t>
       </w:r>
       <w:proofErr w:type="spellStart"/>
@@ -32553,7 +32572,6 @@
           <w:bCs/>
           <w:lang w:val="cs-CZ"/>
         </w:rPr>
-        <w:lastRenderedPageBreak/>
         <w:t>Klonování zaměstnanců</w:t>
       </w:r>
       <w:r>
@@ -32868,6 +32886,7 @@
         <w:rPr>
           <w:rFonts w:eastAsia="Courier New"/>
         </w:rPr>
+        <w:lastRenderedPageBreak/>
         <w:t>save_change</w:t>
       </w:r>
       <w:proofErr w:type="spellEnd"/>
@@ -33047,7 +33066,6 @@
           <w:b/>
           <w:bCs/>
         </w:rPr>
-        <w:lastRenderedPageBreak/>
         <w:t>Kaskádové zachycení dat při mazání:</w:t>
       </w:r>
     </w:p>
@@ -33611,6 +33629,7 @@
         <w:rPr>
           <w:lang w:val="cs-CZ"/>
         </w:rPr>
+        <w:lastRenderedPageBreak/>
         <w:t>Konfigurovatelný časový limit (výchozí: 60 minut) a maximální počet kroků (výchozí: 30).</w:t>
       </w:r>
     </w:p>
@@ -33653,7 +33672,6 @@
       </w:pPr>
       <w:bookmarkStart w:id="75" w:name="_Toc225187226"/>
       <w:r>
-        <w:lastRenderedPageBreak/>
         <w:t>Využití — jak vypadá používání aplikace</w:t>
       </w:r>
       <w:bookmarkEnd w:id="75"/>
@@ -36294,7 +36312,13 @@
     <w:p>
       <w:r>
         <w:lastRenderedPageBreak/>
-        <w:t>Pro lepší představu o každodenním používání systému zde popisuji dva typické scénáře:</w:t>
+        <w:t xml:space="preserve">Pro lepší představu o každodenním používání systému </w:t>
+      </w:r>
+      <w:r>
+        <w:t>jsou zde popsány dva</w:t>
+      </w:r>
+      <w:r>
+        <w:t xml:space="preserve"> typické scénáře:</w:t>
       </w:r>
     </w:p>
     <w:p>
@@ -36455,6 +36479,7 @@
         <w:t>, prodejce může do 5 minut provést refundaci poslední platby. Celý proces jedné transakce tak trvá jen několik sekund.</w:t>
       </w:r>
     </w:p>
+    <w:p/>
     <w:p>
       <w:pPr>
         <w:pStyle w:val="Nadpis1"/>
@@ -36465,6 +36490,7 @@
       </w:pPr>
       <w:bookmarkStart w:id="84" w:name="_Toc225187235"/>
       <w:r>
+        <w:lastRenderedPageBreak/>
         <w:t>Bezpečnostní implementace</w:t>
       </w:r>
       <w:bookmarkEnd w:id="84"/>
@@ -36495,7 +36521,6 @@
     </w:p>
     <w:p>
       <w:r>
-        <w:lastRenderedPageBreak/>
         <w:t xml:space="preserve">Hesla jsou </w:t>
       </w:r>
       <w:proofErr w:type="spellStart"/>
@@ -37149,6 +37174,7 @@
           <w:rFonts w:ascii="Courier New" w:eastAsia="Courier New" w:hAnsi="Courier New" w:cs="Courier New"/>
           <w:shd w:val="clear" w:color="auto" w:fill="F1F5F9"/>
         </w:rPr>
+        <w:lastRenderedPageBreak/>
         <w:t>Secure = True</w:t>
       </w:r>
       <w:r>
@@ -37213,7 +37239,6 @@
     </w:p>
     <w:p>
       <w:r>
-        <w:lastRenderedPageBreak/>
         <w:t>Systém je navržen s ohledem na hrozby typické pro platební systémy provozované na akcích s fyzickým přístupem obsluhy k zařízením:</w:t>
       </w:r>
     </w:p>
@@ -38422,6 +38447,7 @@
         <w:pStyle w:val="Odstavecseseznamem"/>
       </w:pPr>
       <w:r>
+        <w:lastRenderedPageBreak/>
         <w:t xml:space="preserve">Délka </w:t>
       </w:r>
       <w:proofErr w:type="spellStart"/>
@@ -38447,7 +38473,6 @@
       </w:pPr>
       <w:proofErr w:type="spellStart"/>
       <w:r>
-        <w:lastRenderedPageBreak/>
         <w:t>Začíná</w:t>
       </w:r>
       <w:proofErr w:type="spellEnd"/>
@@ -39624,6 +39649,7 @@
       </w:pPr>
       <w:proofErr w:type="spellStart"/>
       <w:r>
+        <w:lastRenderedPageBreak/>
         <w:t>Databázový</w:t>
       </w:r>
       <w:proofErr w:type="spellEnd"/>
@@ -39692,7 +39718,6 @@
           <w:b/>
           <w:bCs/>
         </w:rPr>
-        <w:lastRenderedPageBreak/>
         <w:t>Validace</w:t>
       </w:r>
       <w:proofErr w:type="spellEnd"/>
@@ -44630,6 +44655,20 @@
         <w:t>.</w:t>
       </w:r>
     </w:p>
+    <w:p>
+      <w:pPr>
+        <w:spacing w:after="0" w:line="240" w:lineRule="auto"/>
+        <w:rPr>
+          <w:lang w:val="en-US"/>
+        </w:rPr>
+      </w:pPr>
+      <w:r>
+        <w:rPr>
+          <w:lang w:val="en-US"/>
+        </w:rPr>
+        <w:br w:type="page"/>
+      </w:r>
+    </w:p>
     <w:p/>
     <w:p>
       <w:pPr>
@@ -44637,7 +44676,6 @@
       </w:pPr>
       <w:bookmarkStart w:id="104" w:name="_Toc225187255"/>
       <w:r>
-        <w:lastRenderedPageBreak/>
         <w:t>Z</w:t>
       </w:r>
       <w:r>
@@ -44647,145 +44685,266 @@
     </w:p>
     <w:p>
       <w:r>
-        <w:t>Cílem této práce bylo navrhnout a implementovat bezhotovostní platební systém pro akce, který by byl bezpečný, spolehlivý a snadno použitelný. Na základě provedené implementace a popisu v předchozích kapitolách lze zhodnotit naplnění stanovených cílů:</w:t>
-      </w:r>
-    </w:p>
-    <w:p>
-      <w:r>
+        <w:t xml:space="preserve">Hlavním cílem této práce bylo navrhnout a implementovat funkční, bezpečný a snadno </w:t>
+      </w:r>
+      <w:proofErr w:type="spellStart"/>
+      <w:r>
+        <w:t>nasaditelný</w:t>
+      </w:r>
+      <w:proofErr w:type="spellEnd"/>
+      <w:r>
+        <w:t xml:space="preserve"> bezhotovostní platební systém pro hromadné akce. Tento cíl byl splněn — výsledkem je webová aplikace, která umožňuje kompletní správu bezhotovostních plateb prostřednictvím RFID/NFC karet, od nabití kreditu přes platby u prodejních stánků až po statistiky a historii transakcí.</w:t>
+      </w:r>
+    </w:p>
+    <w:p/>
+    <w:p>
+      <w:pPr>
         <w:rPr>
           <w:b/>
           <w:bCs/>
         </w:rPr>
-        <w:t>Správa více souběžných akcí</w:t>
-      </w:r>
-      <w:r>
-        <w:t xml:space="preserve"> — systém plně podporuje více akcí probíhajících současně, každá s vlastní sadou stánků, produktů, kategorií a zaměstnanců. Hierarchie rolí zajišťuje, že každý zaměstnanec vidí a může spravovat pouze akce a stánky, ke kterým má oprávnění.</w:t>
-      </w:r>
-    </w:p>
-    <w:p>
+      </w:pPr>
       <w:r>
         <w:rPr>
           <w:b/>
           <w:bCs/>
         </w:rPr>
-        <w:t>Integrita finančních dat</w:t>
-      </w:r>
-      <w:r>
-        <w:t xml:space="preserve"> — kombinace ACID transakcí </w:t>
-      </w:r>
-      <w:proofErr w:type="spellStart"/>
-      <w:r>
-        <w:t>PostgreSQL</w:t>
-      </w:r>
-      <w:proofErr w:type="spellEnd"/>
-      <w:r>
-        <w:t xml:space="preserve">, databázových </w:t>
-      </w:r>
-      <w:proofErr w:type="spellStart"/>
-      <w:r>
-        <w:t>triggerů</w:t>
-      </w:r>
-      <w:proofErr w:type="spellEnd"/>
-      <w:r>
-        <w:t xml:space="preserve"> blokujících modifikaci transakcí, řádkových zámků na peněženkách a mechanismu </w:t>
-      </w:r>
-      <w:proofErr w:type="spellStart"/>
-      <w:r>
-        <w:t>idempotence</w:t>
-      </w:r>
-      <w:proofErr w:type="spellEnd"/>
-      <w:r>
-        <w:t xml:space="preserve"> zajišťuje, že finanční data jsou v každém okamžiku konzistentní. Dvojí vrstva ověřování oprávnění (aplikační + databázová) minimalizuje riziko neoprávněných operací.</w:t>
-      </w:r>
-    </w:p>
-    <w:p>
+        <w:t>Splnění dílčích cílů</w:t>
+      </w:r>
+    </w:p>
+    <w:p>
+      <w:pPr>
+        <w:pStyle w:val="Odstavecseseznamem"/>
+        <w:numPr>
+          <w:ilvl w:val="0"/>
+          <w:numId w:val="41"/>
+        </w:numPr>
+      </w:pPr>
       <w:r>
         <w:rPr>
           <w:b/>
           <w:bCs/>
         </w:rPr>
-        <w:t>Statistiky a historie</w:t>
-      </w:r>
-      <w:r>
-        <w:t xml:space="preserve"> — organizátoři mají k dispozici detailní statistiky na úrovni celé akce, jednotlivých stánků i produktů, včetně časových průběhů a žebříčků. Kompletní historie transakcí je přístupná jak pro jednotlivé uživatele, tak pro celou akci.</w:t>
-      </w:r>
-    </w:p>
-    <w:p>
+        <w:t>Správa více souběžných akcí</w:t>
+      </w:r>
+      <w:r>
+        <w:t xml:space="preserve"> — cíl byl splněn. Systém plně podporuje více akcí probíhajících současně, každá s vlastní sadou stánků, produktů, kategorií a zaměstnanců. </w:t>
+      </w:r>
+      <w:proofErr w:type="spellStart"/>
+      <w:r>
+        <w:t>Čtyřúrovňová</w:t>
+      </w:r>
+      <w:proofErr w:type="spellEnd"/>
+      <w:r>
+        <w:t xml:space="preserve"> hierarchie rolí (admin, event manager, </w:t>
+      </w:r>
+      <w:proofErr w:type="spellStart"/>
+      <w:r>
+        <w:t>cashier</w:t>
+      </w:r>
+      <w:proofErr w:type="spellEnd"/>
+      <w:r>
+        <w:t xml:space="preserve">, </w:t>
+      </w:r>
+      <w:proofErr w:type="spellStart"/>
+      <w:r>
+        <w:t>seller</w:t>
+      </w:r>
+      <w:proofErr w:type="spellEnd"/>
+      <w:r>
+        <w:t>) zajišťuje, že každý zaměstnanec vidí a může spravovat pouze akce a stánky, ke kterým má oprávnění.</w:t>
+      </w:r>
+    </w:p>
+    <w:p>
+      <w:pPr>
+        <w:pStyle w:val="Odstavecseseznamem"/>
+        <w:numPr>
+          <w:ilvl w:val="0"/>
+          <w:numId w:val="41"/>
+        </w:numPr>
+      </w:pPr>
       <w:r>
         <w:rPr>
           <w:b/>
           <w:bCs/>
         </w:rPr>
-        <w:t>Přístupnost přes webový prohlížeč</w:t>
-      </w:r>
-      <w:r>
-        <w:t xml:space="preserve"> — aplikace nevyžaduje instalaci žádného speciálního softwaru. Pro čtení karet stačí prohlížeč podporující Web </w:t>
-      </w:r>
-      <w:proofErr w:type="spellStart"/>
-      <w:r>
-        <w:t>Serial</w:t>
-      </w:r>
-      <w:proofErr w:type="spellEnd"/>
-      <w:r>
-        <w:t xml:space="preserve"> API (Chrome, </w:t>
-      </w:r>
-      <w:proofErr w:type="spellStart"/>
-      <w:r>
-        <w:t>Edge</w:t>
-      </w:r>
-      <w:proofErr w:type="spellEnd"/>
-      <w:r>
-        <w:t xml:space="preserve">). </w:t>
-      </w:r>
-      <w:proofErr w:type="spellStart"/>
-      <w:r>
-        <w:t>Frontend</w:t>
-      </w:r>
-      <w:proofErr w:type="spellEnd"/>
-      <w:r>
-        <w:t xml:space="preserve"> funguje plně v prohlížeči, bez nutnosti build procesu nebo externích závislostí.</w:t>
-      </w:r>
-    </w:p>
-    <w:p>
+        <w:t>Integrita a bezpečnost finančních dat</w:t>
+      </w:r>
+      <w:r>
+        <w:t xml:space="preserve"> — cíl byl splněn. Kombinace ACID transakcí </w:t>
+      </w:r>
+      <w:proofErr w:type="spellStart"/>
+      <w:r>
+        <w:t>PostgreSQL</w:t>
+      </w:r>
+      <w:proofErr w:type="spellEnd"/>
+      <w:r>
+        <w:t xml:space="preserve">, databázových </w:t>
+      </w:r>
+      <w:proofErr w:type="spellStart"/>
+      <w:r>
+        <w:t>triggerů</w:t>
+      </w:r>
+      <w:proofErr w:type="spellEnd"/>
+      <w:r>
+        <w:t xml:space="preserve"> blokujících modifikaci transakcí, řádkových zámků na peněženkách a mechanismu </w:t>
+      </w:r>
+      <w:proofErr w:type="spellStart"/>
+      <w:r>
+        <w:t>idempotence</w:t>
+      </w:r>
+      <w:proofErr w:type="spellEnd"/>
+      <w:r>
+        <w:t xml:space="preserve"> zajišťuje konzistenci finančních dat. Dvojí vrstva ověřování oprávnění (aplikační logika + databázový </w:t>
+      </w:r>
+      <w:proofErr w:type="spellStart"/>
+      <w:r>
+        <w:t>trigger</w:t>
+      </w:r>
+      <w:proofErr w:type="spellEnd"/>
+      <w:r>
+        <w:t>) minimalizuje riziko neoprávněných operací. Projekt obsahuje automatizovan</w:t>
+      </w:r>
+      <w:r>
+        <w:t>é</w:t>
+      </w:r>
+      <w:r>
+        <w:t xml:space="preserve"> test</w:t>
+      </w:r>
+      <w:r>
+        <w:t>y</w:t>
+      </w:r>
+      <w:r>
+        <w:t>, které ověřují správnost finančních operací včetně souběžného přístupu.</w:t>
+      </w:r>
+    </w:p>
+    <w:p>
+      <w:pPr>
+        <w:pStyle w:val="Odstavecseseznamem"/>
+        <w:numPr>
+          <w:ilvl w:val="0"/>
+          <w:numId w:val="41"/>
+        </w:numPr>
+      </w:pPr>
+      <w:proofErr w:type="spellStart"/>
       <w:r>
         <w:rPr>
           <w:b/>
           <w:bCs/>
         </w:rPr>
-        <w:t>Intuitivní rozhraní</w:t>
-      </w:r>
-      <w:r>
-        <w:t xml:space="preserve"> — pokladní rozhraní je navrženo pro rychlou obsluhu: přiložení karty automaticky identifikuje zákazníka, výběr produktů a potvrzení platby probíhá několika kliknutími. Systém </w:t>
-      </w:r>
-      <w:proofErr w:type="spellStart"/>
-      <w:r>
-        <w:t>undo</w:t>
-      </w:r>
-      <w:proofErr w:type="spellEnd"/>
-      <w:r>
-        <w:t>/</w:t>
-      </w:r>
-      <w:proofErr w:type="spellStart"/>
-      <w:r>
-        <w:t>redo</w:t>
-      </w:r>
-      <w:proofErr w:type="spellEnd"/>
-      <w:r>
-        <w:t xml:space="preserve"> a kopírování usnadňuje správu akcí.</w:t>
-      </w:r>
-    </w:p>
-    <w:p>
-      <w:r>
-        <w:t xml:space="preserve"> </w:t>
-      </w:r>
-    </w:p>
-    <w:p>
-      <w:r>
-        <w:t xml:space="preserve">Projekt ukazuje, že i s relativně jednoduchými technologiemi (Python, </w:t>
-      </w:r>
-      <w:proofErr w:type="spellStart"/>
-      <w:r>
-        <w:t>Flask</w:t>
+        <w:t>Statistiky</w:t>
+      </w:r>
+      <w:proofErr w:type="spellEnd"/>
+      <w:r>
+        <w:rPr>
+          <w:b/>
+          <w:bCs/>
+        </w:rPr>
+        <w:t xml:space="preserve"> a </w:t>
+      </w:r>
+      <w:proofErr w:type="spellStart"/>
+      <w:r>
+        <w:rPr>
+          <w:b/>
+          <w:bCs/>
+        </w:rPr>
+        <w:t>přehledy</w:t>
+      </w:r>
+      <w:proofErr w:type="spellEnd"/>
+      <w:r>
+        <w:t xml:space="preserve"> — </w:t>
+      </w:r>
+      <w:proofErr w:type="spellStart"/>
+      <w:r>
+        <w:t>cíl</w:t>
+      </w:r>
+      <w:proofErr w:type="spellEnd"/>
+      <w:r>
+        <w:t xml:space="preserve"> </w:t>
+      </w:r>
+      <w:proofErr w:type="spellStart"/>
+      <w:r>
+        <w:t>byl</w:t>
+      </w:r>
+      <w:proofErr w:type="spellEnd"/>
+      <w:r>
+        <w:t xml:space="preserve"> </w:t>
+      </w:r>
+      <w:proofErr w:type="spellStart"/>
+      <w:r>
+        <w:t>splněn</w:t>
+      </w:r>
+      <w:proofErr w:type="spellEnd"/>
+      <w:r>
+        <w:t xml:space="preserve">. </w:t>
+      </w:r>
+      <w:proofErr w:type="spellStart"/>
+      <w:r>
+        <w:t>Organizátoři</w:t>
+      </w:r>
+      <w:proofErr w:type="spellEnd"/>
+      <w:r>
+        <w:t xml:space="preserve"> </w:t>
+      </w:r>
+      <w:proofErr w:type="spellStart"/>
+      <w:r>
+        <w:t>mají</w:t>
+      </w:r>
+      <w:proofErr w:type="spellEnd"/>
+      <w:r>
+        <w:t xml:space="preserve"> k </w:t>
+      </w:r>
+      <w:proofErr w:type="spellStart"/>
+      <w:r>
+        <w:t>dispozici</w:t>
+      </w:r>
+      <w:proofErr w:type="spellEnd"/>
+      <w:r>
+        <w:t xml:space="preserve"> </w:t>
+      </w:r>
+      <w:proofErr w:type="spellStart"/>
+      <w:r>
+        <w:t>detailní</w:t>
+      </w:r>
+      <w:proofErr w:type="spellEnd"/>
+      <w:r>
+        <w:t xml:space="preserve"> </w:t>
+      </w:r>
+      <w:proofErr w:type="spellStart"/>
+      <w:r>
+        <w:t>statistiky</w:t>
+      </w:r>
+      <w:proofErr w:type="spellEnd"/>
+      <w:r>
+        <w:t xml:space="preserve"> </w:t>
+      </w:r>
+      <w:proofErr w:type="spellStart"/>
+      <w:r>
+        <w:t>na</w:t>
+      </w:r>
+      <w:proofErr w:type="spellEnd"/>
+      <w:r>
+        <w:t xml:space="preserve"> </w:t>
+      </w:r>
+      <w:proofErr w:type="spellStart"/>
+      <w:r>
+        <w:t>úrovni</w:t>
+      </w:r>
+      <w:proofErr w:type="spellEnd"/>
+      <w:r>
+        <w:t xml:space="preserve"> </w:t>
+      </w:r>
+      <w:proofErr w:type="spellStart"/>
+      <w:r>
+        <w:t>celé</w:t>
+      </w:r>
+      <w:proofErr w:type="spellEnd"/>
+      <w:r>
+        <w:t xml:space="preserve"> </w:t>
+      </w:r>
+      <w:proofErr w:type="spellStart"/>
+      <w:r>
+        <w:t>akce</w:t>
       </w:r>
       <w:proofErr w:type="spellEnd"/>
       <w:r>
@@ -44793,7 +44952,31 @@
       </w:r>
       <w:proofErr w:type="spellStart"/>
       <w:r>
-        <w:t>PostgreSQL</w:t>
+        <w:t>jednotlivých</w:t>
+      </w:r>
+      <w:proofErr w:type="spellEnd"/>
+      <w:r>
+        <w:t xml:space="preserve"> </w:t>
+      </w:r>
+      <w:proofErr w:type="spellStart"/>
+      <w:r>
+        <w:t>stánků</w:t>
+      </w:r>
+      <w:proofErr w:type="spellEnd"/>
+      <w:r>
+        <w:t xml:space="preserve"> </w:t>
+      </w:r>
+      <w:proofErr w:type="spellStart"/>
+      <w:r>
+        <w:t>i</w:t>
+      </w:r>
+      <w:proofErr w:type="spellEnd"/>
+      <w:r>
+        <w:t xml:space="preserve"> </w:t>
+      </w:r>
+      <w:proofErr w:type="spellStart"/>
+      <w:r>
+        <w:t>produktů</w:t>
       </w:r>
       <w:proofErr w:type="spellEnd"/>
       <w:r>
@@ -44801,15 +44984,644 @@
       </w:r>
       <w:proofErr w:type="spellStart"/>
       <w:r>
-        <w:t>vanilla</w:t>
-      </w:r>
-      <w:proofErr w:type="spellEnd"/>
-      <w:r>
-        <w:t xml:space="preserve"> JavaScript) je možné vytvořit robustní finanční systém s pokročilými funkcemi. Klíčovým rozhodnutím bylo přesunout významnou část </w:t>
-      </w:r>
-      <w:r>
+        <w:t>včetně</w:t>
+      </w:r>
+      <w:proofErr w:type="spellEnd"/>
+      <w:r>
+        <w:t xml:space="preserve"> </w:t>
+      </w:r>
+      <w:proofErr w:type="spellStart"/>
+      <w:r>
+        <w:t>časových</w:t>
+      </w:r>
+      <w:proofErr w:type="spellEnd"/>
+      <w:r>
+        <w:t xml:space="preserve"> </w:t>
+      </w:r>
+      <w:proofErr w:type="spellStart"/>
+      <w:r>
+        <w:t>průběhů</w:t>
+      </w:r>
+      <w:proofErr w:type="spellEnd"/>
+      <w:r>
+        <w:t xml:space="preserve"> a </w:t>
+      </w:r>
+      <w:proofErr w:type="spellStart"/>
+      <w:r>
+        <w:t>žebříčků</w:t>
+      </w:r>
+      <w:proofErr w:type="spellEnd"/>
+      <w:r>
+        <w:t xml:space="preserve">. </w:t>
+      </w:r>
+      <w:proofErr w:type="spellStart"/>
+      <w:r>
+        <w:t>Kompletní</w:t>
+      </w:r>
+      <w:proofErr w:type="spellEnd"/>
+      <w:r>
+        <w:t xml:space="preserve"> </w:t>
+      </w:r>
+      <w:proofErr w:type="spellStart"/>
+      <w:r>
+        <w:t>historie</w:t>
+      </w:r>
+      <w:proofErr w:type="spellEnd"/>
+      <w:r>
+        <w:t xml:space="preserve"> </w:t>
+      </w:r>
+      <w:proofErr w:type="spellStart"/>
+      <w:r>
+        <w:t>transakcí</w:t>
+      </w:r>
+      <w:proofErr w:type="spellEnd"/>
+      <w:r>
+        <w:t xml:space="preserve"> je </w:t>
+      </w:r>
+      <w:proofErr w:type="spellStart"/>
+      <w:r>
+        <w:t>přístupná</w:t>
+      </w:r>
+      <w:proofErr w:type="spellEnd"/>
+      <w:r>
+        <w:t xml:space="preserve"> jak pro </w:t>
+      </w:r>
+      <w:proofErr w:type="spellStart"/>
+      <w:r>
+        <w:t>jednotlivé</w:t>
+      </w:r>
+      <w:proofErr w:type="spellEnd"/>
+      <w:r>
+        <w:t xml:space="preserve"> </w:t>
+      </w:r>
+      <w:proofErr w:type="spellStart"/>
+      <w:r>
+        <w:t>uživatele</w:t>
+      </w:r>
+      <w:proofErr w:type="spellEnd"/>
+      <w:r>
+        <w:t xml:space="preserve">, </w:t>
+      </w:r>
+      <w:proofErr w:type="spellStart"/>
+      <w:r>
+        <w:t>tak</w:t>
+      </w:r>
+      <w:proofErr w:type="spellEnd"/>
+      <w:r>
+        <w:t xml:space="preserve"> pro </w:t>
+      </w:r>
+      <w:proofErr w:type="spellStart"/>
+      <w:r>
+        <w:t>celou</w:t>
+      </w:r>
+      <w:proofErr w:type="spellEnd"/>
+      <w:r>
+        <w:t xml:space="preserve"> </w:t>
+      </w:r>
+      <w:proofErr w:type="spellStart"/>
+      <w:r>
+        <w:t>akci</w:t>
+      </w:r>
+      <w:proofErr w:type="spellEnd"/>
+      <w:r>
+        <w:t>.</w:t>
+      </w:r>
+    </w:p>
+    <w:p>
+      <w:pPr>
+        <w:spacing w:before="240"/>
+        <w:rPr>
+          <w:b/>
+          <w:bCs/>
+          <w:lang w:val="en-US"/>
+        </w:rPr>
+      </w:pPr>
+      <w:proofErr w:type="spellStart"/>
+      <w:r>
+        <w:rPr>
+          <w:b/>
+          <w:bCs/>
+          <w:lang w:val="en-US"/>
+        </w:rPr>
+        <w:t>Odchylky</w:t>
+      </w:r>
+      <w:proofErr w:type="spellEnd"/>
+      <w:r>
+        <w:rPr>
+          <w:b/>
+          <w:bCs/>
+          <w:lang w:val="en-US"/>
+        </w:rPr>
+        <w:t xml:space="preserve"> od </w:t>
+      </w:r>
+      <w:proofErr w:type="spellStart"/>
+      <w:r>
+        <w:rPr>
+          <w:b/>
+          <w:bCs/>
+          <w:lang w:val="en-US"/>
+        </w:rPr>
+        <w:t>zadání</w:t>
+      </w:r>
+      <w:proofErr w:type="spellEnd"/>
+    </w:p>
+    <w:p>
+      <w:pPr>
+        <w:rPr>
+          <w:lang w:val="en-US"/>
+        </w:rPr>
+      </w:pPr>
+      <w:r>
+        <w:rPr>
+          <w:lang w:val="en-US"/>
+        </w:rPr>
+        <w:t xml:space="preserve">Offline status — </w:t>
+      </w:r>
+      <w:proofErr w:type="spellStart"/>
+      <w:r>
+        <w:rPr>
+          <w:lang w:val="en-US"/>
+        </w:rPr>
+        <w:t>systém</w:t>
+      </w:r>
+      <w:proofErr w:type="spellEnd"/>
+      <w:r>
+        <w:rPr>
+          <w:lang w:val="en-US"/>
+        </w:rPr>
+        <w:t xml:space="preserve"> </w:t>
+      </w:r>
+      <w:proofErr w:type="spellStart"/>
+      <w:r>
+        <w:rPr>
+          <w:lang w:val="en-US"/>
+        </w:rPr>
+        <w:t>vyžaduje</w:t>
+      </w:r>
+      <w:proofErr w:type="spellEnd"/>
+      <w:r>
+        <w:rPr>
+          <w:lang w:val="en-US"/>
+        </w:rPr>
+        <w:t xml:space="preserve"> </w:t>
+      </w:r>
+      <w:proofErr w:type="spellStart"/>
+      <w:r>
+        <w:rPr>
+          <w:lang w:val="en-US"/>
+        </w:rPr>
+        <w:t>připojení</w:t>
+      </w:r>
+      <w:proofErr w:type="spellEnd"/>
+      <w:r>
+        <w:rPr>
+          <w:lang w:val="en-US"/>
+        </w:rPr>
+        <w:t xml:space="preserve"> k </w:t>
+      </w:r>
+      <w:proofErr w:type="spellStart"/>
+      <w:r>
+        <w:rPr>
+          <w:lang w:val="en-US"/>
+        </w:rPr>
+        <w:t>databázovému</w:t>
+      </w:r>
+      <w:proofErr w:type="spellEnd"/>
+      <w:r>
+        <w:rPr>
+          <w:lang w:val="en-US"/>
+        </w:rPr>
+        <w:t xml:space="preserve"> </w:t>
+      </w:r>
+      <w:proofErr w:type="spellStart"/>
+      <w:r>
+        <w:rPr>
+          <w:lang w:val="en-US"/>
+        </w:rPr>
+        <w:t>serveru</w:t>
+      </w:r>
+      <w:proofErr w:type="spellEnd"/>
+      <w:r>
+        <w:rPr>
+          <w:lang w:val="en-US"/>
+        </w:rPr>
+        <w:t xml:space="preserve">. </w:t>
+      </w:r>
+      <w:proofErr w:type="spellStart"/>
+      <w:r>
+        <w:rPr>
+          <w:lang w:val="en-US"/>
+        </w:rPr>
+        <w:t>Plně</w:t>
+      </w:r>
+      <w:proofErr w:type="spellEnd"/>
+      <w:r>
+        <w:rPr>
+          <w:lang w:val="en-US"/>
+        </w:rPr>
+        <w:t xml:space="preserve"> offline </w:t>
+      </w:r>
+      <w:proofErr w:type="spellStart"/>
+      <w:r>
+        <w:rPr>
+          <w:lang w:val="en-US"/>
+        </w:rPr>
+        <w:t>režim</w:t>
+      </w:r>
+      <w:proofErr w:type="spellEnd"/>
+      <w:r>
+        <w:rPr>
+          <w:lang w:val="en-US"/>
+        </w:rPr>
+        <w:t xml:space="preserve"> by </w:t>
+      </w:r>
+      <w:proofErr w:type="spellStart"/>
+      <w:r>
+        <w:rPr>
+          <w:lang w:val="en-US"/>
+        </w:rPr>
+        <w:t>vyžadoval</w:t>
+      </w:r>
+      <w:proofErr w:type="spellEnd"/>
+      <w:r>
+        <w:rPr>
+          <w:lang w:val="en-US"/>
+        </w:rPr>
+        <w:t xml:space="preserve"> </w:t>
+      </w:r>
+      <w:proofErr w:type="spellStart"/>
+      <w:r>
+        <w:rPr>
+          <w:lang w:val="en-US"/>
+        </w:rPr>
+        <w:t>lokální</w:t>
+      </w:r>
+      <w:proofErr w:type="spellEnd"/>
+      <w:r>
+        <w:rPr>
+          <w:lang w:val="en-US"/>
+        </w:rPr>
+        <w:t xml:space="preserve"> </w:t>
+      </w:r>
+      <w:proofErr w:type="spellStart"/>
+      <w:r>
+        <w:rPr>
+          <w:lang w:val="en-US"/>
+        </w:rPr>
+        <w:t>databázi</w:t>
+      </w:r>
+      <w:proofErr w:type="spellEnd"/>
+      <w:r>
+        <w:rPr>
+          <w:lang w:val="en-US"/>
+        </w:rPr>
+        <w:t xml:space="preserve"> s </w:t>
+      </w:r>
+      <w:proofErr w:type="spellStart"/>
+      <w:r>
+        <w:rPr>
+          <w:lang w:val="en-US"/>
+        </w:rPr>
+        <w:t>pozdější</w:t>
+      </w:r>
+      <w:proofErr w:type="spellEnd"/>
+      <w:r>
+        <w:rPr>
+          <w:lang w:val="en-US"/>
+        </w:rPr>
+        <w:t xml:space="preserve"> </w:t>
+      </w:r>
+      <w:proofErr w:type="spellStart"/>
+      <w:r>
+        <w:rPr>
+          <w:lang w:val="en-US"/>
+        </w:rPr>
+        <w:t>synchronizací</w:t>
+      </w:r>
+      <w:proofErr w:type="spellEnd"/>
+      <w:r>
+        <w:rPr>
+          <w:lang w:val="en-US"/>
+        </w:rPr>
+        <w:t xml:space="preserve">, </w:t>
+      </w:r>
+      <w:proofErr w:type="spellStart"/>
+      <w:r>
+        <w:rPr>
+          <w:lang w:val="en-US"/>
+        </w:rPr>
+        <w:t>což</w:t>
+      </w:r>
+      <w:proofErr w:type="spellEnd"/>
+      <w:r>
+        <w:rPr>
+          <w:lang w:val="en-US"/>
+        </w:rPr>
+        <w:t xml:space="preserve"> by </w:t>
+      </w:r>
+      <w:proofErr w:type="spellStart"/>
+      <w:r>
+        <w:rPr>
+          <w:lang w:val="en-US"/>
+        </w:rPr>
+        <w:t>výrazně</w:t>
+      </w:r>
+      <w:proofErr w:type="spellEnd"/>
+      <w:r>
+        <w:rPr>
+          <w:lang w:val="en-US"/>
+        </w:rPr>
+        <w:t xml:space="preserve"> </w:t>
+      </w:r>
+      <w:proofErr w:type="spellStart"/>
+      <w:r>
+        <w:rPr>
+          <w:lang w:val="en-US"/>
+        </w:rPr>
+        <w:t>zvýšilo</w:t>
+      </w:r>
+      <w:proofErr w:type="spellEnd"/>
+      <w:r>
+        <w:rPr>
+          <w:lang w:val="en-US"/>
+        </w:rPr>
+        <w:t xml:space="preserve"> </w:t>
+      </w:r>
+      <w:proofErr w:type="spellStart"/>
+      <w:r>
+        <w:rPr>
+          <w:lang w:val="en-US"/>
+        </w:rPr>
         <w:lastRenderedPageBreak/>
-        <w:t xml:space="preserve">business logiky do databázových </w:t>
+        <w:t>složitost</w:t>
+      </w:r>
+      <w:proofErr w:type="spellEnd"/>
+      <w:r>
+        <w:rPr>
+          <w:lang w:val="en-US"/>
+        </w:rPr>
+        <w:t xml:space="preserve"> </w:t>
+      </w:r>
+      <w:proofErr w:type="spellStart"/>
+      <w:r>
+        <w:rPr>
+          <w:lang w:val="en-US"/>
+        </w:rPr>
+        <w:t>projektu</w:t>
+      </w:r>
+      <w:proofErr w:type="spellEnd"/>
+      <w:r>
+        <w:rPr>
+          <w:lang w:val="en-US"/>
+        </w:rPr>
+        <w:t xml:space="preserve"> bez </w:t>
+      </w:r>
+      <w:proofErr w:type="spellStart"/>
+      <w:r>
+        <w:rPr>
+          <w:lang w:val="en-US"/>
+        </w:rPr>
+        <w:t>přiměřeného</w:t>
+      </w:r>
+      <w:proofErr w:type="spellEnd"/>
+      <w:r>
+        <w:rPr>
+          <w:lang w:val="en-US"/>
+        </w:rPr>
+        <w:t xml:space="preserve"> </w:t>
+      </w:r>
+      <w:proofErr w:type="spellStart"/>
+      <w:r>
+        <w:rPr>
+          <w:lang w:val="en-US"/>
+        </w:rPr>
+        <w:t>přínosu</w:t>
+      </w:r>
+      <w:proofErr w:type="spellEnd"/>
+      <w:r>
+        <w:rPr>
+          <w:lang w:val="en-US"/>
+        </w:rPr>
+        <w:t xml:space="preserve"> pro </w:t>
+      </w:r>
+      <w:proofErr w:type="spellStart"/>
+      <w:r>
+        <w:rPr>
+          <w:lang w:val="en-US"/>
+        </w:rPr>
+        <w:t>typické</w:t>
+      </w:r>
+      <w:proofErr w:type="spellEnd"/>
+      <w:r>
+        <w:rPr>
+          <w:lang w:val="en-US"/>
+        </w:rPr>
+        <w:t xml:space="preserve"> </w:t>
+      </w:r>
+      <w:proofErr w:type="spellStart"/>
+      <w:r>
+        <w:rPr>
+          <w:lang w:val="en-US"/>
+        </w:rPr>
+        <w:t>nasazení</w:t>
+      </w:r>
+      <w:proofErr w:type="spellEnd"/>
+      <w:r>
+        <w:rPr>
+          <w:lang w:val="en-US"/>
+        </w:rPr>
+        <w:t xml:space="preserve">, </w:t>
+      </w:r>
+      <w:proofErr w:type="spellStart"/>
+      <w:r>
+        <w:rPr>
+          <w:lang w:val="en-US"/>
+        </w:rPr>
+        <w:t>kde</w:t>
+      </w:r>
+      <w:proofErr w:type="spellEnd"/>
+      <w:r>
+        <w:rPr>
+          <w:lang w:val="en-US"/>
+        </w:rPr>
+        <w:t xml:space="preserve"> je k </w:t>
+      </w:r>
+      <w:proofErr w:type="spellStart"/>
+      <w:r>
+        <w:rPr>
+          <w:lang w:val="en-US"/>
+        </w:rPr>
+        <w:t>dispozici</w:t>
+      </w:r>
+      <w:proofErr w:type="spellEnd"/>
+      <w:r>
+        <w:rPr>
+          <w:lang w:val="en-US"/>
+        </w:rPr>
+        <w:t xml:space="preserve"> </w:t>
+      </w:r>
+      <w:proofErr w:type="spellStart"/>
+      <w:r>
+        <w:rPr>
+          <w:lang w:val="en-US"/>
+        </w:rPr>
+        <w:t>lokální</w:t>
+      </w:r>
+      <w:proofErr w:type="spellEnd"/>
+      <w:r>
+        <w:rPr>
+          <w:lang w:val="en-US"/>
+        </w:rPr>
+        <w:t xml:space="preserve"> </w:t>
+      </w:r>
+      <w:proofErr w:type="spellStart"/>
+      <w:r>
+        <w:rPr>
+          <w:lang w:val="en-US"/>
+        </w:rPr>
+        <w:t>síť</w:t>
+      </w:r>
+      <w:proofErr w:type="spellEnd"/>
+      <w:r>
+        <w:rPr>
+          <w:lang w:val="en-US"/>
+        </w:rPr>
+        <w:t>.</w:t>
+      </w:r>
+    </w:p>
+    <w:p>
+      <w:pPr>
+        <w:spacing w:before="240"/>
+        <w:rPr>
+          <w:b/>
+          <w:bCs/>
+          <w:lang w:val="en-US"/>
+        </w:rPr>
+      </w:pPr>
+      <w:proofErr w:type="spellStart"/>
+      <w:r>
+        <w:rPr>
+          <w:b/>
+          <w:bCs/>
+          <w:lang w:val="en-US"/>
+        </w:rPr>
+        <w:t>Silné</w:t>
+      </w:r>
+      <w:proofErr w:type="spellEnd"/>
+      <w:r>
+        <w:rPr>
+          <w:b/>
+          <w:bCs/>
+          <w:lang w:val="en-US"/>
+        </w:rPr>
+        <w:t xml:space="preserve"> </w:t>
+      </w:r>
+      <w:proofErr w:type="spellStart"/>
+      <w:r>
+        <w:rPr>
+          <w:b/>
+          <w:bCs/>
+          <w:lang w:val="en-US"/>
+        </w:rPr>
+        <w:t>stránky</w:t>
+      </w:r>
+      <w:proofErr w:type="spellEnd"/>
+    </w:p>
+    <w:p>
+      <w:pPr>
+        <w:pStyle w:val="Odstavecseseznamem"/>
+      </w:pPr>
+      <w:proofErr w:type="spellStart"/>
+      <w:r>
+        <w:rPr>
+          <w:b/>
+          <w:bCs/>
+        </w:rPr>
+        <w:t>Robustní</w:t>
+      </w:r>
+      <w:proofErr w:type="spellEnd"/>
+      <w:r>
+        <w:rPr>
+          <w:b/>
+          <w:bCs/>
+        </w:rPr>
+        <w:t xml:space="preserve"> </w:t>
+      </w:r>
+      <w:proofErr w:type="spellStart"/>
+      <w:r>
+        <w:rPr>
+          <w:b/>
+          <w:bCs/>
+        </w:rPr>
+        <w:t>zabezpečení</w:t>
+      </w:r>
+      <w:proofErr w:type="spellEnd"/>
+      <w:r>
+        <w:rPr>
+          <w:b/>
+          <w:bCs/>
+        </w:rPr>
+        <w:t xml:space="preserve"> </w:t>
+      </w:r>
+      <w:proofErr w:type="spellStart"/>
+      <w:r>
+        <w:rPr>
+          <w:b/>
+          <w:bCs/>
+        </w:rPr>
+        <w:t>finančních</w:t>
+      </w:r>
+      <w:proofErr w:type="spellEnd"/>
+      <w:r>
+        <w:rPr>
+          <w:b/>
+          <w:bCs/>
+        </w:rPr>
+        <w:t xml:space="preserve"> </w:t>
+      </w:r>
+      <w:proofErr w:type="spellStart"/>
+      <w:r>
+        <w:rPr>
+          <w:b/>
+          <w:bCs/>
+        </w:rPr>
+        <w:t>dat</w:t>
+      </w:r>
+      <w:proofErr w:type="spellEnd"/>
+      <w:r>
+        <w:t xml:space="preserve"> — </w:t>
+      </w:r>
+      <w:proofErr w:type="spellStart"/>
+      <w:r>
+        <w:t>přesunutí</w:t>
+      </w:r>
+      <w:proofErr w:type="spellEnd"/>
+      <w:r>
+        <w:t xml:space="preserve"> </w:t>
+      </w:r>
+      <w:proofErr w:type="spellStart"/>
+      <w:r>
+        <w:t>klíčové</w:t>
+      </w:r>
+      <w:proofErr w:type="spellEnd"/>
+      <w:r>
+        <w:t xml:space="preserve"> business </w:t>
+      </w:r>
+      <w:proofErr w:type="spellStart"/>
+      <w:r>
+        <w:t>logiky</w:t>
+      </w:r>
+      <w:proofErr w:type="spellEnd"/>
+      <w:r>
+        <w:t xml:space="preserve"> do </w:t>
+      </w:r>
+      <w:proofErr w:type="spellStart"/>
+      <w:r>
+        <w:t>databázových</w:t>
+      </w:r>
+      <w:proofErr w:type="spellEnd"/>
+      <w:r>
+        <w:t xml:space="preserve"> </w:t>
       </w:r>
       <w:proofErr w:type="spellStart"/>
       <w:r>
@@ -44817,12 +45629,1844 @@
       </w:r>
       <w:proofErr w:type="spellEnd"/>
       <w:r>
-        <w:t>, čímž se zajistila integrita dat nezávisle na aplikační vrstvě. Tento přístup sice zvyšuje složitost databázového schématu, ale výrazně snižuje riziko nekonzistentních dat.</w:t>
-      </w:r>
-    </w:p>
-    <w:p>
-      <w:r>
-        <w:t>Mezi možná budoucí rozšíření patří podpora mobilních zařízení s NFC pro čtení karet, implementace exportu statistik do formátů CSV/PDF, rozšíření systému o online dobíjení prostřednictvím platební brány nebo přidání vícejazyčné podpory rozhraní.</w:t>
+        <w:t xml:space="preserve"> </w:t>
+      </w:r>
+      <w:proofErr w:type="spellStart"/>
+      <w:r>
+        <w:t>zajišťuje</w:t>
+      </w:r>
+      <w:proofErr w:type="spellEnd"/>
+      <w:r>
+        <w:t xml:space="preserve"> </w:t>
+      </w:r>
+      <w:proofErr w:type="spellStart"/>
+      <w:r>
+        <w:t>integritu</w:t>
+      </w:r>
+      <w:proofErr w:type="spellEnd"/>
+      <w:r>
+        <w:t xml:space="preserve"> </w:t>
+      </w:r>
+      <w:proofErr w:type="spellStart"/>
+      <w:r>
+        <w:t>dat</w:t>
+      </w:r>
+      <w:proofErr w:type="spellEnd"/>
+      <w:r>
+        <w:t xml:space="preserve"> </w:t>
+      </w:r>
+      <w:proofErr w:type="spellStart"/>
+      <w:r>
+        <w:t>nezávisle</w:t>
+      </w:r>
+      <w:proofErr w:type="spellEnd"/>
+      <w:r>
+        <w:t xml:space="preserve"> </w:t>
+      </w:r>
+      <w:proofErr w:type="spellStart"/>
+      <w:r>
+        <w:t>na</w:t>
+      </w:r>
+      <w:proofErr w:type="spellEnd"/>
+      <w:r>
+        <w:t xml:space="preserve"> </w:t>
+      </w:r>
+      <w:proofErr w:type="spellStart"/>
+      <w:r>
+        <w:t>aplikační</w:t>
+      </w:r>
+      <w:proofErr w:type="spellEnd"/>
+      <w:r>
+        <w:t xml:space="preserve"> </w:t>
+      </w:r>
+      <w:proofErr w:type="spellStart"/>
+      <w:r>
+        <w:t>vrstvě</w:t>
+      </w:r>
+      <w:proofErr w:type="spellEnd"/>
+      <w:r>
+        <w:t xml:space="preserve">. </w:t>
+      </w:r>
+      <w:proofErr w:type="spellStart"/>
+      <w:r>
+        <w:t>Transakce</w:t>
+      </w:r>
+      <w:proofErr w:type="spellEnd"/>
+      <w:r>
+        <w:t xml:space="preserve"> </w:t>
+      </w:r>
+      <w:proofErr w:type="spellStart"/>
+      <w:r>
+        <w:t>jsou</w:t>
+      </w:r>
+      <w:proofErr w:type="spellEnd"/>
+      <w:r>
+        <w:t xml:space="preserve"> </w:t>
+      </w:r>
+      <w:proofErr w:type="spellStart"/>
+      <w:r>
+        <w:t>na</w:t>
+      </w:r>
+      <w:proofErr w:type="spellEnd"/>
+      <w:r>
+        <w:t xml:space="preserve"> </w:t>
+      </w:r>
+      <w:proofErr w:type="spellStart"/>
+      <w:r>
+        <w:t>úrovni</w:t>
+      </w:r>
+      <w:proofErr w:type="spellEnd"/>
+      <w:r>
+        <w:t xml:space="preserve"> </w:t>
+      </w:r>
+      <w:proofErr w:type="spellStart"/>
+      <w:r>
+        <w:t>databáze</w:t>
+      </w:r>
+      <w:proofErr w:type="spellEnd"/>
+      <w:r>
+        <w:t xml:space="preserve"> </w:t>
+      </w:r>
+      <w:proofErr w:type="spellStart"/>
+      <w:r>
+        <w:t>neměnné</w:t>
+      </w:r>
+      <w:proofErr w:type="spellEnd"/>
+      <w:r>
+        <w:t xml:space="preserve"> — ani </w:t>
+      </w:r>
+      <w:proofErr w:type="spellStart"/>
+      <w:r>
+        <w:t>administrátor</w:t>
+      </w:r>
+      <w:proofErr w:type="spellEnd"/>
+      <w:r>
+        <w:t xml:space="preserve"> je </w:t>
+      </w:r>
+      <w:proofErr w:type="spellStart"/>
+      <w:r>
+        <w:t>nemůže</w:t>
+      </w:r>
+      <w:proofErr w:type="spellEnd"/>
+      <w:r>
+        <w:t xml:space="preserve"> </w:t>
+      </w:r>
+      <w:proofErr w:type="spellStart"/>
+      <w:r>
+        <w:t>modifikovat</w:t>
+      </w:r>
+      <w:proofErr w:type="spellEnd"/>
+      <w:r>
+        <w:t xml:space="preserve"> </w:t>
+      </w:r>
+      <w:proofErr w:type="spellStart"/>
+      <w:r>
+        <w:t>nebo</w:t>
+      </w:r>
+      <w:proofErr w:type="spellEnd"/>
+      <w:r>
+        <w:t xml:space="preserve"> </w:t>
+      </w:r>
+      <w:proofErr w:type="spellStart"/>
+      <w:r>
+        <w:t>smazat</w:t>
+      </w:r>
+      <w:proofErr w:type="spellEnd"/>
+      <w:r>
+        <w:t>.</w:t>
+      </w:r>
+    </w:p>
+    <w:p>
+      <w:pPr>
+        <w:pStyle w:val="Odstavecseseznamem"/>
+      </w:pPr>
+      <w:proofErr w:type="spellStart"/>
+      <w:r>
+        <w:rPr>
+          <w:b/>
+          <w:bCs/>
+        </w:rPr>
+        <w:t>Rozsáhlé</w:t>
+      </w:r>
+      <w:proofErr w:type="spellEnd"/>
+      <w:r>
+        <w:rPr>
+          <w:b/>
+          <w:bCs/>
+        </w:rPr>
+        <w:t xml:space="preserve"> </w:t>
+      </w:r>
+      <w:proofErr w:type="spellStart"/>
+      <w:r>
+        <w:rPr>
+          <w:b/>
+          <w:bCs/>
+        </w:rPr>
+        <w:t>automatizované</w:t>
+      </w:r>
+      <w:proofErr w:type="spellEnd"/>
+      <w:r>
+        <w:rPr>
+          <w:b/>
+          <w:bCs/>
+        </w:rPr>
+        <w:t xml:space="preserve"> </w:t>
+      </w:r>
+      <w:proofErr w:type="spellStart"/>
+      <w:r>
+        <w:rPr>
+          <w:b/>
+          <w:bCs/>
+        </w:rPr>
+        <w:t>testování</w:t>
+      </w:r>
+      <w:proofErr w:type="spellEnd"/>
+      <w:r>
+        <w:t xml:space="preserve"> — 576 </w:t>
+      </w:r>
+      <w:proofErr w:type="spellStart"/>
+      <w:r>
+        <w:t>testů</w:t>
+      </w:r>
+      <w:proofErr w:type="spellEnd"/>
+      <w:r>
+        <w:t xml:space="preserve"> </w:t>
+      </w:r>
+      <w:proofErr w:type="spellStart"/>
+      <w:r>
+        <w:t>ve</w:t>
+      </w:r>
+      <w:proofErr w:type="spellEnd"/>
+      <w:r>
+        <w:t xml:space="preserve"> 27 </w:t>
+      </w:r>
+      <w:proofErr w:type="spellStart"/>
+      <w:r>
+        <w:t>souborech</w:t>
+      </w:r>
+      <w:proofErr w:type="spellEnd"/>
+      <w:r>
+        <w:t xml:space="preserve"> </w:t>
+      </w:r>
+      <w:proofErr w:type="spellStart"/>
+      <w:r>
+        <w:t>pokrývá</w:t>
+      </w:r>
+      <w:proofErr w:type="spellEnd"/>
+      <w:r>
+        <w:t xml:space="preserve"> </w:t>
+      </w:r>
+      <w:proofErr w:type="spellStart"/>
+      <w:r>
+        <w:t>validaci</w:t>
+      </w:r>
+      <w:proofErr w:type="spellEnd"/>
+      <w:r>
+        <w:t xml:space="preserve"> </w:t>
+      </w:r>
+      <w:proofErr w:type="spellStart"/>
+      <w:r>
+        <w:t>vstupů</w:t>
+      </w:r>
+      <w:proofErr w:type="spellEnd"/>
+      <w:r>
+        <w:t xml:space="preserve">, </w:t>
+      </w:r>
+      <w:proofErr w:type="spellStart"/>
+      <w:r>
+        <w:t>finanční</w:t>
+      </w:r>
+      <w:proofErr w:type="spellEnd"/>
+      <w:r>
+        <w:t xml:space="preserve"> </w:t>
+      </w:r>
+      <w:proofErr w:type="spellStart"/>
+      <w:r>
+        <w:t>operace</w:t>
+      </w:r>
+      <w:proofErr w:type="spellEnd"/>
+      <w:r>
+        <w:t xml:space="preserve">, </w:t>
+      </w:r>
+      <w:proofErr w:type="spellStart"/>
+      <w:r>
+        <w:t>souběžný</w:t>
+      </w:r>
+      <w:proofErr w:type="spellEnd"/>
+      <w:r>
+        <w:t xml:space="preserve"> </w:t>
+      </w:r>
+      <w:proofErr w:type="spellStart"/>
+      <w:r>
+        <w:t>přístup</w:t>
+      </w:r>
+      <w:proofErr w:type="spellEnd"/>
+      <w:r>
+        <w:t xml:space="preserve">, </w:t>
+      </w:r>
+      <w:proofErr w:type="spellStart"/>
+      <w:r>
+        <w:t>databázové</w:t>
+      </w:r>
+      <w:proofErr w:type="spellEnd"/>
+      <w:r>
+        <w:t xml:space="preserve"> </w:t>
+      </w:r>
+      <w:proofErr w:type="spellStart"/>
+      <w:r>
+        <w:t>triggery</w:t>
+      </w:r>
+      <w:proofErr w:type="spellEnd"/>
+      <w:r>
+        <w:t xml:space="preserve">, </w:t>
+      </w:r>
+      <w:proofErr w:type="spellStart"/>
+      <w:r>
+        <w:t>autorizaci</w:t>
+      </w:r>
+      <w:proofErr w:type="spellEnd"/>
+      <w:r>
+        <w:t xml:space="preserve"> a </w:t>
+      </w:r>
+      <w:proofErr w:type="spellStart"/>
+      <w:r>
+        <w:t>další</w:t>
+      </w:r>
+      <w:proofErr w:type="spellEnd"/>
+      <w:r>
+        <w:t xml:space="preserve"> </w:t>
+      </w:r>
+      <w:proofErr w:type="spellStart"/>
+      <w:r>
+        <w:t>oblasti</w:t>
+      </w:r>
+      <w:proofErr w:type="spellEnd"/>
+      <w:r>
+        <w:t xml:space="preserve">. Testy </w:t>
+      </w:r>
+      <w:proofErr w:type="spellStart"/>
+      <w:r>
+        <w:t>pracují</w:t>
+      </w:r>
+      <w:proofErr w:type="spellEnd"/>
+      <w:r>
+        <w:t xml:space="preserve"> s </w:t>
+      </w:r>
+      <w:proofErr w:type="spellStart"/>
+      <w:r>
+        <w:t>reálnou</w:t>
+      </w:r>
+      <w:proofErr w:type="spellEnd"/>
+      <w:r>
+        <w:t xml:space="preserve"> PostgreSQL </w:t>
+      </w:r>
+      <w:proofErr w:type="spellStart"/>
+      <w:r>
+        <w:t>databází</w:t>
+      </w:r>
+      <w:proofErr w:type="spellEnd"/>
+      <w:r>
+        <w:t xml:space="preserve">, </w:t>
+      </w:r>
+      <w:proofErr w:type="spellStart"/>
+      <w:r>
+        <w:t>nikoliv</w:t>
+      </w:r>
+      <w:proofErr w:type="spellEnd"/>
+      <w:r>
+        <w:t xml:space="preserve"> s </w:t>
+      </w:r>
+      <w:proofErr w:type="spellStart"/>
+      <w:r>
+        <w:t>mocky</w:t>
+      </w:r>
+      <w:proofErr w:type="spellEnd"/>
+      <w:r>
+        <w:t>.</w:t>
+      </w:r>
+    </w:p>
+    <w:p>
+      <w:pPr>
+        <w:pStyle w:val="Odstavecseseznamem"/>
+      </w:pPr>
+      <w:proofErr w:type="spellStart"/>
+      <w:r>
+        <w:rPr>
+          <w:b/>
+          <w:bCs/>
+        </w:rPr>
+        <w:t>Nezávislost</w:t>
+      </w:r>
+      <w:proofErr w:type="spellEnd"/>
+      <w:r>
+        <w:rPr>
+          <w:b/>
+          <w:bCs/>
+        </w:rPr>
+        <w:t xml:space="preserve"> </w:t>
+      </w:r>
+      <w:proofErr w:type="spellStart"/>
+      <w:r>
+        <w:rPr>
+          <w:b/>
+          <w:bCs/>
+        </w:rPr>
+        <w:t>na</w:t>
+      </w:r>
+      <w:proofErr w:type="spellEnd"/>
+      <w:r>
+        <w:rPr>
+          <w:b/>
+          <w:bCs/>
+        </w:rPr>
+        <w:t xml:space="preserve"> </w:t>
+      </w:r>
+      <w:proofErr w:type="spellStart"/>
+      <w:r>
+        <w:rPr>
+          <w:b/>
+          <w:bCs/>
+        </w:rPr>
+        <w:t>externích</w:t>
+      </w:r>
+      <w:proofErr w:type="spellEnd"/>
+      <w:r>
+        <w:rPr>
+          <w:b/>
+          <w:bCs/>
+        </w:rPr>
+        <w:t xml:space="preserve"> </w:t>
+      </w:r>
+      <w:proofErr w:type="spellStart"/>
+      <w:r>
+        <w:rPr>
+          <w:b/>
+          <w:bCs/>
+        </w:rPr>
+        <w:t>službách</w:t>
+      </w:r>
+      <w:proofErr w:type="spellEnd"/>
+      <w:r>
+        <w:t xml:space="preserve"> — </w:t>
+      </w:r>
+      <w:proofErr w:type="spellStart"/>
+      <w:r>
+        <w:t>aplikace</w:t>
+      </w:r>
+      <w:proofErr w:type="spellEnd"/>
+      <w:r>
+        <w:t xml:space="preserve"> </w:t>
+      </w:r>
+      <w:proofErr w:type="spellStart"/>
+      <w:r>
+        <w:t>nevyžaduje</w:t>
+      </w:r>
+      <w:proofErr w:type="spellEnd"/>
+      <w:r>
+        <w:t xml:space="preserve"> </w:t>
+      </w:r>
+      <w:proofErr w:type="spellStart"/>
+      <w:r>
+        <w:t>žádné</w:t>
+      </w:r>
+      <w:proofErr w:type="spellEnd"/>
+      <w:r>
+        <w:t xml:space="preserve"> </w:t>
+      </w:r>
+      <w:proofErr w:type="spellStart"/>
+      <w:r>
+        <w:t>třetí</w:t>
+      </w:r>
+      <w:proofErr w:type="spellEnd"/>
+      <w:r>
+        <w:t xml:space="preserve"> </w:t>
+      </w:r>
+      <w:proofErr w:type="spellStart"/>
+      <w:r>
+        <w:t>strany</w:t>
+      </w:r>
+      <w:proofErr w:type="spellEnd"/>
+      <w:r>
+        <w:t xml:space="preserve"> pro </w:t>
+      </w:r>
+      <w:proofErr w:type="spellStart"/>
+      <w:r>
+        <w:t>svůj</w:t>
+      </w:r>
+      <w:proofErr w:type="spellEnd"/>
+      <w:r>
+        <w:t xml:space="preserve"> </w:t>
+      </w:r>
+      <w:proofErr w:type="spellStart"/>
+      <w:r>
+        <w:t>provoz</w:t>
+      </w:r>
+      <w:proofErr w:type="spellEnd"/>
+      <w:r>
+        <w:t xml:space="preserve">. </w:t>
+      </w:r>
+      <w:proofErr w:type="spellStart"/>
+      <w:r>
+        <w:t>Stačí</w:t>
+      </w:r>
+      <w:proofErr w:type="spellEnd"/>
+      <w:r>
+        <w:t xml:space="preserve"> Python, PostgreSQL a </w:t>
+      </w:r>
+      <w:proofErr w:type="spellStart"/>
+      <w:r>
+        <w:t>webový</w:t>
+      </w:r>
+      <w:proofErr w:type="spellEnd"/>
+      <w:r>
+        <w:t xml:space="preserve"> </w:t>
+      </w:r>
+      <w:proofErr w:type="spellStart"/>
+      <w:r>
+        <w:t>prohlížeč</w:t>
+      </w:r>
+      <w:proofErr w:type="spellEnd"/>
+      <w:r>
+        <w:t xml:space="preserve">. Pro </w:t>
+      </w:r>
+      <w:proofErr w:type="spellStart"/>
+      <w:r>
+        <w:t>čtení</w:t>
+      </w:r>
+      <w:proofErr w:type="spellEnd"/>
+      <w:r>
+        <w:t xml:space="preserve"> </w:t>
+      </w:r>
+      <w:proofErr w:type="spellStart"/>
+      <w:r>
+        <w:t>karet</w:t>
+      </w:r>
+      <w:proofErr w:type="spellEnd"/>
+      <w:r>
+        <w:t xml:space="preserve"> </w:t>
+      </w:r>
+      <w:proofErr w:type="spellStart"/>
+      <w:r>
+        <w:t>není</w:t>
+      </w:r>
+      <w:proofErr w:type="spellEnd"/>
+      <w:r>
+        <w:t xml:space="preserve"> </w:t>
+      </w:r>
+      <w:proofErr w:type="spellStart"/>
+      <w:r>
+        <w:t>potřeba</w:t>
+      </w:r>
+      <w:proofErr w:type="spellEnd"/>
+      <w:r>
+        <w:t xml:space="preserve"> </w:t>
+      </w:r>
+      <w:proofErr w:type="spellStart"/>
+      <w:r>
+        <w:t>instalovat</w:t>
+      </w:r>
+      <w:proofErr w:type="spellEnd"/>
+      <w:r>
+        <w:t xml:space="preserve"> </w:t>
+      </w:r>
+      <w:proofErr w:type="spellStart"/>
+      <w:r>
+        <w:t>žádný</w:t>
+      </w:r>
+      <w:proofErr w:type="spellEnd"/>
+      <w:r>
+        <w:t xml:space="preserve"> software ani </w:t>
+      </w:r>
+      <w:proofErr w:type="spellStart"/>
+      <w:r>
+        <w:t>ovladače</w:t>
+      </w:r>
+      <w:proofErr w:type="spellEnd"/>
+      <w:r>
+        <w:t xml:space="preserve"> </w:t>
+      </w:r>
+      <w:proofErr w:type="spellStart"/>
+      <w:r>
+        <w:t>díky</w:t>
+      </w:r>
+      <w:proofErr w:type="spellEnd"/>
+      <w:r>
+        <w:t xml:space="preserve"> Web Serial API.</w:t>
+      </w:r>
+    </w:p>
+    <w:p>
+      <w:pPr>
+        <w:spacing w:before="240"/>
+        <w:rPr>
+          <w:b/>
+          <w:bCs/>
+          <w:lang w:val="en-US"/>
+        </w:rPr>
+      </w:pPr>
+      <w:proofErr w:type="spellStart"/>
+      <w:r>
+        <w:rPr>
+          <w:b/>
+          <w:bCs/>
+          <w:lang w:val="en-US"/>
+        </w:rPr>
+        <w:t>Slabé</w:t>
+      </w:r>
+      <w:proofErr w:type="spellEnd"/>
+      <w:r>
+        <w:rPr>
+          <w:b/>
+          <w:bCs/>
+          <w:lang w:val="en-US"/>
+        </w:rPr>
+        <w:t xml:space="preserve"> </w:t>
+      </w:r>
+      <w:proofErr w:type="spellStart"/>
+      <w:r>
+        <w:rPr>
+          <w:b/>
+          <w:bCs/>
+          <w:lang w:val="en-US"/>
+        </w:rPr>
+        <w:t>stránky</w:t>
+      </w:r>
+      <w:proofErr w:type="spellEnd"/>
+      <w:r>
+        <w:rPr>
+          <w:b/>
+          <w:bCs/>
+          <w:lang w:val="en-US"/>
+        </w:rPr>
+        <w:t xml:space="preserve"> a </w:t>
+      </w:r>
+      <w:proofErr w:type="spellStart"/>
+      <w:r>
+        <w:rPr>
+          <w:b/>
+          <w:bCs/>
+          <w:lang w:val="en-US"/>
+        </w:rPr>
+        <w:t>omezení</w:t>
+      </w:r>
+      <w:proofErr w:type="spellEnd"/>
+    </w:p>
+    <w:p>
+      <w:pPr>
+        <w:pStyle w:val="Odstavecseseznamem"/>
+      </w:pPr>
+      <w:proofErr w:type="spellStart"/>
+      <w:r>
+        <w:rPr>
+          <w:b/>
+          <w:bCs/>
+        </w:rPr>
+        <w:t>Závislost</w:t>
+      </w:r>
+      <w:proofErr w:type="spellEnd"/>
+      <w:r>
+        <w:rPr>
+          <w:b/>
+          <w:bCs/>
+        </w:rPr>
+        <w:t xml:space="preserve"> </w:t>
+      </w:r>
+      <w:proofErr w:type="spellStart"/>
+      <w:r>
+        <w:rPr>
+          <w:b/>
+          <w:bCs/>
+        </w:rPr>
+        <w:t>na</w:t>
+      </w:r>
+      <w:proofErr w:type="spellEnd"/>
+      <w:r>
+        <w:rPr>
+          <w:b/>
+          <w:bCs/>
+        </w:rPr>
+        <w:t xml:space="preserve"> Chromium </w:t>
+      </w:r>
+      <w:proofErr w:type="spellStart"/>
+      <w:r>
+        <w:rPr>
+          <w:b/>
+          <w:bCs/>
+        </w:rPr>
+        <w:t>prohlížečích</w:t>
+      </w:r>
+      <w:proofErr w:type="spellEnd"/>
+      <w:r>
+        <w:t xml:space="preserve"> — Web Serial API </w:t>
+      </w:r>
+      <w:proofErr w:type="spellStart"/>
+      <w:r>
+        <w:t>není</w:t>
+      </w:r>
+      <w:proofErr w:type="spellEnd"/>
+      <w:r>
+        <w:t xml:space="preserve"> </w:t>
+      </w:r>
+      <w:proofErr w:type="spellStart"/>
+      <w:r>
+        <w:t>podporováno</w:t>
+      </w:r>
+      <w:proofErr w:type="spellEnd"/>
+      <w:r>
+        <w:t xml:space="preserve"> </w:t>
+      </w:r>
+      <w:proofErr w:type="spellStart"/>
+      <w:r>
+        <w:t>ve</w:t>
+      </w:r>
+      <w:proofErr w:type="spellEnd"/>
+      <w:r>
+        <w:t xml:space="preserve"> </w:t>
+      </w:r>
+      <w:proofErr w:type="spellStart"/>
+      <w:r>
+        <w:t>Firefoxu</w:t>
+      </w:r>
+      <w:proofErr w:type="spellEnd"/>
+      <w:r>
+        <w:t xml:space="preserve"> ani Safari, </w:t>
+      </w:r>
+      <w:proofErr w:type="spellStart"/>
+      <w:r>
+        <w:t>což</w:t>
+      </w:r>
+      <w:proofErr w:type="spellEnd"/>
+      <w:r>
+        <w:t xml:space="preserve"> </w:t>
+      </w:r>
+      <w:proofErr w:type="spellStart"/>
+      <w:r>
+        <w:t>omezuje</w:t>
+      </w:r>
+      <w:proofErr w:type="spellEnd"/>
+      <w:r>
+        <w:t xml:space="preserve"> </w:t>
+      </w:r>
+      <w:proofErr w:type="spellStart"/>
+      <w:r>
+        <w:t>výběr</w:t>
+      </w:r>
+      <w:proofErr w:type="spellEnd"/>
+      <w:r>
+        <w:t xml:space="preserve"> </w:t>
+      </w:r>
+      <w:proofErr w:type="spellStart"/>
+      <w:r>
+        <w:t>prohlížeče</w:t>
+      </w:r>
+      <w:proofErr w:type="spellEnd"/>
+      <w:r>
+        <w:t xml:space="preserve"> pro </w:t>
+      </w:r>
+      <w:proofErr w:type="spellStart"/>
+      <w:r>
+        <w:t>čtení</w:t>
+      </w:r>
+      <w:proofErr w:type="spellEnd"/>
+      <w:r>
+        <w:t xml:space="preserve"> </w:t>
+      </w:r>
+      <w:proofErr w:type="spellStart"/>
+      <w:r>
+        <w:t>karet</w:t>
+      </w:r>
+      <w:proofErr w:type="spellEnd"/>
+      <w:r>
+        <w:t xml:space="preserve">. Pro </w:t>
+      </w:r>
+      <w:proofErr w:type="spellStart"/>
+      <w:r>
+        <w:t>správu</w:t>
+      </w:r>
+      <w:proofErr w:type="spellEnd"/>
+      <w:r>
+        <w:t xml:space="preserve"> </w:t>
+      </w:r>
+      <w:proofErr w:type="spellStart"/>
+      <w:r>
+        <w:t>akcí</w:t>
+      </w:r>
+      <w:proofErr w:type="spellEnd"/>
+      <w:r>
+        <w:t xml:space="preserve"> a </w:t>
+      </w:r>
+      <w:proofErr w:type="spellStart"/>
+      <w:r>
+        <w:t>statistiky</w:t>
+      </w:r>
+      <w:proofErr w:type="spellEnd"/>
+      <w:r>
+        <w:t xml:space="preserve"> je </w:t>
+      </w:r>
+      <w:proofErr w:type="spellStart"/>
+      <w:r>
+        <w:t>však</w:t>
+      </w:r>
+      <w:proofErr w:type="spellEnd"/>
+      <w:r>
+        <w:t xml:space="preserve"> </w:t>
+      </w:r>
+      <w:proofErr w:type="spellStart"/>
+      <w:r>
+        <w:t>možné</w:t>
+      </w:r>
+      <w:proofErr w:type="spellEnd"/>
+      <w:r>
+        <w:t xml:space="preserve"> </w:t>
+      </w:r>
+      <w:proofErr w:type="spellStart"/>
+      <w:r>
+        <w:t>použít</w:t>
+      </w:r>
+      <w:proofErr w:type="spellEnd"/>
+      <w:r>
+        <w:t xml:space="preserve"> </w:t>
+      </w:r>
+      <w:proofErr w:type="spellStart"/>
+      <w:r>
+        <w:t>libovolný</w:t>
+      </w:r>
+      <w:proofErr w:type="spellEnd"/>
+      <w:r>
+        <w:t xml:space="preserve"> </w:t>
+      </w:r>
+      <w:proofErr w:type="spellStart"/>
+      <w:r>
+        <w:t>prohlížeč</w:t>
+      </w:r>
+      <w:proofErr w:type="spellEnd"/>
+      <w:r>
+        <w:t>.</w:t>
+      </w:r>
+    </w:p>
+    <w:p>
+      <w:pPr>
+        <w:pStyle w:val="Odstavecseseznamem"/>
+      </w:pPr>
+      <w:r>
+        <w:rPr>
+          <w:b/>
+          <w:bCs/>
+        </w:rPr>
+        <w:t xml:space="preserve">Absence offline </w:t>
+      </w:r>
+      <w:proofErr w:type="spellStart"/>
+      <w:r>
+        <w:rPr>
+          <w:b/>
+          <w:bCs/>
+        </w:rPr>
+        <w:t>režimu</w:t>
+      </w:r>
+      <w:proofErr w:type="spellEnd"/>
+      <w:r>
+        <w:t xml:space="preserve"> — </w:t>
+      </w:r>
+      <w:proofErr w:type="spellStart"/>
+      <w:r>
+        <w:t>při</w:t>
+      </w:r>
+      <w:proofErr w:type="spellEnd"/>
+      <w:r>
+        <w:t xml:space="preserve"> </w:t>
+      </w:r>
+      <w:proofErr w:type="spellStart"/>
+      <w:r>
+        <w:t>výpadku</w:t>
+      </w:r>
+      <w:proofErr w:type="spellEnd"/>
+      <w:r>
+        <w:t xml:space="preserve"> </w:t>
+      </w:r>
+      <w:proofErr w:type="spellStart"/>
+      <w:r>
+        <w:t>připojení</w:t>
+      </w:r>
+      <w:proofErr w:type="spellEnd"/>
+      <w:r>
+        <w:t xml:space="preserve"> k </w:t>
+      </w:r>
+      <w:proofErr w:type="spellStart"/>
+      <w:r>
+        <w:t>databázi</w:t>
+      </w:r>
+      <w:proofErr w:type="spellEnd"/>
+      <w:r>
+        <w:t xml:space="preserve"> </w:t>
+      </w:r>
+      <w:proofErr w:type="spellStart"/>
+      <w:r>
+        <w:t>není</w:t>
+      </w:r>
+      <w:proofErr w:type="spellEnd"/>
+      <w:r>
+        <w:t xml:space="preserve"> </w:t>
+      </w:r>
+      <w:proofErr w:type="spellStart"/>
+      <w:r>
+        <w:t>možné</w:t>
+      </w:r>
+      <w:proofErr w:type="spellEnd"/>
+      <w:r>
+        <w:t xml:space="preserve"> </w:t>
+      </w:r>
+      <w:proofErr w:type="spellStart"/>
+      <w:r>
+        <w:t>provádět</w:t>
+      </w:r>
+      <w:proofErr w:type="spellEnd"/>
+      <w:r>
+        <w:t xml:space="preserve"> </w:t>
+      </w:r>
+      <w:proofErr w:type="spellStart"/>
+      <w:r>
+        <w:t>žádné</w:t>
+      </w:r>
+      <w:proofErr w:type="spellEnd"/>
+      <w:r>
+        <w:t xml:space="preserve"> </w:t>
+      </w:r>
+      <w:proofErr w:type="spellStart"/>
+      <w:r>
+        <w:t>transakce</w:t>
+      </w:r>
+      <w:proofErr w:type="spellEnd"/>
+      <w:r>
+        <w:t xml:space="preserve">. V </w:t>
+      </w:r>
+      <w:proofErr w:type="spellStart"/>
+      <w:r>
+        <w:t>prostředí</w:t>
+      </w:r>
+      <w:proofErr w:type="spellEnd"/>
+      <w:r>
+        <w:t xml:space="preserve"> </w:t>
+      </w:r>
+      <w:proofErr w:type="spellStart"/>
+      <w:r>
+        <w:t>lokální</w:t>
+      </w:r>
+      <w:proofErr w:type="spellEnd"/>
+      <w:r>
+        <w:t xml:space="preserve"> </w:t>
+      </w:r>
+      <w:proofErr w:type="spellStart"/>
+      <w:r>
+        <w:t>sítě</w:t>
+      </w:r>
+      <w:proofErr w:type="spellEnd"/>
+      <w:r>
+        <w:t xml:space="preserve"> </w:t>
+      </w:r>
+      <w:proofErr w:type="spellStart"/>
+      <w:r>
+        <w:t>na</w:t>
+      </w:r>
+      <w:proofErr w:type="spellEnd"/>
+      <w:r>
+        <w:t xml:space="preserve"> </w:t>
+      </w:r>
+      <w:proofErr w:type="spellStart"/>
+      <w:r>
+        <w:t>akci</w:t>
+      </w:r>
+      <w:proofErr w:type="spellEnd"/>
+      <w:r>
+        <w:t xml:space="preserve"> je toto </w:t>
+      </w:r>
+      <w:proofErr w:type="spellStart"/>
+      <w:r>
+        <w:t>riziko</w:t>
+      </w:r>
+      <w:proofErr w:type="spellEnd"/>
+      <w:r>
+        <w:t xml:space="preserve"> </w:t>
+      </w:r>
+      <w:proofErr w:type="spellStart"/>
+      <w:r>
+        <w:t>nízké</w:t>
+      </w:r>
+      <w:proofErr w:type="spellEnd"/>
+      <w:r>
+        <w:t xml:space="preserve">, ale pro </w:t>
+      </w:r>
+      <w:proofErr w:type="spellStart"/>
+      <w:r>
+        <w:t>vzdálené</w:t>
+      </w:r>
+      <w:proofErr w:type="spellEnd"/>
+      <w:r>
+        <w:t xml:space="preserve"> </w:t>
+      </w:r>
+      <w:proofErr w:type="spellStart"/>
+      <w:r>
+        <w:t>nasazení</w:t>
+      </w:r>
+      <w:proofErr w:type="spellEnd"/>
+      <w:r>
+        <w:t xml:space="preserve"> by to </w:t>
+      </w:r>
+      <w:proofErr w:type="spellStart"/>
+      <w:r>
+        <w:t>bylo</w:t>
+      </w:r>
+      <w:proofErr w:type="spellEnd"/>
+      <w:r>
+        <w:t xml:space="preserve"> </w:t>
+      </w:r>
+      <w:proofErr w:type="spellStart"/>
+      <w:r>
+        <w:t>omezující</w:t>
+      </w:r>
+      <w:proofErr w:type="spellEnd"/>
+      <w:r>
+        <w:t>.</w:t>
+      </w:r>
+    </w:p>
+    <w:p>
+      <w:pPr>
+        <w:pStyle w:val="Odstavecseseznamem"/>
+      </w:pPr>
+      <w:proofErr w:type="spellStart"/>
+      <w:r>
+        <w:rPr>
+          <w:b/>
+          <w:bCs/>
+        </w:rPr>
+        <w:t>Chybějící</w:t>
+      </w:r>
+      <w:proofErr w:type="spellEnd"/>
+      <w:r>
+        <w:rPr>
+          <w:b/>
+          <w:bCs/>
+        </w:rPr>
+        <w:t xml:space="preserve"> export </w:t>
+      </w:r>
+      <w:proofErr w:type="spellStart"/>
+      <w:r>
+        <w:rPr>
+          <w:b/>
+          <w:bCs/>
+        </w:rPr>
+        <w:t>dat</w:t>
+      </w:r>
+      <w:proofErr w:type="spellEnd"/>
+      <w:r>
+        <w:t xml:space="preserve"> — </w:t>
+      </w:r>
+      <w:proofErr w:type="spellStart"/>
+      <w:r>
+        <w:t>statistiky</w:t>
+      </w:r>
+      <w:proofErr w:type="spellEnd"/>
+      <w:r>
+        <w:t xml:space="preserve"> a </w:t>
+      </w:r>
+      <w:proofErr w:type="spellStart"/>
+      <w:r>
+        <w:t>historie</w:t>
+      </w:r>
+      <w:proofErr w:type="spellEnd"/>
+      <w:r>
+        <w:t xml:space="preserve"> </w:t>
+      </w:r>
+      <w:proofErr w:type="spellStart"/>
+      <w:r>
+        <w:t>transakcí</w:t>
+      </w:r>
+      <w:proofErr w:type="spellEnd"/>
+      <w:r>
+        <w:t xml:space="preserve"> </w:t>
+      </w:r>
+      <w:proofErr w:type="spellStart"/>
+      <w:r>
+        <w:t>jsou</w:t>
+      </w:r>
+      <w:proofErr w:type="spellEnd"/>
+      <w:r>
+        <w:t xml:space="preserve"> </w:t>
+      </w:r>
+      <w:proofErr w:type="spellStart"/>
+      <w:r>
+        <w:t>dostupné</w:t>
+      </w:r>
+      <w:proofErr w:type="spellEnd"/>
+      <w:r>
+        <w:t xml:space="preserve"> </w:t>
+      </w:r>
+      <w:proofErr w:type="spellStart"/>
+      <w:r>
+        <w:t>pouze</w:t>
+      </w:r>
+      <w:proofErr w:type="spellEnd"/>
+      <w:r>
+        <w:t xml:space="preserve"> v </w:t>
+      </w:r>
+      <w:proofErr w:type="spellStart"/>
+      <w:r>
+        <w:t>rámci</w:t>
+      </w:r>
+      <w:proofErr w:type="spellEnd"/>
+      <w:r>
+        <w:t xml:space="preserve"> </w:t>
+      </w:r>
+      <w:proofErr w:type="spellStart"/>
+      <w:r>
+        <w:t>webového</w:t>
+      </w:r>
+      <w:proofErr w:type="spellEnd"/>
+      <w:r>
+        <w:t xml:space="preserve"> </w:t>
+      </w:r>
+      <w:proofErr w:type="spellStart"/>
+      <w:r>
+        <w:t>rozhraní</w:t>
+      </w:r>
+      <w:proofErr w:type="spellEnd"/>
+      <w:r>
+        <w:t xml:space="preserve">. </w:t>
+      </w:r>
+      <w:proofErr w:type="spellStart"/>
+      <w:r>
+        <w:t>Chybí</w:t>
+      </w:r>
+      <w:proofErr w:type="spellEnd"/>
+      <w:r>
+        <w:t xml:space="preserve"> </w:t>
+      </w:r>
+      <w:proofErr w:type="spellStart"/>
+      <w:r>
+        <w:t>možnost</w:t>
+      </w:r>
+      <w:proofErr w:type="spellEnd"/>
+      <w:r>
+        <w:t xml:space="preserve"> </w:t>
+      </w:r>
+      <w:proofErr w:type="spellStart"/>
+      <w:r>
+        <w:t>exportu</w:t>
+      </w:r>
+      <w:proofErr w:type="spellEnd"/>
+      <w:r>
+        <w:t xml:space="preserve"> do </w:t>
+      </w:r>
+      <w:proofErr w:type="spellStart"/>
+      <w:r>
+        <w:t>formátů</w:t>
+      </w:r>
+      <w:proofErr w:type="spellEnd"/>
+      <w:r>
+        <w:t xml:space="preserve"> CSV </w:t>
+      </w:r>
+      <w:proofErr w:type="spellStart"/>
+      <w:r>
+        <w:t>nebo</w:t>
+      </w:r>
+      <w:proofErr w:type="spellEnd"/>
+      <w:r>
+        <w:t xml:space="preserve"> PDF pro </w:t>
+      </w:r>
+      <w:proofErr w:type="spellStart"/>
+      <w:r>
+        <w:t>další</w:t>
+      </w:r>
+      <w:proofErr w:type="spellEnd"/>
+      <w:r>
+        <w:t xml:space="preserve"> </w:t>
+      </w:r>
+      <w:proofErr w:type="spellStart"/>
+      <w:r>
+        <w:t>zpracování</w:t>
+      </w:r>
+      <w:proofErr w:type="spellEnd"/>
+      <w:r>
+        <w:t>.</w:t>
+      </w:r>
+    </w:p>
+    <w:p>
+      <w:pPr>
+        <w:spacing w:before="240"/>
+        <w:rPr>
+          <w:b/>
+          <w:bCs/>
+          <w:lang w:val="en-US"/>
+        </w:rPr>
+      </w:pPr>
+      <w:proofErr w:type="spellStart"/>
+      <w:r>
+        <w:rPr>
+          <w:b/>
+          <w:bCs/>
+          <w:lang w:val="en-US"/>
+        </w:rPr>
+        <w:t>Možnosti</w:t>
+      </w:r>
+      <w:proofErr w:type="spellEnd"/>
+      <w:r>
+        <w:rPr>
+          <w:b/>
+          <w:bCs/>
+          <w:lang w:val="en-US"/>
+        </w:rPr>
+        <w:t xml:space="preserve"> </w:t>
+      </w:r>
+      <w:proofErr w:type="spellStart"/>
+      <w:r>
+        <w:rPr>
+          <w:b/>
+          <w:bCs/>
+          <w:lang w:val="en-US"/>
+        </w:rPr>
+        <w:t>budoucího</w:t>
+      </w:r>
+      <w:proofErr w:type="spellEnd"/>
+      <w:r>
+        <w:rPr>
+          <w:b/>
+          <w:bCs/>
+          <w:lang w:val="en-US"/>
+        </w:rPr>
+        <w:t xml:space="preserve"> </w:t>
+      </w:r>
+      <w:proofErr w:type="spellStart"/>
+      <w:r>
+        <w:rPr>
+          <w:b/>
+          <w:bCs/>
+          <w:lang w:val="en-US"/>
+        </w:rPr>
+        <w:t>rozšíření</w:t>
+      </w:r>
+      <w:proofErr w:type="spellEnd"/>
+    </w:p>
+    <w:p>
+      <w:pPr>
+        <w:pStyle w:val="Odstavecseseznamem"/>
+      </w:pPr>
+      <w:r>
+        <w:rPr>
+          <w:b/>
+          <w:bCs/>
+        </w:rPr>
+        <w:t xml:space="preserve">Export </w:t>
+      </w:r>
+      <w:proofErr w:type="spellStart"/>
+      <w:r>
+        <w:rPr>
+          <w:b/>
+          <w:bCs/>
+        </w:rPr>
+        <w:t>statistik</w:t>
+      </w:r>
+      <w:proofErr w:type="spellEnd"/>
+      <w:r>
+        <w:t xml:space="preserve"> — </w:t>
+      </w:r>
+      <w:proofErr w:type="spellStart"/>
+      <w:r>
+        <w:t>implementace</w:t>
+      </w:r>
+      <w:proofErr w:type="spellEnd"/>
+      <w:r>
+        <w:t xml:space="preserve"> </w:t>
+      </w:r>
+      <w:proofErr w:type="spellStart"/>
+      <w:r>
+        <w:t>exportu</w:t>
+      </w:r>
+      <w:proofErr w:type="spellEnd"/>
+      <w:r>
+        <w:t xml:space="preserve"> do CSV a PDF by </w:t>
+      </w:r>
+      <w:proofErr w:type="spellStart"/>
+      <w:r>
+        <w:t>organizátorům</w:t>
+      </w:r>
+      <w:proofErr w:type="spellEnd"/>
+      <w:r>
+        <w:t xml:space="preserve"> </w:t>
+      </w:r>
+      <w:proofErr w:type="spellStart"/>
+      <w:r>
+        <w:t>umožnila</w:t>
+      </w:r>
+      <w:proofErr w:type="spellEnd"/>
+      <w:r>
+        <w:t xml:space="preserve"> </w:t>
+      </w:r>
+      <w:proofErr w:type="spellStart"/>
+      <w:r>
+        <w:t>zpracovávat</w:t>
+      </w:r>
+      <w:proofErr w:type="spellEnd"/>
+      <w:r>
+        <w:t xml:space="preserve"> data v </w:t>
+      </w:r>
+      <w:proofErr w:type="spellStart"/>
+      <w:r>
+        <w:t>externích</w:t>
+      </w:r>
+      <w:proofErr w:type="spellEnd"/>
+      <w:r>
+        <w:t xml:space="preserve"> </w:t>
+      </w:r>
+      <w:proofErr w:type="spellStart"/>
+      <w:r>
+        <w:t>nástrojích</w:t>
+      </w:r>
+      <w:proofErr w:type="spellEnd"/>
+      <w:r>
+        <w:t xml:space="preserve">. </w:t>
+      </w:r>
+      <w:proofErr w:type="spellStart"/>
+      <w:r>
+        <w:t>Díky</w:t>
+      </w:r>
+      <w:proofErr w:type="spellEnd"/>
+      <w:r>
+        <w:t xml:space="preserve"> </w:t>
+      </w:r>
+      <w:proofErr w:type="spellStart"/>
+      <w:r>
+        <w:t>modulární</w:t>
+      </w:r>
+      <w:proofErr w:type="spellEnd"/>
+      <w:r>
+        <w:t xml:space="preserve"> </w:t>
+      </w:r>
+      <w:proofErr w:type="spellStart"/>
+      <w:r>
+        <w:t>struktuře</w:t>
+      </w:r>
+      <w:proofErr w:type="spellEnd"/>
+      <w:r>
+        <w:t xml:space="preserve"> API by </w:t>
+      </w:r>
+      <w:proofErr w:type="spellStart"/>
+      <w:r>
+        <w:t>stačilo</w:t>
+      </w:r>
+      <w:proofErr w:type="spellEnd"/>
+      <w:r>
+        <w:t xml:space="preserve"> </w:t>
+      </w:r>
+      <w:proofErr w:type="spellStart"/>
+      <w:r>
+        <w:t>přidat</w:t>
+      </w:r>
+      <w:proofErr w:type="spellEnd"/>
+      <w:r>
+        <w:t xml:space="preserve"> </w:t>
+      </w:r>
+      <w:proofErr w:type="spellStart"/>
+      <w:r>
+        <w:t>nové</w:t>
+      </w:r>
+      <w:proofErr w:type="spellEnd"/>
+      <w:r>
+        <w:t xml:space="preserve"> </w:t>
+      </w:r>
+      <w:proofErr w:type="spellStart"/>
+      <w:r>
+        <w:t>endpointy</w:t>
+      </w:r>
+      <w:proofErr w:type="spellEnd"/>
+      <w:r>
+        <w:t xml:space="preserve">, </w:t>
+      </w:r>
+      <w:proofErr w:type="spellStart"/>
+      <w:r>
+        <w:t>které</w:t>
+      </w:r>
+      <w:proofErr w:type="spellEnd"/>
+      <w:r>
+        <w:t xml:space="preserve"> </w:t>
+      </w:r>
+      <w:proofErr w:type="spellStart"/>
+      <w:r>
+        <w:t>vrátí</w:t>
+      </w:r>
+      <w:proofErr w:type="spellEnd"/>
+      <w:r>
+        <w:t xml:space="preserve"> data v </w:t>
+      </w:r>
+      <w:proofErr w:type="spellStart"/>
+      <w:r>
+        <w:t>požadovaném</w:t>
+      </w:r>
+      <w:proofErr w:type="spellEnd"/>
+      <w:r>
+        <w:t xml:space="preserve"> </w:t>
+      </w:r>
+      <w:proofErr w:type="spellStart"/>
+      <w:r>
+        <w:t>formátu</w:t>
+      </w:r>
+      <w:proofErr w:type="spellEnd"/>
+      <w:r>
+        <w:t>.</w:t>
+      </w:r>
+    </w:p>
+    <w:p>
+      <w:pPr>
+        <w:pStyle w:val="Odstavecseseznamem"/>
+      </w:pPr>
+      <w:r>
+        <w:rPr>
+          <w:b/>
+          <w:bCs/>
+        </w:rPr>
+        <w:lastRenderedPageBreak/>
+        <w:t xml:space="preserve">Podpora </w:t>
+      </w:r>
+      <w:proofErr w:type="spellStart"/>
+      <w:r>
+        <w:rPr>
+          <w:b/>
+          <w:bCs/>
+        </w:rPr>
+        <w:t>mobilních</w:t>
+      </w:r>
+      <w:proofErr w:type="spellEnd"/>
+      <w:r>
+        <w:rPr>
+          <w:b/>
+          <w:bCs/>
+        </w:rPr>
+        <w:t xml:space="preserve"> </w:t>
+      </w:r>
+      <w:proofErr w:type="spellStart"/>
+      <w:r>
+        <w:rPr>
+          <w:b/>
+          <w:bCs/>
+        </w:rPr>
+        <w:t>zařízení</w:t>
+      </w:r>
+      <w:proofErr w:type="spellEnd"/>
+      <w:r>
+        <w:rPr>
+          <w:b/>
+          <w:bCs/>
+        </w:rPr>
+        <w:t xml:space="preserve"> s NFC</w:t>
+      </w:r>
+      <w:r>
+        <w:t xml:space="preserve"> — </w:t>
+      </w:r>
+      <w:proofErr w:type="spellStart"/>
+      <w:r>
+        <w:t>moderní</w:t>
+      </w:r>
+      <w:proofErr w:type="spellEnd"/>
+      <w:r>
+        <w:t xml:space="preserve"> </w:t>
+      </w:r>
+      <w:proofErr w:type="spellStart"/>
+      <w:r>
+        <w:t>telefony</w:t>
+      </w:r>
+      <w:proofErr w:type="spellEnd"/>
+      <w:r>
+        <w:t xml:space="preserve"> s Android </w:t>
+      </w:r>
+      <w:proofErr w:type="spellStart"/>
+      <w:r>
+        <w:t>podporují</w:t>
+      </w:r>
+      <w:proofErr w:type="spellEnd"/>
+      <w:r>
+        <w:t xml:space="preserve"> </w:t>
+      </w:r>
+      <w:proofErr w:type="spellStart"/>
+      <w:r>
+        <w:t>čtení</w:t>
+      </w:r>
+      <w:proofErr w:type="spellEnd"/>
+      <w:r>
+        <w:t xml:space="preserve"> NFC </w:t>
+      </w:r>
+      <w:proofErr w:type="spellStart"/>
+      <w:r>
+        <w:t>tagů</w:t>
+      </w:r>
+      <w:proofErr w:type="spellEnd"/>
+      <w:r>
+        <w:t xml:space="preserve"> </w:t>
+      </w:r>
+      <w:proofErr w:type="spellStart"/>
+      <w:r>
+        <w:t>prostřednictvím</w:t>
+      </w:r>
+      <w:proofErr w:type="spellEnd"/>
+      <w:r>
+        <w:t xml:space="preserve"> Web NFC API, </w:t>
+      </w:r>
+      <w:proofErr w:type="spellStart"/>
+      <w:r>
+        <w:t>což</w:t>
+      </w:r>
+      <w:proofErr w:type="spellEnd"/>
+      <w:r>
+        <w:t xml:space="preserve"> by </w:t>
+      </w:r>
+      <w:proofErr w:type="spellStart"/>
+      <w:r>
+        <w:t>umožnilo</w:t>
+      </w:r>
+      <w:proofErr w:type="spellEnd"/>
+      <w:r>
+        <w:t xml:space="preserve"> </w:t>
+      </w:r>
+      <w:proofErr w:type="spellStart"/>
+      <w:r>
+        <w:t>použít</w:t>
+      </w:r>
+      <w:proofErr w:type="spellEnd"/>
+      <w:r>
+        <w:t xml:space="preserve"> </w:t>
+      </w:r>
+      <w:proofErr w:type="spellStart"/>
+      <w:r>
+        <w:t>telefon</w:t>
+      </w:r>
+      <w:proofErr w:type="spellEnd"/>
+      <w:r>
+        <w:t xml:space="preserve"> </w:t>
+      </w:r>
+      <w:proofErr w:type="spellStart"/>
+      <w:r>
+        <w:t>jako</w:t>
+      </w:r>
+      <w:proofErr w:type="spellEnd"/>
+      <w:r>
+        <w:t xml:space="preserve"> </w:t>
+      </w:r>
+      <w:proofErr w:type="spellStart"/>
+      <w:r>
+        <w:t>čtečku</w:t>
+      </w:r>
+      <w:proofErr w:type="spellEnd"/>
+      <w:r>
+        <w:t xml:space="preserve"> </w:t>
+      </w:r>
+      <w:proofErr w:type="spellStart"/>
+      <w:r>
+        <w:t>karet</w:t>
+      </w:r>
+      <w:proofErr w:type="spellEnd"/>
+      <w:r>
+        <w:t xml:space="preserve"> </w:t>
+      </w:r>
+      <w:proofErr w:type="spellStart"/>
+      <w:r>
+        <w:t>místo</w:t>
+      </w:r>
+      <w:proofErr w:type="spellEnd"/>
+      <w:r>
+        <w:t xml:space="preserve"> </w:t>
+      </w:r>
+      <w:proofErr w:type="spellStart"/>
+      <w:r>
+        <w:t>dedikovaného</w:t>
+      </w:r>
+      <w:proofErr w:type="spellEnd"/>
+      <w:r>
+        <w:t xml:space="preserve"> USB </w:t>
+      </w:r>
+      <w:proofErr w:type="spellStart"/>
+      <w:r>
+        <w:t>zařízení</w:t>
+      </w:r>
+      <w:proofErr w:type="spellEnd"/>
+      <w:r>
+        <w:t>.</w:t>
+      </w:r>
+    </w:p>
+    <w:p>
+      <w:pPr>
+        <w:pStyle w:val="Odstavecseseznamem"/>
+      </w:pPr>
+      <w:r>
+        <w:rPr>
+          <w:b/>
+          <w:bCs/>
+        </w:rPr>
+        <w:t xml:space="preserve">Online </w:t>
+      </w:r>
+      <w:proofErr w:type="spellStart"/>
+      <w:r>
+        <w:rPr>
+          <w:b/>
+          <w:bCs/>
+        </w:rPr>
+        <w:t>dobíjení</w:t>
+      </w:r>
+      <w:proofErr w:type="spellEnd"/>
+      <w:r>
+        <w:t xml:space="preserve"> — </w:t>
+      </w:r>
+      <w:proofErr w:type="spellStart"/>
+      <w:r>
+        <w:t>integrace</w:t>
+      </w:r>
+      <w:proofErr w:type="spellEnd"/>
+      <w:r>
+        <w:t xml:space="preserve"> </w:t>
+      </w:r>
+      <w:proofErr w:type="spellStart"/>
+      <w:r>
+        <w:t>platební</w:t>
+      </w:r>
+      <w:proofErr w:type="spellEnd"/>
+      <w:r>
+        <w:t xml:space="preserve"> </w:t>
+      </w:r>
+      <w:proofErr w:type="spellStart"/>
+      <w:r>
+        <w:t>brány</w:t>
+      </w:r>
+      <w:proofErr w:type="spellEnd"/>
+      <w:r>
+        <w:t xml:space="preserve"> (</w:t>
+      </w:r>
+      <w:proofErr w:type="spellStart"/>
+      <w:r>
+        <w:t>například</w:t>
+      </w:r>
+      <w:proofErr w:type="spellEnd"/>
+      <w:r>
+        <w:t xml:space="preserve"> Stripe) by </w:t>
+      </w:r>
+      <w:proofErr w:type="spellStart"/>
+      <w:r>
+        <w:t>umožnila</w:t>
+      </w:r>
+      <w:proofErr w:type="spellEnd"/>
+      <w:r>
+        <w:t xml:space="preserve"> </w:t>
+      </w:r>
+      <w:proofErr w:type="spellStart"/>
+      <w:r>
+        <w:t>návštěvníkům</w:t>
+      </w:r>
+      <w:proofErr w:type="spellEnd"/>
+      <w:r>
+        <w:t xml:space="preserve"> </w:t>
+      </w:r>
+      <w:proofErr w:type="spellStart"/>
+      <w:r>
+        <w:t>dobíjet</w:t>
+      </w:r>
+      <w:proofErr w:type="spellEnd"/>
+      <w:r>
+        <w:t xml:space="preserve"> </w:t>
+      </w:r>
+      <w:proofErr w:type="spellStart"/>
+      <w:r>
+        <w:t>kredit</w:t>
+      </w:r>
+      <w:proofErr w:type="spellEnd"/>
+      <w:r>
+        <w:t xml:space="preserve"> </w:t>
+      </w:r>
+      <w:proofErr w:type="spellStart"/>
+      <w:r>
+        <w:t>předem</w:t>
+      </w:r>
+      <w:proofErr w:type="spellEnd"/>
+      <w:r>
+        <w:t xml:space="preserve"> z </w:t>
+      </w:r>
+      <w:proofErr w:type="spellStart"/>
+      <w:r>
+        <w:t>vlastního</w:t>
+      </w:r>
+      <w:proofErr w:type="spellEnd"/>
+      <w:r>
+        <w:t xml:space="preserve"> </w:t>
+      </w:r>
+      <w:proofErr w:type="spellStart"/>
+      <w:r>
+        <w:t>zařízení</w:t>
+      </w:r>
+      <w:proofErr w:type="spellEnd"/>
+      <w:r>
+        <w:t xml:space="preserve">, </w:t>
+      </w:r>
+      <w:proofErr w:type="spellStart"/>
+      <w:r>
+        <w:t>čímž</w:t>
+      </w:r>
+      <w:proofErr w:type="spellEnd"/>
+      <w:r>
+        <w:t xml:space="preserve"> by se </w:t>
+      </w:r>
+      <w:proofErr w:type="spellStart"/>
+      <w:r>
+        <w:t>zkrátily</w:t>
+      </w:r>
+      <w:proofErr w:type="spellEnd"/>
+      <w:r>
+        <w:t xml:space="preserve"> </w:t>
+      </w:r>
+      <w:proofErr w:type="spellStart"/>
+      <w:r>
+        <w:t>fronty</w:t>
+      </w:r>
+      <w:proofErr w:type="spellEnd"/>
+      <w:r>
+        <w:t xml:space="preserve"> u </w:t>
+      </w:r>
+      <w:proofErr w:type="spellStart"/>
+      <w:r>
+        <w:t>pokladních</w:t>
+      </w:r>
+      <w:proofErr w:type="spellEnd"/>
+      <w:r>
+        <w:t xml:space="preserve"> </w:t>
+      </w:r>
+      <w:proofErr w:type="spellStart"/>
+      <w:r>
+        <w:t>stánků</w:t>
+      </w:r>
+      <w:proofErr w:type="spellEnd"/>
+      <w:r>
+        <w:t>.</w:t>
+      </w:r>
+    </w:p>
+    <w:p>
+      <w:pPr>
+        <w:pStyle w:val="Odstavecseseznamem"/>
+      </w:pPr>
+      <w:proofErr w:type="spellStart"/>
+      <w:r>
+        <w:rPr>
+          <w:b/>
+          <w:bCs/>
+        </w:rPr>
+        <w:t>Vícejazyčná</w:t>
+      </w:r>
+      <w:proofErr w:type="spellEnd"/>
+      <w:r>
+        <w:rPr>
+          <w:b/>
+          <w:bCs/>
+        </w:rPr>
+        <w:t xml:space="preserve"> </w:t>
+      </w:r>
+      <w:proofErr w:type="spellStart"/>
+      <w:r>
+        <w:rPr>
+          <w:b/>
+          <w:bCs/>
+        </w:rPr>
+        <w:t>podpora</w:t>
+      </w:r>
+      <w:proofErr w:type="spellEnd"/>
+      <w:r>
+        <w:t xml:space="preserve"> — </w:t>
+      </w:r>
+      <w:proofErr w:type="spellStart"/>
+      <w:r>
+        <w:t>rozhraní</w:t>
+      </w:r>
+      <w:proofErr w:type="spellEnd"/>
+      <w:r>
+        <w:t xml:space="preserve"> je v </w:t>
+      </w:r>
+      <w:proofErr w:type="spellStart"/>
+      <w:r>
+        <w:t>současnosti</w:t>
+      </w:r>
+      <w:proofErr w:type="spellEnd"/>
+      <w:r>
+        <w:t xml:space="preserve"> </w:t>
+      </w:r>
+      <w:proofErr w:type="spellStart"/>
+      <w:r>
+        <w:t>česko-anglické</w:t>
+      </w:r>
+      <w:proofErr w:type="spellEnd"/>
+      <w:r>
+        <w:t xml:space="preserve">. </w:t>
+      </w:r>
+      <w:proofErr w:type="spellStart"/>
+      <w:r>
+        <w:t>Přidání</w:t>
+      </w:r>
+      <w:proofErr w:type="spellEnd"/>
+      <w:r>
+        <w:t xml:space="preserve"> </w:t>
+      </w:r>
+      <w:proofErr w:type="spellStart"/>
+      <w:r>
+        <w:t>plné</w:t>
+      </w:r>
+      <w:proofErr w:type="spellEnd"/>
+      <w:r>
+        <w:t xml:space="preserve"> </w:t>
+      </w:r>
+      <w:proofErr w:type="spellStart"/>
+      <w:r>
+        <w:t>vícejazyčné</w:t>
+      </w:r>
+      <w:proofErr w:type="spellEnd"/>
+      <w:r>
+        <w:t xml:space="preserve"> </w:t>
+      </w:r>
+      <w:proofErr w:type="spellStart"/>
+      <w:r>
+        <w:t>podpory</w:t>
+      </w:r>
+      <w:proofErr w:type="spellEnd"/>
+      <w:r>
+        <w:t xml:space="preserve"> by </w:t>
+      </w:r>
+      <w:proofErr w:type="spellStart"/>
+      <w:r>
+        <w:t>rozšířilo</w:t>
+      </w:r>
+      <w:proofErr w:type="spellEnd"/>
+      <w:r>
+        <w:t xml:space="preserve"> </w:t>
+      </w:r>
+      <w:proofErr w:type="spellStart"/>
+      <w:r>
+        <w:t>použitelnost</w:t>
+      </w:r>
+      <w:proofErr w:type="spellEnd"/>
+      <w:r>
+        <w:t xml:space="preserve"> </w:t>
+      </w:r>
+      <w:proofErr w:type="spellStart"/>
+      <w:r>
+        <w:t>systému</w:t>
+      </w:r>
+      <w:proofErr w:type="spellEnd"/>
+      <w:r>
+        <w:t xml:space="preserve"> pro </w:t>
+      </w:r>
+      <w:proofErr w:type="spellStart"/>
+      <w:r>
+        <w:t>mezinárodní</w:t>
+      </w:r>
+      <w:proofErr w:type="spellEnd"/>
+      <w:r>
+        <w:t xml:space="preserve"> </w:t>
+      </w:r>
+      <w:proofErr w:type="spellStart"/>
+      <w:r>
+        <w:t>akce</w:t>
+      </w:r>
+      <w:proofErr w:type="spellEnd"/>
+      <w:r>
+        <w:t>.</w:t>
       </w:r>
     </w:p>
     <w:p>
@@ -47448,6 +50092,122 @@
     </w:lvl>
   </w:abstractNum>
   <w:abstractNum w:abstractNumId="20" w15:restartNumberingAfterBreak="0">
+    <w:nsid w:val="4F941D91"/>
+    <w:multiLevelType w:val="multilevel"/>
+    <w:tmpl w:val="B5643370"/>
+    <w:lvl w:ilvl="0">
+      <w:start w:val="1"/>
+      <w:numFmt w:val="decimal"/>
+      <w:suff w:val="space"/>
+      <w:lvlText w:val="%1"/>
+      <w:lvlJc w:val="left"/>
+      <w:pPr>
+        <w:ind w:left="360" w:hanging="360"/>
+      </w:pPr>
+      <w:rPr>
+        <w:rFonts w:hint="default"/>
+      </w:rPr>
+    </w:lvl>
+    <w:lvl w:ilvl="1">
+      <w:start w:val="1"/>
+      <w:numFmt w:val="decimal"/>
+      <w:suff w:val="space"/>
+      <w:lvlText w:val="%1.%2"/>
+      <w:lvlJc w:val="left"/>
+      <w:pPr>
+        <w:ind w:left="403" w:hanging="403"/>
+      </w:pPr>
+      <w:rPr>
+        <w:rFonts w:hint="default"/>
+      </w:rPr>
+    </w:lvl>
+    <w:lvl w:ilvl="2">
+      <w:start w:val="1"/>
+      <w:numFmt w:val="decimal"/>
+      <w:suff w:val="space"/>
+      <w:lvlText w:val="%1.%2.%3"/>
+      <w:lvlJc w:val="left"/>
+      <w:pPr>
+        <w:ind w:left="432" w:hanging="432"/>
+      </w:pPr>
+      <w:rPr>
+        <w:rFonts w:hint="default"/>
+      </w:rPr>
+    </w:lvl>
+    <w:lvl w:ilvl="3">
+      <w:start w:val="1"/>
+      <w:numFmt w:val="decimal"/>
+      <w:lvlText w:val="%1.%2.%3.%4"/>
+      <w:lvlJc w:val="left"/>
+      <w:pPr>
+        <w:ind w:left="1728" w:hanging="648"/>
+      </w:pPr>
+      <w:rPr>
+        <w:rFonts w:hint="default"/>
+      </w:rPr>
+    </w:lvl>
+    <w:lvl w:ilvl="4">
+      <w:start w:val="1"/>
+      <w:numFmt w:val="decimal"/>
+      <w:lvlText w:val="%1.%2.%3.%4.%5"/>
+      <w:lvlJc w:val="left"/>
+      <w:pPr>
+        <w:ind w:left="2232" w:hanging="792"/>
+      </w:pPr>
+      <w:rPr>
+        <w:rFonts w:hint="default"/>
+      </w:rPr>
+    </w:lvl>
+    <w:lvl w:ilvl="5">
+      <w:start w:val="1"/>
+      <w:numFmt w:val="decimal"/>
+      <w:lvlText w:val="%1.%2.%3.%4.%5.%6"/>
+      <w:lvlJc w:val="left"/>
+      <w:pPr>
+        <w:ind w:left="2736" w:hanging="936"/>
+      </w:pPr>
+      <w:rPr>
+        <w:rFonts w:hint="default"/>
+      </w:rPr>
+    </w:lvl>
+    <w:lvl w:ilvl="6">
+      <w:start w:val="1"/>
+      <w:numFmt w:val="decimal"/>
+      <w:lvlText w:val="%1.%2.%3.%4.%5.%6.%7"/>
+      <w:lvlJc w:val="left"/>
+      <w:pPr>
+        <w:ind w:left="3240" w:hanging="1080"/>
+      </w:pPr>
+      <w:rPr>
+        <w:rFonts w:hint="default"/>
+      </w:rPr>
+    </w:lvl>
+    <w:lvl w:ilvl="7">
+      <w:start w:val="1"/>
+      <w:numFmt w:val="decimal"/>
+      <w:lvlText w:val="%1.%2.%3.%4.%5.%6.%7.%8"/>
+      <w:lvlJc w:val="left"/>
+      <w:pPr>
+        <w:ind w:left="3744" w:hanging="1224"/>
+      </w:pPr>
+      <w:rPr>
+        <w:rFonts w:hint="default"/>
+      </w:rPr>
+    </w:lvl>
+    <w:lvl w:ilvl="8">
+      <w:start w:val="1"/>
+      <w:numFmt w:val="decimal"/>
+      <w:lvlText w:val="%1.%2.%3.%4.%5.%6.%7.%8.%9"/>
+      <w:lvlJc w:val="left"/>
+      <w:pPr>
+        <w:ind w:left="4320" w:hanging="1440"/>
+      </w:pPr>
+      <w:rPr>
+        <w:rFonts w:hint="default"/>
+      </w:rPr>
+    </w:lvl>
+  </w:abstractNum>
+  <w:abstractNum w:abstractNumId="21" w15:restartNumberingAfterBreak="0">
     <w:nsid w:val="4FB924E6"/>
     <w:multiLevelType w:val="multilevel"/>
     <w:tmpl w:val="13AC2D5A"/>
@@ -47587,7 +50347,93 @@
       </w:rPr>
     </w:lvl>
   </w:abstractNum>
-  <w:abstractNum w:abstractNumId="21" w15:restartNumberingAfterBreak="0">
+  <w:abstractNum w:abstractNumId="22" w15:restartNumberingAfterBreak="0">
+    <w:nsid w:val="523512ED"/>
+    <w:multiLevelType w:val="hybridMultilevel"/>
+    <w:tmpl w:val="69044956"/>
+    <w:lvl w:ilvl="0" w:tplc="0409000F">
+      <w:start w:val="1"/>
+      <w:numFmt w:val="decimal"/>
+      <w:lvlText w:val="%1."/>
+      <w:lvlJc w:val="left"/>
+      <w:pPr>
+        <w:ind w:left="720" w:hanging="360"/>
+      </w:pPr>
+    </w:lvl>
+    <w:lvl w:ilvl="1" w:tplc="04090019" w:tentative="1">
+      <w:start w:val="1"/>
+      <w:numFmt w:val="lowerLetter"/>
+      <w:lvlText w:val="%2."/>
+      <w:lvlJc w:val="left"/>
+      <w:pPr>
+        <w:ind w:left="1440" w:hanging="360"/>
+      </w:pPr>
+    </w:lvl>
+    <w:lvl w:ilvl="2" w:tplc="0409001B" w:tentative="1">
+      <w:start w:val="1"/>
+      <w:numFmt w:val="lowerRoman"/>
+      <w:lvlText w:val="%3."/>
+      <w:lvlJc w:val="right"/>
+      <w:pPr>
+        <w:ind w:left="2160" w:hanging="180"/>
+      </w:pPr>
+    </w:lvl>
+    <w:lvl w:ilvl="3" w:tplc="0409000F" w:tentative="1">
+      <w:start w:val="1"/>
+      <w:numFmt w:val="decimal"/>
+      <w:lvlText w:val="%4."/>
+      <w:lvlJc w:val="left"/>
+      <w:pPr>
+        <w:ind w:left="2880" w:hanging="360"/>
+      </w:pPr>
+    </w:lvl>
+    <w:lvl w:ilvl="4" w:tplc="04090019" w:tentative="1">
+      <w:start w:val="1"/>
+      <w:numFmt w:val="lowerLetter"/>
+      <w:lvlText w:val="%5."/>
+      <w:lvlJc w:val="left"/>
+      <w:pPr>
+        <w:ind w:left="3600" w:hanging="360"/>
+      </w:pPr>
+    </w:lvl>
+    <w:lvl w:ilvl="5" w:tplc="0409001B" w:tentative="1">
+      <w:start w:val="1"/>
+      <w:numFmt w:val="lowerRoman"/>
+      <w:lvlText w:val="%6."/>
+      <w:lvlJc w:val="right"/>
+      <w:pPr>
+        <w:ind w:left="4320" w:hanging="180"/>
+      </w:pPr>
+    </w:lvl>
+    <w:lvl w:ilvl="6" w:tplc="0409000F" w:tentative="1">
+      <w:start w:val="1"/>
+      <w:numFmt w:val="decimal"/>
+      <w:lvlText w:val="%7."/>
+      <w:lvlJc w:val="left"/>
+      <w:pPr>
+        <w:ind w:left="5040" w:hanging="360"/>
+      </w:pPr>
+    </w:lvl>
+    <w:lvl w:ilvl="7" w:tplc="04090019" w:tentative="1">
+      <w:start w:val="1"/>
+      <w:numFmt w:val="lowerLetter"/>
+      <w:lvlText w:val="%8."/>
+      <w:lvlJc w:val="left"/>
+      <w:pPr>
+        <w:ind w:left="5760" w:hanging="360"/>
+      </w:pPr>
+    </w:lvl>
+    <w:lvl w:ilvl="8" w:tplc="0409001B" w:tentative="1">
+      <w:start w:val="1"/>
+      <w:numFmt w:val="lowerRoman"/>
+      <w:lvlText w:val="%9."/>
+      <w:lvlJc w:val="right"/>
+      <w:pPr>
+        <w:ind w:left="6480" w:hanging="180"/>
+      </w:pPr>
+    </w:lvl>
+  </w:abstractNum>
+  <w:abstractNum w:abstractNumId="23" w15:restartNumberingAfterBreak="0">
     <w:nsid w:val="53942BA7"/>
     <w:multiLevelType w:val="multilevel"/>
     <w:tmpl w:val="ACCA5B4C"/>
@@ -47702,7 +50548,7 @@
       </w:rPr>
     </w:lvl>
   </w:abstractNum>
-  <w:abstractNum w:abstractNumId="22" w15:restartNumberingAfterBreak="0">
+  <w:abstractNum w:abstractNumId="24" w15:restartNumberingAfterBreak="0">
     <w:nsid w:val="53B622A7"/>
     <w:multiLevelType w:val="hybridMultilevel"/>
     <w:tmpl w:val="24FC27BA"/>
@@ -47815,7 +50661,7 @@
       </w:rPr>
     </w:lvl>
   </w:abstractNum>
-  <w:abstractNum w:abstractNumId="23" w15:restartNumberingAfterBreak="0">
+  <w:abstractNum w:abstractNumId="25" w15:restartNumberingAfterBreak="0">
     <w:nsid w:val="550868CC"/>
     <w:multiLevelType w:val="multilevel"/>
     <w:tmpl w:val="D408B802"/>
@@ -47955,7 +50801,93 @@
       </w:rPr>
     </w:lvl>
   </w:abstractNum>
-  <w:abstractNum w:abstractNumId="24" w15:restartNumberingAfterBreak="0">
+  <w:abstractNum w:abstractNumId="26" w15:restartNumberingAfterBreak="0">
+    <w:nsid w:val="59AF567F"/>
+    <w:multiLevelType w:val="hybridMultilevel"/>
+    <w:tmpl w:val="9CF04FA2"/>
+    <w:lvl w:ilvl="0" w:tplc="0409000F">
+      <w:start w:val="1"/>
+      <w:numFmt w:val="decimal"/>
+      <w:lvlText w:val="%1."/>
+      <w:lvlJc w:val="left"/>
+      <w:pPr>
+        <w:ind w:left="720" w:hanging="360"/>
+      </w:pPr>
+    </w:lvl>
+    <w:lvl w:ilvl="1" w:tplc="04090019" w:tentative="1">
+      <w:start w:val="1"/>
+      <w:numFmt w:val="lowerLetter"/>
+      <w:lvlText w:val="%2."/>
+      <w:lvlJc w:val="left"/>
+      <w:pPr>
+        <w:ind w:left="1440" w:hanging="360"/>
+      </w:pPr>
+    </w:lvl>
+    <w:lvl w:ilvl="2" w:tplc="0409001B" w:tentative="1">
+      <w:start w:val="1"/>
+      <w:numFmt w:val="lowerRoman"/>
+      <w:lvlText w:val="%3."/>
+      <w:lvlJc w:val="right"/>
+      <w:pPr>
+        <w:ind w:left="2160" w:hanging="180"/>
+      </w:pPr>
+    </w:lvl>
+    <w:lvl w:ilvl="3" w:tplc="0409000F" w:tentative="1">
+      <w:start w:val="1"/>
+      <w:numFmt w:val="decimal"/>
+      <w:lvlText w:val="%4."/>
+      <w:lvlJc w:val="left"/>
+      <w:pPr>
+        <w:ind w:left="2880" w:hanging="360"/>
+      </w:pPr>
+    </w:lvl>
+    <w:lvl w:ilvl="4" w:tplc="04090019" w:tentative="1">
+      <w:start w:val="1"/>
+      <w:numFmt w:val="lowerLetter"/>
+      <w:lvlText w:val="%5."/>
+      <w:lvlJc w:val="left"/>
+      <w:pPr>
+        <w:ind w:left="3600" w:hanging="360"/>
+      </w:pPr>
+    </w:lvl>
+    <w:lvl w:ilvl="5" w:tplc="0409001B" w:tentative="1">
+      <w:start w:val="1"/>
+      <w:numFmt w:val="lowerRoman"/>
+      <w:lvlText w:val="%6."/>
+      <w:lvlJc w:val="right"/>
+      <w:pPr>
+        <w:ind w:left="4320" w:hanging="180"/>
+      </w:pPr>
+    </w:lvl>
+    <w:lvl w:ilvl="6" w:tplc="0409000F" w:tentative="1">
+      <w:start w:val="1"/>
+      <w:numFmt w:val="decimal"/>
+      <w:lvlText w:val="%7."/>
+      <w:lvlJc w:val="left"/>
+      <w:pPr>
+        <w:ind w:left="5040" w:hanging="360"/>
+      </w:pPr>
+    </w:lvl>
+    <w:lvl w:ilvl="7" w:tplc="04090019" w:tentative="1">
+      <w:start w:val="1"/>
+      <w:numFmt w:val="lowerLetter"/>
+      <w:lvlText w:val="%8."/>
+      <w:lvlJc w:val="left"/>
+      <w:pPr>
+        <w:ind w:left="5760" w:hanging="360"/>
+      </w:pPr>
+    </w:lvl>
+    <w:lvl w:ilvl="8" w:tplc="0409001B" w:tentative="1">
+      <w:start w:val="1"/>
+      <w:numFmt w:val="lowerRoman"/>
+      <w:lvlText w:val="%9."/>
+      <w:lvlJc w:val="right"/>
+      <w:pPr>
+        <w:ind w:left="6480" w:hanging="180"/>
+      </w:pPr>
+    </w:lvl>
+  </w:abstractNum>
+  <w:abstractNum w:abstractNumId="27" w15:restartNumberingAfterBreak="0">
     <w:nsid w:val="5AF837A9"/>
     <w:multiLevelType w:val="multilevel"/>
     <w:tmpl w:val="40741D4A"/>
@@ -48068,7 +51000,7 @@
       </w:rPr>
     </w:lvl>
   </w:abstractNum>
-  <w:abstractNum w:abstractNumId="25" w15:restartNumberingAfterBreak="0">
+  <w:abstractNum w:abstractNumId="28" w15:restartNumberingAfterBreak="0">
     <w:nsid w:val="5CEA3CC1"/>
     <w:multiLevelType w:val="hybridMultilevel"/>
     <w:tmpl w:val="E12E2784"/>
@@ -48154,7 +51086,7 @@
       </w:pPr>
     </w:lvl>
   </w:abstractNum>
-  <w:abstractNum w:abstractNumId="26" w15:restartNumberingAfterBreak="0">
+  <w:abstractNum w:abstractNumId="29" w15:restartNumberingAfterBreak="0">
     <w:nsid w:val="5D0C57A1"/>
     <w:multiLevelType w:val="multilevel"/>
     <w:tmpl w:val="40741D4A"/>
@@ -48267,7 +51199,7 @@
       </w:rPr>
     </w:lvl>
   </w:abstractNum>
-  <w:abstractNum w:abstractNumId="27" w15:restartNumberingAfterBreak="0">
+  <w:abstractNum w:abstractNumId="30" w15:restartNumberingAfterBreak="0">
     <w:nsid w:val="5D606F17"/>
     <w:multiLevelType w:val="multilevel"/>
     <w:tmpl w:val="ACCA5B4C"/>
@@ -48382,7 +51314,7 @@
       </w:rPr>
     </w:lvl>
   </w:abstractNum>
-  <w:abstractNum w:abstractNumId="28" w15:restartNumberingAfterBreak="0">
+  <w:abstractNum w:abstractNumId="31" w15:restartNumberingAfterBreak="0">
     <w:nsid w:val="5E10523C"/>
     <w:multiLevelType w:val="multilevel"/>
     <w:tmpl w:val="ACCA5B4C"/>
@@ -48497,7 +51429,7 @@
       </w:rPr>
     </w:lvl>
   </w:abstractNum>
-  <w:abstractNum w:abstractNumId="29" w15:restartNumberingAfterBreak="0">
+  <w:abstractNum w:abstractNumId="32" w15:restartNumberingAfterBreak="0">
     <w:nsid w:val="5F062777"/>
     <w:multiLevelType w:val="multilevel"/>
     <w:tmpl w:val="40741D4A"/>
@@ -48610,7 +51542,7 @@
       </w:rPr>
     </w:lvl>
   </w:abstractNum>
-  <w:abstractNum w:abstractNumId="30" w15:restartNumberingAfterBreak="0">
+  <w:abstractNum w:abstractNumId="33" w15:restartNumberingAfterBreak="0">
     <w:nsid w:val="69AA73C7"/>
     <w:multiLevelType w:val="multilevel"/>
     <w:tmpl w:val="ACCA5B4C"/>
@@ -48725,7 +51657,7 @@
       </w:rPr>
     </w:lvl>
   </w:abstractNum>
-  <w:abstractNum w:abstractNumId="31" w15:restartNumberingAfterBreak="0">
+  <w:abstractNum w:abstractNumId="34" w15:restartNumberingAfterBreak="0">
     <w:nsid w:val="709977BD"/>
     <w:multiLevelType w:val="multilevel"/>
     <w:tmpl w:val="B5643370"/>
@@ -48841,7 +51773,7 @@
       </w:rPr>
     </w:lvl>
   </w:abstractNum>
-  <w:abstractNum w:abstractNumId="32" w15:restartNumberingAfterBreak="0">
+  <w:abstractNum w:abstractNumId="35" w15:restartNumberingAfterBreak="0">
     <w:nsid w:val="70CF00DE"/>
     <w:multiLevelType w:val="multilevel"/>
     <w:tmpl w:val="ACCA5B4C"/>
@@ -48956,7 +51888,7 @@
       </w:rPr>
     </w:lvl>
   </w:abstractNum>
-  <w:abstractNum w:abstractNumId="33" w15:restartNumberingAfterBreak="0">
+  <w:abstractNum w:abstractNumId="36" w15:restartNumberingAfterBreak="0">
     <w:nsid w:val="71F63346"/>
     <w:multiLevelType w:val="hybridMultilevel"/>
     <w:tmpl w:val="637E7514"/>
@@ -49069,7 +52001,7 @@
       </w:rPr>
     </w:lvl>
   </w:abstractNum>
-  <w:abstractNum w:abstractNumId="34" w15:restartNumberingAfterBreak="0">
+  <w:abstractNum w:abstractNumId="37" w15:restartNumberingAfterBreak="0">
     <w:nsid w:val="733040E9"/>
     <w:multiLevelType w:val="multilevel"/>
     <w:tmpl w:val="B5643370"/>
@@ -49185,7 +52117,7 @@
       </w:rPr>
     </w:lvl>
   </w:abstractNum>
-  <w:abstractNum w:abstractNumId="35" w15:restartNumberingAfterBreak="0">
+  <w:abstractNum w:abstractNumId="38" w15:restartNumberingAfterBreak="0">
     <w:nsid w:val="7A555BFF"/>
     <w:multiLevelType w:val="hybridMultilevel"/>
     <w:tmpl w:val="08C85DB4"/>
@@ -49296,7 +52228,7 @@
       </w:rPr>
     </w:lvl>
   </w:abstractNum>
-  <w:abstractNum w:abstractNumId="36" w15:restartNumberingAfterBreak="0">
+  <w:abstractNum w:abstractNumId="39" w15:restartNumberingAfterBreak="0">
     <w:nsid w:val="7E8044E4"/>
     <w:multiLevelType w:val="multilevel"/>
     <w:tmpl w:val="40741D4A"/>
@@ -49422,13 +52354,13 @@
     <w:abstractNumId w:val="9"/>
   </w:num>
   <w:num w:numId="4" w16cid:durableId="312029362">
-    <w:abstractNumId w:val="20"/>
+    <w:abstractNumId w:val="21"/>
   </w:num>
   <w:num w:numId="5" w16cid:durableId="675035990">
     <w:abstractNumId w:val="1"/>
   </w:num>
   <w:num w:numId="6" w16cid:durableId="1991443734">
-    <w:abstractNumId w:val="23"/>
+    <w:abstractNumId w:val="25"/>
   </w:num>
   <w:num w:numId="7" w16cid:durableId="612440296">
     <w:abstractNumId w:val="11"/>
@@ -49443,19 +52375,19 @@
     <w:abstractNumId w:val="10"/>
   </w:num>
   <w:num w:numId="11" w16cid:durableId="1873221471">
-    <w:abstractNumId w:val="26"/>
+    <w:abstractNumId w:val="29"/>
   </w:num>
   <w:num w:numId="12" w16cid:durableId="469834115">
-    <w:abstractNumId w:val="24"/>
+    <w:abstractNumId w:val="27"/>
   </w:num>
   <w:num w:numId="13" w16cid:durableId="1450516264">
-    <w:abstractNumId w:val="36"/>
+    <w:abstractNumId w:val="39"/>
   </w:num>
   <w:num w:numId="14" w16cid:durableId="1539197357">
     <w:abstractNumId w:val="14"/>
   </w:num>
   <w:num w:numId="15" w16cid:durableId="1692683037">
-    <w:abstractNumId w:val="29"/>
+    <w:abstractNumId w:val="32"/>
   </w:num>
   <w:num w:numId="16" w16cid:durableId="66850064">
     <w:abstractNumId w:val="13"/>
@@ -49464,7 +52396,7 @@
     <w:abstractNumId w:val="17"/>
   </w:num>
   <w:num w:numId="18" w16cid:durableId="378746308">
-    <w:abstractNumId w:val="27"/>
+    <w:abstractNumId w:val="30"/>
   </w:num>
   <w:num w:numId="19" w16cid:durableId="754937850">
     <w:abstractNumId w:val="3"/>
@@ -49476,31 +52408,31 @@
     <w:abstractNumId w:val="5"/>
   </w:num>
   <w:num w:numId="22" w16cid:durableId="2129809054">
-    <w:abstractNumId w:val="21"/>
+    <w:abstractNumId w:val="23"/>
   </w:num>
   <w:num w:numId="23" w16cid:durableId="1093630139">
-    <w:abstractNumId w:val="32"/>
+    <w:abstractNumId w:val="35"/>
   </w:num>
   <w:num w:numId="24" w16cid:durableId="1987931302">
-    <w:abstractNumId w:val="25"/>
+    <w:abstractNumId w:val="28"/>
   </w:num>
   <w:num w:numId="25" w16cid:durableId="363792066">
-    <w:abstractNumId w:val="30"/>
+    <w:abstractNumId w:val="33"/>
   </w:num>
   <w:num w:numId="26" w16cid:durableId="58090260">
     <w:abstractNumId w:val="8"/>
   </w:num>
   <w:num w:numId="27" w16cid:durableId="827135274">
-    <w:abstractNumId w:val="28"/>
+    <w:abstractNumId w:val="31"/>
   </w:num>
   <w:num w:numId="28" w16cid:durableId="1993094223">
-    <w:abstractNumId w:val="31"/>
+    <w:abstractNumId w:val="34"/>
   </w:num>
   <w:num w:numId="29" w16cid:durableId="5527300">
-    <w:abstractNumId w:val="33"/>
+    <w:abstractNumId w:val="36"/>
   </w:num>
   <w:num w:numId="30" w16cid:durableId="1912307428">
-    <w:abstractNumId w:val="22"/>
+    <w:abstractNumId w:val="24"/>
   </w:num>
   <w:num w:numId="31" w16cid:durableId="495457521">
     <w:abstractNumId w:val="16"/>
@@ -49509,13 +52441,13 @@
     <w:abstractNumId w:val="2"/>
   </w:num>
   <w:num w:numId="33" w16cid:durableId="252280713">
-    <w:abstractNumId w:val="35"/>
+    <w:abstractNumId w:val="38"/>
   </w:num>
   <w:num w:numId="34" w16cid:durableId="1565872797">
     <w:abstractNumId w:val="0"/>
   </w:num>
   <w:num w:numId="35" w16cid:durableId="1695693496">
-    <w:abstractNumId w:val="34"/>
+    <w:abstractNumId w:val="37"/>
   </w:num>
   <w:num w:numId="36" w16cid:durableId="1695034138">
     <w:abstractNumId w:val="12"/>
@@ -49525,6 +52457,15 @@
   </w:num>
   <w:num w:numId="38" w16cid:durableId="154538737">
     <w:abstractNumId w:val="15"/>
+  </w:num>
+  <w:num w:numId="39" w16cid:durableId="868881283">
+    <w:abstractNumId w:val="20"/>
+  </w:num>
+  <w:num w:numId="40" w16cid:durableId="242958792">
+    <w:abstractNumId w:val="22"/>
+  </w:num>
+  <w:num w:numId="41" w16cid:durableId="487790725">
+    <w:abstractNumId w:val="26"/>
   </w:num>
 </w:numbering>
 </file>

--- a/Muijsenberg_cashier_systém_dokumentace.docx
+++ b/Muijsenberg_cashier_systém_dokumentace.docx
@@ -2351,21 +2351,7 @@
                 <w:rStyle w:val="Hypertextovodkaz"/>
                 <w:noProof/>
               </w:rPr>
-              <w:t>2.3 Relační databáze a t</w:t>
-            </w:r>
-            <w:r>
-              <w:rPr>
-                <w:rStyle w:val="Hypertextovodkaz"/>
-                <w:noProof/>
-              </w:rPr>
-              <w:t>r</w:t>
-            </w:r>
-            <w:r>
-              <w:rPr>
-                <w:rStyle w:val="Hypertextovodkaz"/>
-                <w:noProof/>
-              </w:rPr>
-              <w:t>ansakční zpracování</w:t>
+              <w:t>2.3 Relační databáze a transakční zpracování</w:t>
             </w:r>
             <w:r>
               <w:rPr>
@@ -3608,21 +3594,7 @@
                 <w:rStyle w:val="Hypertextovodkaz"/>
                 <w:noProof/>
               </w:rPr>
-              <w:t xml:space="preserve">6 Prerekvizity </w:t>
-            </w:r>
-            <w:r>
-              <w:rPr>
-                <w:rStyle w:val="Hypertextovodkaz"/>
-                <w:noProof/>
-              </w:rPr>
-              <w:t>a</w:t>
-            </w:r>
-            <w:r>
-              <w:rPr>
-                <w:rStyle w:val="Hypertextovodkaz"/>
-                <w:noProof/>
-              </w:rPr>
-              <w:t xml:space="preserve"> instalace</w:t>
+              <w:t>6 Prerekvizity a instalace</w:t>
             </w:r>
             <w:r>
               <w:rPr>
@@ -12880,15 +12852,71 @@
         <w:t>Integrita a bezpečnost finančních dat</w:t>
       </w:r>
       <w:r>
-        <w:t xml:space="preserve"> — finanční transakce budou atomické a neměnné, systém zajistí konzistenci dat i při souběžném přístupu více uživatelů a ochrání se proti běžným bezpečnostním hrozbám (SQL </w:t>
-      </w:r>
-      <w:proofErr w:type="spellStart"/>
-      <w:r>
-        <w:t>injection</w:t>
-      </w:r>
-      <w:proofErr w:type="spellEnd"/>
-      <w:r>
-        <w:t>, duplicitní transakce, neoprávněný přístup).</w:t>
+        <w:t xml:space="preserve"> — finanční transakce budou atomické a neměnné, systém zajistí konzistenci dat i při souběžném přístupu více uživatelů a ochrání se </w:t>
+      </w:r>
+      <w:proofErr w:type="spellStart"/>
+      <w:r>
+        <w:t>proti</w:t>
+      </w:r>
+      <w:proofErr w:type="spellEnd"/>
+      <w:r>
+        <w:t xml:space="preserve"> </w:t>
+      </w:r>
+      <w:proofErr w:type="spellStart"/>
+      <w:r>
+        <w:t>běžným</w:t>
+      </w:r>
+      <w:proofErr w:type="spellEnd"/>
+      <w:r>
+        <w:t xml:space="preserve"> </w:t>
+      </w:r>
+      <w:proofErr w:type="spellStart"/>
+      <w:r>
+        <w:t>bezpečnostním</w:t>
+      </w:r>
+      <w:proofErr w:type="spellEnd"/>
+      <w:r>
+        <w:t xml:space="preserve"> </w:t>
+      </w:r>
+      <w:proofErr w:type="spellStart"/>
+      <w:r>
+        <w:t>hrozbám</w:t>
+      </w:r>
+      <w:proofErr w:type="spellEnd"/>
+      <w:r>
+        <w:t xml:space="preserve"> (SQL injection, </w:t>
+      </w:r>
+      <w:proofErr w:type="spellStart"/>
+      <w:r>
+        <w:t>duplicitní</w:t>
+      </w:r>
+      <w:proofErr w:type="spellEnd"/>
+      <w:r>
+        <w:t xml:space="preserve"> </w:t>
+      </w:r>
+      <w:proofErr w:type="spellStart"/>
+      <w:r>
+        <w:t>transakce</w:t>
+      </w:r>
+      <w:proofErr w:type="spellEnd"/>
+      <w:r>
+        <w:t xml:space="preserve">, </w:t>
+      </w:r>
+      <w:proofErr w:type="spellStart"/>
+      <w:r>
+        <w:t>neoprávněný</w:t>
+      </w:r>
+      <w:proofErr w:type="spellEnd"/>
+      <w:r>
+        <w:t xml:space="preserve"> </w:t>
+      </w:r>
+      <w:proofErr w:type="spellStart"/>
+      <w:r>
+        <w:t>přístup</w:t>
+      </w:r>
+      <w:proofErr w:type="spellEnd"/>
+      <w:r>
+        <w:t>).</w:t>
       </w:r>
     </w:p>
     <w:p>
@@ -12938,72 +12966,266 @@
           <w:bCs/>
         </w:rPr>
         <w:lastRenderedPageBreak/>
-        <w:t>Prezentační vrstva (klient)</w:t>
-      </w:r>
-      <w:r>
-        <w:t xml:space="preserve"> — webový prohlížeč s </w:t>
-      </w:r>
-      <w:proofErr w:type="spellStart"/>
-      <w:r>
-        <w:t>JavaScriptovým</w:t>
-      </w:r>
-      <w:proofErr w:type="spellEnd"/>
-      <w:r>
-        <w:t xml:space="preserve"> kódem, který komunikuje se serverem přes REST API a se čtečkou karet přes Web </w:t>
-      </w:r>
-      <w:proofErr w:type="spellStart"/>
-      <w:r>
-        <w:t>Serial</w:t>
-      </w:r>
-      <w:proofErr w:type="spellEnd"/>
-      <w:r>
-        <w:t xml:space="preserve"> API.</w:t>
-      </w:r>
-    </w:p>
-    <w:p>
-      <w:pPr>
-        <w:pStyle w:val="Odstavecseseznamem"/>
-      </w:pPr>
+        <w:t xml:space="preserve">Prezentační </w:t>
+      </w:r>
+      <w:proofErr w:type="spellStart"/>
       <w:r>
         <w:rPr>
           <w:b/>
           <w:bCs/>
         </w:rPr>
-        <w:t>Aplikační vrstva (server)</w:t>
-      </w:r>
-      <w:r>
-        <w:t xml:space="preserve"> — </w:t>
-      </w:r>
-      <w:proofErr w:type="spellStart"/>
-      <w:r>
-        <w:t>Flask</w:t>
-      </w:r>
-      <w:proofErr w:type="spellEnd"/>
-      <w:r>
-        <w:t xml:space="preserve"> aplikace v Pythonu, která zpracovává HTTP požadavky, provádí autentizaci a autorizaci, validuje vstupy a komunikuje s databází.</w:t>
-      </w:r>
-    </w:p>
-    <w:p>
-      <w:pPr>
-        <w:pStyle w:val="Odstavecseseznamem"/>
-      </w:pPr>
+        <w:t>vrstva</w:t>
+      </w:r>
+      <w:proofErr w:type="spellEnd"/>
       <w:r>
         <w:rPr>
           <w:b/>
           <w:bCs/>
         </w:rPr>
-        <w:t>Datová vrstva (databáze)</w:t>
+        <w:t xml:space="preserve"> (</w:t>
+      </w:r>
+      <w:proofErr w:type="spellStart"/>
+      <w:r>
+        <w:rPr>
+          <w:b/>
+          <w:bCs/>
+        </w:rPr>
+        <w:t>klient</w:t>
+      </w:r>
+      <w:proofErr w:type="spellEnd"/>
+      <w:r>
+        <w:rPr>
+          <w:b/>
+          <w:bCs/>
+        </w:rPr>
+        <w:t>)</w:t>
       </w:r>
       <w:r>
         <w:t xml:space="preserve"> — </w:t>
       </w:r>
       <w:proofErr w:type="spellStart"/>
       <w:r>
-        <w:t>PostgreSQL</w:t>
-      </w:r>
-      <w:proofErr w:type="spellEnd"/>
-      <w:r>
-        <w:t xml:space="preserve"> databáze s 17 tabulkami, rozsáhlou soustavou </w:t>
+        <w:t>webový</w:t>
+      </w:r>
+      <w:proofErr w:type="spellEnd"/>
+      <w:r>
+        <w:t xml:space="preserve"> </w:t>
+      </w:r>
+      <w:proofErr w:type="spellStart"/>
+      <w:r>
+        <w:t>prohlížeč</w:t>
+      </w:r>
+      <w:proofErr w:type="spellEnd"/>
+      <w:r>
+        <w:t xml:space="preserve"> s </w:t>
+      </w:r>
+      <w:proofErr w:type="spellStart"/>
+      <w:r>
+        <w:t>JavaScriptovým</w:t>
+      </w:r>
+      <w:proofErr w:type="spellEnd"/>
+      <w:r>
+        <w:t xml:space="preserve"> </w:t>
+      </w:r>
+      <w:proofErr w:type="spellStart"/>
+      <w:r>
+        <w:t>kódem</w:t>
+      </w:r>
+      <w:proofErr w:type="spellEnd"/>
+      <w:r>
+        <w:t xml:space="preserve">, </w:t>
+      </w:r>
+      <w:proofErr w:type="spellStart"/>
+      <w:r>
+        <w:t>který</w:t>
+      </w:r>
+      <w:proofErr w:type="spellEnd"/>
+      <w:r>
+        <w:t xml:space="preserve"> </w:t>
+      </w:r>
+      <w:proofErr w:type="spellStart"/>
+      <w:r>
+        <w:t>komunikuje</w:t>
+      </w:r>
+      <w:proofErr w:type="spellEnd"/>
+      <w:r>
+        <w:t xml:space="preserve"> se serverem přes REST API a se </w:t>
+      </w:r>
+      <w:proofErr w:type="spellStart"/>
+      <w:r>
+        <w:t>čtečkou</w:t>
+      </w:r>
+      <w:proofErr w:type="spellEnd"/>
+      <w:r>
+        <w:t xml:space="preserve"> </w:t>
+      </w:r>
+      <w:proofErr w:type="spellStart"/>
+      <w:r>
+        <w:t>karet</w:t>
+      </w:r>
+      <w:proofErr w:type="spellEnd"/>
+      <w:r>
+        <w:t xml:space="preserve"> </w:t>
+      </w:r>
+      <w:proofErr w:type="spellStart"/>
+      <w:r>
+        <w:t>přes</w:t>
+      </w:r>
+      <w:proofErr w:type="spellEnd"/>
+      <w:r>
+        <w:t xml:space="preserve"> Web Serial API.</w:t>
+      </w:r>
+    </w:p>
+    <w:p>
+      <w:pPr>
+        <w:pStyle w:val="Odstavecseseznamem"/>
+      </w:pPr>
+      <w:proofErr w:type="spellStart"/>
+      <w:r>
+        <w:rPr>
+          <w:b/>
+          <w:bCs/>
+        </w:rPr>
+        <w:t>Aplikační</w:t>
+      </w:r>
+      <w:proofErr w:type="spellEnd"/>
+      <w:r>
+        <w:rPr>
+          <w:b/>
+          <w:bCs/>
+        </w:rPr>
+        <w:t xml:space="preserve"> </w:t>
+      </w:r>
+      <w:proofErr w:type="spellStart"/>
+      <w:r>
+        <w:rPr>
+          <w:b/>
+          <w:bCs/>
+        </w:rPr>
+        <w:t>vrstva</w:t>
+      </w:r>
+      <w:proofErr w:type="spellEnd"/>
+      <w:r>
+        <w:rPr>
+          <w:b/>
+          <w:bCs/>
+        </w:rPr>
+        <w:t xml:space="preserve"> (server)</w:t>
+      </w:r>
+      <w:r>
+        <w:t xml:space="preserve"> — Flask </w:t>
+      </w:r>
+      <w:proofErr w:type="spellStart"/>
+      <w:r>
+        <w:t>aplikace</w:t>
+      </w:r>
+      <w:proofErr w:type="spellEnd"/>
+      <w:r>
+        <w:t xml:space="preserve"> v </w:t>
+      </w:r>
+      <w:proofErr w:type="spellStart"/>
+      <w:r>
+        <w:t>Pythonu</w:t>
+      </w:r>
+      <w:proofErr w:type="spellEnd"/>
+      <w:r>
+        <w:t xml:space="preserve">, </w:t>
+      </w:r>
+      <w:proofErr w:type="spellStart"/>
+      <w:r>
+        <w:t>která</w:t>
+      </w:r>
+      <w:proofErr w:type="spellEnd"/>
+      <w:r>
+        <w:t xml:space="preserve"> zpracovává HTTP požadavky, provádí autentizaci a autorizaci, validuje vstupy a komunikuje s databází.</w:t>
+      </w:r>
+    </w:p>
+    <w:p>
+      <w:pPr>
+        <w:pStyle w:val="Odstavecseseznamem"/>
+      </w:pPr>
+      <w:proofErr w:type="spellStart"/>
+      <w:r>
+        <w:rPr>
+          <w:b/>
+          <w:bCs/>
+        </w:rPr>
+        <w:t>Datová</w:t>
+      </w:r>
+      <w:proofErr w:type="spellEnd"/>
+      <w:r>
+        <w:rPr>
+          <w:b/>
+          <w:bCs/>
+        </w:rPr>
+        <w:t xml:space="preserve"> </w:t>
+      </w:r>
+      <w:proofErr w:type="spellStart"/>
+      <w:r>
+        <w:rPr>
+          <w:b/>
+          <w:bCs/>
+        </w:rPr>
+        <w:t>vrstva</w:t>
+      </w:r>
+      <w:proofErr w:type="spellEnd"/>
+      <w:r>
+        <w:rPr>
+          <w:b/>
+          <w:bCs/>
+        </w:rPr>
+        <w:t xml:space="preserve"> (</w:t>
+      </w:r>
+      <w:proofErr w:type="spellStart"/>
+      <w:r>
+        <w:rPr>
+          <w:b/>
+          <w:bCs/>
+        </w:rPr>
+        <w:t>databáze</w:t>
+      </w:r>
+      <w:proofErr w:type="spellEnd"/>
+      <w:r>
+        <w:rPr>
+          <w:b/>
+          <w:bCs/>
+        </w:rPr>
+        <w:t>)</w:t>
+      </w:r>
+      <w:r>
+        <w:t xml:space="preserve"> — PostgreSQL </w:t>
+      </w:r>
+      <w:proofErr w:type="spellStart"/>
+      <w:r>
+        <w:t>databáze</w:t>
+      </w:r>
+      <w:proofErr w:type="spellEnd"/>
+      <w:r>
+        <w:t xml:space="preserve"> s 17 </w:t>
+      </w:r>
+      <w:proofErr w:type="spellStart"/>
+      <w:r>
+        <w:t>tabulkami</w:t>
+      </w:r>
+      <w:proofErr w:type="spellEnd"/>
+      <w:r>
+        <w:t xml:space="preserve">, </w:t>
+      </w:r>
+      <w:proofErr w:type="spellStart"/>
+      <w:r>
+        <w:t>rozsáhlou</w:t>
+      </w:r>
+      <w:proofErr w:type="spellEnd"/>
+      <w:r>
+        <w:t xml:space="preserve"> </w:t>
+      </w:r>
+      <w:proofErr w:type="spellStart"/>
+      <w:r>
+        <w:t>soustavou</w:t>
+      </w:r>
+      <w:proofErr w:type="spellEnd"/>
+      <w:r>
+        <w:t xml:space="preserve"> </w:t>
       </w:r>
       <w:proofErr w:type="spellStart"/>
       <w:r>
@@ -13011,7 +13233,23 @@
       </w:r>
       <w:proofErr w:type="spellEnd"/>
       <w:r>
-        <w:t xml:space="preserve"> a integritních omezení. Významná část business logiky (validace transakcí, ochrana neměnnosti, normalizace dat) je implementována přímo na úrovni databáze.</w:t>
+        <w:t xml:space="preserve"> a </w:t>
+      </w:r>
+      <w:proofErr w:type="spellStart"/>
+      <w:r>
+        <w:t>integritních</w:t>
+      </w:r>
+      <w:proofErr w:type="spellEnd"/>
+      <w:r>
+        <w:t xml:space="preserve"> </w:t>
+      </w:r>
+      <w:proofErr w:type="spellStart"/>
+      <w:r>
+        <w:t>omezení</w:t>
+      </w:r>
+      <w:proofErr w:type="spellEnd"/>
+      <w:r>
+        <w:t>. Významná část business logiky (validace transakcí, ochrana neměnnosti, normalizace dat) je implementována přímo na úrovni databáze.</w:t>
       </w:r>
     </w:p>
     <w:p>
@@ -14064,6 +14302,41 @@
       </w:r>
       <w:proofErr w:type="spellEnd"/>
       <w:r>
+        <w:t xml:space="preserve"> (</w:t>
+      </w:r>
+      <w:proofErr w:type="spellStart"/>
+      <w:r>
+        <w:t>přes</w:t>
+      </w:r>
+      <w:proofErr w:type="spellEnd"/>
+      <w:r>
+        <w:t xml:space="preserve"> </w:t>
+      </w:r>
+      <w:proofErr w:type="spellStart"/>
+      <w:r>
+        <w:t>psql</w:t>
+      </w:r>
+      <w:proofErr w:type="spellEnd"/>
+      <w:r>
+        <w:t xml:space="preserve"> </w:t>
+      </w:r>
+      <w:proofErr w:type="spellStart"/>
+      <w:r>
+        <w:t>nebo</w:t>
+      </w:r>
+      <w:proofErr w:type="spellEnd"/>
+      <w:r>
+        <w:t xml:space="preserve"> </w:t>
+      </w:r>
+      <w:proofErr w:type="spellStart"/>
+      <w:r>
+        <w:t>pgAdmin</w:t>
+      </w:r>
+      <w:proofErr w:type="spellEnd"/>
+      <w:r>
+        <w:t>)</w:t>
+      </w:r>
+      <w:r>
         <w:t>:</w:t>
       </w:r>
     </w:p>
@@ -15583,7 +15856,34 @@
     </w:p>
     <w:p>
       <w:r>
-        <w:t>Databáze obsahuje 1</w:t>
+        <w:t xml:space="preserve">Jak můžete vidět na </w:t>
+      </w:r>
+      <w:r>
+        <w:fldChar w:fldCharType="begin"/>
+      </w:r>
+      <w:r>
+        <w:instrText xml:space="preserve"> REF _Ref225334220 \h </w:instrText>
+      </w:r>
+      <w:r>
+        <w:fldChar w:fldCharType="separate"/>
+      </w:r>
+      <w:r>
+        <w:t xml:space="preserve">Obrázku </w:t>
+      </w:r>
+      <w:r>
+        <w:rPr>
+          <w:noProof/>
+        </w:rPr>
+        <w:t>1</w:t>
+      </w:r>
+      <w:r>
+        <w:fldChar w:fldCharType="end"/>
+      </w:r>
+      <w:r>
+        <w:t>, d</w:t>
+      </w:r>
+      <w:r>
+        <w:t>atabáze obsahuje 1</w:t>
       </w:r>
       <w:r>
         <w:t>7</w:t>
@@ -16427,6 +16727,9 @@
       </w:r>
     </w:p>
     <w:p>
+      <w:pPr>
+        <w:keepNext/>
+      </w:pPr>
       <w:r>
         <w:rPr>
           <w:noProof/>
@@ -16468,6 +16771,47 @@
         </w:drawing>
       </w:r>
     </w:p>
+    <w:p>
+      <w:pPr>
+        <w:pStyle w:val="Titulek"/>
+      </w:pPr>
+      <w:bookmarkStart w:id="46" w:name="_Ref225334220"/>
+      <w:bookmarkStart w:id="47" w:name="_Ref225334229"/>
+      <w:r>
+        <w:t xml:space="preserve">Obrázek </w:t>
+      </w:r>
+      <w:r>
+        <w:fldChar w:fldCharType="begin"/>
+      </w:r>
+      <w:r>
+        <w:instrText xml:space="preserve"> SEQ Obrázek \* ARABIC </w:instrText>
+      </w:r>
+      <w:r>
+        <w:fldChar w:fldCharType="separate"/>
+      </w:r>
+      <w:r>
+        <w:rPr>
+          <w:noProof/>
+        </w:rPr>
+        <w:t>1</w:t>
+      </w:r>
+      <w:r>
+        <w:fldChar w:fldCharType="end"/>
+      </w:r>
+      <w:bookmarkEnd w:id="46"/>
+      <w:r>
+        <w:t xml:space="preserve"> – ER diagram databáze</w:t>
+      </w:r>
+      <w:bookmarkEnd w:id="47"/>
+    </w:p>
+    <w:p>
+      <w:pPr>
+        <w:pStyle w:val="Titulek"/>
+      </w:pPr>
+      <w:r>
+        <w:t>Zdroj: vlastní zpracování</w:t>
+      </w:r>
+    </w:p>
     <w:p/>
     <w:p>
       <w:pPr>
@@ -16477,7 +16821,7 @@
           <w:numId w:val="7"/>
         </w:numPr>
       </w:pPr>
-      <w:bookmarkStart w:id="46" w:name="_Toc225187197"/>
+      <w:bookmarkStart w:id="48" w:name="_Toc225187197"/>
       <w:proofErr w:type="spellStart"/>
       <w:r>
         <w:t>Triggery</w:t>
@@ -16498,7 +16842,7 @@
       <w:r>
         <w:t>omezení</w:t>
       </w:r>
-      <w:bookmarkEnd w:id="46"/>
+      <w:bookmarkEnd w:id="48"/>
       <w:proofErr w:type="spellEnd"/>
     </w:p>
     <w:p>
@@ -17138,12 +17482,12 @@
           <w:numId w:val="7"/>
         </w:numPr>
       </w:pPr>
-      <w:bookmarkStart w:id="47" w:name="_Toc225187198"/>
+      <w:bookmarkStart w:id="49" w:name="_Toc225187198"/>
       <w:proofErr w:type="spellStart"/>
       <w:r>
         <w:t>Indexy</w:t>
       </w:r>
-      <w:bookmarkEnd w:id="47"/>
+      <w:bookmarkEnd w:id="49"/>
       <w:proofErr w:type="spellEnd"/>
     </w:p>
     <w:p>
@@ -17764,11 +18108,11 @@
           <w:numId w:val="7"/>
         </w:numPr>
       </w:pPr>
-      <w:bookmarkStart w:id="48" w:name="_Toc225187199"/>
+      <w:bookmarkStart w:id="50" w:name="_Toc225187199"/>
       <w:r>
         <w:t>Způsob programování a využití nástrojů</w:t>
       </w:r>
-      <w:bookmarkEnd w:id="48"/>
+      <w:bookmarkEnd w:id="50"/>
     </w:p>
     <w:p>
       <w:pPr>
@@ -17778,7 +18122,7 @@
           <w:numId w:val="7"/>
         </w:numPr>
       </w:pPr>
-      <w:bookmarkStart w:id="49" w:name="_Toc225187200"/>
+      <w:bookmarkStart w:id="51" w:name="_Toc225187200"/>
       <w:proofErr w:type="spellStart"/>
       <w:r>
         <w:t>Struktura</w:t>
@@ -17799,7 +18143,7 @@
       <w:r>
         <w:t>blueprinty</w:t>
       </w:r>
-      <w:bookmarkEnd w:id="49"/>
+      <w:bookmarkEnd w:id="51"/>
       <w:proofErr w:type="spellEnd"/>
     </w:p>
     <w:p>
@@ -18757,7 +19101,7 @@
           <w:numId w:val="7"/>
         </w:numPr>
       </w:pPr>
-      <w:bookmarkStart w:id="50" w:name="_Toc225187201"/>
+      <w:bookmarkStart w:id="52" w:name="_Toc225187201"/>
       <w:proofErr w:type="spellStart"/>
       <w:r>
         <w:t>Připojení</w:t>
@@ -18782,7 +19126,7 @@
       <w:r>
         <w:t xml:space="preserve"> a connection pool</w:t>
       </w:r>
-      <w:bookmarkEnd w:id="50"/>
+      <w:bookmarkEnd w:id="52"/>
     </w:p>
     <w:p>
       <w:r>
@@ -21574,7 +21918,7 @@
           <w:numId w:val="7"/>
         </w:numPr>
       </w:pPr>
-      <w:bookmarkStart w:id="51" w:name="_Toc225187202"/>
+      <w:bookmarkStart w:id="53" w:name="_Toc225187202"/>
       <w:proofErr w:type="spellStart"/>
       <w:r>
         <w:t>Serverové</w:t>
@@ -21583,7 +21927,7 @@
       <w:r>
         <w:t xml:space="preserve"> sessions v PostgreSQL</w:t>
       </w:r>
-      <w:bookmarkEnd w:id="51"/>
+      <w:bookmarkEnd w:id="53"/>
     </w:p>
     <w:p>
       <w:r>
@@ -23305,21 +23649,7 @@
           <w:b/>
           <w:bCs/>
         </w:rPr>
-        <w:t>Too Many Requests</w:t>
-      </w:r>
-      <w:r>
-        <w:rPr>
-          <w:b/>
-          <w:bCs/>
-        </w:rPr>
-        <w:t xml:space="preserve"> </w:t>
-      </w:r>
-      <w:r>
-        <w:rPr>
-          <w:b/>
-          <w:bCs/>
-        </w:rPr>
-        <w:t>(</w:t>
+        <w:t>Too Many Requests (</w:t>
       </w:r>
       <w:r>
         <w:rPr>
@@ -23364,7 +23694,7 @@
           <w:numId w:val="7"/>
         </w:numPr>
       </w:pPr>
-      <w:bookmarkStart w:id="52" w:name="_Toc225187203"/>
+      <w:bookmarkStart w:id="54" w:name="_Toc225187203"/>
       <w:proofErr w:type="spellStart"/>
       <w:r>
         <w:t>Generátor</w:t>
@@ -23381,7 +23711,7 @@
       <w:r>
         <w:t xml:space="preserve"> (Query Builder)</w:t>
       </w:r>
-      <w:bookmarkEnd w:id="52"/>
+      <w:bookmarkEnd w:id="54"/>
     </w:p>
     <w:p>
       <w:r>
@@ -23950,23 +24280,95 @@
         </w:numPr>
       </w:pPr>
       <w:r>
-        <w:t xml:space="preserve">Porovná starý a nový stav a vrátí pouze </w:t>
-      </w:r>
-      <w:proofErr w:type="spellStart"/>
-      <w:r>
-        <w:t>diff</w:t>
-      </w:r>
-      <w:proofErr w:type="spellEnd"/>
-      <w:r>
-        <w:t xml:space="preserve"> (přidané a odebrané vazby) jako změnové záznamy pro systém </w:t>
-      </w:r>
-      <w:proofErr w:type="spellStart"/>
-      <w:r>
-        <w:t>undo</w:t>
-      </w:r>
-      <w:proofErr w:type="spellEnd"/>
-      <w:r>
-        <w:t>.</w:t>
+        <w:t xml:space="preserve">Porovná starý a </w:t>
+      </w:r>
+      <w:proofErr w:type="spellStart"/>
+      <w:r>
+        <w:t>nový</w:t>
+      </w:r>
+      <w:proofErr w:type="spellEnd"/>
+      <w:r>
+        <w:t xml:space="preserve"> </w:t>
+      </w:r>
+      <w:proofErr w:type="spellStart"/>
+      <w:r>
+        <w:t>stav</w:t>
+      </w:r>
+      <w:proofErr w:type="spellEnd"/>
+      <w:r>
+        <w:t xml:space="preserve"> a </w:t>
+      </w:r>
+      <w:proofErr w:type="spellStart"/>
+      <w:r>
+        <w:t>vrátí</w:t>
+      </w:r>
+      <w:proofErr w:type="spellEnd"/>
+      <w:r>
+        <w:t xml:space="preserve"> </w:t>
+      </w:r>
+      <w:proofErr w:type="spellStart"/>
+      <w:r>
+        <w:t>pouze</w:t>
+      </w:r>
+      <w:proofErr w:type="spellEnd"/>
+      <w:r>
+        <w:t xml:space="preserve"> diff (</w:t>
+      </w:r>
+      <w:proofErr w:type="spellStart"/>
+      <w:r>
+        <w:t>přidané</w:t>
+      </w:r>
+      <w:proofErr w:type="spellEnd"/>
+      <w:r>
+        <w:t xml:space="preserve"> a </w:t>
+      </w:r>
+      <w:proofErr w:type="spellStart"/>
+      <w:r>
+        <w:t>odebrané</w:t>
+      </w:r>
+      <w:proofErr w:type="spellEnd"/>
+      <w:r>
+        <w:t xml:space="preserve"> </w:t>
+      </w:r>
+      <w:proofErr w:type="spellStart"/>
+      <w:r>
+        <w:t>vazby</w:t>
+      </w:r>
+      <w:proofErr w:type="spellEnd"/>
+      <w:r>
+        <w:t xml:space="preserve">) </w:t>
+      </w:r>
+      <w:proofErr w:type="spellStart"/>
+      <w:r>
+        <w:t>jako</w:t>
+      </w:r>
+      <w:proofErr w:type="spellEnd"/>
+      <w:r>
+        <w:t xml:space="preserve"> </w:t>
+      </w:r>
+      <w:proofErr w:type="spellStart"/>
+      <w:r>
+        <w:t>změnové</w:t>
+      </w:r>
+      <w:proofErr w:type="spellEnd"/>
+      <w:r>
+        <w:t xml:space="preserve"> </w:t>
+      </w:r>
+      <w:proofErr w:type="spellStart"/>
+      <w:r>
+        <w:t>záznamy</w:t>
+      </w:r>
+      <w:proofErr w:type="spellEnd"/>
+      <w:r>
+        <w:t xml:space="preserve"> pro </w:t>
+      </w:r>
+      <w:proofErr w:type="spellStart"/>
+      <w:r>
+        <w:t>systém</w:t>
+      </w:r>
+      <w:proofErr w:type="spellEnd"/>
+      <w:r>
+        <w:t xml:space="preserve"> undo.</w:t>
       </w:r>
     </w:p>
     <w:p>
@@ -24007,11 +24409,11 @@
           <w:numId w:val="7"/>
         </w:numPr>
       </w:pPr>
-      <w:bookmarkStart w:id="53" w:name="_Toc225187204"/>
+      <w:bookmarkStart w:id="55" w:name="_Toc225187204"/>
       <w:r>
         <w:t>Práva přístupu</w:t>
       </w:r>
-      <w:bookmarkEnd w:id="53"/>
+      <w:bookmarkEnd w:id="55"/>
     </w:p>
     <w:p>
       <w:pPr>
@@ -24021,7 +24423,7 @@
           <w:numId w:val="7"/>
         </w:numPr>
       </w:pPr>
-      <w:bookmarkStart w:id="54" w:name="_Toc225187205"/>
+      <w:bookmarkStart w:id="56" w:name="_Toc225187205"/>
       <w:proofErr w:type="spellStart"/>
       <w:r>
         <w:t>Hierarchie</w:t>
@@ -24034,7 +24436,7 @@
       <w:r>
         <w:t>rolí</w:t>
       </w:r>
-      <w:bookmarkEnd w:id="54"/>
+      <w:bookmarkEnd w:id="56"/>
       <w:proofErr w:type="spellEnd"/>
     </w:p>
     <w:p>
@@ -24338,7 +24740,7 @@
           <w:numId w:val="7"/>
         </w:numPr>
       </w:pPr>
-      <w:bookmarkStart w:id="55" w:name="_Toc225187206"/>
+      <w:bookmarkStart w:id="57" w:name="_Toc225187206"/>
       <w:proofErr w:type="spellStart"/>
       <w:r>
         <w:t>Vynucování</w:t>
@@ -24351,7 +24753,7 @@
       <w:r>
         <w:t>oprávnění</w:t>
       </w:r>
-      <w:bookmarkEnd w:id="55"/>
+      <w:bookmarkEnd w:id="57"/>
       <w:proofErr w:type="spellEnd"/>
     </w:p>
     <w:p>
@@ -24496,7 +24898,7 @@
           <w:numId w:val="7"/>
         </w:numPr>
       </w:pPr>
-      <w:bookmarkStart w:id="56" w:name="_Toc225187207"/>
+      <w:bookmarkStart w:id="58" w:name="_Toc225187207"/>
       <w:proofErr w:type="spellStart"/>
       <w:r>
         <w:t>Vzájemná</w:t>
@@ -24517,7 +24919,7 @@
       <w:r>
         <w:t>rolí</w:t>
       </w:r>
-      <w:bookmarkEnd w:id="56"/>
+      <w:bookmarkEnd w:id="58"/>
       <w:proofErr w:type="spellEnd"/>
     </w:p>
     <w:p>
@@ -24573,11 +24975,11 @@
           <w:numId w:val="7"/>
         </w:numPr>
       </w:pPr>
-      <w:bookmarkStart w:id="57" w:name="_Toc225187208"/>
+      <w:bookmarkStart w:id="59" w:name="_Toc225187208"/>
       <w:r>
         <w:t>Čtení karet pomocí čteček</w:t>
       </w:r>
-      <w:bookmarkEnd w:id="57"/>
+      <w:bookmarkEnd w:id="59"/>
     </w:p>
     <w:p>
       <w:pPr>
@@ -24587,7 +24989,7 @@
           <w:numId w:val="7"/>
         </w:numPr>
       </w:pPr>
-      <w:bookmarkStart w:id="58" w:name="_Toc225187209"/>
+      <w:bookmarkStart w:id="60" w:name="_Toc225187209"/>
       <w:proofErr w:type="spellStart"/>
       <w:r>
         <w:t>Komunikace</w:t>
@@ -24604,7 +25006,7 @@
       <w:r>
         <w:t xml:space="preserve"> Web Serial API</w:t>
       </w:r>
-      <w:bookmarkEnd w:id="58"/>
+      <w:bookmarkEnd w:id="60"/>
     </w:p>
     <w:p>
       <w:r>
@@ -26380,7 +26782,7 @@
           <w:numId w:val="7"/>
         </w:numPr>
       </w:pPr>
-      <w:bookmarkStart w:id="59" w:name="_Toc225187210"/>
+      <w:bookmarkStart w:id="61" w:name="_Toc225187210"/>
       <w:proofErr w:type="spellStart"/>
       <w:r>
         <w:t>Ošetření</w:t>
@@ -26401,7 +26803,7 @@
       <w:r>
         <w:t>stavů</w:t>
       </w:r>
-      <w:bookmarkEnd w:id="59"/>
+      <w:bookmarkEnd w:id="61"/>
       <w:proofErr w:type="spellEnd"/>
     </w:p>
     <w:p>
@@ -26666,12 +27068,12 @@
           <w:numId w:val="7"/>
         </w:numPr>
       </w:pPr>
-      <w:bookmarkStart w:id="60" w:name="_Toc225187211"/>
+      <w:bookmarkStart w:id="62" w:name="_Toc225187211"/>
       <w:r>
         <w:lastRenderedPageBreak/>
         <w:t>ACID operace a práce s databází při finančních operacích</w:t>
       </w:r>
-      <w:bookmarkEnd w:id="60"/>
+      <w:bookmarkEnd w:id="62"/>
     </w:p>
     <w:p>
       <w:pPr>
@@ -26681,7 +27083,7 @@
           <w:numId w:val="7"/>
         </w:numPr>
       </w:pPr>
-      <w:bookmarkStart w:id="61" w:name="_Toc225187212"/>
+      <w:bookmarkStart w:id="63" w:name="_Toc225187212"/>
       <w:proofErr w:type="spellStart"/>
       <w:r>
         <w:t>Průběh</w:t>
@@ -26694,7 +27096,7 @@
       <w:r>
         <w:t>platby</w:t>
       </w:r>
-      <w:bookmarkEnd w:id="61"/>
+      <w:bookmarkEnd w:id="63"/>
       <w:proofErr w:type="spellEnd"/>
     </w:p>
     <w:p>
@@ -27194,11 +27596,11 @@
           <w:numId w:val="7"/>
         </w:numPr>
       </w:pPr>
-      <w:bookmarkStart w:id="62" w:name="_Toc225187213"/>
+      <w:bookmarkStart w:id="64" w:name="_Toc225187213"/>
       <w:r>
         <w:t>Idempotence a fingerprint</w:t>
       </w:r>
-      <w:bookmarkEnd w:id="62"/>
+      <w:bookmarkEnd w:id="64"/>
     </w:p>
     <w:p>
       <w:r>
@@ -27604,12 +28006,12 @@
           <w:numId w:val="7"/>
         </w:numPr>
       </w:pPr>
-      <w:bookmarkStart w:id="63" w:name="_Toc225187214"/>
+      <w:bookmarkStart w:id="65" w:name="_Toc225187214"/>
       <w:proofErr w:type="spellStart"/>
       <w:r>
         <w:t>Refundace</w:t>
       </w:r>
-      <w:bookmarkEnd w:id="63"/>
+      <w:bookmarkEnd w:id="65"/>
       <w:proofErr w:type="spellEnd"/>
     </w:p>
     <w:p>
@@ -27644,14 +28046,14 @@
           <w:lang w:val="cs-CZ"/>
         </w:rPr>
       </w:pPr>
-      <w:bookmarkStart w:id="64" w:name="_Toc225187215"/>
+      <w:bookmarkStart w:id="66" w:name="_Toc225187215"/>
       <w:r>
         <w:rPr>
           <w:lang w:val="cs-CZ"/>
         </w:rPr>
         <w:t>Zajištění integrity na úrovni databáze</w:t>
       </w:r>
-      <w:bookmarkEnd w:id="64"/>
+      <w:bookmarkEnd w:id="66"/>
     </w:p>
     <w:p>
       <w:r>
@@ -28077,12 +28479,12 @@
           <w:numId w:val="7"/>
         </w:numPr>
       </w:pPr>
-      <w:bookmarkStart w:id="65" w:name="_Toc225187216"/>
+      <w:bookmarkStart w:id="67" w:name="_Toc225187216"/>
       <w:proofErr w:type="spellStart"/>
       <w:r>
         <w:t>Caching</w:t>
       </w:r>
-      <w:bookmarkEnd w:id="65"/>
+      <w:bookmarkEnd w:id="67"/>
       <w:proofErr w:type="spellEnd"/>
     </w:p>
     <w:p>
@@ -28093,7 +28495,7 @@
           <w:numId w:val="7"/>
         </w:numPr>
       </w:pPr>
-      <w:bookmarkStart w:id="66" w:name="_Toc225187217"/>
+      <w:bookmarkStart w:id="68" w:name="_Toc225187217"/>
       <w:proofErr w:type="spellStart"/>
       <w:r>
         <w:t>Serverový</w:t>
@@ -28114,7 +28516,7 @@
       <w:r>
         <w:t>souborů</w:t>
       </w:r>
-      <w:bookmarkEnd w:id="66"/>
+      <w:bookmarkEnd w:id="68"/>
       <w:proofErr w:type="spellEnd"/>
     </w:p>
     <w:p>
@@ -28982,7 +29384,7 @@
           <w:numId w:val="7"/>
         </w:numPr>
       </w:pPr>
-      <w:bookmarkStart w:id="67" w:name="_Toc225187218"/>
+      <w:bookmarkStart w:id="69" w:name="_Toc225187218"/>
       <w:proofErr w:type="spellStart"/>
       <w:r>
         <w:t>Klientský</w:t>
@@ -28995,7 +29397,7 @@
       <w:r>
         <w:t>dat</w:t>
       </w:r>
-      <w:bookmarkEnd w:id="67"/>
+      <w:bookmarkEnd w:id="69"/>
       <w:proofErr w:type="spellEnd"/>
     </w:p>
     <w:p>
@@ -31430,7 +31832,7 @@
           <w:numId w:val="7"/>
         </w:numPr>
       </w:pPr>
-      <w:bookmarkStart w:id="68" w:name="_Toc225187219"/>
+      <w:bookmarkStart w:id="70" w:name="_Toc225187219"/>
       <w:r>
         <w:t xml:space="preserve">Persistence </w:t>
       </w:r>
@@ -31446,7 +31848,7 @@
       <w:r>
         <w:t>objednávky</w:t>
       </w:r>
-      <w:bookmarkEnd w:id="68"/>
+      <w:bookmarkEnd w:id="70"/>
       <w:proofErr w:type="spellEnd"/>
     </w:p>
     <w:p>
@@ -31495,11 +31897,11 @@
           <w:numId w:val="7"/>
         </w:numPr>
       </w:pPr>
-      <w:bookmarkStart w:id="69" w:name="_Toc225187220"/>
+      <w:bookmarkStart w:id="71" w:name="_Toc225187220"/>
       <w:r>
         <w:t>Statistiky a historie plateb</w:t>
       </w:r>
-      <w:bookmarkEnd w:id="69"/>
+      <w:bookmarkEnd w:id="71"/>
     </w:p>
     <w:p>
       <w:pPr>
@@ -31509,7 +31911,7 @@
           <w:numId w:val="7"/>
         </w:numPr>
       </w:pPr>
-      <w:bookmarkStart w:id="70" w:name="_Toc225187221"/>
+      <w:bookmarkStart w:id="72" w:name="_Toc225187221"/>
       <w:proofErr w:type="spellStart"/>
       <w:r>
         <w:t>Statistiky</w:t>
@@ -31522,7 +31924,7 @@
       <w:r>
         <w:t>akcí</w:t>
       </w:r>
-      <w:bookmarkEnd w:id="70"/>
+      <w:bookmarkEnd w:id="72"/>
       <w:proofErr w:type="spellEnd"/>
     </w:p>
     <w:p>
@@ -32198,7 +32600,7 @@
           <w:numId w:val="7"/>
         </w:numPr>
       </w:pPr>
-      <w:bookmarkStart w:id="71" w:name="_Toc225187222"/>
+      <w:bookmarkStart w:id="73" w:name="_Toc225187222"/>
       <w:proofErr w:type="spellStart"/>
       <w:r>
         <w:t>Historie</w:t>
@@ -32211,7 +32613,7 @@
       <w:r>
         <w:t>transakcí</w:t>
       </w:r>
-      <w:bookmarkEnd w:id="71"/>
+      <w:bookmarkEnd w:id="73"/>
       <w:proofErr w:type="spellEnd"/>
     </w:p>
     <w:p>
@@ -32481,7 +32883,7 @@
           <w:numId w:val="7"/>
         </w:numPr>
       </w:pPr>
-      <w:bookmarkStart w:id="72" w:name="_Toc225187223"/>
+      <w:bookmarkStart w:id="74" w:name="_Toc225187223"/>
       <w:r>
         <w:lastRenderedPageBreak/>
         <w:t>Kopírování (paste) a zpět/znovu (</w:t>
@@ -32502,7 +32904,7 @@
       <w:r>
         <w:t>)</w:t>
       </w:r>
-      <w:bookmarkEnd w:id="72"/>
+      <w:bookmarkEnd w:id="74"/>
     </w:p>
     <w:p>
       <w:pPr>
@@ -32512,7 +32914,7 @@
           <w:numId w:val="7"/>
         </w:numPr>
       </w:pPr>
-      <w:bookmarkStart w:id="73" w:name="_Toc225187224"/>
+      <w:bookmarkStart w:id="75" w:name="_Toc225187224"/>
       <w:proofErr w:type="spellStart"/>
       <w:r>
         <w:t>Kopírování</w:t>
@@ -32521,7 +32923,7 @@
       <w:r>
         <w:t xml:space="preserve"> (paste)</w:t>
       </w:r>
-      <w:bookmarkEnd w:id="73"/>
+      <w:bookmarkEnd w:id="75"/>
     </w:p>
     <w:p>
       <w:proofErr w:type="spellStart"/>
@@ -32758,7 +33160,7 @@
           <w:numId w:val="7"/>
         </w:numPr>
       </w:pPr>
-      <w:bookmarkStart w:id="74" w:name="_Toc225187225"/>
+      <w:bookmarkStart w:id="76" w:name="_Toc225187225"/>
       <w:proofErr w:type="spellStart"/>
       <w:r>
         <w:t>Vrátit</w:t>
@@ -32794,7 +33196,7 @@
       <w:r>
         <w:t xml:space="preserve"> (undo/redo)</w:t>
       </w:r>
-      <w:bookmarkEnd w:id="74"/>
+      <w:bookmarkEnd w:id="76"/>
     </w:p>
     <w:p>
       <w:r>
@@ -33670,11 +34072,11 @@
           <w:numId w:val="7"/>
         </w:numPr>
       </w:pPr>
-      <w:bookmarkStart w:id="75" w:name="_Toc225187226"/>
+      <w:bookmarkStart w:id="77" w:name="_Toc225187226"/>
       <w:r>
         <w:t>Využití — jak vypadá používání aplikace</w:t>
       </w:r>
-      <w:bookmarkEnd w:id="75"/>
+      <w:bookmarkEnd w:id="77"/>
     </w:p>
     <w:p>
       <w:pPr>
@@ -33684,12 +34086,12 @@
           <w:numId w:val="7"/>
         </w:numPr>
       </w:pPr>
-      <w:bookmarkStart w:id="76" w:name="_Toc225187227"/>
+      <w:bookmarkStart w:id="78" w:name="_Toc225187227"/>
       <w:proofErr w:type="spellStart"/>
       <w:r>
         <w:t>Přihlášení</w:t>
       </w:r>
-      <w:bookmarkEnd w:id="76"/>
+      <w:bookmarkEnd w:id="78"/>
       <w:proofErr w:type="spellEnd"/>
     </w:p>
     <w:p>
@@ -33706,7 +34108,7 @@
           <w:numId w:val="7"/>
         </w:numPr>
       </w:pPr>
-      <w:bookmarkStart w:id="77" w:name="_Toc225187228"/>
+      <w:bookmarkStart w:id="79" w:name="_Toc225187228"/>
       <w:proofErr w:type="spellStart"/>
       <w:r>
         <w:t>Výběr</w:t>
@@ -33727,7 +34129,7 @@
       <w:r>
         <w:t>stánku</w:t>
       </w:r>
-      <w:bookmarkEnd w:id="77"/>
+      <w:bookmarkEnd w:id="79"/>
       <w:proofErr w:type="spellEnd"/>
     </w:p>
     <w:p>
@@ -34016,7 +34418,7 @@
           <w:numId w:val="7"/>
         </w:numPr>
       </w:pPr>
-      <w:bookmarkStart w:id="78" w:name="_Toc225187229"/>
+      <w:bookmarkStart w:id="80" w:name="_Toc225187229"/>
       <w:proofErr w:type="spellStart"/>
       <w:r>
         <w:t>Pokladní</w:t>
@@ -34033,7 +34435,7 @@
       <w:r>
         <w:t xml:space="preserve"> (index)</w:t>
       </w:r>
-      <w:bookmarkEnd w:id="78"/>
+      <w:bookmarkEnd w:id="80"/>
     </w:p>
     <w:p>
       <w:r>
@@ -34082,6 +34484,14 @@
           <w:bCs/>
           <w:lang w:val="cs-CZ"/>
         </w:rPr>
+        <w:t xml:space="preserve"> (pokladní)</w:t>
+      </w:r>
+      <w:r>
+        <w:rPr>
+          <w:b/>
+          <w:bCs/>
+          <w:lang w:val="cs-CZ"/>
+        </w:rPr>
         <w:t xml:space="preserve"> stánek</w:t>
       </w:r>
       <w:r>
@@ -34132,6 +34542,9 @@
       </w:r>
     </w:p>
     <w:p>
+      <w:pPr>
+        <w:keepNext/>
+      </w:pPr>
       <w:r>
         <w:rPr>
           <w:noProof/>
@@ -34176,6 +34589,54 @@
     </w:p>
     <w:p>
       <w:pPr>
+        <w:pStyle w:val="Titulek"/>
+      </w:pPr>
+      <w:r>
+        <w:t xml:space="preserve">Obrázek </w:t>
+      </w:r>
+      <w:r>
+        <w:fldChar w:fldCharType="begin"/>
+      </w:r>
+      <w:r>
+        <w:instrText xml:space="preserve"> SEQ Obrázek \* ARABIC </w:instrText>
+      </w:r>
+      <w:r>
+        <w:fldChar w:fldCharType="separate"/>
+      </w:r>
+      <w:r>
+        <w:rPr>
+          <w:noProof/>
+        </w:rPr>
+        <w:t>2</w:t>
+      </w:r>
+      <w:r>
+        <w:fldChar w:fldCharType="end"/>
+      </w:r>
+      <w:r>
+        <w:t xml:space="preserve"> – stránka </w:t>
+      </w:r>
+      <w:proofErr w:type="spellStart"/>
+      <w:r>
+        <w:t>cashier</w:t>
+      </w:r>
+      <w:proofErr w:type="spellEnd"/>
+      <w:r>
+        <w:t xml:space="preserve"> stánk</w:t>
+      </w:r>
+      <w:r>
+        <w:t>u</w:t>
+      </w:r>
+    </w:p>
+    <w:p>
+      <w:pPr>
+        <w:pStyle w:val="Titulek"/>
+      </w:pPr>
+      <w:r>
+        <w:t>Zdroj: vlastní zpracování</w:t>
+      </w:r>
+    </w:p>
+    <w:p>
+      <w:pPr>
         <w:pStyle w:val="Odstavecseseznamem"/>
         <w:rPr>
           <w:lang w:val="cs-CZ"/>
@@ -34197,6 +34658,14 @@
           <w:bCs/>
           <w:lang w:val="cs-CZ"/>
         </w:rPr>
+        <w:t xml:space="preserve"> (prodávající)</w:t>
+      </w:r>
+      <w:r>
+        <w:rPr>
+          <w:b/>
+          <w:bCs/>
+          <w:lang w:val="cs-CZ"/>
+        </w:rPr>
         <w:t xml:space="preserve"> stánek</w:t>
       </w:r>
       <w:r>
@@ -34207,6 +34676,9 @@
       </w:r>
     </w:p>
     <w:p>
+      <w:pPr>
+        <w:keepNext/>
+      </w:pPr>
       <w:r>
         <w:rPr>
           <w:noProof/>
@@ -34248,6 +34720,54 @@
         </w:drawing>
       </w:r>
     </w:p>
+    <w:p>
+      <w:pPr>
+        <w:pStyle w:val="Titulek"/>
+      </w:pPr>
+      <w:r>
+        <w:t xml:space="preserve">Obrázek </w:t>
+      </w:r>
+      <w:r>
+        <w:fldChar w:fldCharType="begin"/>
+      </w:r>
+      <w:r>
+        <w:instrText xml:space="preserve"> SEQ Obrázek \* ARABIC </w:instrText>
+      </w:r>
+      <w:r>
+        <w:fldChar w:fldCharType="separate"/>
+      </w:r>
+      <w:r>
+        <w:rPr>
+          <w:noProof/>
+        </w:rPr>
+        <w:t>3</w:t>
+      </w:r>
+      <w:r>
+        <w:fldChar w:fldCharType="end"/>
+      </w:r>
+      <w:r>
+        <w:t xml:space="preserve"> – stránka </w:t>
+      </w:r>
+      <w:proofErr w:type="spellStart"/>
+      <w:r>
+        <w:t>seller</w:t>
+      </w:r>
+      <w:proofErr w:type="spellEnd"/>
+      <w:r>
+        <w:t xml:space="preserve"> stánk</w:t>
+      </w:r>
+      <w:r>
+        <w:t>u</w:t>
+      </w:r>
+    </w:p>
+    <w:p>
+      <w:pPr>
+        <w:pStyle w:val="Titulek"/>
+      </w:pPr>
+      <w:r>
+        <w:t>Zdroj: vlastní zpracování</w:t>
+      </w:r>
+    </w:p>
     <w:p/>
     <w:p>
       <w:pPr>
@@ -34257,9 +34777,10 @@
           <w:numId w:val="7"/>
         </w:numPr>
       </w:pPr>
-      <w:bookmarkStart w:id="79" w:name="_Toc225187230"/>
-      <w:proofErr w:type="spellStart"/>
-      <w:r>
+      <w:bookmarkStart w:id="81" w:name="_Toc225187230"/>
+      <w:proofErr w:type="spellStart"/>
+      <w:r>
+        <w:lastRenderedPageBreak/>
         <w:t>Správa</w:t>
       </w:r>
       <w:proofErr w:type="spellEnd"/>
@@ -34274,7 +34795,7 @@
       <w:r>
         <w:t xml:space="preserve"> (event manager)</w:t>
       </w:r>
-      <w:bookmarkEnd w:id="79"/>
+      <w:bookmarkEnd w:id="81"/>
     </w:p>
     <w:p>
       <w:r>
@@ -34319,7 +34840,6 @@
       </w:pPr>
       <w:proofErr w:type="spellStart"/>
       <w:r>
-        <w:lastRenderedPageBreak/>
         <w:t>Spravovat</w:t>
       </w:r>
       <w:proofErr w:type="spellEnd"/>
@@ -34683,7 +35203,7 @@
           <w:numId w:val="7"/>
         </w:numPr>
       </w:pPr>
-      <w:bookmarkStart w:id="80" w:name="_Toc225187231"/>
+      <w:bookmarkStart w:id="82" w:name="_Toc225187231"/>
       <w:proofErr w:type="spellStart"/>
       <w:r>
         <w:t>Správa</w:t>
@@ -34700,7 +35220,7 @@
       <w:r>
         <w:t xml:space="preserve"> (admin)</w:t>
       </w:r>
-      <w:bookmarkEnd w:id="80"/>
+      <w:bookmarkEnd w:id="82"/>
     </w:p>
     <w:p>
       <w:r>
@@ -36285,7 +36805,7 @@
           <w:numId w:val="7"/>
         </w:numPr>
       </w:pPr>
-      <w:bookmarkStart w:id="81" w:name="_Toc225187232"/>
+      <w:bookmarkStart w:id="83" w:name="_Toc225187232"/>
       <w:proofErr w:type="spellStart"/>
       <w:r>
         <w:t>Typický</w:t>
@@ -36306,7 +36826,7 @@
       <w:r>
         <w:t>obsluhy</w:t>
       </w:r>
-      <w:bookmarkEnd w:id="81"/>
+      <w:bookmarkEnd w:id="83"/>
       <w:proofErr w:type="spellEnd"/>
     </w:p>
     <w:p>
@@ -36329,7 +36849,7 @@
           <w:numId w:val="7"/>
         </w:numPr>
       </w:pPr>
-      <w:bookmarkStart w:id="82" w:name="_Toc225187233"/>
+      <w:bookmarkStart w:id="84" w:name="_Toc225187233"/>
       <w:proofErr w:type="spellStart"/>
       <w:r>
         <w:t>Scénář</w:t>
@@ -36346,7 +36866,7 @@
       <w:r>
         <w:t xml:space="preserve"> (cashier):</w:t>
       </w:r>
-      <w:bookmarkEnd w:id="82"/>
+      <w:bookmarkEnd w:id="84"/>
     </w:p>
     <w:p>
       <w:r>
@@ -36443,7 +36963,7 @@
           <w:numId w:val="7"/>
         </w:numPr>
       </w:pPr>
-      <w:bookmarkStart w:id="83" w:name="_Toc225187234"/>
+      <w:bookmarkStart w:id="85" w:name="_Toc225187234"/>
       <w:proofErr w:type="spellStart"/>
       <w:r>
         <w:t>Scénář</w:t>
@@ -36460,7 +36980,7 @@
       <w:r>
         <w:t xml:space="preserve"> (seller):</w:t>
       </w:r>
-      <w:bookmarkEnd w:id="83"/>
+      <w:bookmarkEnd w:id="85"/>
     </w:p>
     <w:p>
       <w:r>
@@ -36488,12 +37008,12 @@
           <w:numId w:val="7"/>
         </w:numPr>
       </w:pPr>
-      <w:bookmarkStart w:id="84" w:name="_Toc225187235"/>
+      <w:bookmarkStart w:id="86" w:name="_Toc225187235"/>
       <w:r>
         <w:lastRenderedPageBreak/>
         <w:t>Bezpečnostní implementace</w:t>
       </w:r>
-      <w:bookmarkEnd w:id="84"/>
+      <w:bookmarkEnd w:id="86"/>
     </w:p>
     <w:p>
       <w:pPr>
@@ -36503,7 +37023,7 @@
           <w:numId w:val="7"/>
         </w:numPr>
       </w:pPr>
-      <w:bookmarkStart w:id="85" w:name="_Toc225187236"/>
+      <w:bookmarkStart w:id="87" w:name="_Toc225187236"/>
       <w:proofErr w:type="spellStart"/>
       <w:r>
         <w:t>Hashování</w:t>
@@ -36516,7 +37036,7 @@
       <w:r>
         <w:t>hesel</w:t>
       </w:r>
-      <w:bookmarkEnd w:id="85"/>
+      <w:bookmarkEnd w:id="87"/>
       <w:proofErr w:type="spellEnd"/>
     </w:p>
     <w:p>
@@ -36611,11 +37131,11 @@
           <w:numId w:val="7"/>
         </w:numPr>
       </w:pPr>
-      <w:bookmarkStart w:id="86" w:name="_Toc225187237"/>
+      <w:bookmarkStart w:id="88" w:name="_Toc225187237"/>
       <w:r>
         <w:t>Rate limiting</w:t>
       </w:r>
-      <w:bookmarkEnd w:id="86"/>
+      <w:bookmarkEnd w:id="88"/>
     </w:p>
     <w:p>
       <w:r>
@@ -36650,7 +37170,7 @@
           <w:numId w:val="7"/>
         </w:numPr>
       </w:pPr>
-      <w:bookmarkStart w:id="87" w:name="_Toc225187238"/>
+      <w:bookmarkStart w:id="89" w:name="_Toc225187238"/>
       <w:proofErr w:type="spellStart"/>
       <w:r>
         <w:t>Validace</w:t>
@@ -36671,7 +37191,7 @@
       <w:r>
         <w:t>souborů</w:t>
       </w:r>
-      <w:bookmarkEnd w:id="87"/>
+      <w:bookmarkEnd w:id="89"/>
       <w:proofErr w:type="spellEnd"/>
     </w:p>
     <w:p>
@@ -37007,7 +37527,7 @@
           <w:numId w:val="7"/>
         </w:numPr>
       </w:pPr>
-      <w:bookmarkStart w:id="88" w:name="_Toc225187239"/>
+      <w:bookmarkStart w:id="90" w:name="_Toc225187239"/>
       <w:proofErr w:type="spellStart"/>
       <w:r>
         <w:t>Ochrana</w:t>
@@ -37016,7 +37536,7 @@
       <w:r>
         <w:t xml:space="preserve"> cookies a sessions</w:t>
       </w:r>
-      <w:bookmarkEnd w:id="88"/>
+      <w:bookmarkEnd w:id="90"/>
     </w:p>
     <w:p>
       <w:r>
@@ -37225,7 +37745,7 @@
           <w:lang w:val="cs-CZ"/>
         </w:rPr>
       </w:pPr>
-      <w:bookmarkStart w:id="89" w:name="_Toc225187240"/>
+      <w:bookmarkStart w:id="91" w:name="_Toc225187240"/>
       <w:r>
         <w:t xml:space="preserve">Threat model </w:t>
       </w:r>
@@ -37235,7 +37755,7 @@
         </w:rPr>
         <w:t>— proti čemu se systém brání</w:t>
       </w:r>
-      <w:bookmarkEnd w:id="89"/>
+      <w:bookmarkEnd w:id="91"/>
     </w:p>
     <w:p>
       <w:r>
@@ -37253,14 +37773,14 @@
           <w:lang w:val="cs-CZ"/>
         </w:rPr>
       </w:pPr>
-      <w:bookmarkStart w:id="90" w:name="_Toc225187241"/>
+      <w:bookmarkStart w:id="92" w:name="_Toc225187241"/>
       <w:r>
         <w:rPr>
           <w:lang w:val="cs-CZ"/>
         </w:rPr>
         <w:t>Hrozby, proti kterým se systém aktivně brání</w:t>
       </w:r>
-      <w:bookmarkEnd w:id="90"/>
+      <w:bookmarkEnd w:id="92"/>
     </w:p>
     <w:p>
       <w:pPr>
@@ -38769,13 +39289,7 @@
         <w:rPr>
           <w:lang w:val="cs-CZ"/>
         </w:rPr>
-        <w:t>, která ověřuje syntaxi podle RFC 5321/5322</w:t>
-      </w:r>
-      <w:r>
-        <w:rPr>
-          <w:lang w:val="cs-CZ"/>
-        </w:rPr>
-        <w:t>.</w:t>
+        <w:t>, která ověřuje syntaxi podle RFC 5321/5322.</w:t>
       </w:r>
     </w:p>
     <w:p>
@@ -39477,288 +39991,174 @@
           <w:bCs/>
         </w:rPr>
       </w:pPr>
-      <w:proofErr w:type="spellStart"/>
       <w:r>
         <w:rPr>
           <w:b/>
           <w:bCs/>
         </w:rPr>
-        <w:t>Validace</w:t>
-      </w:r>
-      <w:proofErr w:type="spellEnd"/>
-      <w:r>
+        <w:t>Validace jmen (křestní jméno a příjmení):</w:t>
+      </w:r>
+    </w:p>
+    <w:p>
+      <w:pPr>
+        <w:pStyle w:val="Odstavecseseznamem"/>
+      </w:pPr>
+      <w:r>
+        <w:t xml:space="preserve">Délka </w:t>
+      </w:r>
+      <w:proofErr w:type="spellStart"/>
+      <w:r>
+        <w:t>mezi</w:t>
+      </w:r>
+      <w:proofErr w:type="spellEnd"/>
+      <w:r>
+        <w:t xml:space="preserve"> 1 a 100 </w:t>
+      </w:r>
+      <w:proofErr w:type="spellStart"/>
+      <w:r>
+        <w:t>znaky</w:t>
+      </w:r>
+      <w:proofErr w:type="spellEnd"/>
+      <w:r>
+        <w:t>.</w:t>
+      </w:r>
+    </w:p>
+    <w:p>
+      <w:pPr>
+        <w:pStyle w:val="Odstavecseseznamem"/>
+      </w:pPr>
+      <w:proofErr w:type="spellStart"/>
+      <w:r>
+        <w:t>Povolené</w:t>
+      </w:r>
+      <w:proofErr w:type="spellEnd"/>
+      <w:r>
+        <w:t xml:space="preserve"> </w:t>
+      </w:r>
+      <w:proofErr w:type="spellStart"/>
+      <w:r>
+        <w:t>znaky</w:t>
+      </w:r>
+      <w:proofErr w:type="spellEnd"/>
+      <w:r>
+        <w:t xml:space="preserve">: </w:t>
+      </w:r>
+      <w:proofErr w:type="spellStart"/>
+      <w:r>
+        <w:t>písmena</w:t>
+      </w:r>
+      <w:proofErr w:type="spellEnd"/>
+      <w:r>
+        <w:t xml:space="preserve"> (</w:t>
+      </w:r>
+      <w:proofErr w:type="spellStart"/>
+      <w:r>
+        <w:t>včetně</w:t>
+      </w:r>
+      <w:proofErr w:type="spellEnd"/>
+      <w:r>
+        <w:t xml:space="preserve"> </w:t>
+      </w:r>
+      <w:proofErr w:type="spellStart"/>
+      <w:r>
+        <w:t>diakritiky</w:t>
+      </w:r>
+      <w:proofErr w:type="spellEnd"/>
+      <w:r>
+        <w:t xml:space="preserve">), </w:t>
+      </w:r>
+      <w:proofErr w:type="spellStart"/>
+      <w:r>
+        <w:t>číslice</w:t>
+      </w:r>
+      <w:proofErr w:type="spellEnd"/>
+      <w:r>
+        <w:t xml:space="preserve"> a </w:t>
+      </w:r>
+      <w:proofErr w:type="spellStart"/>
+      <w:r>
+        <w:t>znaky</w:t>
+      </w:r>
+      <w:proofErr w:type="spellEnd"/>
+      <w:r>
+        <w:t xml:space="preserve"> . _ -.</w:t>
+      </w:r>
+    </w:p>
+    <w:p>
+      <w:pPr>
+        <w:pStyle w:val="Odstavecseseznamem"/>
+      </w:pPr>
+      <w:proofErr w:type="spellStart"/>
+      <w:r>
+        <w:lastRenderedPageBreak/>
+        <w:t>Databázový</w:t>
+      </w:r>
+      <w:proofErr w:type="spellEnd"/>
+      <w:r>
+        <w:t xml:space="preserve"> trigger </w:t>
+      </w:r>
+      <w:proofErr w:type="spellStart"/>
+      <w:r>
+        <w:t>automaticky</w:t>
+      </w:r>
+      <w:proofErr w:type="spellEnd"/>
+      <w:r>
+        <w:t xml:space="preserve"> </w:t>
+      </w:r>
+      <w:proofErr w:type="spellStart"/>
+      <w:r>
+        <w:t>převádí</w:t>
+      </w:r>
+      <w:proofErr w:type="spellEnd"/>
+      <w:r>
+        <w:t xml:space="preserve"> </w:t>
+      </w:r>
+      <w:proofErr w:type="spellStart"/>
+      <w:r>
+        <w:t>první</w:t>
+      </w:r>
+      <w:proofErr w:type="spellEnd"/>
+      <w:r>
+        <w:t xml:space="preserve"> </w:t>
+      </w:r>
+      <w:proofErr w:type="spellStart"/>
+      <w:r>
+        <w:t>písmeno</w:t>
+      </w:r>
+      <w:proofErr w:type="spellEnd"/>
+      <w:r>
+        <w:t xml:space="preserve"> </w:t>
+      </w:r>
+      <w:proofErr w:type="spellStart"/>
+      <w:r>
+        <w:t>na</w:t>
+      </w:r>
+      <w:proofErr w:type="spellEnd"/>
+      <w:r>
+        <w:t xml:space="preserve"> </w:t>
+      </w:r>
+      <w:proofErr w:type="spellStart"/>
+      <w:r>
+        <w:t>velké</w:t>
+      </w:r>
+      <w:proofErr w:type="spellEnd"/>
+      <w:r>
+        <w:t>.</w:t>
+      </w:r>
+    </w:p>
+    <w:p>
+      <w:pPr>
         <w:rPr>
           <w:b/>
           <w:bCs/>
         </w:rPr>
-        <w:t xml:space="preserve"> </w:t>
-      </w:r>
-      <w:proofErr w:type="spellStart"/>
+      </w:pPr>
       <w:r>
         <w:rPr>
           <w:b/>
           <w:bCs/>
         </w:rPr>
-        <w:t>jmen</w:t>
-      </w:r>
-      <w:proofErr w:type="spellEnd"/>
-      <w:r>
-        <w:rPr>
-          <w:b/>
-          <w:bCs/>
-        </w:rPr>
-        <w:t xml:space="preserve"> (</w:t>
-      </w:r>
-      <w:proofErr w:type="spellStart"/>
-      <w:r>
-        <w:rPr>
-          <w:b/>
-          <w:bCs/>
-        </w:rPr>
-        <w:t>křestní</w:t>
-      </w:r>
-      <w:proofErr w:type="spellEnd"/>
-      <w:r>
-        <w:rPr>
-          <w:b/>
-          <w:bCs/>
-        </w:rPr>
-        <w:t xml:space="preserve"> </w:t>
-      </w:r>
-      <w:proofErr w:type="spellStart"/>
-      <w:r>
-        <w:rPr>
-          <w:b/>
-          <w:bCs/>
-        </w:rPr>
-        <w:t>jméno</w:t>
-      </w:r>
-      <w:proofErr w:type="spellEnd"/>
-      <w:r>
-        <w:rPr>
-          <w:b/>
-          <w:bCs/>
-        </w:rPr>
-        <w:t xml:space="preserve"> a </w:t>
-      </w:r>
-      <w:proofErr w:type="spellStart"/>
-      <w:r>
-        <w:rPr>
-          <w:b/>
-          <w:bCs/>
-        </w:rPr>
-        <w:t>příjmení</w:t>
-      </w:r>
-      <w:proofErr w:type="spellEnd"/>
-      <w:r>
-        <w:rPr>
-          <w:b/>
-          <w:bCs/>
-        </w:rPr>
-        <w:t>):</w:t>
-      </w:r>
-    </w:p>
-    <w:p>
-      <w:pPr>
-        <w:pStyle w:val="Odstavecseseznamem"/>
-      </w:pPr>
-      <w:r>
-        <w:t xml:space="preserve">Délka </w:t>
-      </w:r>
-      <w:proofErr w:type="spellStart"/>
-      <w:r>
-        <w:t>mezi</w:t>
-      </w:r>
-      <w:proofErr w:type="spellEnd"/>
-      <w:r>
-        <w:t xml:space="preserve"> 1 a 100 </w:t>
-      </w:r>
-      <w:proofErr w:type="spellStart"/>
-      <w:r>
-        <w:t>znaky</w:t>
-      </w:r>
-      <w:proofErr w:type="spellEnd"/>
-      <w:r>
-        <w:t>.</w:t>
-      </w:r>
-    </w:p>
-    <w:p>
-      <w:pPr>
-        <w:pStyle w:val="Odstavecseseznamem"/>
-      </w:pPr>
-      <w:proofErr w:type="spellStart"/>
-      <w:r>
-        <w:t>Povolené</w:t>
-      </w:r>
-      <w:proofErr w:type="spellEnd"/>
-      <w:r>
-        <w:t xml:space="preserve"> </w:t>
-      </w:r>
-      <w:proofErr w:type="spellStart"/>
-      <w:r>
-        <w:t>znaky</w:t>
-      </w:r>
-      <w:proofErr w:type="spellEnd"/>
-      <w:r>
-        <w:t xml:space="preserve">: </w:t>
-      </w:r>
-      <w:proofErr w:type="spellStart"/>
-      <w:r>
-        <w:t>písmena</w:t>
-      </w:r>
-      <w:proofErr w:type="spellEnd"/>
-      <w:r>
-        <w:t xml:space="preserve"> (</w:t>
-      </w:r>
-      <w:proofErr w:type="spellStart"/>
-      <w:r>
-        <w:t>včetně</w:t>
-      </w:r>
-      <w:proofErr w:type="spellEnd"/>
-      <w:r>
-        <w:t xml:space="preserve"> </w:t>
-      </w:r>
-      <w:proofErr w:type="spellStart"/>
-      <w:r>
-        <w:t>diakritiky</w:t>
-      </w:r>
-      <w:proofErr w:type="spellEnd"/>
-      <w:r>
-        <w:t xml:space="preserve">), </w:t>
-      </w:r>
-      <w:proofErr w:type="spellStart"/>
-      <w:r>
-        <w:t>číslice</w:t>
-      </w:r>
-      <w:proofErr w:type="spellEnd"/>
-      <w:r>
-        <w:t xml:space="preserve"> a </w:t>
-      </w:r>
-      <w:proofErr w:type="spellStart"/>
-      <w:r>
-        <w:t>znaky</w:t>
-      </w:r>
-      <w:proofErr w:type="spellEnd"/>
-      <w:r>
-        <w:t xml:space="preserve"> . _ -.</w:t>
-      </w:r>
-    </w:p>
-    <w:p>
-      <w:pPr>
-        <w:pStyle w:val="Odstavecseseznamem"/>
-      </w:pPr>
-      <w:proofErr w:type="spellStart"/>
-      <w:r>
-        <w:lastRenderedPageBreak/>
-        <w:t>Databázový</w:t>
-      </w:r>
-      <w:proofErr w:type="spellEnd"/>
-      <w:r>
-        <w:t xml:space="preserve"> trigger </w:t>
-      </w:r>
-      <w:proofErr w:type="spellStart"/>
-      <w:r>
-        <w:t>automaticky</w:t>
-      </w:r>
-      <w:proofErr w:type="spellEnd"/>
-      <w:r>
-        <w:t xml:space="preserve"> </w:t>
-      </w:r>
-      <w:proofErr w:type="spellStart"/>
-      <w:r>
-        <w:t>převádí</w:t>
-      </w:r>
-      <w:proofErr w:type="spellEnd"/>
-      <w:r>
-        <w:t xml:space="preserve"> </w:t>
-      </w:r>
-      <w:proofErr w:type="spellStart"/>
-      <w:r>
-        <w:t>první</w:t>
-      </w:r>
-      <w:proofErr w:type="spellEnd"/>
-      <w:r>
-        <w:t xml:space="preserve"> </w:t>
-      </w:r>
-      <w:proofErr w:type="spellStart"/>
-      <w:r>
-        <w:t>písmeno</w:t>
-      </w:r>
-      <w:proofErr w:type="spellEnd"/>
-      <w:r>
-        <w:t xml:space="preserve"> </w:t>
-      </w:r>
-      <w:proofErr w:type="spellStart"/>
-      <w:r>
-        <w:t>na</w:t>
-      </w:r>
-      <w:proofErr w:type="spellEnd"/>
-      <w:r>
-        <w:t xml:space="preserve"> </w:t>
-      </w:r>
-      <w:proofErr w:type="spellStart"/>
-      <w:r>
-        <w:t>velké</w:t>
-      </w:r>
-      <w:proofErr w:type="spellEnd"/>
-      <w:r>
-        <w:t>.</w:t>
-      </w:r>
-    </w:p>
-    <w:p>
-      <w:pPr>
-        <w:rPr>
-          <w:b/>
-          <w:bCs/>
-        </w:rPr>
-      </w:pPr>
-      <w:proofErr w:type="spellStart"/>
-      <w:r>
-        <w:rPr>
-          <w:b/>
-          <w:bCs/>
-        </w:rPr>
-        <w:t>Validace</w:t>
-      </w:r>
-      <w:proofErr w:type="spellEnd"/>
-      <w:r>
-        <w:rPr>
-          <w:b/>
-          <w:bCs/>
-        </w:rPr>
-        <w:t xml:space="preserve"> </w:t>
-      </w:r>
-      <w:proofErr w:type="spellStart"/>
-      <w:r>
-        <w:rPr>
-          <w:b/>
-          <w:bCs/>
-        </w:rPr>
-        <w:t>produktů</w:t>
-      </w:r>
-      <w:proofErr w:type="spellEnd"/>
-      <w:r>
-        <w:rPr>
-          <w:b/>
-          <w:bCs/>
-        </w:rPr>
-        <w:t xml:space="preserve"> a </w:t>
-      </w:r>
-      <w:proofErr w:type="spellStart"/>
-      <w:r>
-        <w:rPr>
-          <w:b/>
-          <w:bCs/>
-        </w:rPr>
-        <w:t>akcí</w:t>
-      </w:r>
-      <w:proofErr w:type="spellEnd"/>
-      <w:r>
-        <w:rPr>
-          <w:b/>
-          <w:bCs/>
-        </w:rPr>
-        <w:t>:</w:t>
+        <w:t>Validace produktů a akcí:</w:t>
       </w:r>
     </w:p>
     <w:p>
@@ -40672,7 +41072,7 @@
           <w:numId w:val="7"/>
         </w:numPr>
       </w:pPr>
-      <w:bookmarkStart w:id="91" w:name="_Toc225187242"/>
+      <w:bookmarkStart w:id="93" w:name="_Toc225187242"/>
       <w:r>
         <w:t xml:space="preserve">Co je </w:t>
       </w:r>
@@ -40688,7 +41088,7 @@
       <w:r>
         <w:t>systému</w:t>
       </w:r>
-      <w:bookmarkEnd w:id="91"/>
+      <w:bookmarkEnd w:id="93"/>
       <w:proofErr w:type="spellEnd"/>
     </w:p>
     <w:p>
@@ -41270,7 +41670,7 @@
           <w:numId w:val="7"/>
         </w:numPr>
       </w:pPr>
-      <w:bookmarkStart w:id="92" w:name="_Toc225187243"/>
+      <w:bookmarkStart w:id="94" w:name="_Toc225187243"/>
       <w:r>
         <w:lastRenderedPageBreak/>
         <w:t>Plánované úlohy na pozadí</w:t>
@@ -41278,7 +41678,7 @@
       <w:r>
         <w:t xml:space="preserve"> a logování</w:t>
       </w:r>
-      <w:bookmarkEnd w:id="92"/>
+      <w:bookmarkEnd w:id="94"/>
     </w:p>
     <w:p>
       <w:pPr>
@@ -41288,7 +41688,7 @@
           <w:numId w:val="7"/>
         </w:numPr>
       </w:pPr>
-      <w:bookmarkStart w:id="93" w:name="_Toc225187244"/>
+      <w:bookmarkStart w:id="95" w:name="_Toc225187244"/>
       <w:proofErr w:type="spellStart"/>
       <w:r>
         <w:t>Plánované</w:t>
@@ -41301,7 +41701,7 @@
       <w:r>
         <w:t>úlohy</w:t>
       </w:r>
-      <w:bookmarkEnd w:id="93"/>
+      <w:bookmarkEnd w:id="95"/>
       <w:proofErr w:type="spellEnd"/>
     </w:p>
     <w:p>
@@ -41456,12 +41856,12 @@
           <w:numId w:val="7"/>
         </w:numPr>
       </w:pPr>
-      <w:bookmarkStart w:id="94" w:name="_Toc225187245"/>
+      <w:bookmarkStart w:id="96" w:name="_Toc225187245"/>
       <w:proofErr w:type="spellStart"/>
       <w:r>
         <w:t>Logování</w:t>
       </w:r>
-      <w:bookmarkEnd w:id="94"/>
+      <w:bookmarkEnd w:id="96"/>
       <w:proofErr w:type="spellEnd"/>
     </w:p>
     <w:p>
@@ -41759,7 +42159,7 @@
           <w:numId w:val="7"/>
         </w:numPr>
       </w:pPr>
-      <w:bookmarkStart w:id="95" w:name="_Toc225187246"/>
+      <w:bookmarkStart w:id="97" w:name="_Toc225187246"/>
       <w:proofErr w:type="spellStart"/>
       <w:r>
         <w:t>Logování</w:t>
@@ -41772,7 +42172,7 @@
       <w:r>
         <w:t>transakcí</w:t>
       </w:r>
-      <w:bookmarkEnd w:id="95"/>
+      <w:bookmarkEnd w:id="97"/>
       <w:proofErr w:type="spellEnd"/>
     </w:p>
     <w:p>
@@ -41799,7 +42199,7 @@
           <w:numId w:val="7"/>
         </w:numPr>
       </w:pPr>
-      <w:bookmarkStart w:id="96" w:name="_Toc225187247"/>
+      <w:bookmarkStart w:id="98" w:name="_Toc225187247"/>
       <w:proofErr w:type="spellStart"/>
       <w:r>
         <w:t>Frontend</w:t>
@@ -41808,7 +42208,7 @@
       <w:r>
         <w:t xml:space="preserve"> a uživatelské rozhraní</w:t>
       </w:r>
-      <w:bookmarkEnd w:id="96"/>
+      <w:bookmarkEnd w:id="98"/>
     </w:p>
     <w:p>
       <w:pPr>
@@ -41818,7 +42218,7 @@
           <w:numId w:val="7"/>
         </w:numPr>
       </w:pPr>
-      <w:bookmarkStart w:id="97" w:name="_Toc225187248"/>
+      <w:bookmarkStart w:id="99" w:name="_Toc225187248"/>
       <w:proofErr w:type="spellStart"/>
       <w:r>
         <w:t>Architektura</w:t>
@@ -41831,7 +42231,7 @@
       <w:r>
         <w:t>frontendu</w:t>
       </w:r>
-      <w:bookmarkEnd w:id="97"/>
+      <w:bookmarkEnd w:id="99"/>
       <w:proofErr w:type="spellEnd"/>
     </w:p>
     <w:p>
@@ -41960,11 +42360,11 @@
           <w:numId w:val="7"/>
         </w:numPr>
       </w:pPr>
-      <w:bookmarkStart w:id="98" w:name="_Toc225187249"/>
+      <w:bookmarkStart w:id="100" w:name="_Toc225187249"/>
       <w:r>
         <w:t>Event delegation</w:t>
       </w:r>
-      <w:bookmarkEnd w:id="98"/>
+      <w:bookmarkEnd w:id="100"/>
     </w:p>
     <w:p>
       <w:r>
@@ -42012,7 +42412,7 @@
           <w:numId w:val="7"/>
         </w:numPr>
       </w:pPr>
-      <w:bookmarkStart w:id="99" w:name="_Toc225187250"/>
+      <w:bookmarkStart w:id="101" w:name="_Toc225187250"/>
       <w:r>
         <w:lastRenderedPageBreak/>
         <w:t>Testov</w:t>
@@ -42020,7 +42420,7 @@
       <w:r>
         <w:t>ání</w:t>
       </w:r>
-      <w:bookmarkEnd w:id="99"/>
+      <w:bookmarkEnd w:id="101"/>
     </w:p>
     <w:p>
       <w:r>
@@ -42044,7 +42444,7 @@
           <w:numId w:val="7"/>
         </w:numPr>
       </w:pPr>
-      <w:bookmarkStart w:id="100" w:name="_Toc225187251"/>
+      <w:bookmarkStart w:id="102" w:name="_Toc225187251"/>
       <w:r>
         <w:t xml:space="preserve">Unit testy a </w:t>
       </w:r>
@@ -42056,7 +42456,7 @@
       <w:r>
         <w:t xml:space="preserve"> testy</w:t>
       </w:r>
-      <w:bookmarkEnd w:id="100"/>
+      <w:bookmarkEnd w:id="102"/>
     </w:p>
     <w:p>
       <w:pPr>
@@ -42675,7 +43075,7 @@
           <w:numId w:val="7"/>
         </w:numPr>
       </w:pPr>
-      <w:bookmarkStart w:id="101" w:name="_Toc225187252"/>
+      <w:bookmarkStart w:id="103" w:name="_Toc225187252"/>
       <w:proofErr w:type="spellStart"/>
       <w:r>
         <w:t>Kritické</w:t>
@@ -42704,7 +43104,7 @@
       <w:r>
         <w:t>refundace</w:t>
       </w:r>
-      <w:bookmarkEnd w:id="101"/>
+      <w:bookmarkEnd w:id="103"/>
       <w:proofErr w:type="spellEnd"/>
     </w:p>
     <w:p>
@@ -43663,11 +44063,11 @@
           <w:numId w:val="7"/>
         </w:numPr>
       </w:pPr>
-      <w:bookmarkStart w:id="102" w:name="_Toc225187253"/>
+      <w:bookmarkStart w:id="104" w:name="_Toc225187253"/>
       <w:r>
         <w:t>Testy undo/redo a paste</w:t>
       </w:r>
-      <w:bookmarkEnd w:id="102"/>
+      <w:bookmarkEnd w:id="104"/>
     </w:p>
     <w:p>
       <w:pPr>
@@ -44066,7 +44466,7 @@
           <w:numId w:val="7"/>
         </w:numPr>
       </w:pPr>
-      <w:bookmarkStart w:id="103" w:name="_Toc225187254"/>
+      <w:bookmarkStart w:id="105" w:name="_Toc225187254"/>
       <w:proofErr w:type="spellStart"/>
       <w:r>
         <w:t>Další</w:t>
@@ -44087,7 +44487,7 @@
       <w:r>
         <w:t>oblasti</w:t>
       </w:r>
-      <w:bookmarkEnd w:id="103"/>
+      <w:bookmarkEnd w:id="105"/>
       <w:proofErr w:type="spellEnd"/>
     </w:p>
     <w:p>
@@ -44674,14 +45074,14 @@
       <w:pPr>
         <w:pStyle w:val="Nadpis1"/>
       </w:pPr>
-      <w:bookmarkStart w:id="104" w:name="_Toc225187255"/>
+      <w:bookmarkStart w:id="106" w:name="_Toc225187255"/>
       <w:r>
         <w:t>Z</w:t>
       </w:r>
       <w:r>
         <w:t>ÁVĚR</w:t>
       </w:r>
-      <w:bookmarkEnd w:id="104"/>
+      <w:bookmarkEnd w:id="106"/>
     </w:p>
     <w:p>
       <w:r>
@@ -44736,11 +45136,27 @@
       </w:r>
       <w:proofErr w:type="spellEnd"/>
       <w:r>
-        <w:t xml:space="preserve"> hierarchie rolí (admin, event manager, </w:t>
-      </w:r>
-      <w:proofErr w:type="spellStart"/>
-      <w:r>
-        <w:t>cashier</w:t>
+        <w:t xml:space="preserve"> </w:t>
+      </w:r>
+      <w:proofErr w:type="spellStart"/>
+      <w:r>
+        <w:t>hierarchie</w:t>
+      </w:r>
+      <w:proofErr w:type="spellEnd"/>
+      <w:r>
+        <w:t xml:space="preserve"> </w:t>
+      </w:r>
+      <w:proofErr w:type="spellStart"/>
+      <w:r>
+        <w:t>rolí</w:t>
+      </w:r>
+      <w:proofErr w:type="spellEnd"/>
+      <w:r>
+        <w:t xml:space="preserve"> (admin, event manager, cashier, seller) </w:t>
+      </w:r>
+      <w:proofErr w:type="spellStart"/>
+      <w:r>
+        <w:t>zajišťuje</w:t>
       </w:r>
       <w:proofErr w:type="spellEnd"/>
       <w:r>
@@ -44748,11 +45164,27 @@
       </w:r>
       <w:proofErr w:type="spellStart"/>
       <w:r>
-        <w:t>seller</w:t>
-      </w:r>
-      <w:proofErr w:type="spellEnd"/>
-      <w:r>
-        <w:t>) zajišťuje, že každý zaměstnanec vidí a může spravovat pouze akce a stánky, ke kterým má oprávnění.</w:t>
+        <w:t>že</w:t>
+      </w:r>
+      <w:proofErr w:type="spellEnd"/>
+      <w:r>
+        <w:t xml:space="preserve"> </w:t>
+      </w:r>
+      <w:proofErr w:type="spellStart"/>
+      <w:r>
+        <w:t>každý</w:t>
+      </w:r>
+      <w:proofErr w:type="spellEnd"/>
+      <w:r>
+        <w:t xml:space="preserve"> </w:t>
+      </w:r>
+      <w:proofErr w:type="spellStart"/>
+      <w:r>
+        <w:t>zaměstnanec</w:t>
+      </w:r>
+      <w:proofErr w:type="spellEnd"/>
+      <w:r>
+        <w:t xml:space="preserve"> vidí a může spravovat pouze akce a stánky, ke kterým má oprávnění.</w:t>
       </w:r>
     </w:p>
     <w:p>
@@ -44771,15 +45203,31 @@
         <w:t>Integrita a bezpečnost finančních dat</w:t>
       </w:r>
       <w:r>
-        <w:t xml:space="preserve"> — cíl byl splněn. Kombinace ACID transakcí </w:t>
-      </w:r>
-      <w:proofErr w:type="spellStart"/>
-      <w:r>
-        <w:t>PostgreSQL</w:t>
-      </w:r>
-      <w:proofErr w:type="spellEnd"/>
-      <w:r>
-        <w:t xml:space="preserve">, databázových </w:t>
+        <w:t xml:space="preserve"> — cíl byl splněn. </w:t>
+      </w:r>
+      <w:proofErr w:type="spellStart"/>
+      <w:r>
+        <w:t>Kombinace</w:t>
+      </w:r>
+      <w:proofErr w:type="spellEnd"/>
+      <w:r>
+        <w:t xml:space="preserve"> ACID </w:t>
+      </w:r>
+      <w:proofErr w:type="spellStart"/>
+      <w:r>
+        <w:t>transakcí</w:t>
+      </w:r>
+      <w:proofErr w:type="spellEnd"/>
+      <w:r>
+        <w:t xml:space="preserve"> PostgreSQL, </w:t>
+      </w:r>
+      <w:proofErr w:type="spellStart"/>
+      <w:r>
+        <w:t>databázových</w:t>
+      </w:r>
+      <w:proofErr w:type="spellEnd"/>
+      <w:r>
+        <w:t xml:space="preserve"> </w:t>
       </w:r>
       <w:proofErr w:type="spellStart"/>
       <w:r>
@@ -44787,23 +45235,159 @@
       </w:r>
       <w:proofErr w:type="spellEnd"/>
       <w:r>
-        <w:t xml:space="preserve"> blokujících modifikaci transakcí, řádkových zámků na peněženkách a mechanismu </w:t>
-      </w:r>
-      <w:proofErr w:type="spellStart"/>
-      <w:r>
-        <w:t>idempotence</w:t>
-      </w:r>
-      <w:proofErr w:type="spellEnd"/>
-      <w:r>
-        <w:t xml:space="preserve"> zajišťuje konzistenci finančních dat. Dvojí vrstva ověřování oprávnění (aplikační logika + databázový </w:t>
-      </w:r>
-      <w:proofErr w:type="spellStart"/>
-      <w:r>
-        <w:t>trigger</w:t>
-      </w:r>
-      <w:proofErr w:type="spellEnd"/>
-      <w:r>
-        <w:t>) minimalizuje riziko neoprávněných operací. Projekt obsahuje automatizovan</w:t>
+        <w:t xml:space="preserve"> </w:t>
+      </w:r>
+      <w:proofErr w:type="spellStart"/>
+      <w:r>
+        <w:t>blokujících</w:t>
+      </w:r>
+      <w:proofErr w:type="spellEnd"/>
+      <w:r>
+        <w:t xml:space="preserve"> </w:t>
+      </w:r>
+      <w:proofErr w:type="spellStart"/>
+      <w:r>
+        <w:t>modifikaci</w:t>
+      </w:r>
+      <w:proofErr w:type="spellEnd"/>
+      <w:r>
+        <w:t xml:space="preserve"> transakcí, </w:t>
+      </w:r>
+      <w:proofErr w:type="spellStart"/>
+      <w:r>
+        <w:t>řádkových</w:t>
+      </w:r>
+      <w:proofErr w:type="spellEnd"/>
+      <w:r>
+        <w:t xml:space="preserve"> </w:t>
+      </w:r>
+      <w:proofErr w:type="spellStart"/>
+      <w:r>
+        <w:t>zámků</w:t>
+      </w:r>
+      <w:proofErr w:type="spellEnd"/>
+      <w:r>
+        <w:t xml:space="preserve"> </w:t>
+      </w:r>
+      <w:proofErr w:type="spellStart"/>
+      <w:r>
+        <w:t>na</w:t>
+      </w:r>
+      <w:proofErr w:type="spellEnd"/>
+      <w:r>
+        <w:t xml:space="preserve"> </w:t>
+      </w:r>
+      <w:proofErr w:type="spellStart"/>
+      <w:r>
+        <w:t>peněženkách</w:t>
+      </w:r>
+      <w:proofErr w:type="spellEnd"/>
+      <w:r>
+        <w:t xml:space="preserve"> a </w:t>
+      </w:r>
+      <w:proofErr w:type="spellStart"/>
+      <w:r>
+        <w:t>mechanismu</w:t>
+      </w:r>
+      <w:proofErr w:type="spellEnd"/>
+      <w:r>
+        <w:t xml:space="preserve"> idempotence </w:t>
+      </w:r>
+      <w:proofErr w:type="spellStart"/>
+      <w:r>
+        <w:t>zajišťuje</w:t>
+      </w:r>
+      <w:proofErr w:type="spellEnd"/>
+      <w:r>
+        <w:t xml:space="preserve"> </w:t>
+      </w:r>
+      <w:proofErr w:type="spellStart"/>
+      <w:r>
+        <w:t>konzistenci</w:t>
+      </w:r>
+      <w:proofErr w:type="spellEnd"/>
+      <w:r>
+        <w:t xml:space="preserve"> </w:t>
+      </w:r>
+      <w:proofErr w:type="spellStart"/>
+      <w:r>
+        <w:t>finančních</w:t>
+      </w:r>
+      <w:proofErr w:type="spellEnd"/>
+      <w:r>
+        <w:t xml:space="preserve"> dat. Dvojí vrstva </w:t>
+      </w:r>
+      <w:proofErr w:type="spellStart"/>
+      <w:r>
+        <w:t>ověřování</w:t>
+      </w:r>
+      <w:proofErr w:type="spellEnd"/>
+      <w:r>
+        <w:t xml:space="preserve"> </w:t>
+      </w:r>
+      <w:proofErr w:type="spellStart"/>
+      <w:r>
+        <w:t>oprávnění</w:t>
+      </w:r>
+      <w:proofErr w:type="spellEnd"/>
+      <w:r>
+        <w:t xml:space="preserve"> (</w:t>
+      </w:r>
+      <w:proofErr w:type="spellStart"/>
+      <w:r>
+        <w:t>aplikační</w:t>
+      </w:r>
+      <w:proofErr w:type="spellEnd"/>
+      <w:r>
+        <w:t xml:space="preserve"> </w:t>
+      </w:r>
+      <w:proofErr w:type="spellStart"/>
+      <w:r>
+        <w:t>logika</w:t>
+      </w:r>
+      <w:proofErr w:type="spellEnd"/>
+      <w:r>
+        <w:t xml:space="preserve"> + </w:t>
+      </w:r>
+      <w:proofErr w:type="spellStart"/>
+      <w:r>
+        <w:t>databázový</w:t>
+      </w:r>
+      <w:proofErr w:type="spellEnd"/>
+      <w:r>
+        <w:t xml:space="preserve"> trigger) </w:t>
+      </w:r>
+      <w:proofErr w:type="spellStart"/>
+      <w:r>
+        <w:t>minimalizuje</w:t>
+      </w:r>
+      <w:proofErr w:type="spellEnd"/>
+      <w:r>
+        <w:t xml:space="preserve"> </w:t>
+      </w:r>
+      <w:proofErr w:type="spellStart"/>
+      <w:r>
+        <w:t>riziko</w:t>
+      </w:r>
+      <w:proofErr w:type="spellEnd"/>
+      <w:r>
+        <w:t xml:space="preserve"> </w:t>
+      </w:r>
+      <w:proofErr w:type="spellStart"/>
+      <w:r>
+        <w:t>neoprávněných</w:t>
+      </w:r>
+      <w:proofErr w:type="spellEnd"/>
+      <w:r>
+        <w:t xml:space="preserve"> </w:t>
+      </w:r>
+      <w:proofErr w:type="spellStart"/>
+      <w:r>
+        <w:t>operací</w:t>
+      </w:r>
+      <w:proofErr w:type="spellEnd"/>
+      <w:r>
+        <w:t>. Projekt obsahuje automatizovan</w:t>
       </w:r>
       <w:r>
         <w:t>é</w:t>
@@ -47481,12 +48065,12 @@
       <w:pPr>
         <w:pStyle w:val="Nadpis1"/>
       </w:pPr>
-      <w:bookmarkStart w:id="105" w:name="_Toc225187256"/>
+      <w:bookmarkStart w:id="107" w:name="_Toc225187256"/>
       <w:r>
         <w:lastRenderedPageBreak/>
         <w:t>SEZNAM POUŽITÉ LITERATURY</w:t>
       </w:r>
-      <w:bookmarkEnd w:id="105"/>
+      <w:bookmarkEnd w:id="107"/>
     </w:p>
     <w:p>
       <w:pPr>
@@ -47515,6 +48099,9 @@
     </w:p>
     <w:p>
       <w:r>
+        <w:rPr>
+          <w:noProof/>
+        </w:rPr>
         <w:drawing>
           <wp:inline distT="0" distB="0" distL="0" distR="0" wp14:anchorId="15640D5E" wp14:editId="3A619761">
             <wp:extent cx="3683189" cy="3073558"/>
@@ -47742,119 +48329,7 @@
         <w:t>Latin-1 Supplement (U+00C0–U+00FF):</w:t>
       </w:r>
       <w:r>
-        <w:t xml:space="preserve"> </w:t>
-      </w:r>
-      <w:proofErr w:type="spellStart"/>
-      <w:r>
-        <w:t>Zahrnuje</w:t>
-      </w:r>
-      <w:proofErr w:type="spellEnd"/>
-      <w:r>
-        <w:t xml:space="preserve"> </w:t>
-      </w:r>
-      <w:proofErr w:type="spellStart"/>
-      <w:r>
-        <w:t>diakritická</w:t>
-      </w:r>
-      <w:proofErr w:type="spellEnd"/>
-      <w:r>
-        <w:t xml:space="preserve"> </w:t>
-      </w:r>
-      <w:proofErr w:type="spellStart"/>
-      <w:r>
-        <w:t>písmena</w:t>
-      </w:r>
-      <w:proofErr w:type="spellEnd"/>
-      <w:r>
-        <w:t xml:space="preserve"> </w:t>
-      </w:r>
-      <w:proofErr w:type="spellStart"/>
-      <w:r>
-        <w:t>západoevropských</w:t>
-      </w:r>
-      <w:proofErr w:type="spellEnd"/>
-      <w:r>
-        <w:t xml:space="preserve"> </w:t>
-      </w:r>
-      <w:proofErr w:type="spellStart"/>
-      <w:r>
-        <w:t>jazyků</w:t>
-      </w:r>
-      <w:proofErr w:type="spellEnd"/>
-      <w:r>
-        <w:t xml:space="preserve"> (</w:t>
-      </w:r>
-      <w:proofErr w:type="spellStart"/>
-      <w:r>
-        <w:t>např</w:t>
-      </w:r>
-      <w:proofErr w:type="spellEnd"/>
-      <w:r>
-        <w:t xml:space="preserve">. à, ä, ç, ñ, ö, ü); </w:t>
-      </w:r>
-      <w:proofErr w:type="spellStart"/>
-      <w:r>
-        <w:t>vyloučeny</w:t>
-      </w:r>
-      <w:proofErr w:type="spellEnd"/>
-      <w:r>
-        <w:t xml:space="preserve"> </w:t>
-      </w:r>
-      <w:proofErr w:type="spellStart"/>
-      <w:r>
-        <w:t>jsou</w:t>
-      </w:r>
-      <w:proofErr w:type="spellEnd"/>
-      <w:r>
-        <w:t xml:space="preserve"> </w:t>
-      </w:r>
-      <w:proofErr w:type="spellStart"/>
-      <w:r>
-        <w:t>nealfanumerické</w:t>
-      </w:r>
-      <w:proofErr w:type="spellEnd"/>
-      <w:r>
-        <w:t xml:space="preserve"> </w:t>
-      </w:r>
-      <w:proofErr w:type="spellStart"/>
-      <w:r>
-        <w:t>symboly</w:t>
-      </w:r>
-      <w:proofErr w:type="spellEnd"/>
-      <w:r>
-        <w:t xml:space="preserve"> </w:t>
-      </w:r>
-      <w:proofErr w:type="spellStart"/>
-      <w:r>
-        <w:t>ve</w:t>
-      </w:r>
-      <w:proofErr w:type="spellEnd"/>
-      <w:r>
-        <w:t xml:space="preserve"> </w:t>
-      </w:r>
-      <w:proofErr w:type="spellStart"/>
-      <w:r>
-        <w:t>stejném</w:t>
-      </w:r>
-      <w:proofErr w:type="spellEnd"/>
-      <w:r>
-        <w:t xml:space="preserve"> </w:t>
-      </w:r>
-      <w:proofErr w:type="spellStart"/>
-      <w:r>
-        <w:t>bloku</w:t>
-      </w:r>
-      <w:proofErr w:type="spellEnd"/>
-      <w:r>
-        <w:t xml:space="preserve"> (× U+00D7, ÷ U+00F7 a </w:t>
-      </w:r>
-      <w:proofErr w:type="spellStart"/>
-      <w:r>
-        <w:t>další</w:t>
-      </w:r>
-      <w:proofErr w:type="spellEnd"/>
-      <w:r>
-        <w:t>)</w:t>
+        <w:t xml:space="preserve"> Zahrnuje diakritická písmena západoevropských jazyků (např. à, ä, ç, ñ, ö, ü); vyloučeny jsou nealfanumerické symboly ve stejném bloku (× U+00D7, ÷ U+00F7 a další)</w:t>
       </w:r>
     </w:p>
   </w:footnote>
@@ -47884,25 +48359,7 @@
           <w:bCs/>
           <w:lang w:val="cs-CZ"/>
         </w:rPr>
-        <w:t xml:space="preserve">Latin </w:t>
-      </w:r>
-      <w:proofErr w:type="spellStart"/>
-      <w:r>
-        <w:rPr>
-          <w:b/>
-          <w:bCs/>
-          <w:lang w:val="cs-CZ"/>
-        </w:rPr>
-        <w:t>Extended</w:t>
-      </w:r>
-      <w:proofErr w:type="spellEnd"/>
-      <w:r>
-        <w:rPr>
-          <w:b/>
-          <w:bCs/>
-          <w:lang w:val="cs-CZ"/>
-        </w:rPr>
-        <w:t xml:space="preserve">-A (U+0100–U+017F): </w:t>
+        <w:t xml:space="preserve">Latin Extended-A (U+0100–U+017F): </w:t>
       </w:r>
       <w:r>
         <w:rPr>
@@ -53463,6 +53920,25 @@
       <w:shd w:val="clear" w:color="auto" w:fill="F2F2F2" w:themeFill="background1" w:themeFillShade="F2"/>
     </w:rPr>
   </w:style>
+  <w:style w:type="paragraph" w:styleId="Titulek">
+    <w:name w:val="caption"/>
+    <w:basedOn w:val="Normln"/>
+    <w:next w:val="Normln"/>
+    <w:uiPriority w:val="35"/>
+    <w:unhideWhenUsed/>
+    <w:qFormat/>
+    <w:rsid w:val="005B5FBF"/>
+    <w:pPr>
+      <w:spacing w:after="200" w:line="240" w:lineRule="auto"/>
+    </w:pPr>
+    <w:rPr>
+      <w:i/>
+      <w:iCs/>
+      <w:color w:val="0E2841" w:themeColor="text2"/>
+      <w:sz w:val="18"/>
+      <w:szCs w:val="18"/>
+    </w:rPr>
+  </w:style>
 </w:styles>
 </file>
 

--- a/Muijsenberg_cashier_systém_dokumentace.docx
+++ b/Muijsenberg_cashier_systém_dokumentace.docx
@@ -1497,7 +1497,11 @@
     <w:sdt>
       <w:sdtPr>
         <w:rPr>
-          <w:lang w:val="cs-CZ"/>
+          <w:rFonts w:ascii="Arial" w:eastAsia="Times New Roman" w:hAnsi="Arial" w:cs="Times New Roman"/>
+          <w:color w:val="000000"/>
+          <w:sz w:val="24"/>
+          <w:szCs w:val="24"/>
+          <w:lang w:val="cs-CZ" w:eastAsia="cs-CZ"/>
         </w:rPr>
         <w:id w:val="-706488734"/>
         <w:docPartObj>
@@ -1507,13 +1511,8 @@
       </w:sdtPr>
       <w:sdtEndPr>
         <w:rPr>
-          <w:rFonts w:ascii="Arial" w:eastAsia="Times New Roman" w:hAnsi="Arial" w:cs="Times New Roman"/>
           <w:b/>
           <w:bCs/>
-          <w:color w:val="000000"/>
-          <w:sz w:val="24"/>
-          <w:szCs w:val="24"/>
-          <w:lang w:eastAsia="cs-CZ"/>
         </w:rPr>
       </w:sdtEndPr>
       <w:sdtContent>
@@ -16782,6 +16781,109 @@
           <w:bCs/>
         </w:rPr>
       </w:pPr>
+      <w:r>
+        <w:rPr>
+          <w:b/>
+          <w:bCs/>
+        </w:rPr>
+        <w:t xml:space="preserve">Pro </w:t>
+      </w:r>
+      <w:proofErr w:type="spellStart"/>
+      <w:r>
+        <w:rPr>
+          <w:b/>
+          <w:bCs/>
+        </w:rPr>
+        <w:t>testování</w:t>
+      </w:r>
+      <w:proofErr w:type="spellEnd"/>
+      <w:r>
+        <w:rPr>
+          <w:b/>
+          <w:bCs/>
+        </w:rPr>
+        <w:t xml:space="preserve"> </w:t>
+      </w:r>
+      <w:proofErr w:type="spellStart"/>
+      <w:r>
+        <w:rPr>
+          <w:b/>
+          <w:bCs/>
+        </w:rPr>
+        <w:t>lze</w:t>
+      </w:r>
+      <w:proofErr w:type="spellEnd"/>
+      <w:r>
+        <w:rPr>
+          <w:b/>
+          <w:bCs/>
+        </w:rPr>
+        <w:t xml:space="preserve"> </w:t>
+      </w:r>
+      <w:proofErr w:type="spellStart"/>
+      <w:r>
+        <w:rPr>
+          <w:b/>
+          <w:bCs/>
+        </w:rPr>
+        <w:t>vložit</w:t>
+      </w:r>
+      <w:proofErr w:type="spellEnd"/>
+      <w:r>
+        <w:rPr>
+          <w:b/>
+          <w:bCs/>
+        </w:rPr>
+        <w:t xml:space="preserve"> </w:t>
+      </w:r>
+      <w:proofErr w:type="spellStart"/>
+      <w:r>
+        <w:rPr>
+          <w:b/>
+          <w:bCs/>
+        </w:rPr>
+        <w:t>testovací</w:t>
+      </w:r>
+      <w:proofErr w:type="spellEnd"/>
+      <w:r>
+        <w:rPr>
+          <w:b/>
+          <w:bCs/>
+        </w:rPr>
+        <w:t xml:space="preserve"> data:</w:t>
+      </w:r>
+    </w:p>
+    <w:p>
+      <w:pPr>
+        <w:pStyle w:val="kd"/>
+      </w:pPr>
+      <w:r>
+        <w:t xml:space="preserve">flask --app </w:t>
+      </w:r>
+      <w:proofErr w:type="spellStart"/>
+      <w:r>
+        <w:t>cashier_app</w:t>
+      </w:r>
+      <w:proofErr w:type="spellEnd"/>
+      <w:r>
+        <w:t xml:space="preserve"> </w:t>
+      </w:r>
+      <w:r>
+        <w:t>insert-development-values</w:t>
+      </w:r>
+    </w:p>
+    <w:p>
+      <w:pPr>
+        <w:pStyle w:val="Odstavecseseznamem"/>
+        <w:numPr>
+          <w:ilvl w:val="0"/>
+          <w:numId w:val="34"/>
+        </w:numPr>
+        <w:rPr>
+          <w:b/>
+          <w:bCs/>
+        </w:rPr>
+      </w:pPr>
       <w:proofErr w:type="spellStart"/>
       <w:r>
         <w:rPr>
@@ -17288,6 +17390,7 @@
         <w:rPr>
           <w:lang w:val="en-US"/>
         </w:rPr>
+        <w:lastRenderedPageBreak/>
         <w:t>nakonfigurovat</w:t>
       </w:r>
       <w:proofErr w:type="spellEnd"/>
@@ -17365,7 +17468,6 @@
       <w:bookmarkStart w:id="80" w:name="_Toc225696930"/>
       <w:proofErr w:type="spellStart"/>
       <w:r>
-        <w:lastRenderedPageBreak/>
         <w:t>Konfigurace</w:t>
       </w:r>
       <w:bookmarkEnd w:id="79"/>
@@ -18050,6 +18152,7 @@
           <w:b/>
           <w:bCs/>
         </w:rPr>
+        <w:lastRenderedPageBreak/>
         <w:t>SESSION_ENFORCE_UA</w:t>
       </w:r>
       <w:r>
@@ -18178,7 +18281,6 @@
           <w:b/>
           <w:bCs/>
         </w:rPr>
-        <w:lastRenderedPageBreak/>
         <w:t>SESSION_ENFORCE_IP</w:t>
       </w:r>
       <w:r>
@@ -19313,6 +19415,7 @@
       </w:r>
       <w:proofErr w:type="spellStart"/>
       <w:r>
+        <w:lastRenderedPageBreak/>
         <w:t>čtečky</w:t>
       </w:r>
       <w:proofErr w:type="spellEnd"/>
@@ -19458,7 +19561,6 @@
           <w:b/>
           <w:bCs/>
         </w:rPr>
-        <w:lastRenderedPageBreak/>
         <w:t>Undo</w:t>
       </w:r>
       <w:proofErr w:type="spellEnd"/>
@@ -20038,11 +20140,11 @@
       </w:r>
       <w:proofErr w:type="spellEnd"/>
       <w:r>
-        <w:t>. Vý</w:t>
-      </w:r>
-      <w:proofErr w:type="spellStart"/>
-      <w:r>
-        <w:t>chozí</w:t>
+        <w:t xml:space="preserve">. </w:t>
+      </w:r>
+      <w:proofErr w:type="spellStart"/>
+      <w:r>
+        <w:t>Výchozí</w:t>
       </w:r>
       <w:proofErr w:type="spellEnd"/>
       <w:r>
@@ -20383,6 +20485,7 @@
           <w:b/>
           <w:bCs/>
         </w:rPr>
+        <w:lastRenderedPageBreak/>
         <w:t xml:space="preserve">SCHEDULER_ENABLED </w:t>
       </w:r>
       <w:r>
@@ -20446,7 +20549,6 @@
           <w:b/>
           <w:bCs/>
         </w:rPr>
-        <w:lastRenderedPageBreak/>
         <w:t>SCHEDULER_SESSION_CLEANUP_MINUTES</w:t>
       </w:r>
       <w:r>
@@ -21078,6 +21180,7 @@
         <w:rPr>
           <w:lang w:val="de-DE"/>
         </w:rPr>
+        <w:lastRenderedPageBreak/>
         <w:t xml:space="preserve">    </w:t>
       </w:r>
       <w:proofErr w:type="spellStart"/>
@@ -21114,727 +21217,726 @@
         <w:rPr>
           <w:lang w:val="de-DE"/>
         </w:rPr>
+        <w:t xml:space="preserve"># --- </w:t>
+      </w:r>
+      <w:proofErr w:type="spellStart"/>
+      <w:r>
+        <w:rPr>
+          <w:lang w:val="de-DE"/>
+        </w:rPr>
+        <w:t>Reverzní</w:t>
+      </w:r>
+      <w:proofErr w:type="spellEnd"/>
+      <w:r>
+        <w:rPr>
+          <w:lang w:val="de-DE"/>
+        </w:rPr>
+        <w:t xml:space="preserve"> </w:t>
+      </w:r>
+      <w:proofErr w:type="spellStart"/>
+      <w:r>
+        <w:rPr>
+          <w:lang w:val="de-DE"/>
+        </w:rPr>
+        <w:t>proxy</w:t>
+      </w:r>
+      <w:proofErr w:type="spellEnd"/>
+      <w:r>
+        <w:rPr>
+          <w:lang w:val="de-DE"/>
+        </w:rPr>
+        <w:t xml:space="preserve"> (</w:t>
+      </w:r>
+      <w:proofErr w:type="spellStart"/>
+      <w:r>
+        <w:rPr>
+          <w:lang w:val="de-DE"/>
+        </w:rPr>
+        <w:t>nastavte</w:t>
+      </w:r>
+      <w:proofErr w:type="spellEnd"/>
+      <w:r>
+        <w:rPr>
+          <w:lang w:val="de-DE"/>
+        </w:rPr>
+        <w:t xml:space="preserve"> </w:t>
+      </w:r>
+      <w:proofErr w:type="spellStart"/>
+      <w:r>
+        <w:rPr>
+          <w:lang w:val="de-DE"/>
+        </w:rPr>
+        <w:t>podle</w:t>
+      </w:r>
+      <w:proofErr w:type="spellEnd"/>
+      <w:r>
+        <w:rPr>
+          <w:lang w:val="de-DE"/>
+        </w:rPr>
+        <w:t xml:space="preserve"> </w:t>
+      </w:r>
+      <w:proofErr w:type="spellStart"/>
+      <w:r>
+        <w:rPr>
+          <w:lang w:val="de-DE"/>
+        </w:rPr>
+        <w:t>vaší</w:t>
+      </w:r>
+      <w:proofErr w:type="spellEnd"/>
+      <w:r>
+        <w:rPr>
+          <w:lang w:val="de-DE"/>
+        </w:rPr>
+        <w:t xml:space="preserve"> </w:t>
+      </w:r>
+      <w:proofErr w:type="spellStart"/>
+      <w:r>
+        <w:rPr>
+          <w:lang w:val="de-DE"/>
+        </w:rPr>
+        <w:t>proxy</w:t>
+      </w:r>
+      <w:proofErr w:type="spellEnd"/>
+      <w:r>
+        <w:rPr>
+          <w:lang w:val="de-DE"/>
+        </w:rPr>
+        <w:t xml:space="preserve">, </w:t>
+      </w:r>
+      <w:proofErr w:type="spellStart"/>
+      <w:r>
+        <w:rPr>
+          <w:lang w:val="de-DE"/>
+        </w:rPr>
+        <w:t>např</w:t>
+      </w:r>
+      <w:proofErr w:type="spellEnd"/>
+      <w:r>
+        <w:rPr>
+          <w:lang w:val="de-DE"/>
+        </w:rPr>
+        <w:t xml:space="preserve">. </w:t>
+      </w:r>
+      <w:proofErr w:type="spellStart"/>
+      <w:r>
+        <w:rPr>
+          <w:lang w:val="de-DE"/>
+        </w:rPr>
+        <w:t>nginx</w:t>
+      </w:r>
+      <w:proofErr w:type="spellEnd"/>
+      <w:r>
+        <w:rPr>
+          <w:lang w:val="de-DE"/>
+        </w:rPr>
+        <w:t>) ---</w:t>
+      </w:r>
+    </w:p>
+    <w:p>
+      <w:pPr>
+        <w:pStyle w:val="kd"/>
+        <w:rPr>
+          <w:lang w:val="de-DE"/>
+        </w:rPr>
+      </w:pPr>
+    </w:p>
+    <w:p>
+      <w:pPr>
+        <w:pStyle w:val="kd"/>
+        <w:rPr>
+          <w:lang w:val="de-DE"/>
+        </w:rPr>
+      </w:pPr>
+      <w:r>
+        <w:rPr>
+          <w:lang w:val="de-DE"/>
+        </w:rPr>
+        <w:t xml:space="preserve"># </w:t>
+      </w:r>
+      <w:proofErr w:type="spellStart"/>
+      <w:r>
+        <w:rPr>
+          <w:lang w:val="de-DE"/>
+        </w:rPr>
+        <w:t>Například</w:t>
+      </w:r>
+      <w:proofErr w:type="spellEnd"/>
+      <w:r>
+        <w:rPr>
+          <w:lang w:val="de-DE"/>
+        </w:rPr>
+        <w:t>:</w:t>
+      </w:r>
+    </w:p>
+    <w:p>
+      <w:pPr>
+        <w:pStyle w:val="kd"/>
+        <w:rPr>
+          <w:lang w:val="de-DE"/>
+        </w:rPr>
+      </w:pPr>
+      <w:r>
+        <w:rPr>
+          <w:lang w:val="de-DE"/>
+        </w:rPr>
+        <w:t>PROXY_FIX = {</w:t>
+      </w:r>
+    </w:p>
+    <w:p>
+      <w:pPr>
+        <w:pStyle w:val="kd"/>
+        <w:rPr>
+          <w:lang w:val="de-DE"/>
+        </w:rPr>
+      </w:pPr>
+      <w:r>
+        <w:rPr>
+          <w:lang w:val="de-DE"/>
+        </w:rPr>
+        <w:t xml:space="preserve">    '</w:t>
+      </w:r>
+      <w:proofErr w:type="spellStart"/>
+      <w:r>
+        <w:rPr>
+          <w:lang w:val="de-DE"/>
+        </w:rPr>
+        <w:t>x_for</w:t>
+      </w:r>
+      <w:proofErr w:type="spellEnd"/>
+      <w:r>
+        <w:rPr>
+          <w:lang w:val="de-DE"/>
+        </w:rPr>
+        <w:t xml:space="preserve">': 1,      # </w:t>
+      </w:r>
+      <w:proofErr w:type="spellStart"/>
+      <w:r>
+        <w:rPr>
+          <w:lang w:val="de-DE"/>
+        </w:rPr>
+        <w:t>propustí</w:t>
+      </w:r>
+      <w:proofErr w:type="spellEnd"/>
+      <w:r>
+        <w:rPr>
+          <w:lang w:val="de-DE"/>
+        </w:rPr>
+        <w:t xml:space="preserve"> 1 </w:t>
+      </w:r>
+      <w:proofErr w:type="spellStart"/>
+      <w:r>
+        <w:rPr>
+          <w:lang w:val="de-DE"/>
+        </w:rPr>
+        <w:t>hodnotu</w:t>
+      </w:r>
+      <w:proofErr w:type="spellEnd"/>
+      <w:r>
+        <w:rPr>
+          <w:lang w:val="de-DE"/>
+        </w:rPr>
+        <w:t xml:space="preserve"> z X-Forwarded-</w:t>
+      </w:r>
+      <w:proofErr w:type="spellStart"/>
+      <w:r>
+        <w:rPr>
+          <w:lang w:val="de-DE"/>
+        </w:rPr>
+        <w:t>For</w:t>
+      </w:r>
+      <w:proofErr w:type="spellEnd"/>
+      <w:r>
+        <w:rPr>
+          <w:lang w:val="de-DE"/>
+        </w:rPr>
+        <w:t xml:space="preserve"> -&gt; </w:t>
+      </w:r>
+      <w:proofErr w:type="spellStart"/>
+      <w:r>
+        <w:rPr>
+          <w:lang w:val="de-DE"/>
+        </w:rPr>
+        <w:t>skutečná</w:t>
+      </w:r>
+      <w:proofErr w:type="spellEnd"/>
+      <w:r>
+        <w:rPr>
+          <w:lang w:val="de-DE"/>
+        </w:rPr>
+        <w:t xml:space="preserve"> </w:t>
+      </w:r>
+      <w:proofErr w:type="spellStart"/>
+      <w:r>
+        <w:rPr>
+          <w:lang w:val="de-DE"/>
+        </w:rPr>
+        <w:t>klientská</w:t>
+      </w:r>
+      <w:proofErr w:type="spellEnd"/>
+      <w:r>
+        <w:rPr>
+          <w:lang w:val="de-DE"/>
+        </w:rPr>
+        <w:t xml:space="preserve"> IP</w:t>
+      </w:r>
+    </w:p>
+    <w:p>
+      <w:pPr>
+        <w:pStyle w:val="kd"/>
+      </w:pPr>
+      <w:r>
+        <w:rPr>
+          <w:lang w:val="de-DE"/>
+        </w:rPr>
+        <w:t xml:space="preserve">    </w:t>
+      </w:r>
+      <w:r>
+        <w:t>'</w:t>
+      </w:r>
+      <w:proofErr w:type="spellStart"/>
+      <w:r>
+        <w:t>x_proto</w:t>
+      </w:r>
+      <w:proofErr w:type="spellEnd"/>
+      <w:r>
+        <w:t xml:space="preserve">': 1,    # </w:t>
+      </w:r>
+      <w:proofErr w:type="spellStart"/>
+      <w:r>
+        <w:t>vezme</w:t>
+      </w:r>
+      <w:proofErr w:type="spellEnd"/>
+      <w:r>
+        <w:t xml:space="preserve"> X-Forwarded-Proto -&gt; http/https</w:t>
+      </w:r>
+    </w:p>
+    <w:p>
+      <w:pPr>
+        <w:pStyle w:val="kd"/>
+      </w:pPr>
+      <w:r>
+        <w:t xml:space="preserve">    '</w:t>
+      </w:r>
+      <w:proofErr w:type="spellStart"/>
+      <w:r>
+        <w:t>x_host</w:t>
+      </w:r>
+      <w:proofErr w:type="spellEnd"/>
+      <w:r>
+        <w:t xml:space="preserve">': 0,     # </w:t>
+      </w:r>
+      <w:proofErr w:type="spellStart"/>
+      <w:r>
+        <w:t>pokud</w:t>
+      </w:r>
+      <w:proofErr w:type="spellEnd"/>
+      <w:r>
+        <w:t xml:space="preserve"> </w:t>
+      </w:r>
+      <w:proofErr w:type="spellStart"/>
+      <w:r>
+        <w:t>potřebujete</w:t>
+      </w:r>
+      <w:proofErr w:type="spellEnd"/>
+      <w:r>
+        <w:t xml:space="preserve"> </w:t>
+      </w:r>
+      <w:proofErr w:type="spellStart"/>
+      <w:r>
+        <w:t>brát</w:t>
+      </w:r>
+      <w:proofErr w:type="spellEnd"/>
+      <w:r>
+        <w:t xml:space="preserve"> host z X-Forwarded-Host, </w:t>
+      </w:r>
+      <w:proofErr w:type="spellStart"/>
+      <w:r>
+        <w:t>nastavte</w:t>
+      </w:r>
+      <w:proofErr w:type="spellEnd"/>
+      <w:r>
+        <w:t xml:space="preserve"> 1</w:t>
+      </w:r>
+    </w:p>
+    <w:p>
+      <w:pPr>
+        <w:pStyle w:val="kd"/>
+      </w:pPr>
+      <w:r>
+        <w:t xml:space="preserve">    '</w:t>
+      </w:r>
+      <w:proofErr w:type="spellStart"/>
+      <w:r>
+        <w:t>x_port</w:t>
+      </w:r>
+      <w:proofErr w:type="spellEnd"/>
+      <w:r>
+        <w:t xml:space="preserve">': 0,     # </w:t>
+      </w:r>
+      <w:proofErr w:type="spellStart"/>
+      <w:r>
+        <w:t>většinou</w:t>
+      </w:r>
+      <w:proofErr w:type="spellEnd"/>
+      <w:r>
+        <w:t xml:space="preserve"> 0</w:t>
+      </w:r>
+    </w:p>
+    <w:p>
+      <w:pPr>
+        <w:pStyle w:val="kd"/>
+      </w:pPr>
+      <w:r>
+        <w:t xml:space="preserve">    '</w:t>
+      </w:r>
+      <w:proofErr w:type="spellStart"/>
+      <w:r>
+        <w:t>x_prefix</w:t>
+      </w:r>
+      <w:proofErr w:type="spellEnd"/>
+      <w:r>
+        <w:t xml:space="preserve">': 1,   # </w:t>
+      </w:r>
+      <w:proofErr w:type="spellStart"/>
+      <w:r>
+        <w:t>pokud</w:t>
+      </w:r>
+      <w:proofErr w:type="spellEnd"/>
+      <w:r>
+        <w:t xml:space="preserve"> nginx </w:t>
+      </w:r>
+      <w:proofErr w:type="spellStart"/>
+      <w:r>
+        <w:t>přidává</w:t>
+      </w:r>
+      <w:proofErr w:type="spellEnd"/>
+      <w:r>
+        <w:t xml:space="preserve"> X-Forwarded-Prefix (</w:t>
+      </w:r>
+      <w:proofErr w:type="spellStart"/>
+      <w:r>
+        <w:t>opakovaně</w:t>
+      </w:r>
+      <w:proofErr w:type="spellEnd"/>
+      <w:r>
+        <w:t xml:space="preserve">), </w:t>
+      </w:r>
+      <w:proofErr w:type="spellStart"/>
+      <w:r>
+        <w:t>jinak</w:t>
+      </w:r>
+      <w:proofErr w:type="spellEnd"/>
+      <w:r>
+        <w:t xml:space="preserve"> 0</w:t>
+      </w:r>
+    </w:p>
+    <w:p>
+      <w:pPr>
+        <w:pStyle w:val="kd"/>
+      </w:pPr>
+      <w:r>
+        <w:t xml:space="preserve">    '</w:t>
+      </w:r>
+      <w:proofErr w:type="spellStart"/>
+      <w:r>
+        <w:t>trusted_hosts</w:t>
+      </w:r>
+      <w:proofErr w:type="spellEnd"/>
+      <w:r>
+        <w:t>': ['127.0.0.1', '::1']  # IP/</w:t>
+      </w:r>
+      <w:proofErr w:type="spellStart"/>
+      <w:r>
+        <w:t>hosty</w:t>
+      </w:r>
+      <w:proofErr w:type="spellEnd"/>
+      <w:r>
+        <w:t xml:space="preserve"> </w:t>
+      </w:r>
+      <w:proofErr w:type="spellStart"/>
+      <w:r>
+        <w:t>vašich</w:t>
+      </w:r>
+      <w:proofErr w:type="spellEnd"/>
+      <w:r>
+        <w:t xml:space="preserve"> proxy</w:t>
+      </w:r>
+    </w:p>
+    <w:p>
+      <w:pPr>
+        <w:pStyle w:val="kd"/>
+      </w:pPr>
+      <w:r>
+        <w:t>}</w:t>
+      </w:r>
+    </w:p>
+    <w:p>
+      <w:pPr>
+        <w:pStyle w:val="kd"/>
+      </w:pPr>
+    </w:p>
+    <w:p>
+      <w:pPr>
+        <w:pStyle w:val="kd"/>
+      </w:pPr>
+      <w:r>
+        <w:t>SESSION_COOKIE_SECURE = True</w:t>
+      </w:r>
+    </w:p>
+    <w:p>
+      <w:pPr>
+        <w:pStyle w:val="kd"/>
+      </w:pPr>
+    </w:p>
+    <w:p>
+      <w:pPr>
+        <w:pStyle w:val="kd"/>
+      </w:pPr>
+      <w:r>
+        <w:t>READER_INFO = {</w:t>
+      </w:r>
+    </w:p>
+    <w:p>
+      <w:pPr>
+        <w:pStyle w:val="kd"/>
+      </w:pPr>
+      <w:r>
+        <w:t xml:space="preserve">    '</w:t>
+      </w:r>
+      <w:proofErr w:type="spellStart"/>
+      <w:r>
+        <w:t>serial_port_options</w:t>
+      </w:r>
+      <w:proofErr w:type="spellEnd"/>
+      <w:r>
+        <w:t>': {</w:t>
+      </w:r>
+    </w:p>
+    <w:p>
+      <w:pPr>
+        <w:pStyle w:val="kd"/>
+      </w:pPr>
+      <w:r>
+        <w:t xml:space="preserve">        '</w:t>
+      </w:r>
+      <w:proofErr w:type="spellStart"/>
+      <w:r>
+        <w:t>baudRate</w:t>
+      </w:r>
+      <w:proofErr w:type="spellEnd"/>
+      <w:r>
+        <w:t xml:space="preserve">': 9600, </w:t>
+      </w:r>
+    </w:p>
+    <w:p>
+      <w:pPr>
+        <w:pStyle w:val="kd"/>
+      </w:pPr>
+      <w:r>
+        <w:t xml:space="preserve">        '</w:t>
+      </w:r>
+      <w:proofErr w:type="spellStart"/>
+      <w:r>
+        <w:t>dataBits</w:t>
+      </w:r>
+      <w:proofErr w:type="spellEnd"/>
+      <w:r>
+        <w:t>': 8,</w:t>
+      </w:r>
+    </w:p>
+    <w:p>
+      <w:pPr>
+        <w:pStyle w:val="kd"/>
+      </w:pPr>
+      <w:r>
+        <w:t xml:space="preserve">        '</w:t>
+      </w:r>
+      <w:proofErr w:type="spellStart"/>
+      <w:r>
+        <w:t>stopBits</w:t>
+      </w:r>
+      <w:proofErr w:type="spellEnd"/>
+      <w:r>
+        <w:t>': 1,</w:t>
+      </w:r>
+    </w:p>
+    <w:p>
+      <w:pPr>
+        <w:pStyle w:val="kd"/>
+      </w:pPr>
+      <w:r>
+        <w:t xml:space="preserve">        'parity': 'none',</w:t>
+      </w:r>
+    </w:p>
+    <w:p>
+      <w:pPr>
+        <w:pStyle w:val="kd"/>
+      </w:pPr>
+      <w:r>
+        <w:t xml:space="preserve">        '</w:t>
+      </w:r>
+      <w:proofErr w:type="spellStart"/>
+      <w:r>
+        <w:t>flowControl</w:t>
+      </w:r>
+      <w:proofErr w:type="spellEnd"/>
+      <w:r>
+        <w:t>': 'none'</w:t>
+      </w:r>
+    </w:p>
+    <w:p>
+      <w:pPr>
+        <w:pStyle w:val="kd"/>
+      </w:pPr>
+      <w:r>
+        <w:t xml:space="preserve">    }</w:t>
+      </w:r>
+    </w:p>
+    <w:p>
+      <w:pPr>
+        <w:pStyle w:val="kd"/>
+      </w:pPr>
+      <w:r>
+        <w:t xml:space="preserve">    # 'filters': [</w:t>
+      </w:r>
+    </w:p>
+    <w:p>
+      <w:pPr>
+        <w:pStyle w:val="kd"/>
+      </w:pPr>
+      <w:r>
+        <w:t xml:space="preserve">    #     {'</w:t>
+      </w:r>
+      <w:proofErr w:type="spellStart"/>
+      <w:r>
+        <w:t>usbVendorId</w:t>
+      </w:r>
+      <w:proofErr w:type="spellEnd"/>
+      <w:r>
+        <w:t>': 4292, '</w:t>
+      </w:r>
+      <w:proofErr w:type="spellStart"/>
+      <w:r>
+        <w:t>usbProductId</w:t>
+      </w:r>
+      <w:proofErr w:type="spellEnd"/>
+      <w:r>
+        <w:t>': 60000}</w:t>
+      </w:r>
+    </w:p>
+    <w:p>
+      <w:pPr>
+        <w:pStyle w:val="kd"/>
+      </w:pPr>
+      <w:r>
+        <w:t xml:space="preserve">    # ]</w:t>
+      </w:r>
+    </w:p>
+    <w:p>
+      <w:pPr>
+        <w:pStyle w:val="kd"/>
+      </w:pPr>
+      <w:r>
+        <w:t>}</w:t>
+      </w:r>
+    </w:p>
+    <w:p>
+      <w:pPr>
+        <w:pStyle w:val="kd"/>
+      </w:pPr>
+    </w:p>
+    <w:p>
+      <w:pPr>
+        <w:pStyle w:val="kd"/>
+      </w:pPr>
+      <w:r>
+        <w:t xml:space="preserve"># </w:t>
+      </w:r>
+      <w:proofErr w:type="spellStart"/>
+      <w:r>
+        <w:t>můžete</w:t>
+      </w:r>
+      <w:proofErr w:type="spellEnd"/>
+      <w:r>
+        <w:t xml:space="preserve"> </w:t>
+      </w:r>
+      <w:proofErr w:type="spellStart"/>
+      <w:r>
+        <w:t>přidat</w:t>
+      </w:r>
+      <w:proofErr w:type="spellEnd"/>
+      <w:r>
+        <w:t xml:space="preserve"> a </w:t>
+      </w:r>
+      <w:proofErr w:type="spellStart"/>
+      <w:r>
+        <w:t>upravit</w:t>
+      </w:r>
+      <w:proofErr w:type="spellEnd"/>
+      <w:r>
+        <w:t xml:space="preserve"> </w:t>
+      </w:r>
+      <w:proofErr w:type="spellStart"/>
+      <w:r>
+        <w:t>hodnoty</w:t>
+      </w:r>
+      <w:proofErr w:type="spellEnd"/>
+      <w:r>
+        <w:t xml:space="preserve"> pro</w:t>
+      </w:r>
+      <w:r>
+        <w:t>:</w:t>
+      </w:r>
+    </w:p>
+    <w:p>
+      <w:pPr>
+        <w:pStyle w:val="kd"/>
+      </w:pPr>
+    </w:p>
+    <w:p>
+      <w:pPr>
+        <w:pStyle w:val="kd"/>
+      </w:pPr>
+      <w:r>
+        <w:t xml:space="preserve"># </w:t>
+      </w:r>
+      <w:r>
+        <w:t>SESSION_COOKIE_SAMESITE = 'Lax'</w:t>
+      </w:r>
+    </w:p>
+    <w:p>
+      <w:pPr>
+        <w:pStyle w:val="kd"/>
+      </w:pPr>
+      <w:r>
+        <w:t xml:space="preserve"># </w:t>
+      </w:r>
+      <w:r>
+        <w:t>SESSION_ENFORCE_UA = False</w:t>
+      </w:r>
+    </w:p>
+    <w:p>
+      <w:pPr>
+        <w:pStyle w:val="kd"/>
+      </w:pPr>
+      <w:r>
         <w:lastRenderedPageBreak/>
-        <w:t xml:space="preserve"># --- </w:t>
-      </w:r>
-      <w:proofErr w:type="spellStart"/>
-      <w:r>
-        <w:rPr>
-          <w:lang w:val="de-DE"/>
-        </w:rPr>
-        <w:t>Reverzní</w:t>
-      </w:r>
-      <w:proofErr w:type="spellEnd"/>
-      <w:r>
-        <w:rPr>
-          <w:lang w:val="de-DE"/>
-        </w:rPr>
-        <w:t xml:space="preserve"> </w:t>
-      </w:r>
-      <w:proofErr w:type="spellStart"/>
-      <w:r>
-        <w:rPr>
-          <w:lang w:val="de-DE"/>
-        </w:rPr>
-        <w:t>proxy</w:t>
-      </w:r>
-      <w:proofErr w:type="spellEnd"/>
-      <w:r>
-        <w:rPr>
-          <w:lang w:val="de-DE"/>
-        </w:rPr>
-        <w:t xml:space="preserve"> (</w:t>
-      </w:r>
-      <w:proofErr w:type="spellStart"/>
-      <w:r>
-        <w:rPr>
-          <w:lang w:val="de-DE"/>
-        </w:rPr>
-        <w:t>nastavte</w:t>
-      </w:r>
-      <w:proofErr w:type="spellEnd"/>
-      <w:r>
-        <w:rPr>
-          <w:lang w:val="de-DE"/>
-        </w:rPr>
-        <w:t xml:space="preserve"> </w:t>
-      </w:r>
-      <w:proofErr w:type="spellStart"/>
-      <w:r>
-        <w:rPr>
-          <w:lang w:val="de-DE"/>
-        </w:rPr>
-        <w:t>podle</w:t>
-      </w:r>
-      <w:proofErr w:type="spellEnd"/>
-      <w:r>
-        <w:rPr>
-          <w:lang w:val="de-DE"/>
-        </w:rPr>
-        <w:t xml:space="preserve"> </w:t>
-      </w:r>
-      <w:proofErr w:type="spellStart"/>
-      <w:r>
-        <w:rPr>
-          <w:lang w:val="de-DE"/>
-        </w:rPr>
-        <w:t>vaší</w:t>
-      </w:r>
-      <w:proofErr w:type="spellEnd"/>
-      <w:r>
-        <w:rPr>
-          <w:lang w:val="de-DE"/>
-        </w:rPr>
-        <w:t xml:space="preserve"> </w:t>
-      </w:r>
-      <w:proofErr w:type="spellStart"/>
-      <w:r>
-        <w:rPr>
-          <w:lang w:val="de-DE"/>
-        </w:rPr>
-        <w:t>proxy</w:t>
-      </w:r>
-      <w:proofErr w:type="spellEnd"/>
-      <w:r>
-        <w:rPr>
-          <w:lang w:val="de-DE"/>
-        </w:rPr>
-        <w:t xml:space="preserve">, </w:t>
-      </w:r>
-      <w:proofErr w:type="spellStart"/>
-      <w:r>
-        <w:rPr>
-          <w:lang w:val="de-DE"/>
-        </w:rPr>
-        <w:t>např</w:t>
-      </w:r>
-      <w:proofErr w:type="spellEnd"/>
-      <w:r>
-        <w:rPr>
-          <w:lang w:val="de-DE"/>
-        </w:rPr>
-        <w:t xml:space="preserve">. </w:t>
-      </w:r>
-      <w:proofErr w:type="spellStart"/>
-      <w:r>
-        <w:rPr>
-          <w:lang w:val="de-DE"/>
-        </w:rPr>
-        <w:t>nginx</w:t>
-      </w:r>
-      <w:proofErr w:type="spellEnd"/>
-      <w:r>
-        <w:rPr>
-          <w:lang w:val="de-DE"/>
-        </w:rPr>
-        <w:t>) ---</w:t>
+        <w:t xml:space="preserve"># </w:t>
+      </w:r>
+      <w:r>
+        <w:t>SESSION_ENFORCE_IP = False</w:t>
       </w:r>
     </w:p>
     <w:p>
       <w:pPr>
         <w:pStyle w:val="kd"/>
-        <w:rPr>
-          <w:lang w:val="de-DE"/>
-        </w:rPr>
       </w:pPr>
     </w:p>
     <w:p>
       <w:pPr>
         <w:pStyle w:val="kd"/>
-        <w:rPr>
-          <w:lang w:val="de-DE"/>
-        </w:rPr>
-      </w:pPr>
-      <w:r>
-        <w:rPr>
-          <w:lang w:val="de-DE"/>
-        </w:rPr>
-        <w:t xml:space="preserve"># </w:t>
-      </w:r>
-      <w:proofErr w:type="spellStart"/>
-      <w:r>
-        <w:rPr>
-          <w:lang w:val="de-DE"/>
-        </w:rPr>
-        <w:t>Například</w:t>
-      </w:r>
-      <w:proofErr w:type="spellEnd"/>
-      <w:r>
-        <w:rPr>
-          <w:lang w:val="de-DE"/>
-        </w:rPr>
-        <w:t>:</w:t>
-      </w:r>
-    </w:p>
-    <w:p>
-      <w:pPr>
-        <w:pStyle w:val="kd"/>
-        <w:rPr>
-          <w:lang w:val="de-DE"/>
-        </w:rPr>
-      </w:pPr>
-      <w:r>
-        <w:rPr>
-          <w:lang w:val="de-DE"/>
-        </w:rPr>
-        <w:t>PROXY_FIX = {</w:t>
-      </w:r>
-    </w:p>
-    <w:p>
-      <w:pPr>
-        <w:pStyle w:val="kd"/>
-        <w:rPr>
-          <w:lang w:val="de-DE"/>
-        </w:rPr>
-      </w:pPr>
-      <w:r>
-        <w:rPr>
-          <w:lang w:val="de-DE"/>
-        </w:rPr>
-        <w:t xml:space="preserve">    '</w:t>
-      </w:r>
-      <w:proofErr w:type="spellStart"/>
-      <w:r>
-        <w:rPr>
-          <w:lang w:val="de-DE"/>
-        </w:rPr>
-        <w:t>x_for</w:t>
-      </w:r>
-      <w:proofErr w:type="spellEnd"/>
-      <w:r>
-        <w:rPr>
-          <w:lang w:val="de-DE"/>
-        </w:rPr>
-        <w:t xml:space="preserve">': 1,      # </w:t>
-      </w:r>
-      <w:proofErr w:type="spellStart"/>
-      <w:r>
-        <w:rPr>
-          <w:lang w:val="de-DE"/>
-        </w:rPr>
-        <w:t>propustí</w:t>
-      </w:r>
-      <w:proofErr w:type="spellEnd"/>
-      <w:r>
-        <w:rPr>
-          <w:lang w:val="de-DE"/>
-        </w:rPr>
-        <w:t xml:space="preserve"> 1 </w:t>
-      </w:r>
-      <w:proofErr w:type="spellStart"/>
-      <w:r>
-        <w:rPr>
-          <w:lang w:val="de-DE"/>
-        </w:rPr>
-        <w:t>hodnotu</w:t>
-      </w:r>
-      <w:proofErr w:type="spellEnd"/>
-      <w:r>
-        <w:rPr>
-          <w:lang w:val="de-DE"/>
-        </w:rPr>
-        <w:t xml:space="preserve"> z X-Forwarded-</w:t>
-      </w:r>
-      <w:proofErr w:type="spellStart"/>
-      <w:r>
-        <w:rPr>
-          <w:lang w:val="de-DE"/>
-        </w:rPr>
-        <w:t>For</w:t>
-      </w:r>
-      <w:proofErr w:type="spellEnd"/>
-      <w:r>
-        <w:rPr>
-          <w:lang w:val="de-DE"/>
-        </w:rPr>
-        <w:t xml:space="preserve"> -&gt; </w:t>
-      </w:r>
-      <w:proofErr w:type="spellStart"/>
-      <w:r>
-        <w:rPr>
-          <w:lang w:val="de-DE"/>
-        </w:rPr>
-        <w:t>skutečná</w:t>
-      </w:r>
-      <w:proofErr w:type="spellEnd"/>
-      <w:r>
-        <w:rPr>
-          <w:lang w:val="de-DE"/>
-        </w:rPr>
-        <w:t xml:space="preserve"> </w:t>
-      </w:r>
-      <w:proofErr w:type="spellStart"/>
-      <w:r>
-        <w:rPr>
-          <w:lang w:val="de-DE"/>
-        </w:rPr>
-        <w:t>klientská</w:t>
-      </w:r>
-      <w:proofErr w:type="spellEnd"/>
-      <w:r>
-        <w:rPr>
-          <w:lang w:val="de-DE"/>
-        </w:rPr>
-        <w:t xml:space="preserve"> IP</w:t>
-      </w:r>
-    </w:p>
-    <w:p>
-      <w:pPr>
-        <w:pStyle w:val="kd"/>
-      </w:pPr>
-      <w:r>
-        <w:rPr>
-          <w:lang w:val="de-DE"/>
-        </w:rPr>
-        <w:t xml:space="preserve">    </w:t>
-      </w:r>
-      <w:r>
-        <w:t>'</w:t>
-      </w:r>
-      <w:proofErr w:type="spellStart"/>
-      <w:r>
-        <w:t>x_proto</w:t>
-      </w:r>
-      <w:proofErr w:type="spellEnd"/>
-      <w:r>
-        <w:t xml:space="preserve">': 1,    # </w:t>
-      </w:r>
-      <w:proofErr w:type="spellStart"/>
-      <w:r>
-        <w:t>vezme</w:t>
-      </w:r>
-      <w:proofErr w:type="spellEnd"/>
-      <w:r>
-        <w:t xml:space="preserve"> X-Forwarded-Proto -&gt; http/https</w:t>
-      </w:r>
-    </w:p>
-    <w:p>
-      <w:pPr>
-        <w:pStyle w:val="kd"/>
-      </w:pPr>
-      <w:r>
-        <w:t xml:space="preserve">    '</w:t>
-      </w:r>
-      <w:proofErr w:type="spellStart"/>
-      <w:r>
-        <w:t>x_host</w:t>
-      </w:r>
-      <w:proofErr w:type="spellEnd"/>
-      <w:r>
-        <w:t xml:space="preserve">': 0,     # </w:t>
-      </w:r>
-      <w:proofErr w:type="spellStart"/>
-      <w:r>
-        <w:t>pokud</w:t>
-      </w:r>
-      <w:proofErr w:type="spellEnd"/>
-      <w:r>
-        <w:t xml:space="preserve"> </w:t>
-      </w:r>
-      <w:proofErr w:type="spellStart"/>
-      <w:r>
-        <w:t>potřebujete</w:t>
-      </w:r>
-      <w:proofErr w:type="spellEnd"/>
-      <w:r>
-        <w:t xml:space="preserve"> </w:t>
-      </w:r>
-      <w:proofErr w:type="spellStart"/>
-      <w:r>
-        <w:t>brát</w:t>
-      </w:r>
-      <w:proofErr w:type="spellEnd"/>
-      <w:r>
-        <w:t xml:space="preserve"> host z X-Forwarded-Host, </w:t>
-      </w:r>
-      <w:proofErr w:type="spellStart"/>
-      <w:r>
-        <w:t>nastavte</w:t>
-      </w:r>
-      <w:proofErr w:type="spellEnd"/>
-      <w:r>
-        <w:t xml:space="preserve"> 1</w:t>
-      </w:r>
-    </w:p>
-    <w:p>
-      <w:pPr>
-        <w:pStyle w:val="kd"/>
-      </w:pPr>
-      <w:r>
-        <w:t xml:space="preserve">    '</w:t>
-      </w:r>
-      <w:proofErr w:type="spellStart"/>
-      <w:r>
-        <w:t>x_port</w:t>
-      </w:r>
-      <w:proofErr w:type="spellEnd"/>
-      <w:r>
-        <w:t xml:space="preserve">': 0,     # </w:t>
-      </w:r>
-      <w:proofErr w:type="spellStart"/>
-      <w:r>
-        <w:t>většinou</w:t>
-      </w:r>
-      <w:proofErr w:type="spellEnd"/>
-      <w:r>
-        <w:t xml:space="preserve"> 0</w:t>
-      </w:r>
-    </w:p>
-    <w:p>
-      <w:pPr>
-        <w:pStyle w:val="kd"/>
-      </w:pPr>
-      <w:r>
-        <w:t xml:space="preserve">    '</w:t>
-      </w:r>
-      <w:proofErr w:type="spellStart"/>
-      <w:r>
-        <w:t>x_prefix</w:t>
-      </w:r>
-      <w:proofErr w:type="spellEnd"/>
-      <w:r>
-        <w:t xml:space="preserve">': 1,   # </w:t>
-      </w:r>
-      <w:proofErr w:type="spellStart"/>
-      <w:r>
-        <w:t>pokud</w:t>
-      </w:r>
-      <w:proofErr w:type="spellEnd"/>
-      <w:r>
-        <w:t xml:space="preserve"> nginx </w:t>
-      </w:r>
-      <w:proofErr w:type="spellStart"/>
-      <w:r>
-        <w:t>přidává</w:t>
-      </w:r>
-      <w:proofErr w:type="spellEnd"/>
-      <w:r>
-        <w:t xml:space="preserve"> X-Forwarded-Prefix (</w:t>
-      </w:r>
-      <w:proofErr w:type="spellStart"/>
-      <w:r>
-        <w:t>opakovaně</w:t>
-      </w:r>
-      <w:proofErr w:type="spellEnd"/>
-      <w:r>
-        <w:t xml:space="preserve">), </w:t>
-      </w:r>
-      <w:proofErr w:type="spellStart"/>
-      <w:r>
-        <w:t>jinak</w:t>
-      </w:r>
-      <w:proofErr w:type="spellEnd"/>
-      <w:r>
-        <w:t xml:space="preserve"> 0</w:t>
-      </w:r>
-    </w:p>
-    <w:p>
-      <w:pPr>
-        <w:pStyle w:val="kd"/>
-      </w:pPr>
-      <w:r>
-        <w:t xml:space="preserve">    '</w:t>
-      </w:r>
-      <w:proofErr w:type="spellStart"/>
-      <w:r>
-        <w:t>trusted_hosts</w:t>
-      </w:r>
-      <w:proofErr w:type="spellEnd"/>
-      <w:r>
-        <w:t>': ['127.0.0.1', '::1']  # IP/</w:t>
-      </w:r>
-      <w:proofErr w:type="spellStart"/>
-      <w:r>
-        <w:t>hosty</w:t>
-      </w:r>
-      <w:proofErr w:type="spellEnd"/>
-      <w:r>
-        <w:t xml:space="preserve"> </w:t>
-      </w:r>
-      <w:proofErr w:type="spellStart"/>
-      <w:r>
-        <w:t>vašich</w:t>
-      </w:r>
-      <w:proofErr w:type="spellEnd"/>
-      <w:r>
-        <w:t xml:space="preserve"> proxy</w:t>
-      </w:r>
-    </w:p>
-    <w:p>
-      <w:pPr>
-        <w:pStyle w:val="kd"/>
-      </w:pPr>
-      <w:r>
-        <w:t>}</w:t>
-      </w:r>
-    </w:p>
-    <w:p>
-      <w:pPr>
-        <w:pStyle w:val="kd"/>
-      </w:pPr>
-    </w:p>
-    <w:p>
-      <w:pPr>
-        <w:pStyle w:val="kd"/>
-      </w:pPr>
-      <w:r>
-        <w:t>SESSION_COOKIE_SECURE = True</w:t>
-      </w:r>
-    </w:p>
-    <w:p>
-      <w:pPr>
-        <w:pStyle w:val="kd"/>
-      </w:pPr>
-    </w:p>
-    <w:p>
-      <w:pPr>
-        <w:pStyle w:val="kd"/>
-      </w:pPr>
-      <w:r>
-        <w:t>READER_INFO = {</w:t>
-      </w:r>
-    </w:p>
-    <w:p>
-      <w:pPr>
-        <w:pStyle w:val="kd"/>
-      </w:pPr>
-      <w:r>
-        <w:t xml:space="preserve">    '</w:t>
-      </w:r>
-      <w:proofErr w:type="spellStart"/>
-      <w:r>
-        <w:t>serial_port_options</w:t>
-      </w:r>
-      <w:proofErr w:type="spellEnd"/>
-      <w:r>
-        <w:t>': {</w:t>
-      </w:r>
-    </w:p>
-    <w:p>
-      <w:pPr>
-        <w:pStyle w:val="kd"/>
-      </w:pPr>
-      <w:r>
-        <w:t xml:space="preserve">        '</w:t>
-      </w:r>
-      <w:proofErr w:type="spellStart"/>
-      <w:r>
-        <w:t>baudRate</w:t>
-      </w:r>
-      <w:proofErr w:type="spellEnd"/>
-      <w:r>
-        <w:t xml:space="preserve">': 9600, </w:t>
-      </w:r>
-    </w:p>
-    <w:p>
-      <w:pPr>
-        <w:pStyle w:val="kd"/>
-      </w:pPr>
-      <w:r>
-        <w:t xml:space="preserve">        '</w:t>
-      </w:r>
-      <w:proofErr w:type="spellStart"/>
-      <w:r>
-        <w:t>dataBits</w:t>
-      </w:r>
-      <w:proofErr w:type="spellEnd"/>
-      <w:r>
-        <w:t>': 8,</w:t>
-      </w:r>
-    </w:p>
-    <w:p>
-      <w:pPr>
-        <w:pStyle w:val="kd"/>
-      </w:pPr>
-      <w:r>
-        <w:t xml:space="preserve">        '</w:t>
-      </w:r>
-      <w:proofErr w:type="spellStart"/>
-      <w:r>
-        <w:t>stopBits</w:t>
-      </w:r>
-      <w:proofErr w:type="spellEnd"/>
-      <w:r>
-        <w:t>': 1,</w:t>
-      </w:r>
-    </w:p>
-    <w:p>
-      <w:pPr>
-        <w:pStyle w:val="kd"/>
-      </w:pPr>
-      <w:r>
-        <w:t xml:space="preserve">        'parity': 'none',</w:t>
-      </w:r>
-    </w:p>
-    <w:p>
-      <w:pPr>
-        <w:pStyle w:val="kd"/>
-      </w:pPr>
-      <w:r>
-        <w:t xml:space="preserve">        '</w:t>
-      </w:r>
-      <w:proofErr w:type="spellStart"/>
-      <w:r>
-        <w:t>flowControl</w:t>
-      </w:r>
-      <w:proofErr w:type="spellEnd"/>
-      <w:r>
-        <w:t>': 'none'</w:t>
-      </w:r>
-    </w:p>
-    <w:p>
-      <w:pPr>
-        <w:pStyle w:val="kd"/>
-      </w:pPr>
-      <w:r>
-        <w:t xml:space="preserve">    }</w:t>
-      </w:r>
-    </w:p>
-    <w:p>
-      <w:pPr>
-        <w:pStyle w:val="kd"/>
-      </w:pPr>
-      <w:r>
-        <w:t xml:space="preserve">    # 'filters': [</w:t>
-      </w:r>
-    </w:p>
-    <w:p>
-      <w:pPr>
-        <w:pStyle w:val="kd"/>
-      </w:pPr>
-      <w:r>
-        <w:t xml:space="preserve">    #     {'</w:t>
-      </w:r>
-      <w:proofErr w:type="spellStart"/>
-      <w:r>
-        <w:t>usbVendorId</w:t>
-      </w:r>
-      <w:proofErr w:type="spellEnd"/>
-      <w:r>
-        <w:t>': 4292, '</w:t>
-      </w:r>
-      <w:proofErr w:type="spellStart"/>
-      <w:r>
-        <w:t>usbProductId</w:t>
-      </w:r>
-      <w:proofErr w:type="spellEnd"/>
-      <w:r>
-        <w:t>': 60000}</w:t>
-      </w:r>
-    </w:p>
-    <w:p>
-      <w:pPr>
-        <w:pStyle w:val="kd"/>
-      </w:pPr>
-      <w:r>
-        <w:t xml:space="preserve">    # ]</w:t>
-      </w:r>
-    </w:p>
-    <w:p>
-      <w:pPr>
-        <w:pStyle w:val="kd"/>
-      </w:pPr>
-      <w:r>
-        <w:t>}</w:t>
-      </w:r>
-    </w:p>
-    <w:p>
-      <w:pPr>
-        <w:pStyle w:val="kd"/>
-      </w:pPr>
-    </w:p>
-    <w:p>
-      <w:pPr>
-        <w:pStyle w:val="kd"/>
-      </w:pPr>
-      <w:r>
-        <w:t xml:space="preserve"># </w:t>
-      </w:r>
-      <w:proofErr w:type="spellStart"/>
-      <w:r>
-        <w:t>můžete</w:t>
-      </w:r>
-      <w:proofErr w:type="spellEnd"/>
-      <w:r>
-        <w:t xml:space="preserve"> </w:t>
-      </w:r>
-      <w:proofErr w:type="spellStart"/>
-      <w:r>
-        <w:t>přidat</w:t>
-      </w:r>
-      <w:proofErr w:type="spellEnd"/>
-      <w:r>
-        <w:t xml:space="preserve"> a </w:t>
-      </w:r>
-      <w:proofErr w:type="spellStart"/>
-      <w:r>
-        <w:t>upravit</w:t>
-      </w:r>
-      <w:proofErr w:type="spellEnd"/>
-      <w:r>
-        <w:t xml:space="preserve"> </w:t>
-      </w:r>
-      <w:proofErr w:type="spellStart"/>
-      <w:r>
-        <w:t>hodnoty</w:t>
-      </w:r>
-      <w:proofErr w:type="spellEnd"/>
-      <w:r>
-        <w:t xml:space="preserve"> pro</w:t>
-      </w:r>
-      <w:r>
-        <w:t>:</w:t>
-      </w:r>
-    </w:p>
-    <w:p>
-      <w:pPr>
-        <w:pStyle w:val="kd"/>
-      </w:pPr>
-    </w:p>
-    <w:p>
-      <w:pPr>
-        <w:pStyle w:val="kd"/>
-      </w:pPr>
-      <w:r>
-        <w:t xml:space="preserve"># </w:t>
-      </w:r>
-      <w:r>
-        <w:t>SESSION_COOKIE_SAMESITE = 'Lax'</w:t>
-      </w:r>
-    </w:p>
-    <w:p>
-      <w:pPr>
-        <w:pStyle w:val="kd"/>
-      </w:pPr>
-      <w:r>
-        <w:t xml:space="preserve"># </w:t>
-      </w:r>
-      <w:r>
-        <w:t>SESSION_ENFORCE_UA = False</w:t>
-      </w:r>
-    </w:p>
-    <w:p>
-      <w:pPr>
-        <w:pStyle w:val="kd"/>
-      </w:pPr>
-      <w:r>
-        <w:t xml:space="preserve"># </w:t>
-      </w:r>
-      <w:r>
-        <w:t>SESSION_ENFORCE_IP = False</w:t>
-      </w:r>
-    </w:p>
-    <w:p>
-      <w:pPr>
-        <w:pStyle w:val="kd"/>
-      </w:pPr>
-    </w:p>
-    <w:p>
-      <w:pPr>
-        <w:pStyle w:val="kd"/>
-      </w:pPr>
-      <w:r>
-        <w:lastRenderedPageBreak/>
+      </w:pPr>
+      <w:r>
         <w:t xml:space="preserve"># </w:t>
       </w:r>
       <w:r>
@@ -26449,30 +26551,8 @@
         <w:rPr>
           <w:rFonts w:eastAsia="Courier New"/>
         </w:rPr>
-        <w:t xml:space="preserve"> </w:t>
-      </w:r>
-      <w:proofErr w:type="spellStart"/>
-      <w:r>
-        <w:rPr>
-          <w:rFonts w:eastAsia="Courier New"/>
-        </w:rPr>
-        <w:t>vkládání</w:t>
-      </w:r>
-      <w:proofErr w:type="spellEnd"/>
-      <w:r>
-        <w:rPr>
-          <w:rFonts w:eastAsia="Courier New"/>
-        </w:rPr>
-        <w:t xml:space="preserve"> </w:t>
-      </w:r>
-      <w:proofErr w:type="spellStart"/>
-      <w:r>
-        <w:rPr>
-          <w:rFonts w:eastAsia="Courier New"/>
-        </w:rPr>
-        <w:t>transakcí</w:t>
-      </w:r>
-      <w:proofErr w:type="spellEnd"/>
+        <w:t xml:space="preserve"> vkládání transakcí</w:t>
+      </w:r>
     </w:p>
     <w:p>
       <w:pPr>
@@ -40047,13 +40127,7 @@
         <w:t xml:space="preserve"> </w:t>
       </w:r>
       <w:r>
-        <w:t xml:space="preserve">zobrazuje statistický přehled akce v rozhraní </w:t>
-      </w:r>
-      <w:r>
-        <w:t>správy akce</w:t>
-      </w:r>
-      <w:r>
-        <w:t xml:space="preserve">. Data poskytuje </w:t>
+        <w:t xml:space="preserve">zobrazuje statistický přehled akce v rozhraní správy akce. Data poskytuje </w:t>
       </w:r>
       <w:proofErr w:type="spellStart"/>
       <w:r>

--- a/Muijsenberg_cashier_systém_dokumentace.docx
+++ b/Muijsenberg_cashier_systém_dokumentace.docx
@@ -311,7 +311,7 @@
         <w:t>1. dubna</w:t>
       </w:r>
       <w:r>
-        <w:t>.</w:t>
+        <w:t xml:space="preserve"> 2026</w:t>
       </w:r>
     </w:p>
     <w:p>
@@ -391,6 +391,9 @@
       </w:r>
       <w:r>
         <w:t>1. dubna</w:t>
+      </w:r>
+      <w:r>
+        <w:t xml:space="preserve"> 2026</w:t>
       </w:r>
     </w:p>
     <w:p>
@@ -15454,7 +15457,7 @@
       </w:r>
       <w:proofErr w:type="spellStart"/>
       <w:r>
-        <w:t>kominuje</w:t>
+        <w:t>komunikuje</w:t>
       </w:r>
       <w:proofErr w:type="spellEnd"/>
       <w:r>
@@ -31941,252 +31944,280 @@
       </w:r>
       <w:r>
         <w:rPr>
+          <w:color w:val="A31515"/>
+        </w:rPr>
+        <w:t>'</w:t>
+      </w:r>
+      <w:proofErr w:type="spellStart"/>
+      <w:r>
+        <w:rPr>
+          <w:color w:val="A31515"/>
+        </w:rPr>
+        <w:t>název</w:t>
+      </w:r>
+      <w:proofErr w:type="spellEnd"/>
+      <w:r>
+        <w:rPr>
+          <w:color w:val="A31515"/>
+        </w:rPr>
+        <w:t>'</w:t>
+      </w:r>
+      <w:r>
+        <w:rPr>
           <w:color w:val="3B3B3B"/>
         </w:rPr>
-        <w:t>events</w:t>
+        <w:t xml:space="preserve">, </w:t>
+      </w:r>
+      <w:r>
+        <w:rPr>
+          <w:color w:val="A31515"/>
+        </w:rPr>
+        <w:t>'</w:t>
+      </w:r>
+      <w:proofErr w:type="spellStart"/>
+      <w:r>
+        <w:rPr>
+          <w:color w:val="A31515"/>
+        </w:rPr>
+        <w:t>created_by</w:t>
+      </w:r>
+      <w:proofErr w:type="spellEnd"/>
+      <w:r>
+        <w:rPr>
+          <w:color w:val="A31515"/>
+        </w:rPr>
+        <w:t>'</w:t>
       </w:r>
       <w:r>
         <w:rPr>
           <w:color w:val="3B3B3B"/>
         </w:rPr>
-        <w:t xml:space="preserve">, </w:t>
+        <w:t xml:space="preserve">: </w:t>
+      </w:r>
+      <w:r>
+        <w:rPr>
+          <w:color w:val="3B3B3B"/>
+        </w:rPr>
+        <w:t>1</w:t>
+      </w:r>
+      <w:r>
+        <w:rPr>
+          <w:color w:val="3B3B3B"/>
+        </w:rPr>
+        <w:t>},    </w:t>
+      </w:r>
+    </w:p>
+    <w:p>
+      <w:pPr>
+        <w:pStyle w:val="kd"/>
+        <w:rPr>
+          <w:color w:val="3B3B3B"/>
+        </w:rPr>
+      </w:pPr>
+      <w:r>
+        <w:rPr>
+          <w:color w:val="3B3B3B"/>
+        </w:rPr>
+        <w:t xml:space="preserve">    </w:t>
+      </w:r>
+      <w:r>
+        <w:rPr>
+          <w:color w:val="001080"/>
+        </w:rPr>
+        <w:t>returning</w:t>
+      </w:r>
+      <w:r>
+        <w:t>=</w:t>
       </w:r>
       <w:r>
         <w:rPr>
           <w:color w:val="A31515"/>
         </w:rPr>
-        <w:t>'</w:t>
-      </w:r>
-      <w:proofErr w:type="spellStart"/>
-      <w:r>
-        <w:rPr>
-          <w:color w:val="A31515"/>
+        <w:t>'*'</w:t>
+      </w:r>
+      <w:r>
+        <w:rPr>
+          <w:color w:val="3B3B3B"/>
+        </w:rPr>
+        <w:t xml:space="preserve">    </w:t>
+      </w:r>
+    </w:p>
+    <w:p>
+      <w:pPr>
+        <w:pStyle w:val="kd"/>
+        <w:rPr>
+          <w:color w:val="3B3B3B"/>
+        </w:rPr>
+      </w:pPr>
+      <w:r>
+        <w:rPr>
+          <w:color w:val="3B3B3B"/>
+        </w:rPr>
+        <w:t>)</w:t>
+      </w:r>
+    </w:p>
+    <w:p>
+      <w:pPr>
+        <w:pStyle w:val="kd"/>
+        <w:rPr>
+          <w:color w:val="3B3B3B"/>
+        </w:rPr>
+      </w:pPr>
+      <w:r>
+        <w:rPr>
+          <w:color w:val="008000"/>
+        </w:rPr>
+        <w:t xml:space="preserve"># </w:t>
+      </w:r>
+      <w:proofErr w:type="spellStart"/>
+      <w:r>
+        <w:rPr>
+          <w:color w:val="008000"/>
+        </w:rPr>
+        <w:t>Výsledek</w:t>
+      </w:r>
+      <w:proofErr w:type="spellEnd"/>
+      <w:r>
+        <w:rPr>
+          <w:color w:val="008000"/>
+        </w:rPr>
+        <w:t xml:space="preserve"> (</w:t>
+      </w:r>
+      <w:proofErr w:type="spellStart"/>
+      <w:r>
+        <w:rPr>
+          <w:color w:val="008000"/>
+        </w:rPr>
+        <w:t>jako</w:t>
+      </w:r>
+      <w:proofErr w:type="spellEnd"/>
+      <w:r>
+        <w:rPr>
+          <w:color w:val="008000"/>
+        </w:rPr>
+        <w:t xml:space="preserve"> string)</w:t>
+      </w:r>
+      <w:r>
+        <w:rPr>
+          <w:color w:val="008000"/>
+        </w:rPr>
+        <w:t xml:space="preserve">: INSERT INTO events (name, </w:t>
+      </w:r>
+      <w:proofErr w:type="spellStart"/>
+      <w:r>
+        <w:rPr>
+          <w:color w:val="008000"/>
         </w:rPr>
         <w:t>created_by</w:t>
       </w:r>
       <w:proofErr w:type="spellEnd"/>
       <w:r>
         <w:rPr>
-          <w:color w:val="A31515"/>
-        </w:rPr>
-        <w:t>'</w:t>
-      </w:r>
-      <w:r>
-        <w:rPr>
-          <w:color w:val="3B3B3B"/>
+          <w:color w:val="008000"/>
+        </w:rPr>
+        <w:t>)    </w:t>
+      </w:r>
+    </w:p>
+    <w:p>
+      <w:pPr>
+        <w:pStyle w:val="kd"/>
+        <w:rPr>
+          <w:color w:val="008000"/>
+        </w:rPr>
+      </w:pPr>
+      <w:r>
+        <w:rPr>
+          <w:color w:val="008000"/>
+        </w:rPr>
+        <w:t xml:space="preserve">#           VALUES (%s, %s) RETURNING * </w:t>
+      </w:r>
+    </w:p>
+    <w:p>
+      <w:pPr>
+        <w:pStyle w:val="kd"/>
+        <w:rPr>
+          <w:color w:val="008000"/>
+        </w:rPr>
+      </w:pPr>
+      <w:r>
+        <w:rPr>
+          <w:color w:val="008000"/>
+        </w:rPr>
+        <w:t xml:space="preserve"># </w:t>
+      </w:r>
+      <w:proofErr w:type="spellStart"/>
+      <w:r>
+        <w:rPr>
+          <w:color w:val="008000"/>
+        </w:rPr>
+        <w:t>Doopravdy</w:t>
+      </w:r>
+      <w:proofErr w:type="spellEnd"/>
+      <w:r>
+        <w:rPr>
+          <w:color w:val="008000"/>
+        </w:rPr>
+        <w:t xml:space="preserve"> </w:t>
+      </w:r>
+      <w:proofErr w:type="spellStart"/>
+      <w:r>
+        <w:rPr>
+          <w:color w:val="008000"/>
+        </w:rPr>
+        <w:t>vypadá</w:t>
+      </w:r>
+      <w:proofErr w:type="spellEnd"/>
+      <w:r>
+        <w:rPr>
+          <w:color w:val="008000"/>
         </w:rPr>
         <w:t xml:space="preserve">: </w:t>
       </w:r>
       <w:r>
         <w:rPr>
-          <w:color w:val="3B3B3B"/>
-        </w:rPr>
-        <w:t>1</w:t>
-      </w:r>
-      <w:r>
-        <w:rPr>
-          <w:color w:val="3B3B3B"/>
-        </w:rPr>
-        <w:t>},    </w:t>
+          <w:color w:val="008000"/>
+        </w:rPr>
+        <w:t>Composed([SQL('\n    INSERT INTO '), Identifier</w:t>
+      </w:r>
+      <w:r>
+        <w:rPr>
+          <w:color w:val="008000"/>
+        </w:rPr>
+        <w:t>…</w:t>
       </w:r>
     </w:p>
     <w:p>
       <w:pPr>
         <w:pStyle w:val="kd"/>
         <w:rPr>
-          <w:color w:val="3B3B3B"/>
-        </w:rPr>
-      </w:pPr>
-      <w:r>
-        <w:rPr>
-          <w:color w:val="3B3B3B"/>
-        </w:rPr>
-        <w:t xml:space="preserve">    </w:t>
-      </w:r>
-      <w:r>
-        <w:rPr>
-          <w:color w:val="001080"/>
-        </w:rPr>
-        <w:t>returning</w:t>
-      </w:r>
-      <w:r>
-        <w:t>=</w:t>
-      </w:r>
-      <w:r>
-        <w:rPr>
-          <w:color w:val="A31515"/>
-        </w:rPr>
-        <w:t>'*'</w:t>
-      </w:r>
-      <w:r>
-        <w:rPr>
-          <w:color w:val="3B3B3B"/>
-        </w:rPr>
-        <w:t xml:space="preserve">    </w:t>
-      </w:r>
-    </w:p>
-    <w:p>
-      <w:pPr>
-        <w:pStyle w:val="kd"/>
-        <w:rPr>
-          <w:color w:val="3B3B3B"/>
-        </w:rPr>
-      </w:pPr>
-      <w:r>
-        <w:rPr>
-          <w:color w:val="3B3B3B"/>
-        </w:rPr>
-        <w:t>)</w:t>
-      </w:r>
-    </w:p>
-    <w:p>
-      <w:pPr>
-        <w:pStyle w:val="kd"/>
-        <w:rPr>
-          <w:color w:val="3B3B3B"/>
-        </w:rPr>
-      </w:pPr>
-      <w:r>
-        <w:rPr>
           <w:color w:val="008000"/>
         </w:rPr>
-        <w:t xml:space="preserve"># </w:t>
-      </w:r>
-      <w:proofErr w:type="spellStart"/>
+      </w:pPr>
       <w:r>
         <w:rPr>
           <w:color w:val="008000"/>
         </w:rPr>
-        <w:t>Výsledek</w:t>
-      </w:r>
-      <w:proofErr w:type="spellEnd"/>
+        <w:t xml:space="preserve"># params: </w:t>
+      </w:r>
       <w:r>
         <w:rPr>
           <w:color w:val="008000"/>
         </w:rPr>
-        <w:t xml:space="preserve"> (</w:t>
+        <w:t>['</w:t>
       </w:r>
       <w:proofErr w:type="spellStart"/>
       <w:r>
         <w:rPr>
           <w:color w:val="008000"/>
         </w:rPr>
-        <w:t>jako</w:t>
+        <w:t>název</w:t>
       </w:r>
       <w:proofErr w:type="spellEnd"/>
       <w:r>
         <w:rPr>
           <w:color w:val="008000"/>
         </w:rPr>
-        <w:t xml:space="preserve"> string)</w:t>
-      </w:r>
-      <w:r>
-        <w:rPr>
-          <w:color w:val="008000"/>
-        </w:rPr>
-        <w:t xml:space="preserve">: INSERT INTO events (name, </w:t>
-      </w:r>
-      <w:proofErr w:type="spellStart"/>
-      <w:r>
-        <w:rPr>
-          <w:color w:val="008000"/>
-        </w:rPr>
-        <w:t>created_by</w:t>
-      </w:r>
-      <w:proofErr w:type="spellEnd"/>
-      <w:r>
-        <w:rPr>
-          <w:color w:val="008000"/>
-        </w:rPr>
-        <w:t>)    </w:t>
-      </w:r>
-    </w:p>
-    <w:p>
-      <w:pPr>
-        <w:pStyle w:val="kd"/>
-        <w:rPr>
-          <w:color w:val="008000"/>
-        </w:rPr>
-      </w:pPr>
-      <w:r>
-        <w:rPr>
-          <w:color w:val="008000"/>
-        </w:rPr>
-        <w:t xml:space="preserve">#           VALUES (%s, %s) RETURNING * </w:t>
-      </w:r>
-    </w:p>
-    <w:p>
-      <w:pPr>
-        <w:pStyle w:val="kd"/>
-        <w:rPr>
-          <w:color w:val="008000"/>
-        </w:rPr>
-      </w:pPr>
-      <w:r>
-        <w:rPr>
-          <w:color w:val="008000"/>
-        </w:rPr>
-        <w:t xml:space="preserve"># </w:t>
-      </w:r>
-      <w:proofErr w:type="spellStart"/>
-      <w:r>
-        <w:rPr>
-          <w:color w:val="008000"/>
-        </w:rPr>
-        <w:t>Doopravdy</w:t>
-      </w:r>
-      <w:proofErr w:type="spellEnd"/>
-      <w:r>
-        <w:rPr>
-          <w:color w:val="008000"/>
-        </w:rPr>
-        <w:t xml:space="preserve"> </w:t>
-      </w:r>
-      <w:proofErr w:type="spellStart"/>
-      <w:r>
-        <w:rPr>
-          <w:color w:val="008000"/>
-        </w:rPr>
-        <w:t>vypadá</w:t>
-      </w:r>
-      <w:proofErr w:type="spellEnd"/>
-      <w:r>
-        <w:rPr>
-          <w:color w:val="008000"/>
-        </w:rPr>
-        <w:t xml:space="preserve">: </w:t>
-      </w:r>
-      <w:r>
-        <w:rPr>
-          <w:color w:val="008000"/>
-        </w:rPr>
-        <w:t>Composed([SQL('\n    INSERT INTO '), Identifier</w:t>
-      </w:r>
-      <w:r>
-        <w:rPr>
-          <w:color w:val="008000"/>
-        </w:rPr>
-        <w:t>…</w:t>
-      </w:r>
-    </w:p>
-    <w:p>
-      <w:pPr>
-        <w:pStyle w:val="kd"/>
-        <w:rPr>
-          <w:color w:val="008000"/>
-        </w:rPr>
-      </w:pPr>
-      <w:r>
-        <w:rPr>
-          <w:color w:val="008000"/>
-        </w:rPr>
-        <w:t xml:space="preserve"># params: </w:t>
-      </w:r>
-      <w:r>
-        <w:rPr>
-          <w:color w:val="008000"/>
-        </w:rPr>
-        <w:t>['events', 1]</w:t>
+        <w:t>', 1]</w:t>
       </w:r>
     </w:p>
     <w:p>
@@ -35056,14 +35087,13 @@
         </w:rPr>
         <w:t xml:space="preserve"> od </w:t>
       </w:r>
-      <w:proofErr w:type="spellStart"/>
       <w:r>
         <w:rPr>
           <w:color w:val="008000"/>
-        </w:rPr>
-        <w:t>posdledního</w:t>
-      </w:r>
-      <w:proofErr w:type="spellEnd"/>
+          <w:lang w:val="cs-CZ"/>
+        </w:rPr>
+        <w:t>posledního</w:t>
+      </w:r>
       <w:r>
         <w:rPr>
           <w:color w:val="008000"/>
@@ -54788,6 +54818,7 @@
         </w:rPr>
         <w:t xml:space="preserve"> </w:t>
       </w:r>
+      <w:proofErr w:type="spellStart"/>
       <w:r>
         <w:rPr>
           <w:b/>
@@ -54795,6 +54826,14 @@
         </w:rPr>
         <w:t>trigger</w:t>
       </w:r>
+      <w:r>
+        <w:rPr>
+          <w:b/>
+          <w:bCs/>
+        </w:rPr>
+        <w:t>y</w:t>
+      </w:r>
+      <w:proofErr w:type="spellEnd"/>
       <w:r>
         <w:t xml:space="preserve"> </w:t>
       </w:r>

--- a/Muijsenberg_cashier_systém_dokumentace.docx
+++ b/Muijsenberg_cashier_systém_dokumentace.docx
@@ -469,6 +469,7 @@
       <w:bookmarkStart w:id="5" w:name="_Toc225696895"/>
       <w:bookmarkStart w:id="6" w:name="_Toc225806691"/>
       <w:bookmarkStart w:id="7" w:name="_Toc225806864"/>
+      <w:bookmarkStart w:id="8" w:name="_Toc225809142"/>
       <w:r>
         <w:lastRenderedPageBreak/>
         <w:t>ANOTACE</w:t>
@@ -481,6 +482,7 @@
       <w:bookmarkEnd w:id="5"/>
       <w:bookmarkEnd w:id="6"/>
       <w:bookmarkEnd w:id="7"/>
+      <w:bookmarkEnd w:id="8"/>
     </w:p>
     <w:p>
       <w:r>
@@ -595,19 +597,21 @@
           <w:lang w:val="en-US"/>
         </w:rPr>
       </w:pPr>
-      <w:bookmarkStart w:id="8" w:name="_Toc225012078"/>
-      <w:bookmarkStart w:id="9" w:name="_Toc225696598"/>
-      <w:bookmarkStart w:id="10" w:name="_Toc225696896"/>
-      <w:bookmarkStart w:id="11" w:name="_Toc225806692"/>
-      <w:bookmarkStart w:id="12" w:name="_Toc225806865"/>
+      <w:bookmarkStart w:id="9" w:name="_Toc225012078"/>
+      <w:bookmarkStart w:id="10" w:name="_Toc225696598"/>
+      <w:bookmarkStart w:id="11" w:name="_Toc225696896"/>
+      <w:bookmarkStart w:id="12" w:name="_Toc225806692"/>
+      <w:bookmarkStart w:id="13" w:name="_Toc225806865"/>
+      <w:bookmarkStart w:id="14" w:name="_Toc225809143"/>
       <w:r>
         <w:t>ANNOTATION</w:t>
       </w:r>
-      <w:bookmarkEnd w:id="8"/>
       <w:bookmarkEnd w:id="9"/>
       <w:bookmarkEnd w:id="10"/>
       <w:bookmarkEnd w:id="11"/>
       <w:bookmarkEnd w:id="12"/>
+      <w:bookmarkEnd w:id="13"/>
+      <w:bookmarkEnd w:id="14"/>
     </w:p>
     <w:p>
       <w:proofErr w:type="spellStart"/>
@@ -1564,7 +1568,7 @@
           <w:r>
             <w:fldChar w:fldCharType="separate"/>
           </w:r>
-          <w:hyperlink w:anchor="_Toc225806866" w:history="1">
+          <w:hyperlink w:anchor="_Toc225809144" w:history="1">
             <w:r>
               <w:rPr>
                 <w:rStyle w:val="Hypertextovodkaz"/>
@@ -1591,7 +1595,7 @@
                 <w:noProof/>
                 <w:webHidden/>
               </w:rPr>
-              <w:instrText xml:space="preserve"> PAGEREF _Toc225806866 \h </w:instrText>
+              <w:instrText xml:space="preserve"> PAGEREF _Toc225809144 \h </w:instrText>
             </w:r>
             <w:r>
               <w:rPr>
@@ -1635,7 +1639,7 @@
               <w14:ligatures w14:val="standardContextual"/>
             </w:rPr>
           </w:pPr>
-          <w:hyperlink w:anchor="_Toc225806867" w:history="1">
+          <w:hyperlink w:anchor="_Toc225809145" w:history="1">
             <w:r>
               <w:rPr>
                 <w:rStyle w:val="Hypertextovodkaz"/>
@@ -1662,7 +1666,7 @@
                 <w:noProof/>
                 <w:webHidden/>
               </w:rPr>
-              <w:instrText xml:space="preserve"> PAGEREF _Toc225806867 \h </w:instrText>
+              <w:instrText xml:space="preserve"> PAGEREF _Toc225809145 \h </w:instrText>
             </w:r>
             <w:r>
               <w:rPr>
@@ -1709,7 +1713,7 @@
               <w14:ligatures w14:val="standardContextual"/>
             </w:rPr>
           </w:pPr>
-          <w:hyperlink w:anchor="_Toc225806868" w:history="1">
+          <w:hyperlink w:anchor="_Toc225809146" w:history="1">
             <w:r>
               <w:rPr>
                 <w:rStyle w:val="Hypertextovodkaz"/>
@@ -1736,7 +1740,7 @@
                 <w:noProof/>
                 <w:webHidden/>
               </w:rPr>
-              <w:instrText xml:space="preserve"> PAGEREF _Toc225806868 \h </w:instrText>
+              <w:instrText xml:space="preserve"> PAGEREF _Toc225809146 \h </w:instrText>
             </w:r>
             <w:r>
               <w:rPr>
@@ -1783,7 +1787,7 @@
               <w14:ligatures w14:val="standardContextual"/>
             </w:rPr>
           </w:pPr>
-          <w:hyperlink w:anchor="_Toc225806869" w:history="1">
+          <w:hyperlink w:anchor="_Toc225809147" w:history="1">
             <w:r>
               <w:rPr>
                 <w:rStyle w:val="Hypertextovodkaz"/>
@@ -1810,7 +1814,7 @@
                 <w:noProof/>
                 <w:webHidden/>
               </w:rPr>
-              <w:instrText xml:space="preserve"> PAGEREF _Toc225806869 \h </w:instrText>
+              <w:instrText xml:space="preserve"> PAGEREF _Toc225809147 \h </w:instrText>
             </w:r>
             <w:r>
               <w:rPr>
@@ -1857,7 +1861,7 @@
               <w14:ligatures w14:val="standardContextual"/>
             </w:rPr>
           </w:pPr>
-          <w:hyperlink w:anchor="_Toc225806870" w:history="1">
+          <w:hyperlink w:anchor="_Toc225809148" w:history="1">
             <w:r>
               <w:rPr>
                 <w:rStyle w:val="Hypertextovodkaz"/>
@@ -1884,7 +1888,7 @@
                 <w:noProof/>
                 <w:webHidden/>
               </w:rPr>
-              <w:instrText xml:space="preserve"> PAGEREF _Toc225806870 \h </w:instrText>
+              <w:instrText xml:space="preserve"> PAGEREF _Toc225809148 \h </w:instrText>
             </w:r>
             <w:r>
               <w:rPr>
@@ -1928,7 +1932,7 @@
               <w14:ligatures w14:val="standardContextual"/>
             </w:rPr>
           </w:pPr>
-          <w:hyperlink w:anchor="_Toc225806871" w:history="1">
+          <w:hyperlink w:anchor="_Toc225809149" w:history="1">
             <w:r>
               <w:rPr>
                 <w:rStyle w:val="Hypertextovodkaz"/>
@@ -1955,7 +1959,7 @@
                 <w:noProof/>
                 <w:webHidden/>
               </w:rPr>
-              <w:instrText xml:space="preserve"> PAGEREF _Toc225806871 \h </w:instrText>
+              <w:instrText xml:space="preserve"> PAGEREF _Toc225809149 \h </w:instrText>
             </w:r>
             <w:r>
               <w:rPr>
@@ -2002,7 +2006,7 @@
               <w14:ligatures w14:val="standardContextual"/>
             </w:rPr>
           </w:pPr>
-          <w:hyperlink w:anchor="_Toc225806872" w:history="1">
+          <w:hyperlink w:anchor="_Toc225809150" w:history="1">
             <w:r>
               <w:rPr>
                 <w:rStyle w:val="Hypertextovodkaz"/>
@@ -2029,7 +2033,7 @@
                 <w:noProof/>
                 <w:webHidden/>
               </w:rPr>
-              <w:instrText xml:space="preserve"> PAGEREF _Toc225806872 \h </w:instrText>
+              <w:instrText xml:space="preserve"> PAGEREF _Toc225809150 \h </w:instrText>
             </w:r>
             <w:r>
               <w:rPr>
@@ -2076,7 +2080,7 @@
               <w14:ligatures w14:val="standardContextual"/>
             </w:rPr>
           </w:pPr>
-          <w:hyperlink w:anchor="_Toc225806873" w:history="1">
+          <w:hyperlink w:anchor="_Toc225809151" w:history="1">
             <w:r>
               <w:rPr>
                 <w:rStyle w:val="Hypertextovodkaz"/>
@@ -2103,7 +2107,7 @@
                 <w:noProof/>
                 <w:webHidden/>
               </w:rPr>
-              <w:instrText xml:space="preserve"> PAGEREF _Toc225806873 \h </w:instrText>
+              <w:instrText xml:space="preserve"> PAGEREF _Toc225809151 \h </w:instrText>
             </w:r>
             <w:r>
               <w:rPr>
@@ -2150,7 +2154,7 @@
               <w14:ligatures w14:val="standardContextual"/>
             </w:rPr>
           </w:pPr>
-          <w:hyperlink w:anchor="_Toc225806874" w:history="1">
+          <w:hyperlink w:anchor="_Toc225809152" w:history="1">
             <w:r>
               <w:rPr>
                 <w:rStyle w:val="Hypertextovodkaz"/>
@@ -2177,7 +2181,7 @@
                 <w:noProof/>
                 <w:webHidden/>
               </w:rPr>
-              <w:instrText xml:space="preserve"> PAGEREF _Toc225806874 \h </w:instrText>
+              <w:instrText xml:space="preserve"> PAGEREF _Toc225809152 \h </w:instrText>
             </w:r>
             <w:r>
               <w:rPr>
@@ -2224,7 +2228,7 @@
               <w14:ligatures w14:val="standardContextual"/>
             </w:rPr>
           </w:pPr>
-          <w:hyperlink w:anchor="_Toc225806875" w:history="1">
+          <w:hyperlink w:anchor="_Toc225809153" w:history="1">
             <w:r>
               <w:rPr>
                 <w:rStyle w:val="Hypertextovodkaz"/>
@@ -2251,7 +2255,7 @@
                 <w:noProof/>
                 <w:webHidden/>
               </w:rPr>
-              <w:instrText xml:space="preserve"> PAGEREF _Toc225806875 \h </w:instrText>
+              <w:instrText xml:space="preserve"> PAGEREF _Toc225809153 \h </w:instrText>
             </w:r>
             <w:r>
               <w:rPr>
@@ -2298,7 +2302,7 @@
               <w14:ligatures w14:val="standardContextual"/>
             </w:rPr>
           </w:pPr>
-          <w:hyperlink w:anchor="_Toc225806876" w:history="1">
+          <w:hyperlink w:anchor="_Toc225809154" w:history="1">
             <w:r>
               <w:rPr>
                 <w:rStyle w:val="Hypertextovodkaz"/>
@@ -2325,7 +2329,7 @@
                 <w:noProof/>
                 <w:webHidden/>
               </w:rPr>
-              <w:instrText xml:space="preserve"> PAGEREF _Toc225806876 \h </w:instrText>
+              <w:instrText xml:space="preserve"> PAGEREF _Toc225809154 \h </w:instrText>
             </w:r>
             <w:r>
               <w:rPr>
@@ -2372,7 +2376,7 @@
               <w14:ligatures w14:val="standardContextual"/>
             </w:rPr>
           </w:pPr>
-          <w:hyperlink w:anchor="_Toc225806877" w:history="1">
+          <w:hyperlink w:anchor="_Toc225809155" w:history="1">
             <w:r>
               <w:rPr>
                 <w:rStyle w:val="Hypertextovodkaz"/>
@@ -2399,7 +2403,7 @@
                 <w:noProof/>
                 <w:webHidden/>
               </w:rPr>
-              <w:instrText xml:space="preserve"> PAGEREF _Toc225806877 \h </w:instrText>
+              <w:instrText xml:space="preserve"> PAGEREF _Toc225809155 \h </w:instrText>
             </w:r>
             <w:r>
               <w:rPr>
@@ -2443,7 +2447,7 @@
               <w14:ligatures w14:val="standardContextual"/>
             </w:rPr>
           </w:pPr>
-          <w:hyperlink w:anchor="_Toc225806878" w:history="1">
+          <w:hyperlink w:anchor="_Toc225809156" w:history="1">
             <w:r>
               <w:rPr>
                 <w:rStyle w:val="Hypertextovodkaz"/>
@@ -2470,7 +2474,7 @@
                 <w:noProof/>
                 <w:webHidden/>
               </w:rPr>
-              <w:instrText xml:space="preserve"> PAGEREF _Toc225806878 \h </w:instrText>
+              <w:instrText xml:space="preserve"> PAGEREF _Toc225809156 \h </w:instrText>
             </w:r>
             <w:r>
               <w:rPr>
@@ -2517,7 +2521,7 @@
               <w14:ligatures w14:val="standardContextual"/>
             </w:rPr>
           </w:pPr>
-          <w:hyperlink w:anchor="_Toc225806879" w:history="1">
+          <w:hyperlink w:anchor="_Toc225809157" w:history="1">
             <w:r>
               <w:rPr>
                 <w:rStyle w:val="Hypertextovodkaz"/>
@@ -2544,7 +2548,7 @@
                 <w:noProof/>
                 <w:webHidden/>
               </w:rPr>
-              <w:instrText xml:space="preserve"> PAGEREF _Toc225806879 \h </w:instrText>
+              <w:instrText xml:space="preserve"> PAGEREF _Toc225809157 \h </w:instrText>
             </w:r>
             <w:r>
               <w:rPr>
@@ -2591,7 +2595,7 @@
               <w14:ligatures w14:val="standardContextual"/>
             </w:rPr>
           </w:pPr>
-          <w:hyperlink w:anchor="_Toc225806880" w:history="1">
+          <w:hyperlink w:anchor="_Toc225809158" w:history="1">
             <w:r>
               <w:rPr>
                 <w:rStyle w:val="Hypertextovodkaz"/>
@@ -2618,7 +2622,7 @@
                 <w:noProof/>
                 <w:webHidden/>
               </w:rPr>
-              <w:instrText xml:space="preserve"> PAGEREF _Toc225806880 \h </w:instrText>
+              <w:instrText xml:space="preserve"> PAGEREF _Toc225809158 \h </w:instrText>
             </w:r>
             <w:r>
               <w:rPr>
@@ -2665,7 +2669,7 @@
               <w14:ligatures w14:val="standardContextual"/>
             </w:rPr>
           </w:pPr>
-          <w:hyperlink w:anchor="_Toc225806881" w:history="1">
+          <w:hyperlink w:anchor="_Toc225809159" w:history="1">
             <w:r>
               <w:rPr>
                 <w:rStyle w:val="Hypertextovodkaz"/>
@@ -2692,7 +2696,7 @@
                 <w:noProof/>
                 <w:webHidden/>
               </w:rPr>
-              <w:instrText xml:space="preserve"> PAGEREF _Toc225806881 \h </w:instrText>
+              <w:instrText xml:space="preserve"> PAGEREF _Toc225809159 \h </w:instrText>
             </w:r>
             <w:r>
               <w:rPr>
@@ -2739,7 +2743,7 @@
               <w14:ligatures w14:val="standardContextual"/>
             </w:rPr>
           </w:pPr>
-          <w:hyperlink w:anchor="_Toc225806882" w:history="1">
+          <w:hyperlink w:anchor="_Toc225809160" w:history="1">
             <w:r>
               <w:rPr>
                 <w:rStyle w:val="Hypertextovodkaz"/>
@@ -2766,7 +2770,7 @@
                 <w:noProof/>
                 <w:webHidden/>
               </w:rPr>
-              <w:instrText xml:space="preserve"> PAGEREF _Toc225806882 \h </w:instrText>
+              <w:instrText xml:space="preserve"> PAGEREF _Toc225809160 \h </w:instrText>
             </w:r>
             <w:r>
               <w:rPr>
@@ -2813,7 +2817,7 @@
               <w14:ligatures w14:val="standardContextual"/>
             </w:rPr>
           </w:pPr>
-          <w:hyperlink w:anchor="_Toc225806883" w:history="1">
+          <w:hyperlink w:anchor="_Toc225809161" w:history="1">
             <w:r>
               <w:rPr>
                 <w:rStyle w:val="Hypertextovodkaz"/>
@@ -2840,7 +2844,7 @@
                 <w:noProof/>
                 <w:webHidden/>
               </w:rPr>
-              <w:instrText xml:space="preserve"> PAGEREF _Toc225806883 \h </w:instrText>
+              <w:instrText xml:space="preserve"> PAGEREF _Toc225809161 \h </w:instrText>
             </w:r>
             <w:r>
               <w:rPr>
@@ -2884,7 +2888,7 @@
               <w14:ligatures w14:val="standardContextual"/>
             </w:rPr>
           </w:pPr>
-          <w:hyperlink w:anchor="_Toc225806884" w:history="1">
+          <w:hyperlink w:anchor="_Toc225809162" w:history="1">
             <w:r>
               <w:rPr>
                 <w:rStyle w:val="Hypertextovodkaz"/>
@@ -2911,7 +2915,7 @@
                 <w:noProof/>
                 <w:webHidden/>
               </w:rPr>
-              <w:instrText xml:space="preserve"> PAGEREF _Toc225806884 \h </w:instrText>
+              <w:instrText xml:space="preserve"> PAGEREF _Toc225809162 \h </w:instrText>
             </w:r>
             <w:r>
               <w:rPr>
@@ -2958,7 +2962,7 @@
               <w14:ligatures w14:val="standardContextual"/>
             </w:rPr>
           </w:pPr>
-          <w:hyperlink w:anchor="_Toc225806885" w:history="1">
+          <w:hyperlink w:anchor="_Toc225809163" w:history="1">
             <w:r>
               <w:rPr>
                 <w:rStyle w:val="Hypertextovodkaz"/>
@@ -2985,7 +2989,7 @@
                 <w:noProof/>
                 <w:webHidden/>
               </w:rPr>
-              <w:instrText xml:space="preserve"> PAGEREF _Toc225806885 \h </w:instrText>
+              <w:instrText xml:space="preserve"> PAGEREF _Toc225809163 \h </w:instrText>
             </w:r>
             <w:r>
               <w:rPr>
@@ -3032,7 +3036,7 @@
               <w14:ligatures w14:val="standardContextual"/>
             </w:rPr>
           </w:pPr>
-          <w:hyperlink w:anchor="_Toc225806886" w:history="1">
+          <w:hyperlink w:anchor="_Toc225809164" w:history="1">
             <w:r>
               <w:rPr>
                 <w:rStyle w:val="Hypertextovodkaz"/>
@@ -3059,7 +3063,7 @@
                 <w:noProof/>
                 <w:webHidden/>
               </w:rPr>
-              <w:instrText xml:space="preserve"> PAGEREF _Toc225806886 \h </w:instrText>
+              <w:instrText xml:space="preserve"> PAGEREF _Toc225809164 \h </w:instrText>
             </w:r>
             <w:r>
               <w:rPr>
@@ -3106,7 +3110,7 @@
               <w14:ligatures w14:val="standardContextual"/>
             </w:rPr>
           </w:pPr>
-          <w:hyperlink w:anchor="_Toc225806887" w:history="1">
+          <w:hyperlink w:anchor="_Toc225809165" w:history="1">
             <w:r>
               <w:rPr>
                 <w:rStyle w:val="Hypertextovodkaz"/>
@@ -3133,7 +3137,7 @@
                 <w:noProof/>
                 <w:webHidden/>
               </w:rPr>
-              <w:instrText xml:space="preserve"> PAGEREF _Toc225806887 \h </w:instrText>
+              <w:instrText xml:space="preserve"> PAGEREF _Toc225809165 \h </w:instrText>
             </w:r>
             <w:r>
               <w:rPr>
@@ -3180,7 +3184,7 @@
               <w14:ligatures w14:val="standardContextual"/>
             </w:rPr>
           </w:pPr>
-          <w:hyperlink w:anchor="_Toc225806888" w:history="1">
+          <w:hyperlink w:anchor="_Toc225809166" w:history="1">
             <w:r>
               <w:rPr>
                 <w:rStyle w:val="Hypertextovodkaz"/>
@@ -3207,7 +3211,7 @@
                 <w:noProof/>
                 <w:webHidden/>
               </w:rPr>
-              <w:instrText xml:space="preserve"> PAGEREF _Toc225806888 \h </w:instrText>
+              <w:instrText xml:space="preserve"> PAGEREF _Toc225809166 \h </w:instrText>
             </w:r>
             <w:r>
               <w:rPr>
@@ -3251,7 +3255,7 @@
               <w14:ligatures w14:val="standardContextual"/>
             </w:rPr>
           </w:pPr>
-          <w:hyperlink w:anchor="_Toc225806889" w:history="1">
+          <w:hyperlink w:anchor="_Toc225809167" w:history="1">
             <w:r>
               <w:rPr>
                 <w:rStyle w:val="Hypertextovodkaz"/>
@@ -3278,7 +3282,7 @@
                 <w:noProof/>
                 <w:webHidden/>
               </w:rPr>
-              <w:instrText xml:space="preserve"> PAGEREF _Toc225806889 \h </w:instrText>
+              <w:instrText xml:space="preserve"> PAGEREF _Toc225809167 \h </w:instrText>
             </w:r>
             <w:r>
               <w:rPr>
@@ -3322,7 +3326,7 @@
               <w14:ligatures w14:val="standardContextual"/>
             </w:rPr>
           </w:pPr>
-          <w:hyperlink w:anchor="_Toc225806890" w:history="1">
+          <w:hyperlink w:anchor="_Toc225809168" w:history="1">
             <w:r>
               <w:rPr>
                 <w:rStyle w:val="Hypertextovodkaz"/>
@@ -3349,7 +3353,7 @@
                 <w:noProof/>
                 <w:webHidden/>
               </w:rPr>
-              <w:instrText xml:space="preserve"> PAGEREF _Toc225806890 \h </w:instrText>
+              <w:instrText xml:space="preserve"> PAGEREF _Toc225809168 \h </w:instrText>
             </w:r>
             <w:r>
               <w:rPr>
@@ -3393,7 +3397,7 @@
               <w14:ligatures w14:val="standardContextual"/>
             </w:rPr>
           </w:pPr>
-          <w:hyperlink w:anchor="_Toc225806891" w:history="1">
+          <w:hyperlink w:anchor="_Toc225809169" w:history="1">
             <w:r>
               <w:rPr>
                 <w:rStyle w:val="Hypertextovodkaz"/>
@@ -3420,7 +3424,7 @@
                 <w:noProof/>
                 <w:webHidden/>
               </w:rPr>
-              <w:instrText xml:space="preserve"> PAGEREF _Toc225806891 \h </w:instrText>
+              <w:instrText xml:space="preserve"> PAGEREF _Toc225809169 \h </w:instrText>
             </w:r>
             <w:r>
               <w:rPr>
@@ -3467,7 +3471,7 @@
               <w14:ligatures w14:val="standardContextual"/>
             </w:rPr>
           </w:pPr>
-          <w:hyperlink w:anchor="_Toc225806892" w:history="1">
+          <w:hyperlink w:anchor="_Toc225809170" w:history="1">
             <w:r>
               <w:rPr>
                 <w:rStyle w:val="Hypertextovodkaz"/>
@@ -3494,7 +3498,7 @@
                 <w:noProof/>
                 <w:webHidden/>
               </w:rPr>
-              <w:instrText xml:space="preserve"> PAGEREF _Toc225806892 \h </w:instrText>
+              <w:instrText xml:space="preserve"> PAGEREF _Toc225809170 \h </w:instrText>
             </w:r>
             <w:r>
               <w:rPr>
@@ -3541,7 +3545,7 @@
               <w14:ligatures w14:val="standardContextual"/>
             </w:rPr>
           </w:pPr>
-          <w:hyperlink w:anchor="_Toc225806893" w:history="1">
+          <w:hyperlink w:anchor="_Toc225809171" w:history="1">
             <w:r>
               <w:rPr>
                 <w:rStyle w:val="Hypertextovodkaz"/>
@@ -3568,7 +3572,7 @@
                 <w:noProof/>
                 <w:webHidden/>
               </w:rPr>
-              <w:instrText xml:space="preserve"> PAGEREF _Toc225806893 \h </w:instrText>
+              <w:instrText xml:space="preserve"> PAGEREF _Toc225809171 \h </w:instrText>
             </w:r>
             <w:r>
               <w:rPr>
@@ -3615,7 +3619,7 @@
               <w14:ligatures w14:val="standardContextual"/>
             </w:rPr>
           </w:pPr>
-          <w:hyperlink w:anchor="_Toc225806894" w:history="1">
+          <w:hyperlink w:anchor="_Toc225809172" w:history="1">
             <w:r>
               <w:rPr>
                 <w:rStyle w:val="Hypertextovodkaz"/>
@@ -3642,7 +3646,7 @@
                 <w:noProof/>
                 <w:webHidden/>
               </w:rPr>
-              <w:instrText xml:space="preserve"> PAGEREF _Toc225806894 \h </w:instrText>
+              <w:instrText xml:space="preserve"> PAGEREF _Toc225809172 \h </w:instrText>
             </w:r>
             <w:r>
               <w:rPr>
@@ -3686,7 +3690,7 @@
               <w14:ligatures w14:val="standardContextual"/>
             </w:rPr>
           </w:pPr>
-          <w:hyperlink w:anchor="_Toc225806895" w:history="1">
+          <w:hyperlink w:anchor="_Toc225809173" w:history="1">
             <w:r>
               <w:rPr>
                 <w:rStyle w:val="Hypertextovodkaz"/>
@@ -3713,7 +3717,7 @@
                 <w:noProof/>
                 <w:webHidden/>
               </w:rPr>
-              <w:instrText xml:space="preserve"> PAGEREF _Toc225806895 \h </w:instrText>
+              <w:instrText xml:space="preserve"> PAGEREF _Toc225809173 \h </w:instrText>
             </w:r>
             <w:r>
               <w:rPr>
@@ -3757,7 +3761,7 @@
               <w14:ligatures w14:val="standardContextual"/>
             </w:rPr>
           </w:pPr>
-          <w:hyperlink w:anchor="_Toc225806896" w:history="1">
+          <w:hyperlink w:anchor="_Toc225809174" w:history="1">
             <w:r>
               <w:rPr>
                 <w:rStyle w:val="Hypertextovodkaz"/>
@@ -3784,7 +3788,7 @@
                 <w:noProof/>
                 <w:webHidden/>
               </w:rPr>
-              <w:instrText xml:space="preserve"> PAGEREF _Toc225806896 \h </w:instrText>
+              <w:instrText xml:space="preserve"> PAGEREF _Toc225809174 \h </w:instrText>
             </w:r>
             <w:r>
               <w:rPr>
@@ -3831,7 +3835,7 @@
               <w14:ligatures w14:val="standardContextual"/>
             </w:rPr>
           </w:pPr>
-          <w:hyperlink w:anchor="_Toc225806897" w:history="1">
+          <w:hyperlink w:anchor="_Toc225809175" w:history="1">
             <w:r>
               <w:rPr>
                 <w:rStyle w:val="Hypertextovodkaz"/>
@@ -3858,7 +3862,7 @@
                 <w:noProof/>
                 <w:webHidden/>
               </w:rPr>
-              <w:instrText xml:space="preserve"> PAGEREF _Toc225806897 \h </w:instrText>
+              <w:instrText xml:space="preserve"> PAGEREF _Toc225809175 \h </w:instrText>
             </w:r>
             <w:r>
               <w:rPr>
@@ -3905,7 +3909,7 @@
               <w14:ligatures w14:val="standardContextual"/>
             </w:rPr>
           </w:pPr>
-          <w:hyperlink w:anchor="_Toc225806898" w:history="1">
+          <w:hyperlink w:anchor="_Toc225809176" w:history="1">
             <w:r>
               <w:rPr>
                 <w:rStyle w:val="Hypertextovodkaz"/>
@@ -3932,7 +3936,7 @@
                 <w:noProof/>
                 <w:webHidden/>
               </w:rPr>
-              <w:instrText xml:space="preserve"> PAGEREF _Toc225806898 \h </w:instrText>
+              <w:instrText xml:space="preserve"> PAGEREF _Toc225809176 \h </w:instrText>
             </w:r>
             <w:r>
               <w:rPr>
@@ -3979,7 +3983,7 @@
               <w14:ligatures w14:val="standardContextual"/>
             </w:rPr>
           </w:pPr>
-          <w:hyperlink w:anchor="_Toc225806899" w:history="1">
+          <w:hyperlink w:anchor="_Toc225809177" w:history="1">
             <w:r>
               <w:rPr>
                 <w:rStyle w:val="Hypertextovodkaz"/>
@@ -4006,7 +4010,7 @@
                 <w:noProof/>
                 <w:webHidden/>
               </w:rPr>
-              <w:instrText xml:space="preserve"> PAGEREF _Toc225806899 \h </w:instrText>
+              <w:instrText xml:space="preserve"> PAGEREF _Toc225809177 \h </w:instrText>
             </w:r>
             <w:r>
               <w:rPr>
@@ -4053,7 +4057,7 @@
               <w14:ligatures w14:val="standardContextual"/>
             </w:rPr>
           </w:pPr>
-          <w:hyperlink w:anchor="_Toc225806900" w:history="1">
+          <w:hyperlink w:anchor="_Toc225809178" w:history="1">
             <w:r>
               <w:rPr>
                 <w:rStyle w:val="Hypertextovodkaz"/>
@@ -4080,7 +4084,7 @@
                 <w:noProof/>
                 <w:webHidden/>
               </w:rPr>
-              <w:instrText xml:space="preserve"> PAGEREF _Toc225806900 \h </w:instrText>
+              <w:instrText xml:space="preserve"> PAGEREF _Toc225809178 \h </w:instrText>
             </w:r>
             <w:r>
               <w:rPr>
@@ -4124,7 +4128,7 @@
               <w14:ligatures w14:val="standardContextual"/>
             </w:rPr>
           </w:pPr>
-          <w:hyperlink w:anchor="_Toc225806901" w:history="1">
+          <w:hyperlink w:anchor="_Toc225809179" w:history="1">
             <w:r>
               <w:rPr>
                 <w:rStyle w:val="Hypertextovodkaz"/>
@@ -4151,7 +4155,7 @@
                 <w:noProof/>
                 <w:webHidden/>
               </w:rPr>
-              <w:instrText xml:space="preserve"> PAGEREF _Toc225806901 \h </w:instrText>
+              <w:instrText xml:space="preserve"> PAGEREF _Toc225809179 \h </w:instrText>
             </w:r>
             <w:r>
               <w:rPr>
@@ -4198,7 +4202,7 @@
               <w14:ligatures w14:val="standardContextual"/>
             </w:rPr>
           </w:pPr>
-          <w:hyperlink w:anchor="_Toc225806902" w:history="1">
+          <w:hyperlink w:anchor="_Toc225809180" w:history="1">
             <w:r>
               <w:rPr>
                 <w:rStyle w:val="Hypertextovodkaz"/>
@@ -4225,7 +4229,7 @@
                 <w:noProof/>
                 <w:webHidden/>
               </w:rPr>
-              <w:instrText xml:space="preserve"> PAGEREF _Toc225806902 \h </w:instrText>
+              <w:instrText xml:space="preserve"> PAGEREF _Toc225809180 \h </w:instrText>
             </w:r>
             <w:r>
               <w:rPr>
@@ -4272,7 +4276,7 @@
               <w14:ligatures w14:val="standardContextual"/>
             </w:rPr>
           </w:pPr>
-          <w:hyperlink w:anchor="_Toc225806903" w:history="1">
+          <w:hyperlink w:anchor="_Toc225809181" w:history="1">
             <w:r>
               <w:rPr>
                 <w:rStyle w:val="Hypertextovodkaz"/>
@@ -4299,7 +4303,7 @@
                 <w:noProof/>
                 <w:webHidden/>
               </w:rPr>
-              <w:instrText xml:space="preserve"> PAGEREF _Toc225806903 \h </w:instrText>
+              <w:instrText xml:space="preserve"> PAGEREF _Toc225809181 \h </w:instrText>
             </w:r>
             <w:r>
               <w:rPr>
@@ -4346,7 +4350,7 @@
               <w14:ligatures w14:val="standardContextual"/>
             </w:rPr>
           </w:pPr>
-          <w:hyperlink w:anchor="_Toc225806904" w:history="1">
+          <w:hyperlink w:anchor="_Toc225809182" w:history="1">
             <w:r>
               <w:rPr>
                 <w:rStyle w:val="Hypertextovodkaz"/>
@@ -4373,7 +4377,7 @@
                 <w:noProof/>
                 <w:webHidden/>
               </w:rPr>
-              <w:instrText xml:space="preserve"> PAGEREF _Toc225806904 \h </w:instrText>
+              <w:instrText xml:space="preserve"> PAGEREF _Toc225809182 \h </w:instrText>
             </w:r>
             <w:r>
               <w:rPr>
@@ -4393,7 +4397,7 @@
                 <w:noProof/>
                 <w:webHidden/>
               </w:rPr>
-              <w:t>33</w:t>
+              <w:t>34</w:t>
             </w:r>
             <w:r>
               <w:rPr>
@@ -4417,7 +4421,7 @@
               <w14:ligatures w14:val="standardContextual"/>
             </w:rPr>
           </w:pPr>
-          <w:hyperlink w:anchor="_Toc225806905" w:history="1">
+          <w:hyperlink w:anchor="_Toc225809183" w:history="1">
             <w:r>
               <w:rPr>
                 <w:rStyle w:val="Hypertextovodkaz"/>
@@ -4444,7 +4448,7 @@
                 <w:noProof/>
                 <w:webHidden/>
               </w:rPr>
-              <w:instrText xml:space="preserve"> PAGEREF _Toc225806905 \h </w:instrText>
+              <w:instrText xml:space="preserve"> PAGEREF _Toc225809183 \h </w:instrText>
             </w:r>
             <w:r>
               <w:rPr>
@@ -4464,7 +4468,7 @@
                 <w:noProof/>
                 <w:webHidden/>
               </w:rPr>
-              <w:t>34</w:t>
+              <w:t>35</w:t>
             </w:r>
             <w:r>
               <w:rPr>
@@ -4491,7 +4495,7 @@
               <w14:ligatures w14:val="standardContextual"/>
             </w:rPr>
           </w:pPr>
-          <w:hyperlink w:anchor="_Toc225806906" w:history="1">
+          <w:hyperlink w:anchor="_Toc225809184" w:history="1">
             <w:r>
               <w:rPr>
                 <w:rStyle w:val="Hypertextovodkaz"/>
@@ -4518,7 +4522,7 @@
                 <w:noProof/>
                 <w:webHidden/>
               </w:rPr>
-              <w:instrText xml:space="preserve"> PAGEREF _Toc225806906 \h </w:instrText>
+              <w:instrText xml:space="preserve"> PAGEREF _Toc225809184 \h </w:instrText>
             </w:r>
             <w:r>
               <w:rPr>
@@ -4538,7 +4542,7 @@
                 <w:noProof/>
                 <w:webHidden/>
               </w:rPr>
-              <w:t>34</w:t>
+              <w:t>35</w:t>
             </w:r>
             <w:r>
               <w:rPr>
@@ -4565,7 +4569,7 @@
               <w14:ligatures w14:val="standardContextual"/>
             </w:rPr>
           </w:pPr>
-          <w:hyperlink w:anchor="_Toc225806907" w:history="1">
+          <w:hyperlink w:anchor="_Toc225809185" w:history="1">
             <w:r>
               <w:rPr>
                 <w:rStyle w:val="Hypertextovodkaz"/>
@@ -4592,7 +4596,7 @@
                 <w:noProof/>
                 <w:webHidden/>
               </w:rPr>
-              <w:instrText xml:space="preserve"> PAGEREF _Toc225806907 \h </w:instrText>
+              <w:instrText xml:space="preserve"> PAGEREF _Toc225809185 \h </w:instrText>
             </w:r>
             <w:r>
               <w:rPr>
@@ -4612,7 +4616,7 @@
                 <w:noProof/>
                 <w:webHidden/>
               </w:rPr>
-              <w:t>36</w:t>
+              <w:t>37</w:t>
             </w:r>
             <w:r>
               <w:rPr>
@@ -4639,7 +4643,7 @@
               <w14:ligatures w14:val="standardContextual"/>
             </w:rPr>
           </w:pPr>
-          <w:hyperlink w:anchor="_Toc225806908" w:history="1">
+          <w:hyperlink w:anchor="_Toc225809186" w:history="1">
             <w:r>
               <w:rPr>
                 <w:rStyle w:val="Hypertextovodkaz"/>
@@ -4666,7 +4670,7 @@
                 <w:noProof/>
                 <w:webHidden/>
               </w:rPr>
-              <w:instrText xml:space="preserve"> PAGEREF _Toc225806908 \h </w:instrText>
+              <w:instrText xml:space="preserve"> PAGEREF _Toc225809186 \h </w:instrText>
             </w:r>
             <w:r>
               <w:rPr>
@@ -4686,7 +4690,7 @@
                 <w:noProof/>
                 <w:webHidden/>
               </w:rPr>
-              <w:t>38</w:t>
+              <w:t>39</w:t>
             </w:r>
             <w:r>
               <w:rPr>
@@ -4713,7 +4717,7 @@
               <w14:ligatures w14:val="standardContextual"/>
             </w:rPr>
           </w:pPr>
-          <w:hyperlink w:anchor="_Toc225806909" w:history="1">
+          <w:hyperlink w:anchor="_Toc225809187" w:history="1">
             <w:r>
               <w:rPr>
                 <w:rStyle w:val="Hypertextovodkaz"/>
@@ -4740,7 +4744,7 @@
                 <w:noProof/>
                 <w:webHidden/>
               </w:rPr>
-              <w:instrText xml:space="preserve"> PAGEREF _Toc225806909 \h </w:instrText>
+              <w:instrText xml:space="preserve"> PAGEREF _Toc225809187 \h </w:instrText>
             </w:r>
             <w:r>
               <w:rPr>
@@ -4760,7 +4764,7 @@
                 <w:noProof/>
                 <w:webHidden/>
               </w:rPr>
-              <w:t>38</w:t>
+              <w:t>39</w:t>
             </w:r>
             <w:r>
               <w:rPr>
@@ -4787,7 +4791,7 @@
               <w14:ligatures w14:val="standardContextual"/>
             </w:rPr>
           </w:pPr>
-          <w:hyperlink w:anchor="_Toc225806910" w:history="1">
+          <w:hyperlink w:anchor="_Toc225809188" w:history="1">
             <w:r>
               <w:rPr>
                 <w:rStyle w:val="Hypertextovodkaz"/>
@@ -4814,7 +4818,7 @@
                 <w:noProof/>
                 <w:webHidden/>
               </w:rPr>
-              <w:instrText xml:space="preserve"> PAGEREF _Toc225806910 \h </w:instrText>
+              <w:instrText xml:space="preserve"> PAGEREF _Toc225809188 \h </w:instrText>
             </w:r>
             <w:r>
               <w:rPr>
@@ -4834,7 +4838,7 @@
                 <w:noProof/>
                 <w:webHidden/>
               </w:rPr>
-              <w:t>39</w:t>
+              <w:t>40</w:t>
             </w:r>
             <w:r>
               <w:rPr>
@@ -4861,7 +4865,7 @@
               <w14:ligatures w14:val="standardContextual"/>
             </w:rPr>
           </w:pPr>
-          <w:hyperlink w:anchor="_Toc225806911" w:history="1">
+          <w:hyperlink w:anchor="_Toc225809189" w:history="1">
             <w:r>
               <w:rPr>
                 <w:rStyle w:val="Hypertextovodkaz"/>
@@ -4888,7 +4892,7 @@
                 <w:noProof/>
                 <w:webHidden/>
               </w:rPr>
-              <w:instrText xml:space="preserve"> PAGEREF _Toc225806911 \h </w:instrText>
+              <w:instrText xml:space="preserve"> PAGEREF _Toc225809189 \h </w:instrText>
             </w:r>
             <w:r>
               <w:rPr>
@@ -4908,7 +4912,7 @@
                 <w:noProof/>
                 <w:webHidden/>
               </w:rPr>
-              <w:t>40</w:t>
+              <w:t>41</w:t>
             </w:r>
             <w:r>
               <w:rPr>
@@ -4932,7 +4936,7 @@
               <w14:ligatures w14:val="standardContextual"/>
             </w:rPr>
           </w:pPr>
-          <w:hyperlink w:anchor="_Toc225806912" w:history="1">
+          <w:hyperlink w:anchor="_Toc225809190" w:history="1">
             <w:r>
               <w:rPr>
                 <w:rStyle w:val="Hypertextovodkaz"/>
@@ -4959,7 +4963,7 @@
                 <w:noProof/>
                 <w:webHidden/>
               </w:rPr>
-              <w:instrText xml:space="preserve"> PAGEREF _Toc225806912 \h </w:instrText>
+              <w:instrText xml:space="preserve"> PAGEREF _Toc225809190 \h </w:instrText>
             </w:r>
             <w:r>
               <w:rPr>
@@ -4979,7 +4983,7 @@
                 <w:noProof/>
                 <w:webHidden/>
               </w:rPr>
-              <w:t>40</w:t>
+              <w:t>41</w:t>
             </w:r>
             <w:r>
               <w:rPr>
@@ -5006,7 +5010,7 @@
               <w14:ligatures w14:val="standardContextual"/>
             </w:rPr>
           </w:pPr>
-          <w:hyperlink w:anchor="_Toc225806913" w:history="1">
+          <w:hyperlink w:anchor="_Toc225809191" w:history="1">
             <w:r>
               <w:rPr>
                 <w:rStyle w:val="Hypertextovodkaz"/>
@@ -5033,7 +5037,7 @@
                 <w:noProof/>
                 <w:webHidden/>
               </w:rPr>
-              <w:instrText xml:space="preserve"> PAGEREF _Toc225806913 \h </w:instrText>
+              <w:instrText xml:space="preserve"> PAGEREF _Toc225809191 \h </w:instrText>
             </w:r>
             <w:r>
               <w:rPr>
@@ -5053,7 +5057,7 @@
                 <w:noProof/>
                 <w:webHidden/>
               </w:rPr>
-              <w:t>40</w:t>
+              <w:t>41</w:t>
             </w:r>
             <w:r>
               <w:rPr>
@@ -5080,7 +5084,7 @@
               <w14:ligatures w14:val="standardContextual"/>
             </w:rPr>
           </w:pPr>
-          <w:hyperlink w:anchor="_Toc225806914" w:history="1">
+          <w:hyperlink w:anchor="_Toc225809192" w:history="1">
             <w:r>
               <w:rPr>
                 <w:rStyle w:val="Hypertextovodkaz"/>
@@ -5107,7 +5111,7 @@
                 <w:noProof/>
                 <w:webHidden/>
               </w:rPr>
-              <w:instrText xml:space="preserve"> PAGEREF _Toc225806914 \h </w:instrText>
+              <w:instrText xml:space="preserve"> PAGEREF _Toc225809192 \h </w:instrText>
             </w:r>
             <w:r>
               <w:rPr>
@@ -5127,7 +5131,7 @@
                 <w:noProof/>
                 <w:webHidden/>
               </w:rPr>
-              <w:t>41</w:t>
+              <w:t>42</w:t>
             </w:r>
             <w:r>
               <w:rPr>
@@ -5154,7 +5158,7 @@
               <w14:ligatures w14:val="standardContextual"/>
             </w:rPr>
           </w:pPr>
-          <w:hyperlink w:anchor="_Toc225806915" w:history="1">
+          <w:hyperlink w:anchor="_Toc225809193" w:history="1">
             <w:r>
               <w:rPr>
                 <w:rStyle w:val="Hypertextovodkaz"/>
@@ -5181,7 +5185,7 @@
                 <w:noProof/>
                 <w:webHidden/>
               </w:rPr>
-              <w:instrText xml:space="preserve"> PAGEREF _Toc225806915 \h </w:instrText>
+              <w:instrText xml:space="preserve"> PAGEREF _Toc225809193 \h </w:instrText>
             </w:r>
             <w:r>
               <w:rPr>
@@ -5201,7 +5205,7 @@
                 <w:noProof/>
                 <w:webHidden/>
               </w:rPr>
-              <w:t>41</w:t>
+              <w:t>43</w:t>
             </w:r>
             <w:r>
               <w:rPr>
@@ -5225,7 +5229,7 @@
               <w14:ligatures w14:val="standardContextual"/>
             </w:rPr>
           </w:pPr>
-          <w:hyperlink w:anchor="_Toc225806916" w:history="1">
+          <w:hyperlink w:anchor="_Toc225809194" w:history="1">
             <w:r>
               <w:rPr>
                 <w:rStyle w:val="Hypertextovodkaz"/>
@@ -5252,7 +5256,7 @@
                 <w:noProof/>
                 <w:webHidden/>
               </w:rPr>
-              <w:instrText xml:space="preserve"> PAGEREF _Toc225806916 \h </w:instrText>
+              <w:instrText xml:space="preserve"> PAGEREF _Toc225809194 \h </w:instrText>
             </w:r>
             <w:r>
               <w:rPr>
@@ -5272,7 +5276,7 @@
                 <w:noProof/>
                 <w:webHidden/>
               </w:rPr>
-              <w:t>42</w:t>
+              <w:t>43</w:t>
             </w:r>
             <w:r>
               <w:rPr>
@@ -5299,7 +5303,7 @@
               <w14:ligatures w14:val="standardContextual"/>
             </w:rPr>
           </w:pPr>
-          <w:hyperlink w:anchor="_Toc225806917" w:history="1">
+          <w:hyperlink w:anchor="_Toc225809195" w:history="1">
             <w:r>
               <w:rPr>
                 <w:rStyle w:val="Hypertextovodkaz"/>
@@ -5326,7 +5330,7 @@
                 <w:noProof/>
                 <w:webHidden/>
               </w:rPr>
-              <w:instrText xml:space="preserve"> PAGEREF _Toc225806917 \h </w:instrText>
+              <w:instrText xml:space="preserve"> PAGEREF _Toc225809195 \h </w:instrText>
             </w:r>
             <w:r>
               <w:rPr>
@@ -5346,7 +5350,7 @@
                 <w:noProof/>
                 <w:webHidden/>
               </w:rPr>
-              <w:t>42</w:t>
+              <w:t>43</w:t>
             </w:r>
             <w:r>
               <w:rPr>
@@ -5370,7 +5374,7 @@
               <w14:ligatures w14:val="standardContextual"/>
             </w:rPr>
           </w:pPr>
-          <w:hyperlink w:anchor="_Toc225806918" w:history="1">
+          <w:hyperlink w:anchor="_Toc225809196" w:history="1">
             <w:r>
               <w:rPr>
                 <w:rStyle w:val="Hypertextovodkaz"/>
@@ -5397,7 +5401,7 @@
                 <w:noProof/>
                 <w:webHidden/>
               </w:rPr>
-              <w:instrText xml:space="preserve"> PAGEREF _Toc225806918 \h </w:instrText>
+              <w:instrText xml:space="preserve"> PAGEREF _Toc225809196 \h </w:instrText>
             </w:r>
             <w:r>
               <w:rPr>
@@ -5417,7 +5421,7 @@
                 <w:noProof/>
                 <w:webHidden/>
               </w:rPr>
-              <w:t>44</w:t>
+              <w:t>45</w:t>
             </w:r>
             <w:r>
               <w:rPr>
@@ -5444,7 +5448,7 @@
               <w14:ligatures w14:val="standardContextual"/>
             </w:rPr>
           </w:pPr>
-          <w:hyperlink w:anchor="_Toc225806919" w:history="1">
+          <w:hyperlink w:anchor="_Toc225809197" w:history="1">
             <w:r>
               <w:rPr>
                 <w:rStyle w:val="Hypertextovodkaz"/>
@@ -5471,7 +5475,7 @@
                 <w:noProof/>
                 <w:webHidden/>
               </w:rPr>
-              <w:instrText xml:space="preserve"> PAGEREF _Toc225806919 \h </w:instrText>
+              <w:instrText xml:space="preserve"> PAGEREF _Toc225809197 \h </w:instrText>
             </w:r>
             <w:r>
               <w:rPr>
@@ -5491,7 +5495,7 @@
                 <w:noProof/>
                 <w:webHidden/>
               </w:rPr>
-              <w:t>44</w:t>
+              <w:t>45</w:t>
             </w:r>
             <w:r>
               <w:rPr>
@@ -5518,7 +5522,7 @@
               <w14:ligatures w14:val="standardContextual"/>
             </w:rPr>
           </w:pPr>
-          <w:hyperlink w:anchor="_Toc225806920" w:history="1">
+          <w:hyperlink w:anchor="_Toc225809198" w:history="1">
             <w:r>
               <w:rPr>
                 <w:rStyle w:val="Hypertextovodkaz"/>
@@ -5545,7 +5549,7 @@
                 <w:noProof/>
                 <w:webHidden/>
               </w:rPr>
-              <w:instrText xml:space="preserve"> PAGEREF _Toc225806920 \h </w:instrText>
+              <w:instrText xml:space="preserve"> PAGEREF _Toc225809198 \h </w:instrText>
             </w:r>
             <w:r>
               <w:rPr>
@@ -5565,7 +5569,7 @@
                 <w:noProof/>
                 <w:webHidden/>
               </w:rPr>
-              <w:t>44</w:t>
+              <w:t>46</w:t>
             </w:r>
             <w:r>
               <w:rPr>
@@ -5592,7 +5596,7 @@
               <w14:ligatures w14:val="standardContextual"/>
             </w:rPr>
           </w:pPr>
-          <w:hyperlink w:anchor="_Toc225806921" w:history="1">
+          <w:hyperlink w:anchor="_Toc225809199" w:history="1">
             <w:r>
               <w:rPr>
                 <w:rStyle w:val="Hypertextovodkaz"/>
@@ -5619,7 +5623,7 @@
                 <w:noProof/>
                 <w:webHidden/>
               </w:rPr>
-              <w:instrText xml:space="preserve"> PAGEREF _Toc225806921 \h </w:instrText>
+              <w:instrText xml:space="preserve"> PAGEREF _Toc225809199 \h </w:instrText>
             </w:r>
             <w:r>
               <w:rPr>
@@ -5639,7 +5643,7 @@
                 <w:noProof/>
                 <w:webHidden/>
               </w:rPr>
-              <w:t>45</w:t>
+              <w:t>46</w:t>
             </w:r>
             <w:r>
               <w:rPr>
@@ -5666,7 +5670,7 @@
               <w14:ligatures w14:val="standardContextual"/>
             </w:rPr>
           </w:pPr>
-          <w:hyperlink w:anchor="_Toc225806922" w:history="1">
+          <w:hyperlink w:anchor="_Toc225809200" w:history="1">
             <w:r>
               <w:rPr>
                 <w:rStyle w:val="Hypertextovodkaz"/>
@@ -5693,7 +5697,7 @@
                 <w:noProof/>
                 <w:webHidden/>
               </w:rPr>
-              <w:instrText xml:space="preserve"> PAGEREF _Toc225806922 \h </w:instrText>
+              <w:instrText xml:space="preserve"> PAGEREF _Toc225809200 \h </w:instrText>
             </w:r>
             <w:r>
               <w:rPr>
@@ -5713,7 +5717,7 @@
                 <w:noProof/>
                 <w:webHidden/>
               </w:rPr>
-              <w:t>45</w:t>
+              <w:t>46</w:t>
             </w:r>
             <w:r>
               <w:rPr>
@@ -5737,7 +5741,7 @@
               <w14:ligatures w14:val="standardContextual"/>
             </w:rPr>
           </w:pPr>
-          <w:hyperlink w:anchor="_Toc225806923" w:history="1">
+          <w:hyperlink w:anchor="_Toc225809201" w:history="1">
             <w:r>
               <w:rPr>
                 <w:rStyle w:val="Hypertextovodkaz"/>
@@ -5764,7 +5768,7 @@
                 <w:noProof/>
                 <w:webHidden/>
               </w:rPr>
-              <w:instrText xml:space="preserve"> PAGEREF _Toc225806923 \h </w:instrText>
+              <w:instrText xml:space="preserve"> PAGEREF _Toc225809201 \h </w:instrText>
             </w:r>
             <w:r>
               <w:rPr>
@@ -5784,7 +5788,7 @@
                 <w:noProof/>
                 <w:webHidden/>
               </w:rPr>
-              <w:t>46</w:t>
+              <w:t>47</w:t>
             </w:r>
             <w:r>
               <w:rPr>
@@ -5811,7 +5815,7 @@
               <w14:ligatures w14:val="standardContextual"/>
             </w:rPr>
           </w:pPr>
-          <w:hyperlink w:anchor="_Toc225806924" w:history="1">
+          <w:hyperlink w:anchor="_Toc225809202" w:history="1">
             <w:r>
               <w:rPr>
                 <w:rStyle w:val="Hypertextovodkaz"/>
@@ -5838,7 +5842,7 @@
                 <w:noProof/>
                 <w:webHidden/>
               </w:rPr>
-              <w:instrText xml:space="preserve"> PAGEREF _Toc225806924 \h </w:instrText>
+              <w:instrText xml:space="preserve"> PAGEREF _Toc225809202 \h </w:instrText>
             </w:r>
             <w:r>
               <w:rPr>
@@ -5858,7 +5862,7 @@
                 <w:noProof/>
                 <w:webHidden/>
               </w:rPr>
-              <w:t>46</w:t>
+              <w:t>47</w:t>
             </w:r>
             <w:r>
               <w:rPr>
@@ -5885,7 +5889,7 @@
               <w14:ligatures w14:val="standardContextual"/>
             </w:rPr>
           </w:pPr>
-          <w:hyperlink w:anchor="_Toc225806925" w:history="1">
+          <w:hyperlink w:anchor="_Toc225809203" w:history="1">
             <w:r>
               <w:rPr>
                 <w:rStyle w:val="Hypertextovodkaz"/>
@@ -5912,7 +5916,7 @@
                 <w:noProof/>
                 <w:webHidden/>
               </w:rPr>
-              <w:instrText xml:space="preserve"> PAGEREF _Toc225806925 \h </w:instrText>
+              <w:instrText xml:space="preserve"> PAGEREF _Toc225809203 \h </w:instrText>
             </w:r>
             <w:r>
               <w:rPr>
@@ -5932,7 +5936,7 @@
                 <w:noProof/>
                 <w:webHidden/>
               </w:rPr>
-              <w:t>47</w:t>
+              <w:t>48</w:t>
             </w:r>
             <w:r>
               <w:rPr>
@@ -5959,7 +5963,7 @@
               <w14:ligatures w14:val="standardContextual"/>
             </w:rPr>
           </w:pPr>
-          <w:hyperlink w:anchor="_Toc225806926" w:history="1">
+          <w:hyperlink w:anchor="_Toc225809204" w:history="1">
             <w:r>
               <w:rPr>
                 <w:rStyle w:val="Hypertextovodkaz"/>
@@ -5986,7 +5990,7 @@
                 <w:noProof/>
                 <w:webHidden/>
               </w:rPr>
-              <w:instrText xml:space="preserve"> PAGEREF _Toc225806926 \h </w:instrText>
+              <w:instrText xml:space="preserve"> PAGEREF _Toc225809204 \h </w:instrText>
             </w:r>
             <w:r>
               <w:rPr>
@@ -6006,7 +6010,7 @@
                 <w:noProof/>
                 <w:webHidden/>
               </w:rPr>
-              <w:t>49</w:t>
+              <w:t>50</w:t>
             </w:r>
             <w:r>
               <w:rPr>
@@ -6030,7 +6034,7 @@
               <w14:ligatures w14:val="standardContextual"/>
             </w:rPr>
           </w:pPr>
-          <w:hyperlink w:anchor="_Toc225806927" w:history="1">
+          <w:hyperlink w:anchor="_Toc225809205" w:history="1">
             <w:r>
               <w:rPr>
                 <w:rStyle w:val="Hypertextovodkaz"/>
@@ -6057,7 +6061,7 @@
                 <w:noProof/>
                 <w:webHidden/>
               </w:rPr>
-              <w:instrText xml:space="preserve"> PAGEREF _Toc225806927 \h </w:instrText>
+              <w:instrText xml:space="preserve"> PAGEREF _Toc225809205 \h </w:instrText>
             </w:r>
             <w:r>
               <w:rPr>
@@ -6077,7 +6081,7 @@
                 <w:noProof/>
                 <w:webHidden/>
               </w:rPr>
-              <w:t>49</w:t>
+              <w:t>50</w:t>
             </w:r>
             <w:r>
               <w:rPr>
@@ -6104,7 +6108,7 @@
               <w14:ligatures w14:val="standardContextual"/>
             </w:rPr>
           </w:pPr>
-          <w:hyperlink w:anchor="_Toc225806928" w:history="1">
+          <w:hyperlink w:anchor="_Toc225809206" w:history="1">
             <w:r>
               <w:rPr>
                 <w:rStyle w:val="Hypertextovodkaz"/>
@@ -6131,7 +6135,7 @@
                 <w:noProof/>
                 <w:webHidden/>
               </w:rPr>
-              <w:instrText xml:space="preserve"> PAGEREF _Toc225806928 \h </w:instrText>
+              <w:instrText xml:space="preserve"> PAGEREF _Toc225809206 \h </w:instrText>
             </w:r>
             <w:r>
               <w:rPr>
@@ -6151,7 +6155,7 @@
                 <w:noProof/>
                 <w:webHidden/>
               </w:rPr>
-              <w:t>49</w:t>
+              <w:t>50</w:t>
             </w:r>
             <w:r>
               <w:rPr>
@@ -6178,7 +6182,7 @@
               <w14:ligatures w14:val="standardContextual"/>
             </w:rPr>
           </w:pPr>
-          <w:hyperlink w:anchor="_Toc225806929" w:history="1">
+          <w:hyperlink w:anchor="_Toc225809207" w:history="1">
             <w:r>
               <w:rPr>
                 <w:rStyle w:val="Hypertextovodkaz"/>
@@ -6205,7 +6209,7 @@
                 <w:noProof/>
                 <w:webHidden/>
               </w:rPr>
-              <w:instrText xml:space="preserve"> PAGEREF _Toc225806929 \h </w:instrText>
+              <w:instrText xml:space="preserve"> PAGEREF _Toc225809207 \h </w:instrText>
             </w:r>
             <w:r>
               <w:rPr>
@@ -6225,7 +6229,7 @@
                 <w:noProof/>
                 <w:webHidden/>
               </w:rPr>
-              <w:t>50</w:t>
+              <w:t>51</w:t>
             </w:r>
             <w:r>
               <w:rPr>
@@ -6249,7 +6253,7 @@
               <w14:ligatures w14:val="standardContextual"/>
             </w:rPr>
           </w:pPr>
-          <w:hyperlink w:anchor="_Toc225806930" w:history="1">
+          <w:hyperlink w:anchor="_Toc225809208" w:history="1">
             <w:r>
               <w:rPr>
                 <w:rStyle w:val="Hypertextovodkaz"/>
@@ -6276,7 +6280,7 @@
                 <w:noProof/>
                 <w:webHidden/>
               </w:rPr>
-              <w:instrText xml:space="preserve"> PAGEREF _Toc225806930 \h </w:instrText>
+              <w:instrText xml:space="preserve"> PAGEREF _Toc225809208 \h </w:instrText>
             </w:r>
             <w:r>
               <w:rPr>
@@ -6296,7 +6300,7 @@
                 <w:noProof/>
                 <w:webHidden/>
               </w:rPr>
-              <w:t>51</w:t>
+              <w:t>52</w:t>
             </w:r>
             <w:r>
               <w:rPr>
@@ -6323,7 +6327,7 @@
               <w14:ligatures w14:val="standardContextual"/>
             </w:rPr>
           </w:pPr>
-          <w:hyperlink w:anchor="_Toc225806931" w:history="1">
+          <w:hyperlink w:anchor="_Toc225809209" w:history="1">
             <w:r>
               <w:rPr>
                 <w:rStyle w:val="Hypertextovodkaz"/>
@@ -6350,7 +6354,7 @@
                 <w:noProof/>
                 <w:webHidden/>
               </w:rPr>
-              <w:instrText xml:space="preserve"> PAGEREF _Toc225806931 \h </w:instrText>
+              <w:instrText xml:space="preserve"> PAGEREF _Toc225809209 \h </w:instrText>
             </w:r>
             <w:r>
               <w:rPr>
@@ -6370,7 +6374,7 @@
                 <w:noProof/>
                 <w:webHidden/>
               </w:rPr>
-              <w:t>51</w:t>
+              <w:t>52</w:t>
             </w:r>
             <w:r>
               <w:rPr>
@@ -6397,7 +6401,7 @@
               <w14:ligatures w14:val="standardContextual"/>
             </w:rPr>
           </w:pPr>
-          <w:hyperlink w:anchor="_Toc225806932" w:history="1">
+          <w:hyperlink w:anchor="_Toc225809210" w:history="1">
             <w:r>
               <w:rPr>
                 <w:rStyle w:val="Hypertextovodkaz"/>
@@ -6424,7 +6428,7 @@
                 <w:noProof/>
                 <w:webHidden/>
               </w:rPr>
-              <w:instrText xml:space="preserve"> PAGEREF _Toc225806932 \h </w:instrText>
+              <w:instrText xml:space="preserve"> PAGEREF _Toc225809210 \h </w:instrText>
             </w:r>
             <w:r>
               <w:rPr>
@@ -6444,7 +6448,7 @@
                 <w:noProof/>
                 <w:webHidden/>
               </w:rPr>
-              <w:t>52</w:t>
+              <w:t>53</w:t>
             </w:r>
             <w:r>
               <w:rPr>
@@ -6468,7 +6472,7 @@
               <w14:ligatures w14:val="standardContextual"/>
             </w:rPr>
           </w:pPr>
-          <w:hyperlink w:anchor="_Toc225806933" w:history="1">
+          <w:hyperlink w:anchor="_Toc225809211" w:history="1">
             <w:r>
               <w:rPr>
                 <w:rStyle w:val="Hypertextovodkaz"/>
@@ -6495,7 +6499,7 @@
                 <w:noProof/>
                 <w:webHidden/>
               </w:rPr>
-              <w:instrText xml:space="preserve"> PAGEREF _Toc225806933 \h </w:instrText>
+              <w:instrText xml:space="preserve"> PAGEREF _Toc225809211 \h </w:instrText>
             </w:r>
             <w:r>
               <w:rPr>
@@ -6515,7 +6519,7 @@
                 <w:noProof/>
                 <w:webHidden/>
               </w:rPr>
-              <w:t>54</w:t>
+              <w:t>55</w:t>
             </w:r>
             <w:r>
               <w:rPr>
@@ -6542,7 +6546,7 @@
               <w14:ligatures w14:val="standardContextual"/>
             </w:rPr>
           </w:pPr>
-          <w:hyperlink w:anchor="_Toc225806934" w:history="1">
+          <w:hyperlink w:anchor="_Toc225809212" w:history="1">
             <w:r>
               <w:rPr>
                 <w:rStyle w:val="Hypertextovodkaz"/>
@@ -6569,7 +6573,7 @@
                 <w:noProof/>
                 <w:webHidden/>
               </w:rPr>
-              <w:instrText xml:space="preserve"> PAGEREF _Toc225806934 \h </w:instrText>
+              <w:instrText xml:space="preserve"> PAGEREF _Toc225809212 \h </w:instrText>
             </w:r>
             <w:r>
               <w:rPr>
@@ -6589,7 +6593,7 @@
                 <w:noProof/>
                 <w:webHidden/>
               </w:rPr>
-              <w:t>54</w:t>
+              <w:t>55</w:t>
             </w:r>
             <w:r>
               <w:rPr>
@@ -6616,7 +6620,7 @@
               <w14:ligatures w14:val="standardContextual"/>
             </w:rPr>
           </w:pPr>
-          <w:hyperlink w:anchor="_Toc225806935" w:history="1">
+          <w:hyperlink w:anchor="_Toc225809213" w:history="1">
             <w:r>
               <w:rPr>
                 <w:rStyle w:val="Hypertextovodkaz"/>
@@ -6643,7 +6647,7 @@
                 <w:noProof/>
                 <w:webHidden/>
               </w:rPr>
-              <w:instrText xml:space="preserve"> PAGEREF _Toc225806935 \h </w:instrText>
+              <w:instrText xml:space="preserve"> PAGEREF _Toc225809213 \h </w:instrText>
             </w:r>
             <w:r>
               <w:rPr>
@@ -6663,7 +6667,7 @@
                 <w:noProof/>
                 <w:webHidden/>
               </w:rPr>
-              <w:t>54</w:t>
+              <w:t>55</w:t>
             </w:r>
             <w:r>
               <w:rPr>
@@ -6690,7 +6694,7 @@
               <w14:ligatures w14:val="standardContextual"/>
             </w:rPr>
           </w:pPr>
-          <w:hyperlink w:anchor="_Toc225806936" w:history="1">
+          <w:hyperlink w:anchor="_Toc225809214" w:history="1">
             <w:r>
               <w:rPr>
                 <w:rStyle w:val="Hypertextovodkaz"/>
@@ -6717,7 +6721,7 @@
                 <w:noProof/>
                 <w:webHidden/>
               </w:rPr>
-              <w:instrText xml:space="preserve"> PAGEREF _Toc225806936 \h </w:instrText>
+              <w:instrText xml:space="preserve"> PAGEREF _Toc225809214 \h </w:instrText>
             </w:r>
             <w:r>
               <w:rPr>
@@ -6737,7 +6741,7 @@
                 <w:noProof/>
                 <w:webHidden/>
               </w:rPr>
-              <w:t>54</w:t>
+              <w:t>56</w:t>
             </w:r>
             <w:r>
               <w:rPr>
@@ -6764,7 +6768,7 @@
               <w14:ligatures w14:val="standardContextual"/>
             </w:rPr>
           </w:pPr>
-          <w:hyperlink w:anchor="_Toc225806937" w:history="1">
+          <w:hyperlink w:anchor="_Toc225809215" w:history="1">
             <w:r>
               <w:rPr>
                 <w:rStyle w:val="Hypertextovodkaz"/>
@@ -6791,7 +6795,7 @@
                 <w:noProof/>
                 <w:webHidden/>
               </w:rPr>
-              <w:instrText xml:space="preserve"> PAGEREF _Toc225806937 \h </w:instrText>
+              <w:instrText xml:space="preserve"> PAGEREF _Toc225809215 \h </w:instrText>
             </w:r>
             <w:r>
               <w:rPr>
@@ -6811,7 +6815,7 @@
                 <w:noProof/>
                 <w:webHidden/>
               </w:rPr>
-              <w:t>56</w:t>
+              <w:t>57</w:t>
             </w:r>
             <w:r>
               <w:rPr>
@@ -6838,7 +6842,7 @@
               <w14:ligatures w14:val="standardContextual"/>
             </w:rPr>
           </w:pPr>
-          <w:hyperlink w:anchor="_Toc225806938" w:history="1">
+          <w:hyperlink w:anchor="_Toc225809216" w:history="1">
             <w:r>
               <w:rPr>
                 <w:rStyle w:val="Hypertextovodkaz"/>
@@ -6865,7 +6869,7 @@
                 <w:noProof/>
                 <w:webHidden/>
               </w:rPr>
-              <w:instrText xml:space="preserve"> PAGEREF _Toc225806938 \h </w:instrText>
+              <w:instrText xml:space="preserve"> PAGEREF _Toc225809216 \h </w:instrText>
             </w:r>
             <w:r>
               <w:rPr>
@@ -6885,7 +6889,7 @@
                 <w:noProof/>
                 <w:webHidden/>
               </w:rPr>
-              <w:t>57</w:t>
+              <w:t>58</w:t>
             </w:r>
             <w:r>
               <w:rPr>
@@ -6912,7 +6916,7 @@
               <w14:ligatures w14:val="standardContextual"/>
             </w:rPr>
           </w:pPr>
-          <w:hyperlink w:anchor="_Toc225806939" w:history="1">
+          <w:hyperlink w:anchor="_Toc225809217" w:history="1">
             <w:r>
               <w:rPr>
                 <w:rStyle w:val="Hypertextovodkaz"/>
@@ -6939,7 +6943,7 @@
                 <w:noProof/>
                 <w:webHidden/>
               </w:rPr>
-              <w:instrText xml:space="preserve"> PAGEREF _Toc225806939 \h </w:instrText>
+              <w:instrText xml:space="preserve"> PAGEREF _Toc225809217 \h </w:instrText>
             </w:r>
             <w:r>
               <w:rPr>
@@ -6959,7 +6963,7 @@
                 <w:noProof/>
                 <w:webHidden/>
               </w:rPr>
-              <w:t>58</w:t>
+              <w:t>59</w:t>
             </w:r>
             <w:r>
               <w:rPr>
@@ -6986,7 +6990,7 @@
               <w14:ligatures w14:val="standardContextual"/>
             </w:rPr>
           </w:pPr>
-          <w:hyperlink w:anchor="_Toc225806940" w:history="1">
+          <w:hyperlink w:anchor="_Toc225809218" w:history="1">
             <w:r>
               <w:rPr>
                 <w:rStyle w:val="Hypertextovodkaz"/>
@@ -7013,7 +7017,7 @@
                 <w:noProof/>
                 <w:webHidden/>
               </w:rPr>
-              <w:instrText xml:space="preserve"> PAGEREF _Toc225806940 \h </w:instrText>
+              <w:instrText xml:space="preserve"> PAGEREF _Toc225809218 \h </w:instrText>
             </w:r>
             <w:r>
               <w:rPr>
@@ -7033,7 +7037,7 @@
                 <w:noProof/>
                 <w:webHidden/>
               </w:rPr>
-              <w:t>58</w:t>
+              <w:t>59</w:t>
             </w:r>
             <w:r>
               <w:rPr>
@@ -7060,7 +7064,7 @@
               <w14:ligatures w14:val="standardContextual"/>
             </w:rPr>
           </w:pPr>
-          <w:hyperlink w:anchor="_Toc225806941" w:history="1">
+          <w:hyperlink w:anchor="_Toc225809219" w:history="1">
             <w:r>
               <w:rPr>
                 <w:rStyle w:val="Hypertextovodkaz"/>
@@ -7087,7 +7091,7 @@
                 <w:noProof/>
                 <w:webHidden/>
               </w:rPr>
-              <w:instrText xml:space="preserve"> PAGEREF _Toc225806941 \h </w:instrText>
+              <w:instrText xml:space="preserve"> PAGEREF _Toc225809219 \h </w:instrText>
             </w:r>
             <w:r>
               <w:rPr>
@@ -7107,7 +7111,7 @@
                 <w:noProof/>
                 <w:webHidden/>
               </w:rPr>
-              <w:t>58</w:t>
+              <w:t>59</w:t>
             </w:r>
             <w:r>
               <w:rPr>
@@ -7134,7 +7138,7 @@
               <w14:ligatures w14:val="standardContextual"/>
             </w:rPr>
           </w:pPr>
-          <w:hyperlink w:anchor="_Toc225806942" w:history="1">
+          <w:hyperlink w:anchor="_Toc225809220" w:history="1">
             <w:r>
               <w:rPr>
                 <w:rStyle w:val="Hypertextovodkaz"/>
@@ -7161,7 +7165,7 @@
                 <w:noProof/>
                 <w:webHidden/>
               </w:rPr>
-              <w:instrText xml:space="preserve"> PAGEREF _Toc225806942 \h </w:instrText>
+              <w:instrText xml:space="preserve"> PAGEREF _Toc225809220 \h </w:instrText>
             </w:r>
             <w:r>
               <w:rPr>
@@ -7181,7 +7185,7 @@
                 <w:noProof/>
                 <w:webHidden/>
               </w:rPr>
-              <w:t>59</w:t>
+              <w:t>60</w:t>
             </w:r>
             <w:r>
               <w:rPr>
@@ -7205,7 +7209,7 @@
               <w14:ligatures w14:val="standardContextual"/>
             </w:rPr>
           </w:pPr>
-          <w:hyperlink w:anchor="_Toc225806943" w:history="1">
+          <w:hyperlink w:anchor="_Toc225809221" w:history="1">
             <w:r>
               <w:rPr>
                 <w:rStyle w:val="Hypertextovodkaz"/>
@@ -7232,7 +7236,7 @@
                 <w:noProof/>
                 <w:webHidden/>
               </w:rPr>
-              <w:instrText xml:space="preserve"> PAGEREF _Toc225806943 \h </w:instrText>
+              <w:instrText xml:space="preserve"> PAGEREF _Toc225809221 \h </w:instrText>
             </w:r>
             <w:r>
               <w:rPr>
@@ -7252,7 +7256,7 @@
                 <w:noProof/>
                 <w:webHidden/>
               </w:rPr>
-              <w:t>60</w:t>
+              <w:t>61</w:t>
             </w:r>
             <w:r>
               <w:rPr>
@@ -7279,7 +7283,7 @@
               <w14:ligatures w14:val="standardContextual"/>
             </w:rPr>
           </w:pPr>
-          <w:hyperlink w:anchor="_Toc225806944" w:history="1">
+          <w:hyperlink w:anchor="_Toc225809222" w:history="1">
             <w:r>
               <w:rPr>
                 <w:rStyle w:val="Hypertextovodkaz"/>
@@ -7306,7 +7310,7 @@
                 <w:noProof/>
                 <w:webHidden/>
               </w:rPr>
-              <w:instrText xml:space="preserve"> PAGEREF _Toc225806944 \h </w:instrText>
+              <w:instrText xml:space="preserve"> PAGEREF _Toc225809222 \h </w:instrText>
             </w:r>
             <w:r>
               <w:rPr>
@@ -7326,7 +7330,7 @@
                 <w:noProof/>
                 <w:webHidden/>
               </w:rPr>
-              <w:t>60</w:t>
+              <w:t>61</w:t>
             </w:r>
             <w:r>
               <w:rPr>
@@ -7353,7 +7357,7 @@
               <w14:ligatures w14:val="standardContextual"/>
             </w:rPr>
           </w:pPr>
-          <w:hyperlink w:anchor="_Toc225806945" w:history="1">
+          <w:hyperlink w:anchor="_Toc225809223" w:history="1">
             <w:r>
               <w:rPr>
                 <w:rStyle w:val="Hypertextovodkaz"/>
@@ -7380,7 +7384,7 @@
                 <w:noProof/>
                 <w:webHidden/>
               </w:rPr>
-              <w:instrText xml:space="preserve"> PAGEREF _Toc225806945 \h </w:instrText>
+              <w:instrText xml:space="preserve"> PAGEREF _Toc225809223 \h </w:instrText>
             </w:r>
             <w:r>
               <w:rPr>
@@ -7400,7 +7404,7 @@
                 <w:noProof/>
                 <w:webHidden/>
               </w:rPr>
-              <w:t>61</w:t>
+              <w:t>62</w:t>
             </w:r>
             <w:r>
               <w:rPr>
@@ -7427,7 +7431,7 @@
               <w14:ligatures w14:val="standardContextual"/>
             </w:rPr>
           </w:pPr>
-          <w:hyperlink w:anchor="_Toc225806946" w:history="1">
+          <w:hyperlink w:anchor="_Toc225809224" w:history="1">
             <w:r>
               <w:rPr>
                 <w:rStyle w:val="Hypertextovodkaz"/>
@@ -7454,7 +7458,7 @@
                 <w:noProof/>
                 <w:webHidden/>
               </w:rPr>
-              <w:instrText xml:space="preserve"> PAGEREF _Toc225806946 \h </w:instrText>
+              <w:instrText xml:space="preserve"> PAGEREF _Toc225809224 \h </w:instrText>
             </w:r>
             <w:r>
               <w:rPr>
@@ -7474,7 +7478,7 @@
                 <w:noProof/>
                 <w:webHidden/>
               </w:rPr>
-              <w:t>61</w:t>
+              <w:t>62</w:t>
             </w:r>
             <w:r>
               <w:rPr>
@@ -7501,7 +7505,7 @@
               <w14:ligatures w14:val="standardContextual"/>
             </w:rPr>
           </w:pPr>
-          <w:hyperlink w:anchor="_Toc225806947" w:history="1">
+          <w:hyperlink w:anchor="_Toc225809225" w:history="1">
             <w:r>
               <w:rPr>
                 <w:rStyle w:val="Hypertextovodkaz"/>
@@ -7528,7 +7532,7 @@
                 <w:noProof/>
                 <w:webHidden/>
               </w:rPr>
-              <w:instrText xml:space="preserve"> PAGEREF _Toc225806947 \h </w:instrText>
+              <w:instrText xml:space="preserve"> PAGEREF _Toc225809225 \h </w:instrText>
             </w:r>
             <w:r>
               <w:rPr>
@@ -7548,7 +7552,7 @@
                 <w:noProof/>
                 <w:webHidden/>
               </w:rPr>
-              <w:t>61</w:t>
+              <w:t>62</w:t>
             </w:r>
             <w:r>
               <w:rPr>
@@ -7575,7 +7579,7 @@
               <w14:ligatures w14:val="standardContextual"/>
             </w:rPr>
           </w:pPr>
-          <w:hyperlink w:anchor="_Toc225806948" w:history="1">
+          <w:hyperlink w:anchor="_Toc225809226" w:history="1">
             <w:r>
               <w:rPr>
                 <w:rStyle w:val="Hypertextovodkaz"/>
@@ -7602,7 +7606,7 @@
                 <w:noProof/>
                 <w:webHidden/>
               </w:rPr>
-              <w:instrText xml:space="preserve"> PAGEREF _Toc225806948 \h </w:instrText>
+              <w:instrText xml:space="preserve"> PAGEREF _Toc225809226 \h </w:instrText>
             </w:r>
             <w:r>
               <w:rPr>
@@ -7622,7 +7626,7 @@
                 <w:noProof/>
                 <w:webHidden/>
               </w:rPr>
-              <w:t>62</w:t>
+              <w:t>63</w:t>
             </w:r>
             <w:r>
               <w:rPr>
@@ -7649,7 +7653,7 @@
               <w14:ligatures w14:val="standardContextual"/>
             </w:rPr>
           </w:pPr>
-          <w:hyperlink w:anchor="_Toc225806949" w:history="1">
+          <w:hyperlink w:anchor="_Toc225809227" w:history="1">
             <w:r>
               <w:rPr>
                 <w:rStyle w:val="Hypertextovodkaz"/>
@@ -7676,7 +7680,7 @@
                 <w:noProof/>
                 <w:webHidden/>
               </w:rPr>
-              <w:instrText xml:space="preserve"> PAGEREF _Toc225806949 \h </w:instrText>
+              <w:instrText xml:space="preserve"> PAGEREF _Toc225809227 \h </w:instrText>
             </w:r>
             <w:r>
               <w:rPr>
@@ -7696,7 +7700,7 @@
                 <w:noProof/>
                 <w:webHidden/>
               </w:rPr>
-              <w:t>62</w:t>
+              <w:t>63</w:t>
             </w:r>
             <w:r>
               <w:rPr>
@@ -7723,7 +7727,7 @@
               <w14:ligatures w14:val="standardContextual"/>
             </w:rPr>
           </w:pPr>
-          <w:hyperlink w:anchor="_Toc225806950" w:history="1">
+          <w:hyperlink w:anchor="_Toc225809228" w:history="1">
             <w:r>
               <w:rPr>
                 <w:rStyle w:val="Hypertextovodkaz"/>
@@ -7750,7 +7754,7 @@
                 <w:noProof/>
                 <w:webHidden/>
               </w:rPr>
-              <w:instrText xml:space="preserve"> PAGEREF _Toc225806950 \h </w:instrText>
+              <w:instrText xml:space="preserve"> PAGEREF _Toc225809228 \h </w:instrText>
             </w:r>
             <w:r>
               <w:rPr>
@@ -7770,7 +7774,7 @@
                 <w:noProof/>
                 <w:webHidden/>
               </w:rPr>
-              <w:t>64</w:t>
+              <w:t>65</w:t>
             </w:r>
             <w:r>
               <w:rPr>
@@ -7794,7 +7798,7 @@
               <w14:ligatures w14:val="standardContextual"/>
             </w:rPr>
           </w:pPr>
-          <w:hyperlink w:anchor="_Toc225806951" w:history="1">
+          <w:hyperlink w:anchor="_Toc225809229" w:history="1">
             <w:r>
               <w:rPr>
                 <w:rStyle w:val="Hypertextovodkaz"/>
@@ -7821,7 +7825,7 @@
                 <w:noProof/>
                 <w:webHidden/>
               </w:rPr>
-              <w:instrText xml:space="preserve"> PAGEREF _Toc225806951 \h </w:instrText>
+              <w:instrText xml:space="preserve"> PAGEREF _Toc225809229 \h </w:instrText>
             </w:r>
             <w:r>
               <w:rPr>
@@ -7841,7 +7845,7 @@
                 <w:noProof/>
                 <w:webHidden/>
               </w:rPr>
-              <w:t>65</w:t>
+              <w:t>66</w:t>
             </w:r>
             <w:r>
               <w:rPr>
@@ -7868,7 +7872,7 @@
               <w14:ligatures w14:val="standardContextual"/>
             </w:rPr>
           </w:pPr>
-          <w:hyperlink w:anchor="_Toc225806952" w:history="1">
+          <w:hyperlink w:anchor="_Toc225809230" w:history="1">
             <w:r>
               <w:rPr>
                 <w:rStyle w:val="Hypertextovodkaz"/>
@@ -7895,7 +7899,7 @@
                 <w:noProof/>
                 <w:webHidden/>
               </w:rPr>
-              <w:instrText xml:space="preserve"> PAGEREF _Toc225806952 \h </w:instrText>
+              <w:instrText xml:space="preserve"> PAGEREF _Toc225809230 \h </w:instrText>
             </w:r>
             <w:r>
               <w:rPr>
@@ -7915,7 +7919,7 @@
                 <w:noProof/>
                 <w:webHidden/>
               </w:rPr>
-              <w:t>65</w:t>
+              <w:t>66</w:t>
             </w:r>
             <w:r>
               <w:rPr>
@@ -7942,7 +7946,7 @@
               <w14:ligatures w14:val="standardContextual"/>
             </w:rPr>
           </w:pPr>
-          <w:hyperlink w:anchor="_Toc225806953" w:history="1">
+          <w:hyperlink w:anchor="_Toc225809231" w:history="1">
             <w:r>
               <w:rPr>
                 <w:rStyle w:val="Hypertextovodkaz"/>
@@ -7969,7 +7973,7 @@
                 <w:noProof/>
                 <w:webHidden/>
               </w:rPr>
-              <w:instrText xml:space="preserve"> PAGEREF _Toc225806953 \h </w:instrText>
+              <w:instrText xml:space="preserve"> PAGEREF _Toc225809231 \h </w:instrText>
             </w:r>
             <w:r>
               <w:rPr>
@@ -7989,7 +7993,7 @@
                 <w:noProof/>
                 <w:webHidden/>
               </w:rPr>
-              <w:t>65</w:t>
+              <w:t>66</w:t>
             </w:r>
             <w:r>
               <w:rPr>
@@ -8016,7 +8020,7 @@
               <w14:ligatures w14:val="standardContextual"/>
             </w:rPr>
           </w:pPr>
-          <w:hyperlink w:anchor="_Toc225806954" w:history="1">
+          <w:hyperlink w:anchor="_Toc225809232" w:history="1">
             <w:r>
               <w:rPr>
                 <w:rStyle w:val="Hypertextovodkaz"/>
@@ -8043,7 +8047,7 @@
                 <w:noProof/>
                 <w:webHidden/>
               </w:rPr>
-              <w:instrText xml:space="preserve"> PAGEREF _Toc225806954 \h </w:instrText>
+              <w:instrText xml:space="preserve"> PAGEREF _Toc225809232 \h </w:instrText>
             </w:r>
             <w:r>
               <w:rPr>
@@ -8063,7 +8067,7 @@
                 <w:noProof/>
                 <w:webHidden/>
               </w:rPr>
-              <w:t>66</w:t>
+              <w:t>67</w:t>
             </w:r>
             <w:r>
               <w:rPr>
@@ -8090,7 +8094,7 @@
               <w14:ligatures w14:val="standardContextual"/>
             </w:rPr>
           </w:pPr>
-          <w:hyperlink w:anchor="_Toc225806955" w:history="1">
+          <w:hyperlink w:anchor="_Toc225809233" w:history="1">
             <w:r>
               <w:rPr>
                 <w:rStyle w:val="Hypertextovodkaz"/>
@@ -8117,7 +8121,7 @@
                 <w:noProof/>
                 <w:webHidden/>
               </w:rPr>
-              <w:instrText xml:space="preserve"> PAGEREF _Toc225806955 \h </w:instrText>
+              <w:instrText xml:space="preserve"> PAGEREF _Toc225809233 \h </w:instrText>
             </w:r>
             <w:r>
               <w:rPr>
@@ -8137,7 +8141,7 @@
                 <w:noProof/>
                 <w:webHidden/>
               </w:rPr>
-              <w:t>67</w:t>
+              <w:t>68</w:t>
             </w:r>
             <w:r>
               <w:rPr>
@@ -8161,7 +8165,7 @@
               <w14:ligatures w14:val="standardContextual"/>
             </w:rPr>
           </w:pPr>
-          <w:hyperlink w:anchor="_Toc225806956" w:history="1">
+          <w:hyperlink w:anchor="_Toc225809234" w:history="1">
             <w:r>
               <w:rPr>
                 <w:rStyle w:val="Hypertextovodkaz"/>
@@ -8188,7 +8192,7 @@
                 <w:noProof/>
                 <w:webHidden/>
               </w:rPr>
-              <w:instrText xml:space="preserve"> PAGEREF _Toc225806956 \h </w:instrText>
+              <w:instrText xml:space="preserve"> PAGEREF _Toc225809234 \h </w:instrText>
             </w:r>
             <w:r>
               <w:rPr>
@@ -8208,7 +8212,7 @@
                 <w:noProof/>
                 <w:webHidden/>
               </w:rPr>
-              <w:t>67</w:t>
+              <w:t>68</w:t>
             </w:r>
             <w:r>
               <w:rPr>
@@ -8235,7 +8239,7 @@
               <w14:ligatures w14:val="standardContextual"/>
             </w:rPr>
           </w:pPr>
-          <w:hyperlink w:anchor="_Toc225806957" w:history="1">
+          <w:hyperlink w:anchor="_Toc225809235" w:history="1">
             <w:r>
               <w:rPr>
                 <w:rStyle w:val="Hypertextovodkaz"/>
@@ -8262,7 +8266,7 @@
                 <w:noProof/>
                 <w:webHidden/>
               </w:rPr>
-              <w:instrText xml:space="preserve"> PAGEREF _Toc225806957 \h </w:instrText>
+              <w:instrText xml:space="preserve"> PAGEREF _Toc225809235 \h </w:instrText>
             </w:r>
             <w:r>
               <w:rPr>
@@ -8282,7 +8286,7 @@
                 <w:noProof/>
                 <w:webHidden/>
               </w:rPr>
-              <w:t>67</w:t>
+              <w:t>68</w:t>
             </w:r>
             <w:r>
               <w:rPr>
@@ -8309,7 +8313,7 @@
               <w14:ligatures w14:val="standardContextual"/>
             </w:rPr>
           </w:pPr>
-          <w:hyperlink w:anchor="_Toc225806958" w:history="1">
+          <w:hyperlink w:anchor="_Toc225809236" w:history="1">
             <w:r>
               <w:rPr>
                 <w:rStyle w:val="Hypertextovodkaz"/>
@@ -8336,7 +8340,7 @@
                 <w:noProof/>
                 <w:webHidden/>
               </w:rPr>
-              <w:instrText xml:space="preserve"> PAGEREF _Toc225806958 \h </w:instrText>
+              <w:instrText xml:space="preserve"> PAGEREF _Toc225809236 \h </w:instrText>
             </w:r>
             <w:r>
               <w:rPr>
@@ -8356,7 +8360,7 @@
                 <w:noProof/>
                 <w:webHidden/>
               </w:rPr>
-              <w:t>67</w:t>
+              <w:t>68</w:t>
             </w:r>
             <w:r>
               <w:rPr>
@@ -8383,7 +8387,7 @@
               <w14:ligatures w14:val="standardContextual"/>
             </w:rPr>
           </w:pPr>
-          <w:hyperlink w:anchor="_Toc225806959" w:history="1">
+          <w:hyperlink w:anchor="_Toc225809237" w:history="1">
             <w:r>
               <w:rPr>
                 <w:rStyle w:val="Hypertextovodkaz"/>
@@ -8410,7 +8414,7 @@
                 <w:noProof/>
                 <w:webHidden/>
               </w:rPr>
-              <w:instrText xml:space="preserve"> PAGEREF _Toc225806959 \h </w:instrText>
+              <w:instrText xml:space="preserve"> PAGEREF _Toc225809237 \h </w:instrText>
             </w:r>
             <w:r>
               <w:rPr>
@@ -8430,7 +8434,7 @@
                 <w:noProof/>
                 <w:webHidden/>
               </w:rPr>
-              <w:t>68</w:t>
+              <w:t>69</w:t>
             </w:r>
             <w:r>
               <w:rPr>
@@ -8457,7 +8461,7 @@
               <w14:ligatures w14:val="standardContextual"/>
             </w:rPr>
           </w:pPr>
-          <w:hyperlink w:anchor="_Toc225806960" w:history="1">
+          <w:hyperlink w:anchor="_Toc225809238" w:history="1">
             <w:r>
               <w:rPr>
                 <w:rStyle w:val="Hypertextovodkaz"/>
@@ -8484,7 +8488,7 @@
                 <w:noProof/>
                 <w:webHidden/>
               </w:rPr>
-              <w:instrText xml:space="preserve"> PAGEREF _Toc225806960 \h </w:instrText>
+              <w:instrText xml:space="preserve"> PAGEREF _Toc225809238 \h </w:instrText>
             </w:r>
             <w:r>
               <w:rPr>
@@ -8504,7 +8508,7 @@
                 <w:noProof/>
                 <w:webHidden/>
               </w:rPr>
-              <w:t>68</w:t>
+              <w:t>69</w:t>
             </w:r>
             <w:r>
               <w:rPr>
@@ -8531,7 +8535,7 @@
               <w14:ligatures w14:val="standardContextual"/>
             </w:rPr>
           </w:pPr>
-          <w:hyperlink w:anchor="_Toc225806961" w:history="1">
+          <w:hyperlink w:anchor="_Toc225809239" w:history="1">
             <w:r>
               <w:rPr>
                 <w:rStyle w:val="Hypertextovodkaz"/>
@@ -8558,7 +8562,7 @@
                 <w:noProof/>
                 <w:webHidden/>
               </w:rPr>
-              <w:instrText xml:space="preserve"> PAGEREF _Toc225806961 \h </w:instrText>
+              <w:instrText xml:space="preserve"> PAGEREF _Toc225809239 \h </w:instrText>
             </w:r>
             <w:r>
               <w:rPr>
@@ -8578,7 +8582,7 @@
                 <w:noProof/>
                 <w:webHidden/>
               </w:rPr>
-              <w:t>69</w:t>
+              <w:t>70</w:t>
             </w:r>
             <w:r>
               <w:rPr>
@@ -8602,7 +8606,7 @@
               <w14:ligatures w14:val="standardContextual"/>
             </w:rPr>
           </w:pPr>
-          <w:hyperlink w:anchor="_Toc225806962" w:history="1">
+          <w:hyperlink w:anchor="_Toc225809240" w:history="1">
             <w:r>
               <w:rPr>
                 <w:rStyle w:val="Hypertextovodkaz"/>
@@ -8629,7 +8633,7 @@
                 <w:noProof/>
                 <w:webHidden/>
               </w:rPr>
-              <w:instrText xml:space="preserve"> PAGEREF _Toc225806962 \h </w:instrText>
+              <w:instrText xml:space="preserve"> PAGEREF _Toc225809240 \h </w:instrText>
             </w:r>
             <w:r>
               <w:rPr>
@@ -8649,7 +8653,7 @@
                 <w:noProof/>
                 <w:webHidden/>
               </w:rPr>
-              <w:t>70</w:t>
+              <w:t>71</w:t>
             </w:r>
             <w:r>
               <w:rPr>
@@ -8676,7 +8680,7 @@
               <w14:ligatures w14:val="standardContextual"/>
             </w:rPr>
           </w:pPr>
-          <w:hyperlink w:anchor="_Toc225806963" w:history="1">
+          <w:hyperlink w:anchor="_Toc225809241" w:history="1">
             <w:r>
               <w:rPr>
                 <w:rStyle w:val="Hypertextovodkaz"/>
@@ -8703,7 +8707,7 @@
                 <w:noProof/>
                 <w:webHidden/>
               </w:rPr>
-              <w:instrText xml:space="preserve"> PAGEREF _Toc225806963 \h </w:instrText>
+              <w:instrText xml:space="preserve"> PAGEREF _Toc225809241 \h </w:instrText>
             </w:r>
             <w:r>
               <w:rPr>
@@ -8723,7 +8727,7 @@
                 <w:noProof/>
                 <w:webHidden/>
               </w:rPr>
-              <w:t>71</w:t>
+              <w:t>72</w:t>
             </w:r>
             <w:r>
               <w:rPr>
@@ -8750,7 +8754,7 @@
               <w14:ligatures w14:val="standardContextual"/>
             </w:rPr>
           </w:pPr>
-          <w:hyperlink w:anchor="_Toc225806964" w:history="1">
+          <w:hyperlink w:anchor="_Toc225809242" w:history="1">
             <w:r>
               <w:rPr>
                 <w:rStyle w:val="Hypertextovodkaz"/>
@@ -8777,7 +8781,7 @@
                 <w:noProof/>
                 <w:webHidden/>
               </w:rPr>
-              <w:instrText xml:space="preserve"> PAGEREF _Toc225806964 \h </w:instrText>
+              <w:instrText xml:space="preserve"> PAGEREF _Toc225809242 \h </w:instrText>
             </w:r>
             <w:r>
               <w:rPr>
@@ -8797,7 +8801,7 @@
                 <w:noProof/>
                 <w:webHidden/>
               </w:rPr>
-              <w:t>71</w:t>
+              <w:t>72</w:t>
             </w:r>
             <w:r>
               <w:rPr>
@@ -8824,7 +8828,7 @@
               <w14:ligatures w14:val="standardContextual"/>
             </w:rPr>
           </w:pPr>
-          <w:hyperlink w:anchor="_Toc225806965" w:history="1">
+          <w:hyperlink w:anchor="_Toc225809243" w:history="1">
             <w:r>
               <w:rPr>
                 <w:rStyle w:val="Hypertextovodkaz"/>
@@ -8851,7 +8855,7 @@
                 <w:noProof/>
                 <w:webHidden/>
               </w:rPr>
-              <w:instrText xml:space="preserve"> PAGEREF _Toc225806965 \h </w:instrText>
+              <w:instrText xml:space="preserve"> PAGEREF _Toc225809243 \h </w:instrText>
             </w:r>
             <w:r>
               <w:rPr>
@@ -8871,7 +8875,7 @@
                 <w:noProof/>
                 <w:webHidden/>
               </w:rPr>
-              <w:t>72</w:t>
+              <w:t>73</w:t>
             </w:r>
             <w:r>
               <w:rPr>
@@ -8898,7 +8902,7 @@
               <w14:ligatures w14:val="standardContextual"/>
             </w:rPr>
           </w:pPr>
-          <w:hyperlink w:anchor="_Toc225806966" w:history="1">
+          <w:hyperlink w:anchor="_Toc225809244" w:history="1">
             <w:r>
               <w:rPr>
                 <w:rStyle w:val="Hypertextovodkaz"/>
@@ -8925,7 +8929,7 @@
                 <w:noProof/>
                 <w:webHidden/>
               </w:rPr>
-              <w:instrText xml:space="preserve"> PAGEREF _Toc225806966 \h </w:instrText>
+              <w:instrText xml:space="preserve"> PAGEREF _Toc225809244 \h </w:instrText>
             </w:r>
             <w:r>
               <w:rPr>
@@ -8945,7 +8949,7 @@
                 <w:noProof/>
                 <w:webHidden/>
               </w:rPr>
-              <w:t>72</w:t>
+              <w:t>73</w:t>
             </w:r>
             <w:r>
               <w:rPr>
@@ -8969,7 +8973,7 @@
               <w14:ligatures w14:val="standardContextual"/>
             </w:rPr>
           </w:pPr>
-          <w:hyperlink w:anchor="_Toc225806967" w:history="1">
+          <w:hyperlink w:anchor="_Toc225809245" w:history="1">
             <w:r>
               <w:rPr>
                 <w:rStyle w:val="Hypertextovodkaz"/>
@@ -8996,7 +9000,7 @@
                 <w:noProof/>
                 <w:webHidden/>
               </w:rPr>
-              <w:instrText xml:space="preserve"> PAGEREF _Toc225806967 \h </w:instrText>
+              <w:instrText xml:space="preserve"> PAGEREF _Toc225809245 \h </w:instrText>
             </w:r>
             <w:r>
               <w:rPr>
@@ -9016,7 +9020,7 @@
                 <w:noProof/>
                 <w:webHidden/>
               </w:rPr>
-              <w:t>73</w:t>
+              <w:t>74</w:t>
             </w:r>
             <w:r>
               <w:rPr>
@@ -9040,7 +9044,7 @@
               <w14:ligatures w14:val="standardContextual"/>
             </w:rPr>
           </w:pPr>
-          <w:hyperlink w:anchor="_Toc225806968" w:history="1">
+          <w:hyperlink w:anchor="_Toc225809246" w:history="1">
             <w:r>
               <w:rPr>
                 <w:rStyle w:val="Hypertextovodkaz"/>
@@ -9067,7 +9071,7 @@
                 <w:noProof/>
                 <w:webHidden/>
               </w:rPr>
-              <w:instrText xml:space="preserve"> PAGEREF _Toc225806968 \h </w:instrText>
+              <w:instrText xml:space="preserve"> PAGEREF _Toc225809246 \h </w:instrText>
             </w:r>
             <w:r>
               <w:rPr>
@@ -9087,7 +9091,7 @@
                 <w:noProof/>
                 <w:webHidden/>
               </w:rPr>
-              <w:t>76</w:t>
+              <w:t>77</w:t>
             </w:r>
             <w:r>
               <w:rPr>
@@ -9111,7 +9115,7 @@
               <w14:ligatures w14:val="standardContextual"/>
             </w:rPr>
           </w:pPr>
-          <w:hyperlink w:anchor="_Toc225806969" w:history="1">
+          <w:hyperlink w:anchor="_Toc225809247" w:history="1">
             <w:r>
               <w:rPr>
                 <w:rStyle w:val="Hypertextovodkaz"/>
@@ -9138,7 +9142,7 @@
                 <w:noProof/>
                 <w:webHidden/>
               </w:rPr>
-              <w:instrText xml:space="preserve"> PAGEREF _Toc225806969 \h </w:instrText>
+              <w:instrText xml:space="preserve"> PAGEREF _Toc225809247 \h </w:instrText>
             </w:r>
             <w:r>
               <w:rPr>
@@ -9158,7 +9162,7 @@
                 <w:noProof/>
                 <w:webHidden/>
               </w:rPr>
-              <w:t>77</w:t>
+              <w:t>78</w:t>
             </w:r>
             <w:r>
               <w:rPr>
@@ -9182,7 +9186,7 @@
               <w14:ligatures w14:val="standardContextual"/>
             </w:rPr>
           </w:pPr>
-          <w:hyperlink w:anchor="_Toc225806970" w:history="1">
+          <w:hyperlink w:anchor="_Toc225809248" w:history="1">
             <w:r>
               <w:rPr>
                 <w:rStyle w:val="Hypertextovodkaz"/>
@@ -9209,7 +9213,7 @@
                 <w:noProof/>
                 <w:webHidden/>
               </w:rPr>
-              <w:instrText xml:space="preserve"> PAGEREF _Toc225806970 \h </w:instrText>
+              <w:instrText xml:space="preserve"> PAGEREF _Toc225809248 \h </w:instrText>
             </w:r>
             <w:r>
               <w:rPr>
@@ -9229,7 +9233,7 @@
                 <w:noProof/>
                 <w:webHidden/>
               </w:rPr>
-              <w:t>78</w:t>
+              <w:t>79</w:t>
             </w:r>
             <w:r>
               <w:rPr>
@@ -9253,7 +9257,7 @@
               <w14:ligatures w14:val="standardContextual"/>
             </w:rPr>
           </w:pPr>
-          <w:hyperlink w:anchor="_Toc225806971" w:history="1">
+          <w:hyperlink w:anchor="_Toc225809249" w:history="1">
             <w:r>
               <w:rPr>
                 <w:rStyle w:val="Hypertextovodkaz"/>
@@ -9280,7 +9284,7 @@
                 <w:noProof/>
                 <w:webHidden/>
               </w:rPr>
-              <w:instrText xml:space="preserve"> PAGEREF _Toc225806971 \h </w:instrText>
+              <w:instrText xml:space="preserve"> PAGEREF _Toc225809249 \h </w:instrText>
             </w:r>
             <w:r>
               <w:rPr>
@@ -9300,7 +9304,7 @@
                 <w:noProof/>
                 <w:webHidden/>
               </w:rPr>
-              <w:t>79</w:t>
+              <w:t>80</w:t>
             </w:r>
             <w:r>
               <w:rPr>
@@ -9352,22 +9356,22 @@
       <w:pPr>
         <w:pStyle w:val="Nadpis1"/>
       </w:pPr>
-      <w:bookmarkStart w:id="13" w:name="_Toc273654863"/>
-      <w:bookmarkStart w:id="14" w:name="_Toc273656890"/>
-      <w:bookmarkStart w:id="15" w:name="_Toc273657208"/>
-      <w:bookmarkStart w:id="16" w:name="_Toc491955731"/>
-      <w:bookmarkStart w:id="17" w:name="_Toc225696600"/>
-      <w:bookmarkStart w:id="18" w:name="_Toc225806866"/>
+      <w:bookmarkStart w:id="15" w:name="_Toc273654863"/>
+      <w:bookmarkStart w:id="16" w:name="_Toc273656890"/>
+      <w:bookmarkStart w:id="17" w:name="_Toc273657208"/>
+      <w:bookmarkStart w:id="18" w:name="_Toc491955731"/>
+      <w:bookmarkStart w:id="19" w:name="_Toc225696600"/>
+      <w:bookmarkStart w:id="20" w:name="_Toc225809144"/>
       <w:r>
         <w:lastRenderedPageBreak/>
         <w:t>ÚVOD</w:t>
       </w:r>
-      <w:bookmarkEnd w:id="13"/>
-      <w:bookmarkEnd w:id="14"/>
       <w:bookmarkEnd w:id="15"/>
       <w:bookmarkEnd w:id="16"/>
       <w:bookmarkEnd w:id="17"/>
       <w:bookmarkEnd w:id="18"/>
+      <w:bookmarkEnd w:id="19"/>
+      <w:bookmarkEnd w:id="20"/>
     </w:p>
     <w:p>
       <w:r>
@@ -9414,14 +9418,14 @@
           <w:numId w:val="7"/>
         </w:numPr>
       </w:pPr>
-      <w:bookmarkStart w:id="19" w:name="_Toc225696601"/>
-      <w:bookmarkStart w:id="20" w:name="_Toc225806867"/>
+      <w:bookmarkStart w:id="21" w:name="_Toc225696601"/>
+      <w:bookmarkStart w:id="22" w:name="_Toc225809145"/>
       <w:r>
         <w:lastRenderedPageBreak/>
         <w:t>Historie a kontext</w:t>
       </w:r>
-      <w:bookmarkEnd w:id="19"/>
-      <w:bookmarkEnd w:id="20"/>
+      <w:bookmarkEnd w:id="21"/>
+      <w:bookmarkEnd w:id="22"/>
     </w:p>
     <w:p>
       <w:pPr>
@@ -9434,16 +9438,16 @@
           <w:lang w:val="cs-CZ"/>
         </w:rPr>
       </w:pPr>
-      <w:bookmarkStart w:id="21" w:name="_Toc225696602"/>
-      <w:bookmarkStart w:id="22" w:name="_Toc225806868"/>
+      <w:bookmarkStart w:id="23" w:name="_Toc225696602"/>
+      <w:bookmarkStart w:id="24" w:name="_Toc225809146"/>
       <w:r>
         <w:rPr>
           <w:lang w:val="cs-CZ"/>
         </w:rPr>
         <w:t>Vývoj bezhotovostních platebních systémů</w:t>
       </w:r>
-      <w:bookmarkEnd w:id="21"/>
-      <w:bookmarkEnd w:id="22"/>
+      <w:bookmarkEnd w:id="23"/>
+      <w:bookmarkEnd w:id="24"/>
     </w:p>
     <w:p>
       <w:r>
@@ -9527,8 +9531,8 @@
           <w:numId w:val="7"/>
         </w:numPr>
       </w:pPr>
-      <w:bookmarkStart w:id="23" w:name="_Toc225696603"/>
-      <w:bookmarkStart w:id="24" w:name="_Toc225806869"/>
+      <w:bookmarkStart w:id="25" w:name="_Toc225696603"/>
+      <w:bookmarkStart w:id="26" w:name="_Toc225809147"/>
       <w:proofErr w:type="spellStart"/>
       <w:r>
         <w:t>Webové</w:t>
@@ -9553,8 +9557,8 @@
       <w:r>
         <w:t xml:space="preserve"> role</w:t>
       </w:r>
-      <w:bookmarkEnd w:id="23"/>
-      <w:bookmarkEnd w:id="24"/>
+      <w:bookmarkEnd w:id="25"/>
+      <w:bookmarkEnd w:id="26"/>
     </w:p>
     <w:p>
       <w:r>
@@ -9636,8 +9640,8 @@
           <w:numId w:val="7"/>
         </w:numPr>
       </w:pPr>
-      <w:bookmarkStart w:id="25" w:name="_Toc225696604"/>
-      <w:bookmarkStart w:id="26" w:name="_Toc225806870"/>
+      <w:bookmarkStart w:id="27" w:name="_Toc225696604"/>
+      <w:bookmarkStart w:id="28" w:name="_Toc225809148"/>
       <w:r>
         <w:t xml:space="preserve">RFID a NFC </w:t>
       </w:r>
@@ -9645,8 +9649,8 @@
       <w:r>
         <w:t>technologie</w:t>
       </w:r>
-      <w:bookmarkEnd w:id="25"/>
-      <w:bookmarkEnd w:id="26"/>
+      <w:bookmarkEnd w:id="27"/>
+      <w:bookmarkEnd w:id="28"/>
       <w:proofErr w:type="spellEnd"/>
     </w:p>
     <w:p>
@@ -9751,13 +9755,13 @@
           <w:numId w:val="7"/>
         </w:numPr>
       </w:pPr>
-      <w:bookmarkStart w:id="27" w:name="_Toc225696605"/>
-      <w:bookmarkStart w:id="28" w:name="_Toc225806871"/>
+      <w:bookmarkStart w:id="29" w:name="_Toc225696605"/>
+      <w:bookmarkStart w:id="30" w:name="_Toc225809149"/>
       <w:r>
         <w:t>Teoretická východiska</w:t>
       </w:r>
-      <w:bookmarkEnd w:id="27"/>
-      <w:bookmarkEnd w:id="28"/>
+      <w:bookmarkEnd w:id="29"/>
+      <w:bookmarkEnd w:id="30"/>
     </w:p>
     <w:p>
       <w:pPr>
@@ -9767,8 +9771,8 @@
           <w:numId w:val="7"/>
         </w:numPr>
       </w:pPr>
-      <w:bookmarkStart w:id="29" w:name="_Toc225696606"/>
-      <w:bookmarkStart w:id="30" w:name="_Toc225806872"/>
+      <w:bookmarkStart w:id="31" w:name="_Toc225696606"/>
+      <w:bookmarkStart w:id="32" w:name="_Toc225809150"/>
       <w:proofErr w:type="spellStart"/>
       <w:r>
         <w:t>Architektura</w:t>
@@ -9789,8 +9793,8 @@
       <w:r>
         <w:t>aplikací</w:t>
       </w:r>
-      <w:bookmarkEnd w:id="29"/>
-      <w:bookmarkEnd w:id="30"/>
+      <w:bookmarkEnd w:id="31"/>
+      <w:bookmarkEnd w:id="32"/>
       <w:proofErr w:type="spellEnd"/>
     </w:p>
     <w:p>
@@ -9898,8 +9902,8 @@
           <w:numId w:val="7"/>
         </w:numPr>
       </w:pPr>
-      <w:bookmarkStart w:id="31" w:name="_Toc225696607"/>
-      <w:bookmarkStart w:id="32" w:name="_Toc225806873"/>
+      <w:bookmarkStart w:id="33" w:name="_Toc225696607"/>
+      <w:bookmarkStart w:id="34" w:name="_Toc225809151"/>
       <w:r>
         <w:t xml:space="preserve">REST API a </w:t>
       </w:r>
@@ -9919,8 +9923,8 @@
       <w:r>
         <w:t>-server</w:t>
       </w:r>
-      <w:bookmarkEnd w:id="31"/>
-      <w:bookmarkEnd w:id="32"/>
+      <w:bookmarkEnd w:id="33"/>
+      <w:bookmarkEnd w:id="34"/>
     </w:p>
     <w:p>
       <w:pPr>
@@ -10291,8 +10295,8 @@
           <w:numId w:val="7"/>
         </w:numPr>
       </w:pPr>
-      <w:bookmarkStart w:id="33" w:name="_Toc225696608"/>
-      <w:bookmarkStart w:id="34" w:name="_Toc225806874"/>
+      <w:bookmarkStart w:id="35" w:name="_Toc225696608"/>
+      <w:bookmarkStart w:id="36" w:name="_Toc225809152"/>
       <w:proofErr w:type="spellStart"/>
       <w:r>
         <w:t>Relační</w:t>
@@ -10321,8 +10325,8 @@
       <w:r>
         <w:t>zpracování</w:t>
       </w:r>
-      <w:bookmarkEnd w:id="33"/>
-      <w:bookmarkEnd w:id="34"/>
+      <w:bookmarkEnd w:id="35"/>
+      <w:bookmarkEnd w:id="36"/>
       <w:proofErr w:type="spellEnd"/>
     </w:p>
     <w:p>
@@ -10840,8 +10844,8 @@
           <w:numId w:val="7"/>
         </w:numPr>
       </w:pPr>
-      <w:bookmarkStart w:id="35" w:name="_Toc225696609"/>
-      <w:bookmarkStart w:id="36" w:name="_Toc225806875"/>
+      <w:bookmarkStart w:id="37" w:name="_Toc225696609"/>
+      <w:bookmarkStart w:id="38" w:name="_Toc225809153"/>
       <w:r>
         <w:t xml:space="preserve">Soft-delete </w:t>
       </w:r>
@@ -10849,8 +10853,8 @@
       <w:r>
         <w:t>vzor</w:t>
       </w:r>
-      <w:bookmarkEnd w:id="35"/>
-      <w:bookmarkEnd w:id="36"/>
+      <w:bookmarkEnd w:id="37"/>
+      <w:bookmarkEnd w:id="38"/>
       <w:proofErr w:type="spellEnd"/>
     </w:p>
     <w:p>
@@ -11056,8 +11060,8 @@
           <w:numId w:val="7"/>
         </w:numPr>
       </w:pPr>
-      <w:bookmarkStart w:id="37" w:name="_Toc225696610"/>
-      <w:bookmarkStart w:id="38" w:name="_Toc225806876"/>
+      <w:bookmarkStart w:id="39" w:name="_Toc225696610"/>
+      <w:bookmarkStart w:id="40" w:name="_Toc225809154"/>
       <w:r>
         <w:t xml:space="preserve">Idempotence v </w:t>
       </w:r>
@@ -11073,8 +11077,8 @@
       <w:r>
         <w:t>komunikaci</w:t>
       </w:r>
-      <w:bookmarkEnd w:id="37"/>
-      <w:bookmarkEnd w:id="38"/>
+      <w:bookmarkEnd w:id="39"/>
+      <w:bookmarkEnd w:id="40"/>
       <w:proofErr w:type="spellEnd"/>
     </w:p>
     <w:p>
@@ -11146,8 +11150,8 @@
           <w:numId w:val="7"/>
         </w:numPr>
       </w:pPr>
-      <w:bookmarkStart w:id="39" w:name="_Toc225696611"/>
-      <w:bookmarkStart w:id="40" w:name="_Toc225806877"/>
+      <w:bookmarkStart w:id="41" w:name="_Toc225696611"/>
+      <w:bookmarkStart w:id="42" w:name="_Toc225809155"/>
       <w:proofErr w:type="spellStart"/>
       <w:r>
         <w:t>Zamykání</w:t>
@@ -11168,8 +11172,8 @@
       <w:r>
         <w:t>přístup</w:t>
       </w:r>
-      <w:bookmarkEnd w:id="39"/>
-      <w:bookmarkEnd w:id="40"/>
+      <w:bookmarkEnd w:id="41"/>
+      <w:bookmarkEnd w:id="42"/>
       <w:proofErr w:type="spellEnd"/>
     </w:p>
     <w:p>
@@ -11309,16 +11313,16 @@
           <w:numId w:val="7"/>
         </w:numPr>
       </w:pPr>
-      <w:bookmarkStart w:id="41" w:name="_Toc225696612"/>
-      <w:bookmarkStart w:id="42" w:name="_Toc225806878"/>
+      <w:bookmarkStart w:id="43" w:name="_Toc225696612"/>
+      <w:bookmarkStart w:id="44" w:name="_Toc225809156"/>
       <w:r>
         <w:t>Použité</w:t>
       </w:r>
       <w:r>
         <w:t xml:space="preserve"> technologie a nástroje</w:t>
       </w:r>
-      <w:bookmarkEnd w:id="41"/>
-      <w:bookmarkEnd w:id="42"/>
+      <w:bookmarkEnd w:id="43"/>
+      <w:bookmarkEnd w:id="44"/>
     </w:p>
     <w:p>
       <w:pPr>
@@ -11328,13 +11332,13 @@
           <w:numId w:val="7"/>
         </w:numPr>
       </w:pPr>
-      <w:bookmarkStart w:id="43" w:name="_Toc225696613"/>
-      <w:bookmarkStart w:id="44" w:name="_Toc225806879"/>
+      <w:bookmarkStart w:id="45" w:name="_Toc225696613"/>
+      <w:bookmarkStart w:id="46" w:name="_Toc225809157"/>
       <w:r>
         <w:t>Python</w:t>
       </w:r>
-      <w:bookmarkEnd w:id="43"/>
-      <w:bookmarkEnd w:id="44"/>
+      <w:bookmarkEnd w:id="45"/>
+      <w:bookmarkEnd w:id="46"/>
     </w:p>
     <w:p>
       <w:pPr>
@@ -11494,14 +11498,14 @@
           <w:numId w:val="7"/>
         </w:numPr>
       </w:pPr>
-      <w:bookmarkStart w:id="45" w:name="_Toc225696614"/>
-      <w:bookmarkStart w:id="46" w:name="_Toc225806880"/>
+      <w:bookmarkStart w:id="47" w:name="_Toc225696614"/>
+      <w:bookmarkStart w:id="48" w:name="_Toc225809158"/>
       <w:r>
         <w:lastRenderedPageBreak/>
         <w:t>Flask</w:t>
       </w:r>
-      <w:bookmarkEnd w:id="45"/>
-      <w:bookmarkEnd w:id="46"/>
+      <w:bookmarkEnd w:id="47"/>
+      <w:bookmarkEnd w:id="48"/>
     </w:p>
     <w:p>
       <w:proofErr w:type="spellStart"/>
@@ -11616,13 +11620,13 @@
           <w:numId w:val="7"/>
         </w:numPr>
       </w:pPr>
-      <w:bookmarkStart w:id="47" w:name="_Toc225696615"/>
-      <w:bookmarkStart w:id="48" w:name="_Toc225806881"/>
+      <w:bookmarkStart w:id="49" w:name="_Toc225696615"/>
+      <w:bookmarkStart w:id="50" w:name="_Toc225809159"/>
       <w:r>
         <w:t>PostgreSQL</w:t>
       </w:r>
-      <w:bookmarkEnd w:id="47"/>
-      <w:bookmarkEnd w:id="48"/>
+      <w:bookmarkEnd w:id="49"/>
+      <w:bookmarkEnd w:id="50"/>
     </w:p>
     <w:p>
       <w:proofErr w:type="spellStart"/>
@@ -12205,13 +12209,13 @@
           <w:numId w:val="7"/>
         </w:numPr>
       </w:pPr>
-      <w:bookmarkStart w:id="49" w:name="_Toc225696616"/>
-      <w:bookmarkStart w:id="50" w:name="_Toc225806882"/>
+      <w:bookmarkStart w:id="51" w:name="_Toc225696616"/>
+      <w:bookmarkStart w:id="52" w:name="_Toc225809160"/>
       <w:r>
         <w:t>JavaScript a Web Serial API</w:t>
       </w:r>
-      <w:bookmarkEnd w:id="49"/>
-      <w:bookmarkEnd w:id="50"/>
+      <w:bookmarkEnd w:id="51"/>
+      <w:bookmarkEnd w:id="52"/>
     </w:p>
     <w:p>
       <w:r>
@@ -12344,8 +12348,8 @@
           <w:numId w:val="7"/>
         </w:numPr>
       </w:pPr>
-      <w:bookmarkStart w:id="51" w:name="_Toc225696617"/>
-      <w:bookmarkStart w:id="52" w:name="_Toc225806883"/>
+      <w:bookmarkStart w:id="53" w:name="_Toc225696617"/>
+      <w:bookmarkStart w:id="54" w:name="_Toc225809161"/>
       <w:proofErr w:type="spellStart"/>
       <w:r>
         <w:t>Další</w:t>
@@ -12366,8 +12370,8 @@
       <w:r>
         <w:t>knihovny</w:t>
       </w:r>
-      <w:bookmarkEnd w:id="51"/>
-      <w:bookmarkEnd w:id="52"/>
+      <w:bookmarkEnd w:id="53"/>
+      <w:bookmarkEnd w:id="54"/>
       <w:proofErr w:type="spellEnd"/>
     </w:p>
     <w:p>
@@ -12997,16 +13001,16 @@
           <w:numId w:val="7"/>
         </w:numPr>
       </w:pPr>
-      <w:bookmarkStart w:id="53" w:name="_Toc225696618"/>
-      <w:bookmarkStart w:id="54" w:name="_Toc225806884"/>
+      <w:bookmarkStart w:id="55" w:name="_Toc225696618"/>
+      <w:bookmarkStart w:id="56" w:name="_Toc225809162"/>
       <w:r>
         <w:t>Bezpečnostní</w:t>
       </w:r>
       <w:r>
         <w:t xml:space="preserve"> aspekty</w:t>
       </w:r>
-      <w:bookmarkEnd w:id="53"/>
-      <w:bookmarkEnd w:id="54"/>
+      <w:bookmarkEnd w:id="55"/>
+      <w:bookmarkEnd w:id="56"/>
     </w:p>
     <w:p>
       <w:pPr>
@@ -13016,8 +13020,8 @@
           <w:numId w:val="7"/>
         </w:numPr>
       </w:pPr>
-      <w:bookmarkStart w:id="55" w:name="_Toc225696619"/>
-      <w:bookmarkStart w:id="56" w:name="_Toc225806885"/>
+      <w:bookmarkStart w:id="57" w:name="_Toc225696619"/>
+      <w:bookmarkStart w:id="58" w:name="_Toc225809163"/>
       <w:proofErr w:type="spellStart"/>
       <w:r>
         <w:t>Autentizace</w:t>
@@ -13038,8 +13042,8 @@
       <w:r>
         <w:t>hesel</w:t>
       </w:r>
-      <w:bookmarkEnd w:id="55"/>
-      <w:bookmarkEnd w:id="56"/>
+      <w:bookmarkEnd w:id="57"/>
+      <w:bookmarkEnd w:id="58"/>
       <w:proofErr w:type="spellEnd"/>
     </w:p>
     <w:p>
@@ -13136,8 +13140,8 @@
           <w:numId w:val="7"/>
         </w:numPr>
       </w:pPr>
-      <w:bookmarkStart w:id="57" w:name="_Toc225696620"/>
-      <w:bookmarkStart w:id="58" w:name="_Toc225806886"/>
+      <w:bookmarkStart w:id="59" w:name="_Toc225696620"/>
+      <w:bookmarkStart w:id="60" w:name="_Toc225809164"/>
       <w:proofErr w:type="spellStart"/>
       <w:r>
         <w:t>Správa</w:t>
@@ -13146,8 +13150,8 @@
       <w:r>
         <w:t xml:space="preserve"> sessions</w:t>
       </w:r>
-      <w:bookmarkEnd w:id="57"/>
-      <w:bookmarkEnd w:id="58"/>
+      <w:bookmarkEnd w:id="59"/>
+      <w:bookmarkEnd w:id="60"/>
     </w:p>
     <w:p>
       <w:r>
@@ -13435,8 +13439,8 @@
           <w:numId w:val="7"/>
         </w:numPr>
       </w:pPr>
-      <w:bookmarkStart w:id="59" w:name="_Toc225696621"/>
-      <w:bookmarkStart w:id="60" w:name="_Toc225806887"/>
+      <w:bookmarkStart w:id="61" w:name="_Toc225696621"/>
+      <w:bookmarkStart w:id="62" w:name="_Toc225809165"/>
       <w:proofErr w:type="spellStart"/>
       <w:r>
         <w:t>Ochrana</w:t>
@@ -13465,8 +13469,8 @@
       <w:r>
         <w:t>útokům</w:t>
       </w:r>
-      <w:bookmarkEnd w:id="59"/>
-      <w:bookmarkEnd w:id="60"/>
+      <w:bookmarkEnd w:id="61"/>
+      <w:bookmarkEnd w:id="62"/>
       <w:proofErr w:type="spellEnd"/>
     </w:p>
     <w:p>
@@ -13825,8 +13829,8 @@
           <w:numId w:val="7"/>
         </w:numPr>
       </w:pPr>
-      <w:bookmarkStart w:id="61" w:name="_Toc225696622"/>
-      <w:bookmarkStart w:id="62" w:name="_Toc225806888"/>
+      <w:bookmarkStart w:id="63" w:name="_Toc225696622"/>
+      <w:bookmarkStart w:id="64" w:name="_Toc225809166"/>
       <w:proofErr w:type="spellStart"/>
       <w:r>
         <w:t>Zabezpečení</w:t>
@@ -13847,8 +13851,8 @@
       <w:r>
         <w:t>operací</w:t>
       </w:r>
-      <w:bookmarkEnd w:id="61"/>
-      <w:bookmarkEnd w:id="62"/>
+      <w:bookmarkEnd w:id="63"/>
+      <w:bookmarkEnd w:id="64"/>
       <w:proofErr w:type="spellEnd"/>
     </w:p>
     <w:p>
@@ -14002,16 +14006,16 @@
           <w:numId w:val="7"/>
         </w:numPr>
       </w:pPr>
-      <w:bookmarkStart w:id="63" w:name="_Toc225696623"/>
-      <w:bookmarkStart w:id="64" w:name="_Toc225806889"/>
+      <w:bookmarkStart w:id="65" w:name="_Toc225696623"/>
+      <w:bookmarkStart w:id="66" w:name="_Toc225809167"/>
       <w:r>
         <w:t>Shrnutí</w:t>
       </w:r>
       <w:r>
         <w:t xml:space="preserve"> teoretické části a přechod k praktické části</w:t>
       </w:r>
-      <w:bookmarkEnd w:id="63"/>
-      <w:bookmarkEnd w:id="64"/>
+      <w:bookmarkEnd w:id="65"/>
+      <w:bookmarkEnd w:id="66"/>
     </w:p>
     <w:p>
       <w:r>
@@ -14067,14 +14071,14 @@
       <w:pPr>
         <w:pStyle w:val="Nadpis1"/>
       </w:pPr>
-      <w:bookmarkStart w:id="65" w:name="_Toc225696624"/>
-      <w:bookmarkStart w:id="66" w:name="_Toc225806890"/>
+      <w:bookmarkStart w:id="67" w:name="_Toc225696624"/>
+      <w:bookmarkStart w:id="68" w:name="_Toc225809168"/>
       <w:r>
         <w:lastRenderedPageBreak/>
         <w:t>PRAKTICKÁ ČÁST</w:t>
       </w:r>
-      <w:bookmarkEnd w:id="65"/>
-      <w:bookmarkEnd w:id="66"/>
+      <w:bookmarkEnd w:id="67"/>
+      <w:bookmarkEnd w:id="68"/>
     </w:p>
     <w:p>
       <w:pPr>
@@ -14084,13 +14088,13 @@
           <w:numId w:val="7"/>
         </w:numPr>
       </w:pPr>
-      <w:bookmarkStart w:id="67" w:name="_Toc225696625"/>
-      <w:bookmarkStart w:id="68" w:name="_Toc225806891"/>
+      <w:bookmarkStart w:id="69" w:name="_Toc225696625"/>
+      <w:bookmarkStart w:id="70" w:name="_Toc225809169"/>
       <w:r>
         <w:t>Cíle práce a zadání</w:t>
       </w:r>
-      <w:bookmarkEnd w:id="67"/>
-      <w:bookmarkEnd w:id="68"/>
+      <w:bookmarkEnd w:id="69"/>
+      <w:bookmarkEnd w:id="70"/>
     </w:p>
     <w:p>
       <w:pPr>
@@ -14100,14 +14104,14 @@
           <w:numId w:val="7"/>
         </w:numPr>
       </w:pPr>
-      <w:bookmarkStart w:id="69" w:name="_Toc225696626"/>
-      <w:bookmarkStart w:id="70" w:name="_Toc225806892"/>
+      <w:bookmarkStart w:id="71" w:name="_Toc225696626"/>
+      <w:bookmarkStart w:id="72" w:name="_Toc225809170"/>
       <w:proofErr w:type="spellStart"/>
       <w:r>
         <w:t>Zadání</w:t>
       </w:r>
-      <w:bookmarkEnd w:id="69"/>
-      <w:bookmarkEnd w:id="70"/>
+      <w:bookmarkEnd w:id="71"/>
+      <w:bookmarkEnd w:id="72"/>
       <w:proofErr w:type="spellEnd"/>
     </w:p>
     <w:p>
@@ -14139,8 +14143,8 @@
           <w:numId w:val="7"/>
         </w:numPr>
       </w:pPr>
-      <w:bookmarkStart w:id="71" w:name="_Toc225696627"/>
-      <w:bookmarkStart w:id="72" w:name="_Toc225806893"/>
+      <w:bookmarkStart w:id="73" w:name="_Toc225696627"/>
+      <w:bookmarkStart w:id="74" w:name="_Toc225809171"/>
       <w:proofErr w:type="spellStart"/>
       <w:r>
         <w:t>Hlavní</w:t>
@@ -14153,8 +14157,8 @@
       <w:r>
         <w:t>cíl</w:t>
       </w:r>
-      <w:bookmarkEnd w:id="71"/>
-      <w:bookmarkEnd w:id="72"/>
+      <w:bookmarkEnd w:id="73"/>
+      <w:bookmarkEnd w:id="74"/>
       <w:proofErr w:type="spellEnd"/>
     </w:p>
     <w:p>
@@ -14178,8 +14182,8 @@
           <w:numId w:val="7"/>
         </w:numPr>
       </w:pPr>
-      <w:bookmarkStart w:id="73" w:name="_Toc225696628"/>
-      <w:bookmarkStart w:id="74" w:name="_Toc225806894"/>
+      <w:bookmarkStart w:id="75" w:name="_Toc225696628"/>
+      <w:bookmarkStart w:id="76" w:name="_Toc225809172"/>
       <w:proofErr w:type="spellStart"/>
       <w:r>
         <w:t>Dílčí</w:t>
@@ -14192,8 +14196,8 @@
       <w:r>
         <w:t>cíle</w:t>
       </w:r>
-      <w:bookmarkEnd w:id="73"/>
-      <w:bookmarkEnd w:id="74"/>
+      <w:bookmarkEnd w:id="75"/>
+      <w:bookmarkEnd w:id="76"/>
       <w:proofErr w:type="spellEnd"/>
     </w:p>
     <w:p>
@@ -14814,14 +14818,14 @@
           <w:numId w:val="7"/>
         </w:numPr>
       </w:pPr>
-      <w:bookmarkStart w:id="75" w:name="_Toc225696629"/>
-      <w:bookmarkStart w:id="76" w:name="_Toc225806895"/>
+      <w:bookmarkStart w:id="77" w:name="_Toc225696629"/>
+      <w:bookmarkStart w:id="78" w:name="_Toc225809173"/>
       <w:r>
         <w:lastRenderedPageBreak/>
         <w:t>Architektura systému</w:t>
       </w:r>
-      <w:bookmarkEnd w:id="75"/>
-      <w:bookmarkEnd w:id="76"/>
+      <w:bookmarkEnd w:id="77"/>
+      <w:bookmarkEnd w:id="78"/>
     </w:p>
     <w:p>
       <w:pPr>
@@ -15020,13 +15024,13 @@
           <w:numId w:val="7"/>
         </w:numPr>
       </w:pPr>
-      <w:bookmarkStart w:id="77" w:name="_Toc225696630"/>
-      <w:bookmarkStart w:id="78" w:name="_Toc225806896"/>
+      <w:bookmarkStart w:id="79" w:name="_Toc225696630"/>
+      <w:bookmarkStart w:id="80" w:name="_Toc225809174"/>
       <w:r>
         <w:t>Prerekvizity a instalace</w:t>
       </w:r>
-      <w:bookmarkEnd w:id="77"/>
-      <w:bookmarkEnd w:id="78"/>
+      <w:bookmarkEnd w:id="79"/>
+      <w:bookmarkEnd w:id="80"/>
     </w:p>
     <w:p>
       <w:pPr>
@@ -15036,8 +15040,8 @@
           <w:numId w:val="7"/>
         </w:numPr>
       </w:pPr>
-      <w:bookmarkStart w:id="79" w:name="_Toc225696631"/>
-      <w:bookmarkStart w:id="80" w:name="_Toc225806897"/>
+      <w:bookmarkStart w:id="81" w:name="_Toc225696631"/>
+      <w:bookmarkStart w:id="82" w:name="_Toc225809175"/>
       <w:proofErr w:type="spellStart"/>
       <w:r>
         <w:t>Systémové</w:t>
@@ -15050,8 +15054,8 @@
       <w:r>
         <w:t>požadavky</w:t>
       </w:r>
-      <w:bookmarkEnd w:id="79"/>
-      <w:bookmarkEnd w:id="80"/>
+      <w:bookmarkEnd w:id="81"/>
+      <w:bookmarkEnd w:id="82"/>
       <w:proofErr w:type="spellEnd"/>
     </w:p>
     <w:p>
@@ -15353,6 +15357,9 @@
       <w:r>
         <w:t>)</w:t>
       </w:r>
+      <w:r>
+        <w:t>.</w:t>
+      </w:r>
     </w:p>
     <w:p>
       <w:pPr>
@@ -15426,90 +15433,93 @@
         <w:t xml:space="preserve"> port</w:t>
       </w:r>
       <w:r>
+        <w:t xml:space="preserve"> </w:t>
+      </w:r>
+      <w:r>
+        <w:t>(</w:t>
+      </w:r>
+      <w:proofErr w:type="spellStart"/>
+      <w:r>
+        <w:t>pokud</w:t>
+      </w:r>
+      <w:proofErr w:type="spellEnd"/>
+      <w:r>
+        <w:t xml:space="preserve"> </w:t>
+      </w:r>
+      <w:proofErr w:type="spellStart"/>
+      <w:r>
+        <w:t>čtečka</w:t>
+      </w:r>
+      <w:proofErr w:type="spellEnd"/>
+      <w:r>
+        <w:t xml:space="preserve"> </w:t>
+      </w:r>
+      <w:proofErr w:type="spellStart"/>
+      <w:r>
+        <w:t>zároveň</w:t>
+      </w:r>
+      <w:proofErr w:type="spellEnd"/>
+      <w:r>
+        <w:t xml:space="preserve"> </w:t>
+      </w:r>
+      <w:proofErr w:type="spellStart"/>
+      <w:r>
+        <w:t>komunikuje</w:t>
+      </w:r>
+      <w:proofErr w:type="spellEnd"/>
+      <w:r>
+        <w:t xml:space="preserve"> </w:t>
+      </w:r>
+      <w:proofErr w:type="spellStart"/>
+      <w:r>
+        <w:t>jinými</w:t>
+      </w:r>
+      <w:proofErr w:type="spellEnd"/>
+      <w:r>
+        <w:t xml:space="preserve"> </w:t>
+      </w:r>
+      <w:proofErr w:type="spellStart"/>
+      <w:r>
+        <w:t>způsoby</w:t>
+      </w:r>
+      <w:proofErr w:type="spellEnd"/>
+      <w:r>
+        <w:t xml:space="preserve">, </w:t>
+      </w:r>
+      <w:proofErr w:type="spellStart"/>
+      <w:r>
+        <w:t>bude</w:t>
+      </w:r>
+      <w:proofErr w:type="spellEnd"/>
+      <w:r>
+        <w:t xml:space="preserve"> je </w:t>
+      </w:r>
+      <w:proofErr w:type="spellStart"/>
+      <w:r>
+        <w:t>nejspíš</w:t>
+      </w:r>
+      <w:proofErr w:type="spellEnd"/>
+      <w:r>
+        <w:t xml:space="preserve"> </w:t>
+      </w:r>
+      <w:proofErr w:type="spellStart"/>
+      <w:r>
+        <w:t>nutné</w:t>
+      </w:r>
+      <w:proofErr w:type="spellEnd"/>
+      <w:r>
+        <w:t xml:space="preserve"> </w:t>
+      </w:r>
+      <w:proofErr w:type="spellStart"/>
+      <w:r>
+        <w:t>vypnout</w:t>
+      </w:r>
+      <w:proofErr w:type="spellEnd"/>
+      <w:r>
+        <w:t>)</w:t>
+      </w:r>
+      <w:r>
         <w:t>.</w:t>
-      </w:r>
-      <w:r>
-        <w:t xml:space="preserve"> (</w:t>
-      </w:r>
-      <w:proofErr w:type="spellStart"/>
-      <w:r>
-        <w:t>jestli</w:t>
-      </w:r>
-      <w:proofErr w:type="spellEnd"/>
-      <w:r>
-        <w:t xml:space="preserve"> </w:t>
-      </w:r>
-      <w:proofErr w:type="spellStart"/>
-      <w:r>
-        <w:t>čtečka</w:t>
-      </w:r>
-      <w:proofErr w:type="spellEnd"/>
-      <w:r>
-        <w:t xml:space="preserve"> </w:t>
-      </w:r>
-      <w:proofErr w:type="spellStart"/>
-      <w:r>
-        <w:t>zároveň</w:t>
-      </w:r>
-      <w:proofErr w:type="spellEnd"/>
-      <w:r>
-        <w:t xml:space="preserve"> </w:t>
-      </w:r>
-      <w:proofErr w:type="spellStart"/>
-      <w:r>
-        <w:t>komunikuje</w:t>
-      </w:r>
-      <w:proofErr w:type="spellEnd"/>
-      <w:r>
-        <w:t xml:space="preserve"> </w:t>
-      </w:r>
-      <w:proofErr w:type="spellStart"/>
-      <w:r>
-        <w:t>jinými</w:t>
-      </w:r>
-      <w:proofErr w:type="spellEnd"/>
-      <w:r>
-        <w:t xml:space="preserve"> </w:t>
-      </w:r>
-      <w:proofErr w:type="spellStart"/>
-      <w:r>
-        <w:t>způsoby</w:t>
-      </w:r>
-      <w:proofErr w:type="spellEnd"/>
-      <w:r>
-        <w:t xml:space="preserve">, </w:t>
-      </w:r>
-      <w:proofErr w:type="spellStart"/>
-      <w:r>
-        <w:t>bude</w:t>
-      </w:r>
-      <w:proofErr w:type="spellEnd"/>
-      <w:r>
-        <w:t xml:space="preserve"> je </w:t>
-      </w:r>
-      <w:proofErr w:type="spellStart"/>
-      <w:r>
-        <w:t>nejspíš</w:t>
-      </w:r>
-      <w:proofErr w:type="spellEnd"/>
-      <w:r>
-        <w:t xml:space="preserve"> </w:t>
-      </w:r>
-      <w:proofErr w:type="spellStart"/>
-      <w:r>
-        <w:t>nutné</w:t>
-      </w:r>
-      <w:proofErr w:type="spellEnd"/>
-      <w:r>
-        <w:t xml:space="preserve"> </w:t>
-      </w:r>
-      <w:proofErr w:type="spellStart"/>
-      <w:r>
-        <w:t>vypnout</w:t>
-      </w:r>
-      <w:proofErr w:type="spellEnd"/>
-      <w:r>
-        <w:t>)</w:t>
       </w:r>
     </w:p>
     <w:p>
@@ -15559,8 +15569,8 @@
           <w:numId w:val="7"/>
         </w:numPr>
       </w:pPr>
-      <w:bookmarkStart w:id="81" w:name="_Toc225696632"/>
-      <w:bookmarkStart w:id="82" w:name="_Toc225806898"/>
+      <w:bookmarkStart w:id="83" w:name="_Toc225696632"/>
+      <w:bookmarkStart w:id="84" w:name="_Toc225809176"/>
       <w:proofErr w:type="spellStart"/>
       <w:r>
         <w:t>Instalace</w:t>
@@ -15573,8 +15583,8 @@
       <w:r>
         <w:t>spuštění</w:t>
       </w:r>
-      <w:bookmarkEnd w:id="81"/>
-      <w:bookmarkEnd w:id="82"/>
+      <w:bookmarkEnd w:id="83"/>
+      <w:bookmarkEnd w:id="84"/>
       <w:proofErr w:type="spellEnd"/>
     </w:p>
     <w:p>
@@ -17865,14 +17875,14 @@
           <w:numId w:val="7"/>
         </w:numPr>
       </w:pPr>
-      <w:bookmarkStart w:id="83" w:name="_Toc225696633"/>
-      <w:bookmarkStart w:id="84" w:name="_Toc225806899"/>
+      <w:bookmarkStart w:id="85" w:name="_Toc225696633"/>
+      <w:bookmarkStart w:id="86" w:name="_Toc225809177"/>
       <w:proofErr w:type="spellStart"/>
       <w:r>
         <w:t>Konfigurace</w:t>
       </w:r>
-      <w:bookmarkEnd w:id="83"/>
-      <w:bookmarkEnd w:id="84"/>
+      <w:bookmarkEnd w:id="85"/>
+      <w:bookmarkEnd w:id="86"/>
       <w:proofErr w:type="spellEnd"/>
     </w:p>
     <w:p>
@@ -18006,8 +18016,8 @@
           <w:numId w:val="7"/>
         </w:numPr>
       </w:pPr>
-      <w:bookmarkStart w:id="85" w:name="_Toc225696634"/>
-      <w:bookmarkStart w:id="86" w:name="_Toc225806900"/>
+      <w:bookmarkStart w:id="87" w:name="_Toc225696634"/>
+      <w:bookmarkStart w:id="88" w:name="_Toc225809178"/>
       <w:proofErr w:type="spellStart"/>
       <w:r>
         <w:t>P</w:t>
@@ -18031,8 +18041,8 @@
       <w:r>
         <w:t>položek</w:t>
       </w:r>
-      <w:bookmarkEnd w:id="85"/>
-      <w:bookmarkEnd w:id="86"/>
+      <w:bookmarkEnd w:id="87"/>
+      <w:bookmarkEnd w:id="88"/>
       <w:proofErr w:type="spellEnd"/>
     </w:p>
     <w:p>
@@ -22735,13 +22745,13 @@
           <w:numId w:val="7"/>
         </w:numPr>
       </w:pPr>
-      <w:bookmarkStart w:id="87" w:name="_Toc225696635"/>
-      <w:bookmarkStart w:id="88" w:name="_Toc225806901"/>
+      <w:bookmarkStart w:id="89" w:name="_Toc225696635"/>
+      <w:bookmarkStart w:id="90" w:name="_Toc225809179"/>
       <w:r>
         <w:t>Databáze a její rozvržení</w:t>
       </w:r>
-      <w:bookmarkEnd w:id="87"/>
-      <w:bookmarkEnd w:id="88"/>
+      <w:bookmarkEnd w:id="89"/>
+      <w:bookmarkEnd w:id="90"/>
     </w:p>
     <w:p>
       <w:pPr>
@@ -22751,8 +22761,8 @@
           <w:numId w:val="7"/>
         </w:numPr>
       </w:pPr>
-      <w:bookmarkStart w:id="89" w:name="_Toc225696636"/>
-      <w:bookmarkStart w:id="90" w:name="_Toc225806902"/>
+      <w:bookmarkStart w:id="91" w:name="_Toc225696636"/>
+      <w:bookmarkStart w:id="92" w:name="_Toc225809180"/>
       <w:proofErr w:type="spellStart"/>
       <w:r>
         <w:t>Schéma</w:t>
@@ -22765,8 +22775,8 @@
       <w:r>
         <w:t>databáze</w:t>
       </w:r>
-      <w:bookmarkEnd w:id="89"/>
-      <w:bookmarkEnd w:id="90"/>
+      <w:bookmarkEnd w:id="91"/>
+      <w:bookmarkEnd w:id="92"/>
       <w:proofErr w:type="spellEnd"/>
     </w:p>
     <w:p>
@@ -23702,8 +23712,8 @@
       <w:pPr>
         <w:pStyle w:val="Titulek"/>
       </w:pPr>
-      <w:bookmarkStart w:id="91" w:name="_Ref225334229"/>
-      <w:bookmarkStart w:id="92" w:name="_Ref225334220"/>
+      <w:bookmarkStart w:id="93" w:name="_Ref225334220"/>
+      <w:bookmarkStart w:id="94" w:name="_Ref225334229"/>
       <w:r>
         <w:t xml:space="preserve">Obrázek </w:t>
       </w:r>
@@ -23725,16 +23735,16 @@
       <w:r>
         <w:fldChar w:fldCharType="end"/>
       </w:r>
-      <w:bookmarkEnd w:id="92"/>
-      <w:r>
-        <w:t xml:space="preserve"> </w:t>
-      </w:r>
-      <w:bookmarkStart w:id="93" w:name="_Ref225359548"/>
+      <w:bookmarkEnd w:id="93"/>
+      <w:r>
+        <w:t xml:space="preserve"> </w:t>
+      </w:r>
+      <w:bookmarkStart w:id="95" w:name="_Ref225359548"/>
       <w:r>
         <w:t>– ER diagram databáze</w:t>
       </w:r>
-      <w:bookmarkEnd w:id="91"/>
-      <w:bookmarkEnd w:id="93"/>
+      <w:bookmarkEnd w:id="94"/>
+      <w:bookmarkEnd w:id="95"/>
       <w:r>
         <w:br/>
       </w:r>
@@ -23750,8 +23760,8 @@
           <w:numId w:val="7"/>
         </w:numPr>
       </w:pPr>
-      <w:bookmarkStart w:id="94" w:name="_Toc225696637"/>
-      <w:bookmarkStart w:id="95" w:name="_Toc225806903"/>
+      <w:bookmarkStart w:id="96" w:name="_Toc225696637"/>
+      <w:bookmarkStart w:id="97" w:name="_Toc225809181"/>
       <w:proofErr w:type="spellStart"/>
       <w:r>
         <w:t>Triggery</w:t>
@@ -23772,8 +23782,8 @@
       <w:r>
         <w:t>omezení</w:t>
       </w:r>
-      <w:bookmarkEnd w:id="94"/>
-      <w:bookmarkEnd w:id="95"/>
+      <w:bookmarkEnd w:id="96"/>
+      <w:bookmarkEnd w:id="97"/>
       <w:proofErr w:type="spellEnd"/>
     </w:p>
     <w:p>
@@ -24415,14 +24425,14 @@
           <w:numId w:val="7"/>
         </w:numPr>
       </w:pPr>
-      <w:bookmarkStart w:id="96" w:name="_Toc225696638"/>
-      <w:bookmarkStart w:id="97" w:name="_Toc225806904"/>
+      <w:bookmarkStart w:id="98" w:name="_Toc225696638"/>
+      <w:bookmarkStart w:id="99" w:name="_Toc225809182"/>
       <w:proofErr w:type="spellStart"/>
       <w:r>
         <w:t>Indexy</w:t>
       </w:r>
-      <w:bookmarkEnd w:id="96"/>
-      <w:bookmarkEnd w:id="97"/>
+      <w:bookmarkEnd w:id="98"/>
+      <w:bookmarkEnd w:id="99"/>
       <w:proofErr w:type="spellEnd"/>
     </w:p>
     <w:p>
@@ -25042,14 +25052,14 @@
           <w:numId w:val="7"/>
         </w:numPr>
       </w:pPr>
-      <w:bookmarkStart w:id="98" w:name="_Toc225696639"/>
-      <w:bookmarkStart w:id="99" w:name="_Toc225806905"/>
+      <w:bookmarkStart w:id="100" w:name="_Toc225696639"/>
+      <w:bookmarkStart w:id="101" w:name="_Toc225809183"/>
       <w:r>
         <w:lastRenderedPageBreak/>
         <w:t>Způsob programování a využití nástrojů</w:t>
       </w:r>
-      <w:bookmarkEnd w:id="98"/>
-      <w:bookmarkEnd w:id="99"/>
+      <w:bookmarkEnd w:id="100"/>
+      <w:bookmarkEnd w:id="101"/>
     </w:p>
     <w:p>
       <w:pPr>
@@ -25059,8 +25069,8 @@
           <w:numId w:val="7"/>
         </w:numPr>
       </w:pPr>
-      <w:bookmarkStart w:id="100" w:name="_Toc225696640"/>
-      <w:bookmarkStart w:id="101" w:name="_Toc225806906"/>
+      <w:bookmarkStart w:id="102" w:name="_Toc225696640"/>
+      <w:bookmarkStart w:id="103" w:name="_Toc225809184"/>
       <w:proofErr w:type="spellStart"/>
       <w:r>
         <w:t>Struktura</w:t>
@@ -25081,8 +25091,8 @@
       <w:r>
         <w:t>blueprinty</w:t>
       </w:r>
-      <w:bookmarkEnd w:id="100"/>
-      <w:bookmarkEnd w:id="101"/>
+      <w:bookmarkEnd w:id="102"/>
+      <w:bookmarkEnd w:id="103"/>
       <w:proofErr w:type="spellEnd"/>
     </w:p>
     <w:p>
@@ -27169,8 +27179,8 @@
           <w:numId w:val="7"/>
         </w:numPr>
       </w:pPr>
-      <w:bookmarkStart w:id="102" w:name="_Toc225696641"/>
-      <w:bookmarkStart w:id="103" w:name="_Toc225806907"/>
+      <w:bookmarkStart w:id="104" w:name="_Toc225696641"/>
+      <w:bookmarkStart w:id="105" w:name="_Toc225809185"/>
       <w:proofErr w:type="spellStart"/>
       <w:r>
         <w:t>Připojení</w:t>
@@ -27195,8 +27205,8 @@
       <w:r>
         <w:t xml:space="preserve"> a connection pool</w:t>
       </w:r>
-      <w:bookmarkEnd w:id="102"/>
-      <w:bookmarkEnd w:id="103"/>
+      <w:bookmarkEnd w:id="104"/>
+      <w:bookmarkEnd w:id="105"/>
     </w:p>
     <w:p>
       <w:r>
@@ -30021,8 +30031,8 @@
           <w:numId w:val="7"/>
         </w:numPr>
       </w:pPr>
-      <w:bookmarkStart w:id="104" w:name="_Toc225696642"/>
-      <w:bookmarkStart w:id="105" w:name="_Toc225806908"/>
+      <w:bookmarkStart w:id="106" w:name="_Toc225696642"/>
+      <w:bookmarkStart w:id="107" w:name="_Toc225809186"/>
       <w:proofErr w:type="spellStart"/>
       <w:r>
         <w:t>Serverové</w:t>
@@ -30031,8 +30041,8 @@
       <w:r>
         <w:t xml:space="preserve"> sessions v PostgreSQL</w:t>
       </w:r>
-      <w:bookmarkEnd w:id="104"/>
-      <w:bookmarkEnd w:id="105"/>
+      <w:bookmarkEnd w:id="106"/>
+      <w:bookmarkEnd w:id="107"/>
     </w:p>
     <w:p>
       <w:r>
@@ -30375,8 +30385,8 @@
           <w:numId w:val="7"/>
         </w:numPr>
       </w:pPr>
-      <w:bookmarkStart w:id="106" w:name="_Toc225696643"/>
-      <w:bookmarkStart w:id="107" w:name="_Toc225806909"/>
+      <w:bookmarkStart w:id="108" w:name="_Toc225696643"/>
+      <w:bookmarkStart w:id="109" w:name="_Toc225809187"/>
       <w:proofErr w:type="spellStart"/>
       <w:r>
         <w:t>Zpracování</w:t>
@@ -30405,8 +30415,8 @@
       <w:r>
         <w:t>výjimky</w:t>
       </w:r>
-      <w:bookmarkEnd w:id="106"/>
-      <w:bookmarkEnd w:id="107"/>
+      <w:bookmarkEnd w:id="108"/>
+      <w:bookmarkEnd w:id="109"/>
       <w:proofErr w:type="spellEnd"/>
     </w:p>
     <w:p>
@@ -31801,8 +31811,8 @@
           <w:numId w:val="7"/>
         </w:numPr>
       </w:pPr>
-      <w:bookmarkStart w:id="108" w:name="_Toc225696644"/>
-      <w:bookmarkStart w:id="109" w:name="_Toc225806910"/>
+      <w:bookmarkStart w:id="110" w:name="_Toc225696644"/>
+      <w:bookmarkStart w:id="111" w:name="_Toc225809188"/>
       <w:proofErr w:type="spellStart"/>
       <w:r>
         <w:t>Generátor</w:t>
@@ -31819,8 +31829,8 @@
       <w:r>
         <w:t xml:space="preserve"> (Query Builder)</w:t>
       </w:r>
-      <w:bookmarkEnd w:id="108"/>
-      <w:bookmarkEnd w:id="109"/>
+      <w:bookmarkEnd w:id="110"/>
+      <w:bookmarkEnd w:id="111"/>
     </w:p>
     <w:p>
       <w:r>
@@ -32324,8 +32334,8 @@
           <w:numId w:val="7"/>
         </w:numPr>
       </w:pPr>
-      <w:bookmarkStart w:id="110" w:name="_Toc225696645"/>
-      <w:bookmarkStart w:id="111" w:name="_Toc225806911"/>
+      <w:bookmarkStart w:id="112" w:name="_Toc225696645"/>
+      <w:bookmarkStart w:id="113" w:name="_Toc225809189"/>
       <w:proofErr w:type="spellStart"/>
       <w:r>
         <w:lastRenderedPageBreak/>
@@ -32347,8 +32357,8 @@
       <w:r>
         <w:t>tabulek</w:t>
       </w:r>
-      <w:bookmarkEnd w:id="110"/>
-      <w:bookmarkEnd w:id="111"/>
+      <w:bookmarkEnd w:id="112"/>
+      <w:bookmarkEnd w:id="113"/>
       <w:proofErr w:type="spellEnd"/>
     </w:p>
     <w:p>
@@ -32683,13 +32693,13 @@
           <w:numId w:val="7"/>
         </w:numPr>
       </w:pPr>
-      <w:bookmarkStart w:id="112" w:name="_Toc225696646"/>
-      <w:bookmarkStart w:id="113" w:name="_Toc225806912"/>
+      <w:bookmarkStart w:id="114" w:name="_Toc225696646"/>
+      <w:bookmarkStart w:id="115" w:name="_Toc225809190"/>
       <w:r>
         <w:t>Práva přístupu</w:t>
       </w:r>
-      <w:bookmarkEnd w:id="112"/>
-      <w:bookmarkEnd w:id="113"/>
+      <w:bookmarkEnd w:id="114"/>
+      <w:bookmarkEnd w:id="115"/>
     </w:p>
     <w:p>
       <w:pPr>
@@ -32699,8 +32709,8 @@
           <w:numId w:val="7"/>
         </w:numPr>
       </w:pPr>
-      <w:bookmarkStart w:id="114" w:name="_Toc225696647"/>
-      <w:bookmarkStart w:id="115" w:name="_Toc225806913"/>
+      <w:bookmarkStart w:id="116" w:name="_Toc225696647"/>
+      <w:bookmarkStart w:id="117" w:name="_Toc225809191"/>
       <w:proofErr w:type="spellStart"/>
       <w:r>
         <w:t>Hierarchie</w:t>
@@ -32713,8 +32723,8 @@
       <w:r>
         <w:t>rolí</w:t>
       </w:r>
-      <w:bookmarkEnd w:id="114"/>
-      <w:bookmarkEnd w:id="115"/>
+      <w:bookmarkEnd w:id="116"/>
+      <w:bookmarkEnd w:id="117"/>
       <w:proofErr w:type="spellEnd"/>
     </w:p>
     <w:p>
@@ -32762,7 +32772,7 @@
         <w:pStyle w:val="Titulek"/>
         <w:keepNext/>
       </w:pPr>
-      <w:bookmarkStart w:id="116" w:name="_Ref225360318"/>
+      <w:bookmarkStart w:id="118" w:name="_Ref225360318"/>
       <w:r>
         <w:lastRenderedPageBreak/>
         <w:t xml:space="preserve">Tabulka </w:t>
@@ -32785,16 +32795,13 @@
       <w:r>
         <w:fldChar w:fldCharType="end"/>
       </w:r>
-      <w:bookmarkEnd w:id="116"/>
+      <w:bookmarkEnd w:id="118"/>
       <w:r>
         <w:t xml:space="preserve"> – Přehled rolí a jejich oprávnění</w:t>
       </w:r>
-    </w:p>
-    <w:p>
-      <w:pPr>
-        <w:pStyle w:val="Titulek"/>
-        <w:keepNext/>
-      </w:pPr>
+      <w:r>
+        <w:br/>
+      </w:r>
       <w:r>
         <w:t>Zdroj: vlastní zpracování</w:t>
       </w:r>
@@ -33085,8 +33092,8 @@
           <w:numId w:val="7"/>
         </w:numPr>
       </w:pPr>
-      <w:bookmarkStart w:id="117" w:name="_Toc225696648"/>
-      <w:bookmarkStart w:id="118" w:name="_Toc225806914"/>
+      <w:bookmarkStart w:id="119" w:name="_Toc225696648"/>
+      <w:bookmarkStart w:id="120" w:name="_Toc225809192"/>
       <w:proofErr w:type="spellStart"/>
       <w:r>
         <w:t>Vynucování</w:t>
@@ -33099,8 +33106,8 @@
       <w:r>
         <w:t>oprávnění</w:t>
       </w:r>
-      <w:bookmarkEnd w:id="117"/>
-      <w:bookmarkEnd w:id="118"/>
+      <w:bookmarkEnd w:id="119"/>
+      <w:bookmarkEnd w:id="120"/>
       <w:proofErr w:type="spellEnd"/>
     </w:p>
     <w:p>
@@ -33546,8 +33553,8 @@
           <w:numId w:val="7"/>
         </w:numPr>
       </w:pPr>
-      <w:bookmarkStart w:id="119" w:name="_Toc225696649"/>
-      <w:bookmarkStart w:id="120" w:name="_Toc225806915"/>
+      <w:bookmarkStart w:id="121" w:name="_Toc225696649"/>
+      <w:bookmarkStart w:id="122" w:name="_Toc225809193"/>
       <w:proofErr w:type="spellStart"/>
       <w:r>
         <w:t>Vzájemná</w:t>
@@ -33568,8 +33575,8 @@
       <w:r>
         <w:t>rolí</w:t>
       </w:r>
-      <w:bookmarkEnd w:id="119"/>
-      <w:bookmarkEnd w:id="120"/>
+      <w:bookmarkEnd w:id="121"/>
+      <w:bookmarkEnd w:id="122"/>
       <w:proofErr w:type="spellEnd"/>
     </w:p>
     <w:p>
@@ -33624,13 +33631,13 @@
           <w:numId w:val="7"/>
         </w:numPr>
       </w:pPr>
-      <w:bookmarkStart w:id="121" w:name="_Toc225696650"/>
-      <w:bookmarkStart w:id="122" w:name="_Toc225806916"/>
+      <w:bookmarkStart w:id="123" w:name="_Toc225696650"/>
+      <w:bookmarkStart w:id="124" w:name="_Toc225809194"/>
       <w:r>
         <w:t>Čtení karet pomocí čteček</w:t>
       </w:r>
-      <w:bookmarkEnd w:id="121"/>
-      <w:bookmarkEnd w:id="122"/>
+      <w:bookmarkEnd w:id="123"/>
+      <w:bookmarkEnd w:id="124"/>
     </w:p>
     <w:p>
       <w:pPr>
@@ -33640,8 +33647,8 @@
           <w:numId w:val="7"/>
         </w:numPr>
       </w:pPr>
-      <w:bookmarkStart w:id="123" w:name="_Toc225696651"/>
-      <w:bookmarkStart w:id="124" w:name="_Toc225806917"/>
+      <w:bookmarkStart w:id="125" w:name="_Toc225696651"/>
+      <w:bookmarkStart w:id="126" w:name="_Toc225809195"/>
       <w:proofErr w:type="spellStart"/>
       <w:r>
         <w:t>Komunikace</w:t>
@@ -33658,8 +33665,8 @@
       <w:r>
         <w:t xml:space="preserve"> Web Serial API</w:t>
       </w:r>
-      <w:bookmarkEnd w:id="123"/>
-      <w:bookmarkEnd w:id="124"/>
+      <w:bookmarkEnd w:id="125"/>
+      <w:bookmarkEnd w:id="126"/>
     </w:p>
     <w:p>
       <w:r>
@@ -34194,6 +34201,7 @@
     <w:p>
       <w:pPr>
         <w:pStyle w:val="kd"/>
+        <w:keepNext/>
         <w:rPr>
           <w:color w:val="3B3B3B"/>
         </w:rPr>
@@ -34202,6 +34210,7 @@
         <w:rPr>
           <w:color w:val="0000FF"/>
         </w:rPr>
+        <w:lastRenderedPageBreak/>
         <w:t>async</w:t>
       </w:r>
       <w:r>
@@ -34282,7 +34291,6 @@
         <w:rPr>
           <w:color w:val="3B3B3B"/>
         </w:rPr>
-        <w:lastRenderedPageBreak/>
         <w:t xml:space="preserve">  </w:t>
       </w:r>
       <w:r>
@@ -34319,6 +34327,24 @@
           <w:color w:val="3B3B3B"/>
         </w:rPr>
       </w:pPr>
+      <w:r>
+        <w:rPr>
+          <w:color w:val="3B3B3B"/>
+        </w:rPr>
+        <w:t xml:space="preserve">  </w:t>
+      </w:r>
+      <w:r>
+        <w:rPr>
+          <w:color w:val="AF00DB"/>
+        </w:rPr>
+        <w:t>try</w:t>
+      </w:r>
+      <w:r>
+        <w:rPr>
+          <w:color w:val="3B3B3B"/>
+        </w:rPr>
+        <w:t xml:space="preserve"> {</w:t>
+      </w:r>
     </w:p>
     <w:p>
       <w:pPr>
@@ -34331,19 +34357,92 @@
         <w:rPr>
           <w:color w:val="3B3B3B"/>
         </w:rPr>
-        <w:t xml:space="preserve">  </w:t>
+        <w:t xml:space="preserve">    </w:t>
+      </w:r>
+      <w:r>
+        <w:rPr>
+          <w:color w:val="0000FF"/>
+        </w:rPr>
+        <w:t>let</w:t>
+      </w:r>
+      <w:r>
+        <w:rPr>
+          <w:color w:val="3B3B3B"/>
+        </w:rPr>
+        <w:t xml:space="preserve"> </w:t>
+      </w:r>
+      <w:proofErr w:type="spellStart"/>
+      <w:r>
+        <w:rPr>
+          <w:color w:val="001080"/>
+        </w:rPr>
+        <w:t>cardId</w:t>
+      </w:r>
+      <w:proofErr w:type="spellEnd"/>
+      <w:r>
+        <w:rPr>
+          <w:color w:val="3B3B3B"/>
+        </w:rPr>
+        <w:t xml:space="preserve"> </w:t>
+      </w:r>
+      <w:r>
+        <w:t>=</w:t>
+      </w:r>
+      <w:r>
+        <w:rPr>
+          <w:color w:val="3B3B3B"/>
+        </w:rPr>
+        <w:t xml:space="preserve"> </w:t>
+      </w:r>
+      <w:r>
+        <w:rPr>
+          <w:color w:val="A31515"/>
+        </w:rPr>
+        <w:t>''</w:t>
+      </w:r>
+      <w:r>
+        <w:rPr>
+          <w:color w:val="3B3B3B"/>
+        </w:rPr>
+        <w:t>;</w:t>
+      </w:r>
+    </w:p>
+    <w:p>
+      <w:pPr>
+        <w:pStyle w:val="kd"/>
+        <w:rPr>
+          <w:color w:val="3B3B3B"/>
+        </w:rPr>
+      </w:pPr>
+      <w:r>
+        <w:rPr>
+          <w:color w:val="3B3B3B"/>
+        </w:rPr>
+        <w:t xml:space="preserve">    </w:t>
       </w:r>
       <w:r>
         <w:rPr>
           <w:color w:val="AF00DB"/>
         </w:rPr>
-        <w:t>try</w:t>
+        <w:t>while</w:t>
       </w:r>
       <w:r>
         <w:rPr>
           <w:color w:val="3B3B3B"/>
         </w:rPr>
-        <w:t xml:space="preserve"> {</w:t>
+        <w:t xml:space="preserve"> (</w:t>
+      </w:r>
+      <w:r>
+        <w:rPr>
+          <w:color w:val="0000FF"/>
+        </w:rPr>
+        <w:t>true</w:t>
+      </w:r>
+      <w:r>
+        <w:rPr>
+          <w:color w:val="3B3B3B"/>
+        </w:rPr>
+        <w:t>) {</w:t>
       </w:r>
     </w:p>
     <w:p>
@@ -34357,18 +34456,63 @@
         <w:rPr>
           <w:color w:val="3B3B3B"/>
         </w:rPr>
-        <w:t xml:space="preserve">    </w:t>
+        <w:t xml:space="preserve">      </w:t>
       </w:r>
       <w:r>
         <w:rPr>
           <w:color w:val="0000FF"/>
         </w:rPr>
-        <w:t>let</w:t>
+        <w:t>const</w:t>
       </w:r>
       <w:r>
         <w:rPr>
           <w:color w:val="3B3B3B"/>
         </w:rPr>
+        <w:t xml:space="preserve"> { </w:t>
+      </w:r>
+      <w:r>
+        <w:rPr>
+          <w:color w:val="0070C1"/>
+        </w:rPr>
+        <w:t>value</w:t>
+      </w:r>
+      <w:r>
+        <w:rPr>
+          <w:color w:val="3B3B3B"/>
+        </w:rPr>
+        <w:t xml:space="preserve">, </w:t>
+      </w:r>
+      <w:r>
+        <w:rPr>
+          <w:color w:val="0070C1"/>
+        </w:rPr>
+        <w:t>done</w:t>
+      </w:r>
+      <w:r>
+        <w:rPr>
+          <w:color w:val="3B3B3B"/>
+        </w:rPr>
+        <w:t xml:space="preserve"> } </w:t>
+      </w:r>
+      <w:r>
+        <w:t>=</w:t>
+      </w:r>
+      <w:r>
+        <w:rPr>
+          <w:color w:val="3B3B3B"/>
+        </w:rPr>
+        <w:t xml:space="preserve"> </w:t>
+      </w:r>
+      <w:r>
+        <w:rPr>
+          <w:color w:val="AF00DB"/>
+        </w:rPr>
+        <w:t>await</w:t>
+      </w:r>
+      <w:r>
+        <w:rPr>
+          <w:color w:val="3B3B3B"/>
+        </w:rPr>
         <w:t xml:space="preserve"> </w:t>
       </w:r>
       <w:proofErr w:type="spellStart"/>
@@ -34376,6 +34520,160 @@
         <w:rPr>
           <w:color w:val="001080"/>
         </w:rPr>
+        <w:t>reader</w:t>
+      </w:r>
+      <w:r>
+        <w:rPr>
+          <w:color w:val="3B3B3B"/>
+        </w:rPr>
+        <w:t>.</w:t>
+      </w:r>
+      <w:r>
+        <w:t>read</w:t>
+      </w:r>
+      <w:proofErr w:type="spellEnd"/>
+      <w:r>
+        <w:rPr>
+          <w:color w:val="3B3B3B"/>
+        </w:rPr>
+        <w:t>();</w:t>
+      </w:r>
+    </w:p>
+    <w:p>
+      <w:pPr>
+        <w:pStyle w:val="kd"/>
+        <w:rPr>
+          <w:color w:val="3B3B3B"/>
+        </w:rPr>
+      </w:pPr>
+      <w:r>
+        <w:rPr>
+          <w:color w:val="3B3B3B"/>
+        </w:rPr>
+        <w:t xml:space="preserve">      </w:t>
+      </w:r>
+      <w:proofErr w:type="spellStart"/>
+      <w:r>
+        <w:t>clearTimeout</w:t>
+      </w:r>
+      <w:proofErr w:type="spellEnd"/>
+      <w:r>
+        <w:rPr>
+          <w:color w:val="3B3B3B"/>
+        </w:rPr>
+        <w:t>(</w:t>
+      </w:r>
+      <w:proofErr w:type="spellStart"/>
+      <w:r>
+        <w:rPr>
+          <w:color w:val="001080"/>
+        </w:rPr>
+        <w:t>timeoutId</w:t>
+      </w:r>
+      <w:proofErr w:type="spellEnd"/>
+      <w:r>
+        <w:rPr>
+          <w:color w:val="3B3B3B"/>
+        </w:rPr>
+        <w:t>);</w:t>
+      </w:r>
+    </w:p>
+    <w:p>
+      <w:pPr>
+        <w:pStyle w:val="kd"/>
+        <w:rPr>
+          <w:color w:val="3B3B3B"/>
+        </w:rPr>
+      </w:pPr>
+      <w:r>
+        <w:rPr>
+          <w:color w:val="3B3B3B"/>
+        </w:rPr>
+        <w:t xml:space="preserve">      </w:t>
+      </w:r>
+      <w:r>
+        <w:rPr>
+          <w:color w:val="AF00DB"/>
+        </w:rPr>
+        <w:t>if</w:t>
+      </w:r>
+      <w:r>
+        <w:rPr>
+          <w:color w:val="3B3B3B"/>
+        </w:rPr>
+        <w:t xml:space="preserve"> (</w:t>
+      </w:r>
+      <w:r>
+        <w:rPr>
+          <w:color w:val="0070C1"/>
+        </w:rPr>
+        <w:t>done</w:t>
+      </w:r>
+      <w:r>
+        <w:rPr>
+          <w:color w:val="3B3B3B"/>
+        </w:rPr>
+        <w:t>) {</w:t>
+      </w:r>
+    </w:p>
+    <w:p>
+      <w:pPr>
+        <w:pStyle w:val="kd"/>
+        <w:rPr>
+          <w:color w:val="3B3B3B"/>
+        </w:rPr>
+      </w:pPr>
+      <w:r>
+        <w:rPr>
+          <w:color w:val="3B3B3B"/>
+        </w:rPr>
+        <w:t xml:space="preserve">        </w:t>
+      </w:r>
+      <w:r>
+        <w:rPr>
+          <w:color w:val="AF00DB"/>
+        </w:rPr>
+        <w:t>break</w:t>
+      </w:r>
+      <w:r>
+        <w:rPr>
+          <w:color w:val="3B3B3B"/>
+        </w:rPr>
+        <w:t>;</w:t>
+      </w:r>
+    </w:p>
+    <w:p>
+      <w:pPr>
+        <w:pStyle w:val="kd"/>
+        <w:rPr>
+          <w:color w:val="3B3B3B"/>
+        </w:rPr>
+      </w:pPr>
+      <w:r>
+        <w:rPr>
+          <w:color w:val="3B3B3B"/>
+        </w:rPr>
+        <w:t>      }</w:t>
+      </w:r>
+    </w:p>
+    <w:p>
+      <w:pPr>
+        <w:pStyle w:val="kd"/>
+        <w:rPr>
+          <w:color w:val="3B3B3B"/>
+        </w:rPr>
+      </w:pPr>
+      <w:r>
+        <w:rPr>
+          <w:color w:val="3B3B3B"/>
+        </w:rPr>
+        <w:t xml:space="preserve">      </w:t>
+      </w:r>
+      <w:proofErr w:type="spellStart"/>
+      <w:r>
+        <w:rPr>
+          <w:color w:val="001080"/>
+        </w:rPr>
         <w:t>cardId</w:t>
       </w:r>
       <w:proofErr w:type="spellEnd"/>
@@ -34386,7 +34684,7 @@
         <w:t xml:space="preserve"> </w:t>
       </w:r>
       <w:r>
-        <w:t>=</w:t>
+        <w:t>+=</w:t>
       </w:r>
       <w:r>
         <w:rPr>
@@ -34396,9 +34694,9 @@
       </w:r>
       <w:r>
         <w:rPr>
-          <w:color w:val="A31515"/>
-        </w:rPr>
-        <w:t>''</w:t>
+          <w:color w:val="0070C1"/>
+        </w:rPr>
+        <w:t>value</w:t>
       </w:r>
       <w:r>
         <w:rPr>
@@ -34406,320 +34704,6 @@
         </w:rPr>
         <w:t>;</w:t>
       </w:r>
-    </w:p>
-    <w:p>
-      <w:pPr>
-        <w:pStyle w:val="kd"/>
-        <w:rPr>
-          <w:color w:val="3B3B3B"/>
-        </w:rPr>
-      </w:pPr>
-      <w:r>
-        <w:rPr>
-          <w:color w:val="3B3B3B"/>
-        </w:rPr>
-        <w:t xml:space="preserve">    </w:t>
-      </w:r>
-      <w:r>
-        <w:rPr>
-          <w:color w:val="AF00DB"/>
-        </w:rPr>
-        <w:t>while</w:t>
-      </w:r>
-      <w:r>
-        <w:rPr>
-          <w:color w:val="3B3B3B"/>
-        </w:rPr>
-        <w:t xml:space="preserve"> (</w:t>
-      </w:r>
-      <w:r>
-        <w:rPr>
-          <w:color w:val="0000FF"/>
-        </w:rPr>
-        <w:t>true</w:t>
-      </w:r>
-      <w:r>
-        <w:rPr>
-          <w:color w:val="3B3B3B"/>
-        </w:rPr>
-        <w:t>) {</w:t>
-      </w:r>
-    </w:p>
-    <w:p>
-      <w:pPr>
-        <w:pStyle w:val="kd"/>
-        <w:rPr>
-          <w:color w:val="3B3B3B"/>
-        </w:rPr>
-      </w:pPr>
-      <w:r>
-        <w:rPr>
-          <w:color w:val="3B3B3B"/>
-        </w:rPr>
-        <w:t xml:space="preserve">      </w:t>
-      </w:r>
-      <w:r>
-        <w:rPr>
-          <w:color w:val="0000FF"/>
-        </w:rPr>
-        <w:t>const</w:t>
-      </w:r>
-      <w:r>
-        <w:rPr>
-          <w:color w:val="3B3B3B"/>
-        </w:rPr>
-        <w:t xml:space="preserve"> { </w:t>
-      </w:r>
-      <w:r>
-        <w:rPr>
-          <w:color w:val="0070C1"/>
-        </w:rPr>
-        <w:t>value</w:t>
-      </w:r>
-      <w:r>
-        <w:rPr>
-          <w:color w:val="3B3B3B"/>
-        </w:rPr>
-        <w:t xml:space="preserve">, </w:t>
-      </w:r>
-      <w:r>
-        <w:rPr>
-          <w:color w:val="0070C1"/>
-        </w:rPr>
-        <w:t>done</w:t>
-      </w:r>
-      <w:r>
-        <w:rPr>
-          <w:color w:val="3B3B3B"/>
-        </w:rPr>
-        <w:t xml:space="preserve"> } </w:t>
-      </w:r>
-      <w:r>
-        <w:t>=</w:t>
-      </w:r>
-      <w:r>
-        <w:rPr>
-          <w:color w:val="3B3B3B"/>
-        </w:rPr>
-        <w:t xml:space="preserve"> </w:t>
-      </w:r>
-      <w:r>
-        <w:rPr>
-          <w:color w:val="AF00DB"/>
-        </w:rPr>
-        <w:t>await</w:t>
-      </w:r>
-      <w:r>
-        <w:rPr>
-          <w:color w:val="3B3B3B"/>
-        </w:rPr>
-        <w:t xml:space="preserve"> </w:t>
-      </w:r>
-      <w:proofErr w:type="spellStart"/>
-      <w:r>
-        <w:rPr>
-          <w:color w:val="001080"/>
-        </w:rPr>
-        <w:t>reader</w:t>
-      </w:r>
-      <w:r>
-        <w:rPr>
-          <w:color w:val="3B3B3B"/>
-        </w:rPr>
-        <w:t>.</w:t>
-      </w:r>
-      <w:r>
-        <w:t>read</w:t>
-      </w:r>
-      <w:proofErr w:type="spellEnd"/>
-      <w:r>
-        <w:rPr>
-          <w:color w:val="3B3B3B"/>
-        </w:rPr>
-        <w:t>();</w:t>
-      </w:r>
-    </w:p>
-    <w:p>
-      <w:pPr>
-        <w:pStyle w:val="kd"/>
-        <w:rPr>
-          <w:color w:val="3B3B3B"/>
-        </w:rPr>
-      </w:pPr>
-      <w:r>
-        <w:rPr>
-          <w:color w:val="3B3B3B"/>
-        </w:rPr>
-        <w:t xml:space="preserve">      </w:t>
-      </w:r>
-      <w:proofErr w:type="spellStart"/>
-      <w:r>
-        <w:t>clearTimeout</w:t>
-      </w:r>
-      <w:proofErr w:type="spellEnd"/>
-      <w:r>
-        <w:rPr>
-          <w:color w:val="3B3B3B"/>
-        </w:rPr>
-        <w:t>(</w:t>
-      </w:r>
-      <w:proofErr w:type="spellStart"/>
-      <w:r>
-        <w:rPr>
-          <w:color w:val="001080"/>
-        </w:rPr>
-        <w:t>timeoutId</w:t>
-      </w:r>
-      <w:proofErr w:type="spellEnd"/>
-      <w:r>
-        <w:rPr>
-          <w:color w:val="3B3B3B"/>
-        </w:rPr>
-        <w:t>);</w:t>
-      </w:r>
-    </w:p>
-    <w:p>
-      <w:pPr>
-        <w:pStyle w:val="kd"/>
-        <w:rPr>
-          <w:color w:val="3B3B3B"/>
-        </w:rPr>
-      </w:pPr>
-      <w:r>
-        <w:rPr>
-          <w:color w:val="3B3B3B"/>
-        </w:rPr>
-        <w:t xml:space="preserve">      </w:t>
-      </w:r>
-      <w:r>
-        <w:rPr>
-          <w:color w:val="AF00DB"/>
-        </w:rPr>
-        <w:t>if</w:t>
-      </w:r>
-      <w:r>
-        <w:rPr>
-          <w:color w:val="3B3B3B"/>
-        </w:rPr>
-        <w:t xml:space="preserve"> (</w:t>
-      </w:r>
-      <w:r>
-        <w:rPr>
-          <w:color w:val="0070C1"/>
-        </w:rPr>
-        <w:t>done</w:t>
-      </w:r>
-      <w:r>
-        <w:rPr>
-          <w:color w:val="3B3B3B"/>
-        </w:rPr>
-        <w:t>) {</w:t>
-      </w:r>
-    </w:p>
-    <w:p>
-      <w:pPr>
-        <w:pStyle w:val="kd"/>
-        <w:rPr>
-          <w:color w:val="3B3B3B"/>
-        </w:rPr>
-      </w:pPr>
-      <w:r>
-        <w:rPr>
-          <w:color w:val="3B3B3B"/>
-        </w:rPr>
-        <w:t xml:space="preserve">        </w:t>
-      </w:r>
-      <w:r>
-        <w:rPr>
-          <w:color w:val="AF00DB"/>
-        </w:rPr>
-        <w:t>break</w:t>
-      </w:r>
-      <w:r>
-        <w:rPr>
-          <w:color w:val="3B3B3B"/>
-        </w:rPr>
-        <w:t>;</w:t>
-      </w:r>
-    </w:p>
-    <w:p>
-      <w:pPr>
-        <w:pStyle w:val="kd"/>
-        <w:rPr>
-          <w:color w:val="3B3B3B"/>
-        </w:rPr>
-      </w:pPr>
-      <w:r>
-        <w:rPr>
-          <w:color w:val="3B3B3B"/>
-        </w:rPr>
-        <w:t>      }</w:t>
-      </w:r>
-    </w:p>
-    <w:p>
-      <w:pPr>
-        <w:pStyle w:val="kd"/>
-        <w:rPr>
-          <w:color w:val="3B3B3B"/>
-        </w:rPr>
-      </w:pPr>
-    </w:p>
-    <w:p>
-      <w:pPr>
-        <w:pStyle w:val="kd"/>
-        <w:rPr>
-          <w:color w:val="3B3B3B"/>
-        </w:rPr>
-      </w:pPr>
-      <w:r>
-        <w:rPr>
-          <w:color w:val="3B3B3B"/>
-        </w:rPr>
-        <w:t xml:space="preserve">      </w:t>
-      </w:r>
-      <w:proofErr w:type="spellStart"/>
-      <w:r>
-        <w:rPr>
-          <w:color w:val="001080"/>
-        </w:rPr>
-        <w:t>cardId</w:t>
-      </w:r>
-      <w:proofErr w:type="spellEnd"/>
-      <w:r>
-        <w:rPr>
-          <w:color w:val="3B3B3B"/>
-        </w:rPr>
-        <w:t xml:space="preserve"> </w:t>
-      </w:r>
-      <w:r>
-        <w:t>+=</w:t>
-      </w:r>
-      <w:r>
-        <w:rPr>
-          <w:color w:val="3B3B3B"/>
-        </w:rPr>
-        <w:t xml:space="preserve"> </w:t>
-      </w:r>
-      <w:r>
-        <w:rPr>
-          <w:color w:val="0070C1"/>
-        </w:rPr>
-        <w:t>value</w:t>
-      </w:r>
-      <w:r>
-        <w:rPr>
-          <w:color w:val="3B3B3B"/>
-        </w:rPr>
-        <w:t>;</w:t>
-      </w:r>
-    </w:p>
-    <w:p>
-      <w:pPr>
-        <w:pStyle w:val="kd"/>
-        <w:rPr>
-          <w:color w:val="3B3B3B"/>
-        </w:rPr>
-      </w:pPr>
     </w:p>
     <w:p>
       <w:pPr>
@@ -35635,13 +35619,10 @@
         <w:t>}</w:t>
       </w:r>
       <w:r>
-        <w:br/>
-      </w:r>
-      <w:r>
         <w:rPr>
           <w:rFonts w:eastAsia="Courier New"/>
         </w:rPr>
-        <w:t xml:space="preserve">         </w:t>
+        <w:t xml:space="preserve"> </w:t>
       </w:r>
     </w:p>
     <w:p>
@@ -35698,13 +35679,13 @@
           <w:numId w:val="7"/>
         </w:numPr>
       </w:pPr>
-      <w:bookmarkStart w:id="125" w:name="_Toc225696652"/>
-      <w:bookmarkStart w:id="126" w:name="_Toc225806918"/>
+      <w:bookmarkStart w:id="127" w:name="_Toc225696652"/>
+      <w:bookmarkStart w:id="128" w:name="_Toc225809196"/>
       <w:r>
         <w:t>ACID operace a práce s databází při finančních operacích</w:t>
       </w:r>
-      <w:bookmarkEnd w:id="125"/>
-      <w:bookmarkEnd w:id="126"/>
+      <w:bookmarkEnd w:id="127"/>
+      <w:bookmarkEnd w:id="128"/>
     </w:p>
     <w:p>
       <w:pPr>
@@ -35714,8 +35695,8 @@
           <w:numId w:val="7"/>
         </w:numPr>
       </w:pPr>
-      <w:bookmarkStart w:id="127" w:name="_Toc225696653"/>
-      <w:bookmarkStart w:id="128" w:name="_Toc225806919"/>
+      <w:bookmarkStart w:id="129" w:name="_Toc225696653"/>
+      <w:bookmarkStart w:id="130" w:name="_Toc225809197"/>
       <w:proofErr w:type="spellStart"/>
       <w:r>
         <w:t>Průběh</w:t>
@@ -35728,8 +35709,8 @@
       <w:r>
         <w:t>platby</w:t>
       </w:r>
-      <w:bookmarkEnd w:id="127"/>
-      <w:bookmarkEnd w:id="128"/>
+      <w:bookmarkEnd w:id="129"/>
+      <w:bookmarkEnd w:id="130"/>
       <w:proofErr w:type="spellEnd"/>
     </w:p>
     <w:p>
@@ -36250,14 +36231,14 @@
           <w:numId w:val="7"/>
         </w:numPr>
       </w:pPr>
-      <w:bookmarkStart w:id="129" w:name="_Toc225696654"/>
-      <w:bookmarkStart w:id="130" w:name="_Toc225806920"/>
+      <w:bookmarkStart w:id="131" w:name="_Toc225696654"/>
+      <w:bookmarkStart w:id="132" w:name="_Toc225809198"/>
       <w:r>
         <w:lastRenderedPageBreak/>
         <w:t>Idempotence a fingerprint</w:t>
       </w:r>
-      <w:bookmarkEnd w:id="129"/>
-      <w:bookmarkEnd w:id="130"/>
+      <w:bookmarkEnd w:id="131"/>
+      <w:bookmarkEnd w:id="132"/>
     </w:p>
     <w:p>
       <w:r>
@@ -36667,14 +36648,14 @@
           <w:numId w:val="7"/>
         </w:numPr>
       </w:pPr>
-      <w:bookmarkStart w:id="131" w:name="_Toc225696655"/>
-      <w:bookmarkStart w:id="132" w:name="_Toc225806921"/>
+      <w:bookmarkStart w:id="133" w:name="_Toc225696655"/>
+      <w:bookmarkStart w:id="134" w:name="_Toc225809199"/>
       <w:proofErr w:type="spellStart"/>
       <w:r>
         <w:t>Refundace</w:t>
       </w:r>
-      <w:bookmarkEnd w:id="131"/>
-      <w:bookmarkEnd w:id="132"/>
+      <w:bookmarkEnd w:id="133"/>
+      <w:bookmarkEnd w:id="134"/>
       <w:proofErr w:type="spellEnd"/>
     </w:p>
     <w:p>
@@ -36723,16 +36704,16 @@
           <w:lang w:val="cs-CZ"/>
         </w:rPr>
       </w:pPr>
-      <w:bookmarkStart w:id="133" w:name="_Toc225696656"/>
-      <w:bookmarkStart w:id="134" w:name="_Toc225806922"/>
+      <w:bookmarkStart w:id="135" w:name="_Toc225696656"/>
+      <w:bookmarkStart w:id="136" w:name="_Toc225809200"/>
       <w:r>
         <w:rPr>
           <w:lang w:val="cs-CZ"/>
         </w:rPr>
         <w:t>Zajištění integrity na úrovni databáze</w:t>
       </w:r>
-      <w:bookmarkEnd w:id="133"/>
-      <w:bookmarkEnd w:id="134"/>
+      <w:bookmarkEnd w:id="135"/>
+      <w:bookmarkEnd w:id="136"/>
     </w:p>
     <w:p>
       <w:r>
@@ -37158,14 +37139,14 @@
           <w:numId w:val="7"/>
         </w:numPr>
       </w:pPr>
-      <w:bookmarkStart w:id="135" w:name="_Toc225696657"/>
-      <w:bookmarkStart w:id="136" w:name="_Toc225806923"/>
+      <w:bookmarkStart w:id="137" w:name="_Toc225696657"/>
+      <w:bookmarkStart w:id="138" w:name="_Toc225809201"/>
       <w:proofErr w:type="spellStart"/>
       <w:r>
         <w:t>Caching</w:t>
       </w:r>
-      <w:bookmarkEnd w:id="135"/>
-      <w:bookmarkEnd w:id="136"/>
+      <w:bookmarkEnd w:id="137"/>
+      <w:bookmarkEnd w:id="138"/>
       <w:proofErr w:type="spellEnd"/>
     </w:p>
     <w:p>
@@ -37176,8 +37157,8 @@
           <w:numId w:val="7"/>
         </w:numPr>
       </w:pPr>
-      <w:bookmarkStart w:id="137" w:name="_Toc225696658"/>
-      <w:bookmarkStart w:id="138" w:name="_Toc225806924"/>
+      <w:bookmarkStart w:id="139" w:name="_Toc225696658"/>
+      <w:bookmarkStart w:id="140" w:name="_Toc225809202"/>
       <w:proofErr w:type="spellStart"/>
       <w:r>
         <w:t>Serverový</w:t>
@@ -37198,8 +37179,8 @@
       <w:r>
         <w:t>souborů</w:t>
       </w:r>
-      <w:bookmarkEnd w:id="137"/>
-      <w:bookmarkEnd w:id="138"/>
+      <w:bookmarkEnd w:id="139"/>
+      <w:bookmarkEnd w:id="140"/>
       <w:proofErr w:type="spellEnd"/>
     </w:p>
     <w:p>
@@ -38070,8 +38051,8 @@
           <w:numId w:val="7"/>
         </w:numPr>
       </w:pPr>
-      <w:bookmarkStart w:id="139" w:name="_Toc225696659"/>
-      <w:bookmarkStart w:id="140" w:name="_Toc225806925"/>
+      <w:bookmarkStart w:id="141" w:name="_Toc225696659"/>
+      <w:bookmarkStart w:id="142" w:name="_Toc225809203"/>
       <w:proofErr w:type="spellStart"/>
       <w:r>
         <w:t>Klientský</w:t>
@@ -38084,8 +38065,8 @@
       <w:r>
         <w:t>dat</w:t>
       </w:r>
-      <w:bookmarkEnd w:id="139"/>
-      <w:bookmarkEnd w:id="140"/>
+      <w:bookmarkEnd w:id="141"/>
+      <w:bookmarkEnd w:id="142"/>
       <w:proofErr w:type="spellEnd"/>
     </w:p>
     <w:p>
@@ -39390,7 +39371,19 @@
         <w:rPr>
           <w:color w:val="008000"/>
         </w:rPr>
-        <w:t>funcí</w:t>
+        <w:t>fun</w:t>
+      </w:r>
+      <w:r>
+        <w:rPr>
+          <w:color w:val="008000"/>
+        </w:rPr>
+        <w:t>k</w:t>
+      </w:r>
+      <w:r>
+        <w:rPr>
+          <w:color w:val="008000"/>
+        </w:rPr>
+        <w:t>cí</w:t>
       </w:r>
       <w:proofErr w:type="spellEnd"/>
     </w:p>
@@ -40518,8 +40511,8 @@
           <w:numId w:val="7"/>
         </w:numPr>
       </w:pPr>
-      <w:bookmarkStart w:id="141" w:name="_Toc225696660"/>
-      <w:bookmarkStart w:id="142" w:name="_Toc225806926"/>
+      <w:bookmarkStart w:id="143" w:name="_Toc225696660"/>
+      <w:bookmarkStart w:id="144" w:name="_Toc225809204"/>
       <w:r>
         <w:lastRenderedPageBreak/>
         <w:t xml:space="preserve">Persistence </w:t>
@@ -40536,8 +40529,8 @@
       <w:r>
         <w:t>objednávky</w:t>
       </w:r>
-      <w:bookmarkEnd w:id="141"/>
-      <w:bookmarkEnd w:id="142"/>
+      <w:bookmarkEnd w:id="143"/>
+      <w:bookmarkEnd w:id="144"/>
       <w:proofErr w:type="spellEnd"/>
     </w:p>
     <w:p>
@@ -40585,13 +40578,13 @@
           <w:numId w:val="7"/>
         </w:numPr>
       </w:pPr>
-      <w:bookmarkStart w:id="143" w:name="_Toc225696661"/>
-      <w:bookmarkStart w:id="144" w:name="_Toc225806927"/>
+      <w:bookmarkStart w:id="145" w:name="_Toc225696661"/>
+      <w:bookmarkStart w:id="146" w:name="_Toc225809205"/>
       <w:r>
         <w:t>Statistiky a historie plateb</w:t>
       </w:r>
-      <w:bookmarkEnd w:id="143"/>
-      <w:bookmarkEnd w:id="144"/>
+      <w:bookmarkEnd w:id="145"/>
+      <w:bookmarkEnd w:id="146"/>
     </w:p>
     <w:p>
       <w:pPr>
@@ -40601,8 +40594,8 @@
           <w:numId w:val="7"/>
         </w:numPr>
       </w:pPr>
-      <w:bookmarkStart w:id="145" w:name="_Toc225696662"/>
-      <w:bookmarkStart w:id="146" w:name="_Toc225806928"/>
+      <w:bookmarkStart w:id="147" w:name="_Toc225696662"/>
+      <w:bookmarkStart w:id="148" w:name="_Toc225809206"/>
       <w:proofErr w:type="spellStart"/>
       <w:r>
         <w:t>Statistiky</w:t>
@@ -40615,8 +40608,8 @@
       <w:r>
         <w:t>akcí</w:t>
       </w:r>
-      <w:bookmarkEnd w:id="145"/>
-      <w:bookmarkEnd w:id="146"/>
+      <w:bookmarkEnd w:id="147"/>
+      <w:bookmarkEnd w:id="148"/>
       <w:proofErr w:type="spellEnd"/>
     </w:p>
     <w:p>
@@ -41283,16 +41276,15 @@
       </w:r>
       <w:proofErr w:type="spellEnd"/>
       <w:r>
-        <w:t xml:space="preserve"> = t.id) — čímž se odfiltrují jak samotné </w:t>
-      </w:r>
-      <w:r>
+        <w:t xml:space="preserve"> = t.id) — čímž se odfiltrují jak samotné refundace, tak původní transakce, které byly refundovány.</w:t>
+      </w:r>
+    </w:p>
+    <w:p>
+      <w:r>
+        <w:rPr>
+          <w:noProof/>
+        </w:rPr>
         <w:lastRenderedPageBreak/>
-        <w:t>refundace, tak původní transakce, které byly refundovány.</w:t>
-      </w:r>
-      <w:r>
-        <w:rPr>
-          <w:noProof/>
-        </w:rPr>
         <w:drawing>
           <wp:inline distT="0" distB="0" distL="0" distR="0" wp14:anchorId="45675478" wp14:editId="5EAE8D2D">
             <wp:extent cx="5731510" cy="2909570"/>
@@ -41334,7 +41326,7 @@
       <w:pPr>
         <w:pStyle w:val="Titulek"/>
       </w:pPr>
-      <w:bookmarkStart w:id="147" w:name="_Ref225358640"/>
+      <w:bookmarkStart w:id="149" w:name="_Ref225358640"/>
       <w:r>
         <w:t xml:space="preserve">Obrázek </w:t>
       </w:r>
@@ -41356,7 +41348,7 @@
       <w:r>
         <w:fldChar w:fldCharType="end"/>
       </w:r>
-      <w:bookmarkEnd w:id="147"/>
+      <w:bookmarkEnd w:id="149"/>
       <w:r>
         <w:t xml:space="preserve"> – </w:t>
       </w:r>
@@ -41373,7 +41365,6 @@
         <w:t>Zdroj: vlastní zpracování</w:t>
       </w:r>
     </w:p>
-    <w:p/>
     <w:p>
       <w:pPr>
         <w:pStyle w:val="Nadpis2"/>
@@ -41382,8 +41373,8 @@
           <w:numId w:val="7"/>
         </w:numPr>
       </w:pPr>
-      <w:bookmarkStart w:id="148" w:name="_Toc225696663"/>
-      <w:bookmarkStart w:id="149" w:name="_Toc225806929"/>
+      <w:bookmarkStart w:id="150" w:name="_Toc225696663"/>
+      <w:bookmarkStart w:id="151" w:name="_Toc225809207"/>
       <w:proofErr w:type="spellStart"/>
       <w:r>
         <w:t>Historie</w:t>
@@ -41396,8 +41387,8 @@
       <w:r>
         <w:t>transakcí</w:t>
       </w:r>
-      <w:bookmarkEnd w:id="148"/>
-      <w:bookmarkEnd w:id="149"/>
+      <w:bookmarkEnd w:id="150"/>
+      <w:bookmarkEnd w:id="151"/>
       <w:proofErr w:type="spellEnd"/>
     </w:p>
     <w:p>
@@ -41632,7 +41623,7 @@
       <w:pPr>
         <w:pStyle w:val="Titulek"/>
       </w:pPr>
-      <w:bookmarkStart w:id="150" w:name="_Ref225358137"/>
+      <w:bookmarkStart w:id="152" w:name="_Ref225358137"/>
       <w:r>
         <w:t xml:space="preserve">Obrázek </w:t>
       </w:r>
@@ -41654,9 +41645,9 @@
       <w:r>
         <w:fldChar w:fldCharType="end"/>
       </w:r>
-      <w:bookmarkEnd w:id="150"/>
-      <w:r>
-        <w:t xml:space="preserve">  </w:t>
+      <w:bookmarkEnd w:id="152"/>
+      <w:r>
+        <w:t xml:space="preserve"> </w:t>
       </w:r>
       <w:r>
         <w:t>–</w:t>
@@ -41688,8 +41679,8 @@
           <w:numId w:val="7"/>
         </w:numPr>
       </w:pPr>
-      <w:bookmarkStart w:id="151" w:name="_Toc225696664"/>
-      <w:bookmarkStart w:id="152" w:name="_Toc225806930"/>
+      <w:bookmarkStart w:id="153" w:name="_Toc225696664"/>
+      <w:bookmarkStart w:id="154" w:name="_Toc225809208"/>
       <w:r>
         <w:t>Kopírování (paste) a zpět/znovu (</w:t>
       </w:r>
@@ -41709,8 +41700,8 @@
       <w:r>
         <w:t>)</w:t>
       </w:r>
-      <w:bookmarkEnd w:id="151"/>
-      <w:bookmarkEnd w:id="152"/>
+      <w:bookmarkEnd w:id="153"/>
+      <w:bookmarkEnd w:id="154"/>
     </w:p>
     <w:p>
       <w:pPr>
@@ -41720,8 +41711,8 @@
           <w:numId w:val="7"/>
         </w:numPr>
       </w:pPr>
-      <w:bookmarkStart w:id="153" w:name="_Toc225696665"/>
-      <w:bookmarkStart w:id="154" w:name="_Toc225806931"/>
+      <w:bookmarkStart w:id="155" w:name="_Toc225696665"/>
+      <w:bookmarkStart w:id="156" w:name="_Toc225809209"/>
       <w:proofErr w:type="spellStart"/>
       <w:r>
         <w:t>Kopírování</w:t>
@@ -41730,8 +41721,8 @@
       <w:r>
         <w:t xml:space="preserve"> (paste)</w:t>
       </w:r>
-      <w:bookmarkEnd w:id="153"/>
-      <w:bookmarkEnd w:id="154"/>
+      <w:bookmarkEnd w:id="155"/>
+      <w:bookmarkEnd w:id="156"/>
     </w:p>
     <w:p>
       <w:proofErr w:type="spellStart"/>
@@ -41966,7 +41957,13 @@
     </w:p>
     <w:p>
       <w:r>
-        <w:t>Pro výběr věcí ke kopírování můžete používat myš nebo šipky spolu s </w:t>
+        <w:t xml:space="preserve">Pro výběr věcí ke kopírování </w:t>
+      </w:r>
+      <w:r>
+        <w:t>lze</w:t>
+      </w:r>
+      <w:r>
+        <w:t xml:space="preserve"> používat myš nebo šipky spolu s </w:t>
       </w:r>
       <w:proofErr w:type="spellStart"/>
       <w:r>
@@ -42011,13 +42008,55 @@
         <w:t> </w:t>
       </w:r>
       <w:r>
-        <w:t>v. Jestli kopírujete akci, novou akci vytvoříte vložením v</w:t>
+        <w:t xml:space="preserve">v. </w:t>
+      </w:r>
+      <w:r>
+        <w:t>Pokud</w:t>
+      </w:r>
+      <w:r>
+        <w:t xml:space="preserve"> </w:t>
+      </w:r>
+      <w:r>
+        <w:t xml:space="preserve">je </w:t>
+      </w:r>
+      <w:r>
+        <w:t>kopír</w:t>
+      </w:r>
+      <w:r>
+        <w:t>ována</w:t>
+      </w:r>
+      <w:r>
+        <w:t xml:space="preserve"> akc</w:t>
+      </w:r>
+      <w:r>
+        <w:t>e</w:t>
+      </w:r>
+      <w:r>
+        <w:t>, nov</w:t>
+      </w:r>
+      <w:r>
+        <w:t>á</w:t>
+      </w:r>
+      <w:r>
+        <w:t xml:space="preserve"> akc</w:t>
+      </w:r>
+      <w:r>
+        <w:t>e se</w:t>
+      </w:r>
+      <w:r>
+        <w:t xml:space="preserve"> vytvoří vložením v</w:t>
       </w:r>
       <w:r>
         <w:t> </w:t>
       </w:r>
       <w:r>
-        <w:t>manažeru akcí. Jinak můžete kopírovat do akcí nebo stánků jejich vybráním (stejně jako u kopírování) nebo otevřením manažeru akce.</w:t>
+        <w:t xml:space="preserve">manažeru akcí. Jinak </w:t>
+      </w:r>
+      <w:r>
+        <w:t xml:space="preserve">se </w:t>
+      </w:r>
+      <w:r>
+        <w:t>může kopírovat do akcí nebo stánků jejich vybráním (stejně jako u kopírování) nebo otevřením manažeru akce.</w:t>
       </w:r>
     </w:p>
     <w:p>
@@ -42088,8 +42127,8 @@
           <w:numId w:val="7"/>
         </w:numPr>
       </w:pPr>
-      <w:bookmarkStart w:id="155" w:name="_Toc225696666"/>
-      <w:bookmarkStart w:id="156" w:name="_Toc225806932"/>
+      <w:bookmarkStart w:id="157" w:name="_Toc225696666"/>
+      <w:bookmarkStart w:id="158" w:name="_Toc225809210"/>
       <w:proofErr w:type="spellStart"/>
       <w:r>
         <w:t>Vrátit</w:t>
@@ -42125,8 +42164,8 @@
       <w:r>
         <w:t xml:space="preserve"> (undo/redo)</w:t>
       </w:r>
-      <w:bookmarkEnd w:id="155"/>
-      <w:bookmarkEnd w:id="156"/>
+      <w:bookmarkEnd w:id="157"/>
+      <w:bookmarkEnd w:id="158"/>
     </w:p>
     <w:p>
       <w:r>
@@ -43093,13 +43132,13 @@
           <w:numId w:val="7"/>
         </w:numPr>
       </w:pPr>
-      <w:bookmarkStart w:id="157" w:name="_Toc225696667"/>
-      <w:bookmarkStart w:id="158" w:name="_Toc225806933"/>
+      <w:bookmarkStart w:id="159" w:name="_Toc225696667"/>
+      <w:bookmarkStart w:id="160" w:name="_Toc225809211"/>
       <w:r>
         <w:t>Využití — jak vypadá používání aplikace</w:t>
       </w:r>
-      <w:bookmarkEnd w:id="157"/>
-      <w:bookmarkEnd w:id="158"/>
+      <w:bookmarkEnd w:id="159"/>
+      <w:bookmarkEnd w:id="160"/>
     </w:p>
     <w:p>
       <w:pPr>
@@ -43109,14 +43148,14 @@
           <w:numId w:val="7"/>
         </w:numPr>
       </w:pPr>
-      <w:bookmarkStart w:id="159" w:name="_Toc225696668"/>
-      <w:bookmarkStart w:id="160" w:name="_Toc225806934"/>
+      <w:bookmarkStart w:id="161" w:name="_Toc225696668"/>
+      <w:bookmarkStart w:id="162" w:name="_Toc225809212"/>
       <w:proofErr w:type="spellStart"/>
       <w:r>
         <w:t>Přihlášení</w:t>
       </w:r>
-      <w:bookmarkEnd w:id="159"/>
-      <w:bookmarkEnd w:id="160"/>
+      <w:bookmarkEnd w:id="161"/>
+      <w:bookmarkEnd w:id="162"/>
       <w:proofErr w:type="spellEnd"/>
     </w:p>
     <w:p>
@@ -43132,8 +43171,8 @@
           <w:numId w:val="7"/>
         </w:numPr>
       </w:pPr>
-      <w:bookmarkStart w:id="161" w:name="_Toc225696669"/>
-      <w:bookmarkStart w:id="162" w:name="_Toc225806935"/>
+      <w:bookmarkStart w:id="163" w:name="_Toc225696669"/>
+      <w:bookmarkStart w:id="164" w:name="_Toc225809213"/>
       <w:proofErr w:type="spellStart"/>
       <w:r>
         <w:t>Výběr</w:t>
@@ -43154,8 +43193,8 @@
       <w:r>
         <w:t>stánku</w:t>
       </w:r>
-      <w:bookmarkEnd w:id="161"/>
-      <w:bookmarkEnd w:id="162"/>
+      <w:bookmarkEnd w:id="163"/>
+      <w:bookmarkEnd w:id="164"/>
       <w:proofErr w:type="spellEnd"/>
     </w:p>
     <w:p>
@@ -43443,8 +43482,8 @@
           <w:numId w:val="7"/>
         </w:numPr>
       </w:pPr>
-      <w:bookmarkStart w:id="163" w:name="_Toc225696670"/>
-      <w:bookmarkStart w:id="164" w:name="_Toc225806936"/>
+      <w:bookmarkStart w:id="165" w:name="_Toc225696670"/>
+      <w:bookmarkStart w:id="166" w:name="_Toc225809214"/>
       <w:proofErr w:type="spellStart"/>
       <w:r>
         <w:lastRenderedPageBreak/>
@@ -43462,8 +43501,8 @@
       <w:r>
         <w:t xml:space="preserve"> (index)</w:t>
       </w:r>
-      <w:bookmarkEnd w:id="163"/>
-      <w:bookmarkEnd w:id="164"/>
+      <w:bookmarkEnd w:id="165"/>
+      <w:bookmarkEnd w:id="166"/>
     </w:p>
     <w:p>
       <w:pPr>
@@ -43675,7 +43714,7 @@
       <w:pPr>
         <w:pStyle w:val="Titulek"/>
       </w:pPr>
-      <w:bookmarkStart w:id="165" w:name="_Ref225357809"/>
+      <w:bookmarkStart w:id="167" w:name="_Ref225357809"/>
       <w:r>
         <w:t xml:space="preserve">Obrázek </w:t>
       </w:r>
@@ -43697,7 +43736,7 @@
       <w:r>
         <w:fldChar w:fldCharType="end"/>
       </w:r>
-      <w:bookmarkEnd w:id="165"/>
+      <w:bookmarkEnd w:id="167"/>
       <w:r>
         <w:t xml:space="preserve"> – </w:t>
       </w:r>
@@ -43876,7 +43915,7 @@
       <w:pPr>
         <w:pStyle w:val="Titulek"/>
       </w:pPr>
-      <w:bookmarkStart w:id="166" w:name="_Ref225357853"/>
+      <w:bookmarkStart w:id="168" w:name="_Ref225357853"/>
       <w:r>
         <w:t xml:space="preserve">Obrázek </w:t>
       </w:r>
@@ -43898,7 +43937,7 @@
       <w:r>
         <w:fldChar w:fldCharType="end"/>
       </w:r>
-      <w:bookmarkEnd w:id="166"/>
+      <w:bookmarkEnd w:id="168"/>
       <w:r>
         <w:t xml:space="preserve"> – </w:t>
       </w:r>
@@ -43935,8 +43974,8 @@
           <w:numId w:val="7"/>
         </w:numPr>
       </w:pPr>
-      <w:bookmarkStart w:id="167" w:name="_Toc225696671"/>
-      <w:bookmarkStart w:id="168" w:name="_Toc225806937"/>
+      <w:bookmarkStart w:id="169" w:name="_Toc225696671"/>
+      <w:bookmarkStart w:id="170" w:name="_Toc225809215"/>
       <w:proofErr w:type="spellStart"/>
       <w:r>
         <w:t>Správa</w:t>
@@ -43953,8 +43992,8 @@
       <w:r>
         <w:t xml:space="preserve"> (event manager)</w:t>
       </w:r>
-      <w:bookmarkEnd w:id="167"/>
-      <w:bookmarkEnd w:id="168"/>
+      <w:bookmarkEnd w:id="169"/>
+      <w:bookmarkEnd w:id="170"/>
     </w:p>
     <w:p>
       <w:r>
@@ -44424,7 +44463,7 @@
       <w:pPr>
         <w:pStyle w:val="Titulek"/>
       </w:pPr>
-      <w:bookmarkStart w:id="169" w:name="_Ref225360843"/>
+      <w:bookmarkStart w:id="171" w:name="_Ref225360843"/>
       <w:r>
         <w:t xml:space="preserve">Obrázek </w:t>
       </w:r>
@@ -44446,7 +44485,7 @@
       <w:r>
         <w:fldChar w:fldCharType="end"/>
       </w:r>
-      <w:bookmarkEnd w:id="169"/>
+      <w:bookmarkEnd w:id="171"/>
       <w:r>
         <w:t xml:space="preserve"> – Stránka správy akcí</w:t>
       </w:r>
@@ -44465,8 +44504,8 @@
           <w:numId w:val="7"/>
         </w:numPr>
       </w:pPr>
-      <w:bookmarkStart w:id="170" w:name="_Toc225696672"/>
-      <w:bookmarkStart w:id="171" w:name="_Toc225806938"/>
+      <w:bookmarkStart w:id="172" w:name="_Toc225696672"/>
+      <w:bookmarkStart w:id="173" w:name="_Toc225809216"/>
       <w:proofErr w:type="spellStart"/>
       <w:r>
         <w:t>Správa</w:t>
@@ -44483,8 +44522,8 @@
       <w:r>
         <w:t xml:space="preserve"> (admin)</w:t>
       </w:r>
-      <w:bookmarkEnd w:id="170"/>
-      <w:bookmarkEnd w:id="171"/>
+      <w:bookmarkEnd w:id="172"/>
+      <w:bookmarkEnd w:id="173"/>
     </w:p>
     <w:p>
       <w:r>
@@ -44594,7 +44633,7 @@
       <w:pPr>
         <w:pStyle w:val="Titulek"/>
       </w:pPr>
-      <w:bookmarkStart w:id="172" w:name="_Ref225361325"/>
+      <w:bookmarkStart w:id="174" w:name="_Ref225361325"/>
       <w:r>
         <w:t xml:space="preserve">Obrázek </w:t>
       </w:r>
@@ -44616,7 +44655,7 @@
       <w:r>
         <w:fldChar w:fldCharType="end"/>
       </w:r>
-      <w:bookmarkEnd w:id="172"/>
+      <w:bookmarkEnd w:id="174"/>
       <w:r>
         <w:t xml:space="preserve"> – Stránka správy zaměstnanců</w:t>
       </w:r>
@@ -44635,8 +44674,8 @@
           <w:numId w:val="7"/>
         </w:numPr>
       </w:pPr>
-      <w:bookmarkStart w:id="173" w:name="_Toc225696673"/>
-      <w:bookmarkStart w:id="174" w:name="_Toc225806939"/>
+      <w:bookmarkStart w:id="175" w:name="_Toc225696673"/>
+      <w:bookmarkStart w:id="176" w:name="_Toc225809217"/>
       <w:proofErr w:type="spellStart"/>
       <w:r>
         <w:lastRenderedPageBreak/>
@@ -44658,8 +44697,8 @@
       <w:r>
         <w:t>záznamů</w:t>
       </w:r>
-      <w:bookmarkEnd w:id="173"/>
-      <w:bookmarkEnd w:id="174"/>
+      <w:bookmarkEnd w:id="175"/>
+      <w:bookmarkEnd w:id="176"/>
       <w:proofErr w:type="spellEnd"/>
     </w:p>
     <w:p>
@@ -44779,8 +44818,8 @@
           <w:numId w:val="7"/>
         </w:numPr>
       </w:pPr>
-      <w:bookmarkStart w:id="175" w:name="_Toc225696674"/>
-      <w:bookmarkStart w:id="176" w:name="_Toc225806940"/>
+      <w:bookmarkStart w:id="177" w:name="_Toc225696674"/>
+      <w:bookmarkStart w:id="178" w:name="_Toc225809218"/>
       <w:proofErr w:type="spellStart"/>
       <w:r>
         <w:t>Typický</w:t>
@@ -44801,8 +44840,8 @@
       <w:r>
         <w:t>obsluhy</w:t>
       </w:r>
-      <w:bookmarkEnd w:id="175"/>
-      <w:bookmarkEnd w:id="176"/>
+      <w:bookmarkEnd w:id="177"/>
+      <w:bookmarkEnd w:id="178"/>
       <w:proofErr w:type="spellEnd"/>
     </w:p>
     <w:p>
@@ -44854,8 +44893,8 @@
           <w:numId w:val="7"/>
         </w:numPr>
       </w:pPr>
-      <w:bookmarkStart w:id="177" w:name="_Toc225696675"/>
-      <w:bookmarkStart w:id="178" w:name="_Toc225806941"/>
+      <w:bookmarkStart w:id="179" w:name="_Toc225696675"/>
+      <w:bookmarkStart w:id="180" w:name="_Toc225809219"/>
       <w:proofErr w:type="spellStart"/>
       <w:r>
         <w:t>Scénář</w:t>
@@ -44872,8 +44911,8 @@
       <w:r>
         <w:t xml:space="preserve"> (cashier):</w:t>
       </w:r>
-      <w:bookmarkEnd w:id="177"/>
-      <w:bookmarkEnd w:id="178"/>
+      <w:bookmarkEnd w:id="179"/>
+      <w:bookmarkEnd w:id="180"/>
     </w:p>
     <w:p>
       <w:r>
@@ -44980,8 +45019,8 @@
           <w:numId w:val="7"/>
         </w:numPr>
       </w:pPr>
-      <w:bookmarkStart w:id="179" w:name="_Toc225696676"/>
-      <w:bookmarkStart w:id="180" w:name="_Toc225806942"/>
+      <w:bookmarkStart w:id="181" w:name="_Toc225696676"/>
+      <w:bookmarkStart w:id="182" w:name="_Toc225809220"/>
       <w:proofErr w:type="spellStart"/>
       <w:r>
         <w:t>Scénář</w:t>
@@ -44998,23 +45037,17 @@
       <w:r>
         <w:t xml:space="preserve"> (seller):</w:t>
       </w:r>
-      <w:bookmarkEnd w:id="179"/>
-      <w:bookmarkEnd w:id="180"/>
-    </w:p>
-    <w:p>
-      <w:pPr>
-        <w:rPr>
-          <w:lang w:val="en-US"/>
-        </w:rPr>
-      </w:pPr>
-      <w:r>
-        <w:t xml:space="preserve">Prodejce si po přihlášení vybere </w:t>
-      </w:r>
-      <w:r>
-        <w:t xml:space="preserve">akci a </w:t>
-      </w:r>
-      <w:r>
-        <w:t>svůj prodejní stánek. Na obrazovce vidí vlevo seznam produktů rozdělený do kategorií (například „Jídlo", „Nápoje"), vpravo košík s aktuální objednávkou. Když přijde zákazník a objedná si hamburger a limonádu, prodejce klikne na příslušné produkty — ty se přidají do košíku s celkovou cenou. Zákazník přiloží kartu ke čtečce a prodejce potvrdí platbu jedním kliknutím. Systém okamžitě odečte částku z peněženky a potvrdí platbu. Pokud zákazník zjistí, že dostal špatnou objednávku, nebo prodejce udělá jakoukoli chybu, prodejce může do 5 minut provést refundaci poslední platby. Celý proces jedné transakce tak trvá jen několik sekund.</w:t>
+      <w:bookmarkEnd w:id="181"/>
+      <w:bookmarkEnd w:id="182"/>
+    </w:p>
+    <w:p>
+      <w:pPr>
+        <w:rPr>
+          <w:lang w:val="en-US"/>
+        </w:rPr>
+      </w:pPr>
+      <w:r>
+        <w:t>Prodejce si po přihlášení vybere akci a svůj prodejní stánek. Na obrazovce vidí vlevo seznam produktů rozdělený do kategorií (například „Jídlo", „Nápoje"), vpravo košík s aktuální objednávkou. Když přijde zákazník a objedná si hamburger a limonádu, prodejce klikne na příslušné produkty — ty se přidají do košíku s celkovou cenou. Zákazník přiloží kartu ke čtečce a prodejce potvrdí platbu jedním kliknutím. Systém okamžitě odečte částku z peněženky a potvrdí platbu. Pokud zákazník zjistí, že dostal špatnou objednávku, nebo prodejce udělá jakoukoli chybu, prodejce může do 5 minut provést refundaci poslední platby. Celý proces jedné transakce tak trvá jen několik sekund.</w:t>
       </w:r>
     </w:p>
     <w:p>
@@ -45075,7 +45108,7 @@
         <w:pStyle w:val="Titulek"/>
         <w:jc w:val="center"/>
       </w:pPr>
-      <w:bookmarkStart w:id="181" w:name="_Ref225787792"/>
+      <w:bookmarkStart w:id="183" w:name="_Ref225787792"/>
       <w:r>
         <w:t xml:space="preserve">Obrázek </w:t>
       </w:r>
@@ -45097,7 +45130,7 @@
       <w:r>
         <w:fldChar w:fldCharType="end"/>
       </w:r>
-      <w:bookmarkEnd w:id="181"/>
+      <w:bookmarkEnd w:id="183"/>
       <w:r>
         <w:t xml:space="preserve"> – Use case diagram </w:t>
       </w:r>
@@ -45133,13 +45166,13 @@
           <w:numId w:val="7"/>
         </w:numPr>
       </w:pPr>
-      <w:bookmarkStart w:id="182" w:name="_Toc225696677"/>
-      <w:bookmarkStart w:id="183" w:name="_Toc225806943"/>
+      <w:bookmarkStart w:id="184" w:name="_Toc225696677"/>
+      <w:bookmarkStart w:id="185" w:name="_Toc225809221"/>
       <w:r>
         <w:t>Bezpečnostní implementace</w:t>
       </w:r>
-      <w:bookmarkEnd w:id="182"/>
-      <w:bookmarkEnd w:id="183"/>
+      <w:bookmarkEnd w:id="184"/>
+      <w:bookmarkEnd w:id="185"/>
     </w:p>
     <w:p>
       <w:pPr>
@@ -45149,8 +45182,8 @@
           <w:numId w:val="7"/>
         </w:numPr>
       </w:pPr>
-      <w:bookmarkStart w:id="184" w:name="_Toc225696678"/>
-      <w:bookmarkStart w:id="185" w:name="_Toc225806944"/>
+      <w:bookmarkStart w:id="186" w:name="_Toc225696678"/>
+      <w:bookmarkStart w:id="187" w:name="_Toc225809222"/>
       <w:proofErr w:type="spellStart"/>
       <w:r>
         <w:t>Hashování</w:t>
@@ -45163,8 +45196,8 @@
       <w:r>
         <w:t>hesel</w:t>
       </w:r>
-      <w:bookmarkEnd w:id="184"/>
-      <w:bookmarkEnd w:id="185"/>
+      <w:bookmarkEnd w:id="186"/>
+      <w:bookmarkEnd w:id="187"/>
       <w:proofErr w:type="spellEnd"/>
     </w:p>
     <w:p>
@@ -45262,13 +45295,13 @@
           <w:numId w:val="7"/>
         </w:numPr>
       </w:pPr>
-      <w:bookmarkStart w:id="186" w:name="_Toc225696679"/>
-      <w:bookmarkStart w:id="187" w:name="_Toc225806945"/>
+      <w:bookmarkStart w:id="188" w:name="_Toc225696679"/>
+      <w:bookmarkStart w:id="189" w:name="_Toc225809223"/>
       <w:r>
         <w:t>Rate limiting</w:t>
       </w:r>
-      <w:bookmarkEnd w:id="186"/>
-      <w:bookmarkEnd w:id="187"/>
+      <w:bookmarkEnd w:id="188"/>
+      <w:bookmarkEnd w:id="189"/>
     </w:p>
     <w:p>
       <w:r>
@@ -45308,8 +45341,8 @@
           <w:numId w:val="7"/>
         </w:numPr>
       </w:pPr>
-      <w:bookmarkStart w:id="188" w:name="_Toc225696680"/>
-      <w:bookmarkStart w:id="189" w:name="_Toc225806946"/>
+      <w:bookmarkStart w:id="190" w:name="_Toc225696680"/>
+      <w:bookmarkStart w:id="191" w:name="_Toc225809224"/>
       <w:proofErr w:type="spellStart"/>
       <w:r>
         <w:t>Validace</w:t>
@@ -45330,8 +45363,8 @@
       <w:r>
         <w:t>souborů</w:t>
       </w:r>
-      <w:bookmarkEnd w:id="188"/>
-      <w:bookmarkEnd w:id="189"/>
+      <w:bookmarkEnd w:id="190"/>
+      <w:bookmarkEnd w:id="191"/>
       <w:proofErr w:type="spellEnd"/>
     </w:p>
     <w:p>
@@ -45822,7 +45855,7 @@
       </w:r>
       <w:proofErr w:type="spellStart"/>
       <w:r>
-        <w:t>jestli</w:t>
+        <w:t>zda</w:t>
       </w:r>
       <w:proofErr w:type="spellEnd"/>
       <w:r>
@@ -45861,8 +45894,8 @@
           <w:numId w:val="7"/>
         </w:numPr>
       </w:pPr>
-      <w:bookmarkStart w:id="190" w:name="_Toc225696681"/>
-      <w:bookmarkStart w:id="191" w:name="_Toc225806947"/>
+      <w:bookmarkStart w:id="192" w:name="_Toc225696681"/>
+      <w:bookmarkStart w:id="193" w:name="_Toc225809225"/>
       <w:proofErr w:type="spellStart"/>
       <w:r>
         <w:t>Ochrana</w:t>
@@ -45871,8 +45904,8 @@
       <w:r>
         <w:t xml:space="preserve"> cookies a sessions</w:t>
       </w:r>
-      <w:bookmarkEnd w:id="190"/>
-      <w:bookmarkEnd w:id="191"/>
+      <w:bookmarkEnd w:id="192"/>
+      <w:bookmarkEnd w:id="193"/>
     </w:p>
     <w:p>
       <w:r>
@@ -46069,7 +46102,6 @@
         <w:t xml:space="preserve"> HTTPS.</w:t>
       </w:r>
     </w:p>
-    <w:p/>
     <w:p>
       <w:pPr>
         <w:pStyle w:val="Nadpis2"/>
@@ -46081,8 +46113,8 @@
           <w:lang w:val="cs-CZ"/>
         </w:rPr>
       </w:pPr>
-      <w:bookmarkStart w:id="192" w:name="_Toc225696682"/>
-      <w:bookmarkStart w:id="193" w:name="_Toc225806948"/>
+      <w:bookmarkStart w:id="194" w:name="_Toc225696682"/>
+      <w:bookmarkStart w:id="195" w:name="_Toc225809226"/>
       <w:r>
         <w:t xml:space="preserve">Threat model </w:t>
       </w:r>
@@ -46092,8 +46124,8 @@
         </w:rPr>
         <w:t>— proti čemu se systém brání</w:t>
       </w:r>
-      <w:bookmarkEnd w:id="192"/>
-      <w:bookmarkEnd w:id="193"/>
+      <w:bookmarkEnd w:id="194"/>
+      <w:bookmarkEnd w:id="195"/>
     </w:p>
     <w:p>
       <w:r>
@@ -46101,11 +46133,11 @@
       </w:r>
     </w:p>
     <w:p>
-      <w:bookmarkStart w:id="194" w:name="_Toc225696683"/>
+      <w:bookmarkStart w:id="196" w:name="_Toc225696683"/>
       <w:r>
         <w:t>Hrozby, proti kterým se systém aktivně brání</w:t>
       </w:r>
-      <w:bookmarkEnd w:id="194"/>
+      <w:bookmarkEnd w:id="196"/>
       <w:r>
         <w:t>:</w:t>
       </w:r>
@@ -46661,8 +46693,8 @@
           <w:numId w:val="7"/>
         </w:numPr>
       </w:pPr>
-      <w:bookmarkStart w:id="195" w:name="_Toc225696684"/>
-      <w:bookmarkStart w:id="196" w:name="_Toc225806949"/>
+      <w:bookmarkStart w:id="197" w:name="_Toc225696684"/>
+      <w:bookmarkStart w:id="198" w:name="_Toc225809227"/>
       <w:proofErr w:type="spellStart"/>
       <w:r>
         <w:t>Validace</w:t>
@@ -46683,8 +46715,8 @@
       <w:r>
         <w:t>dat</w:t>
       </w:r>
-      <w:bookmarkEnd w:id="195"/>
-      <w:bookmarkEnd w:id="196"/>
+      <w:bookmarkEnd w:id="197"/>
+      <w:bookmarkEnd w:id="198"/>
       <w:proofErr w:type="spellEnd"/>
     </w:p>
     <w:p>
@@ -48685,8 +48717,8 @@
           <w:numId w:val="7"/>
         </w:numPr>
       </w:pPr>
-      <w:bookmarkStart w:id="197" w:name="_Toc225696685"/>
-      <w:bookmarkStart w:id="198" w:name="_Toc225806950"/>
+      <w:bookmarkStart w:id="199" w:name="_Toc225696685"/>
+      <w:bookmarkStart w:id="200" w:name="_Toc225809228"/>
       <w:r>
         <w:t xml:space="preserve">Co je </w:t>
       </w:r>
@@ -48702,8 +48734,8 @@
       <w:r>
         <w:t>systému</w:t>
       </w:r>
-      <w:bookmarkEnd w:id="197"/>
-      <w:bookmarkEnd w:id="198"/>
+      <w:bookmarkEnd w:id="199"/>
+      <w:bookmarkEnd w:id="200"/>
       <w:proofErr w:type="spellEnd"/>
     </w:p>
     <w:p>
@@ -49288,16 +49320,16 @@
           <w:numId w:val="7"/>
         </w:numPr>
       </w:pPr>
-      <w:bookmarkStart w:id="199" w:name="_Toc225696686"/>
-      <w:bookmarkStart w:id="200" w:name="_Toc225806951"/>
+      <w:bookmarkStart w:id="201" w:name="_Toc225696686"/>
+      <w:bookmarkStart w:id="202" w:name="_Toc225809229"/>
       <w:r>
         <w:t>Plánované úlohy na pozadí</w:t>
       </w:r>
       <w:r>
         <w:t xml:space="preserve"> a logování</w:t>
       </w:r>
-      <w:bookmarkEnd w:id="199"/>
-      <w:bookmarkEnd w:id="200"/>
+      <w:bookmarkEnd w:id="201"/>
+      <w:bookmarkEnd w:id="202"/>
     </w:p>
     <w:p>
       <w:pPr>
@@ -49307,8 +49339,8 @@
           <w:numId w:val="7"/>
         </w:numPr>
       </w:pPr>
-      <w:bookmarkStart w:id="201" w:name="_Toc225696687"/>
-      <w:bookmarkStart w:id="202" w:name="_Toc225806952"/>
+      <w:bookmarkStart w:id="203" w:name="_Toc225696687"/>
+      <w:bookmarkStart w:id="204" w:name="_Toc225809230"/>
       <w:proofErr w:type="spellStart"/>
       <w:r>
         <w:t>Plánované</w:t>
@@ -49321,8 +49353,8 @@
       <w:r>
         <w:t>úlohy</w:t>
       </w:r>
-      <w:bookmarkEnd w:id="201"/>
-      <w:bookmarkEnd w:id="202"/>
+      <w:bookmarkEnd w:id="203"/>
+      <w:bookmarkEnd w:id="204"/>
       <w:proofErr w:type="spellEnd"/>
     </w:p>
     <w:p>
@@ -49479,8 +49511,8 @@
           <w:numId w:val="7"/>
         </w:numPr>
       </w:pPr>
-      <w:bookmarkStart w:id="203" w:name="_Toc225696688"/>
-      <w:bookmarkStart w:id="204" w:name="_Toc225806953"/>
+      <w:bookmarkStart w:id="205" w:name="_Toc225696688"/>
+      <w:bookmarkStart w:id="206" w:name="_Toc225809231"/>
       <w:proofErr w:type="spellStart"/>
       <w:r>
         <w:t>Zálohování</w:t>
@@ -49493,8 +49525,8 @@
       <w:r>
         <w:t>databáze</w:t>
       </w:r>
-      <w:bookmarkEnd w:id="203"/>
-      <w:bookmarkEnd w:id="204"/>
+      <w:bookmarkEnd w:id="205"/>
+      <w:bookmarkEnd w:id="206"/>
       <w:proofErr w:type="spellEnd"/>
     </w:p>
     <w:p>
@@ -49744,14 +49776,14 @@
           <w:numId w:val="7"/>
         </w:numPr>
       </w:pPr>
-      <w:bookmarkStart w:id="205" w:name="_Toc225696689"/>
-      <w:bookmarkStart w:id="206" w:name="_Toc225806954"/>
+      <w:bookmarkStart w:id="207" w:name="_Toc225696689"/>
+      <w:bookmarkStart w:id="208" w:name="_Toc225809232"/>
       <w:proofErr w:type="spellStart"/>
       <w:r>
         <w:t>Logování</w:t>
       </w:r>
-      <w:bookmarkEnd w:id="205"/>
-      <w:bookmarkEnd w:id="206"/>
+      <w:bookmarkEnd w:id="207"/>
+      <w:bookmarkEnd w:id="208"/>
       <w:proofErr w:type="spellEnd"/>
     </w:p>
     <w:p>
@@ -50073,8 +50105,8 @@
           <w:numId w:val="7"/>
         </w:numPr>
       </w:pPr>
-      <w:bookmarkStart w:id="207" w:name="_Toc225696690"/>
-      <w:bookmarkStart w:id="208" w:name="_Toc225806955"/>
+      <w:bookmarkStart w:id="209" w:name="_Toc225696690"/>
+      <w:bookmarkStart w:id="210" w:name="_Toc225809233"/>
       <w:proofErr w:type="spellStart"/>
       <w:r>
         <w:t>Logování</w:t>
@@ -50087,8 +50119,8 @@
       <w:r>
         <w:t>transakcí</w:t>
       </w:r>
-      <w:bookmarkEnd w:id="207"/>
-      <w:bookmarkEnd w:id="208"/>
+      <w:bookmarkEnd w:id="209"/>
+      <w:bookmarkEnd w:id="210"/>
       <w:proofErr w:type="spellEnd"/>
     </w:p>
     <w:p>
@@ -50121,8 +50153,8 @@
           <w:numId w:val="7"/>
         </w:numPr>
       </w:pPr>
-      <w:bookmarkStart w:id="209" w:name="_Toc225696691"/>
-      <w:bookmarkStart w:id="210" w:name="_Toc225806956"/>
+      <w:bookmarkStart w:id="211" w:name="_Toc225696691"/>
+      <w:bookmarkStart w:id="212" w:name="_Toc225809234"/>
       <w:proofErr w:type="spellStart"/>
       <w:r>
         <w:t>Frontend</w:t>
@@ -50131,8 +50163,8 @@
       <w:r>
         <w:t xml:space="preserve"> a uživatelské rozhraní</w:t>
       </w:r>
-      <w:bookmarkEnd w:id="209"/>
-      <w:bookmarkEnd w:id="210"/>
+      <w:bookmarkEnd w:id="211"/>
+      <w:bookmarkEnd w:id="212"/>
     </w:p>
     <w:p>
       <w:pPr>
@@ -50142,8 +50174,8 @@
           <w:numId w:val="7"/>
         </w:numPr>
       </w:pPr>
-      <w:bookmarkStart w:id="211" w:name="_Toc225696692"/>
-      <w:bookmarkStart w:id="212" w:name="_Toc225806957"/>
+      <w:bookmarkStart w:id="213" w:name="_Toc225696692"/>
+      <w:bookmarkStart w:id="214" w:name="_Toc225809235"/>
       <w:proofErr w:type="spellStart"/>
       <w:r>
         <w:t>Architektura</w:t>
@@ -50156,8 +50188,8 @@
       <w:r>
         <w:t>frontendu</w:t>
       </w:r>
-      <w:bookmarkEnd w:id="211"/>
-      <w:bookmarkEnd w:id="212"/>
+      <w:bookmarkEnd w:id="213"/>
+      <w:bookmarkEnd w:id="214"/>
       <w:proofErr w:type="spellEnd"/>
     </w:p>
     <w:p>
@@ -50285,13 +50317,13 @@
           <w:numId w:val="7"/>
         </w:numPr>
       </w:pPr>
-      <w:bookmarkStart w:id="213" w:name="_Toc225696693"/>
-      <w:bookmarkStart w:id="214" w:name="_Toc225806958"/>
+      <w:bookmarkStart w:id="215" w:name="_Toc225696693"/>
+      <w:bookmarkStart w:id="216" w:name="_Toc225809236"/>
       <w:r>
         <w:t>Event delegation</w:t>
       </w:r>
-      <w:bookmarkEnd w:id="213"/>
-      <w:bookmarkEnd w:id="214"/>
+      <w:bookmarkEnd w:id="215"/>
+      <w:bookmarkEnd w:id="216"/>
     </w:p>
     <w:p>
       <w:r>
@@ -50342,8 +50374,8 @@
           <w:numId w:val="7"/>
         </w:numPr>
       </w:pPr>
-      <w:bookmarkStart w:id="215" w:name="_Toc225696694"/>
-      <w:bookmarkStart w:id="216" w:name="_Toc225806959"/>
+      <w:bookmarkStart w:id="217" w:name="_Toc225696694"/>
+      <w:bookmarkStart w:id="218" w:name="_Toc225809237"/>
       <w:proofErr w:type="spellStart"/>
       <w:r>
         <w:t>Vyhledávání</w:t>
@@ -50364,8 +50396,8 @@
       <w:r>
         <w:t>tabulek</w:t>
       </w:r>
-      <w:bookmarkEnd w:id="215"/>
-      <w:bookmarkEnd w:id="216"/>
+      <w:bookmarkEnd w:id="217"/>
+      <w:bookmarkEnd w:id="218"/>
       <w:proofErr w:type="spellEnd"/>
     </w:p>
     <w:p>
@@ -50416,14 +50448,14 @@
           <w:numId w:val="7"/>
         </w:numPr>
       </w:pPr>
-      <w:bookmarkStart w:id="217" w:name="_Toc225696695"/>
-      <w:bookmarkStart w:id="218" w:name="_Toc225806960"/>
+      <w:bookmarkStart w:id="219" w:name="_Toc225696695"/>
+      <w:bookmarkStart w:id="220" w:name="_Toc225809238"/>
       <w:proofErr w:type="spellStart"/>
       <w:r>
         <w:t>Vyhledávání</w:t>
       </w:r>
-      <w:bookmarkEnd w:id="217"/>
-      <w:bookmarkEnd w:id="218"/>
+      <w:bookmarkEnd w:id="219"/>
+      <w:bookmarkEnd w:id="220"/>
       <w:proofErr w:type="spellEnd"/>
     </w:p>
     <w:p>
@@ -50960,14 +50992,14 @@
           <w:numId w:val="7"/>
         </w:numPr>
       </w:pPr>
-      <w:bookmarkStart w:id="219" w:name="_Toc225696696"/>
-      <w:bookmarkStart w:id="220" w:name="_Toc225806961"/>
+      <w:bookmarkStart w:id="221" w:name="_Toc225696696"/>
+      <w:bookmarkStart w:id="222" w:name="_Toc225809239"/>
       <w:proofErr w:type="spellStart"/>
       <w:r>
         <w:t>Řazení</w:t>
       </w:r>
-      <w:bookmarkEnd w:id="219"/>
-      <w:bookmarkEnd w:id="220"/>
+      <w:bookmarkEnd w:id="221"/>
+      <w:bookmarkEnd w:id="222"/>
       <w:proofErr w:type="spellEnd"/>
     </w:p>
     <w:p>
@@ -52532,16 +52564,16 @@
           <w:numId w:val="7"/>
         </w:numPr>
       </w:pPr>
-      <w:bookmarkStart w:id="221" w:name="_Toc225696697"/>
-      <w:bookmarkStart w:id="222" w:name="_Toc225806962"/>
+      <w:bookmarkStart w:id="223" w:name="_Toc225696697"/>
+      <w:bookmarkStart w:id="224" w:name="_Toc225809240"/>
       <w:r>
         <w:t>Testov</w:t>
       </w:r>
       <w:r>
         <w:t>ání</w:t>
       </w:r>
-      <w:bookmarkEnd w:id="221"/>
-      <w:bookmarkEnd w:id="222"/>
+      <w:bookmarkEnd w:id="223"/>
+      <w:bookmarkEnd w:id="224"/>
     </w:p>
     <w:p>
       <w:r>
@@ -52593,8 +52625,8 @@
           <w:numId w:val="7"/>
         </w:numPr>
       </w:pPr>
-      <w:bookmarkStart w:id="223" w:name="_Toc225696698"/>
-      <w:bookmarkStart w:id="224" w:name="_Toc225806963"/>
+      <w:bookmarkStart w:id="225" w:name="_Toc225696698"/>
+      <w:bookmarkStart w:id="226" w:name="_Toc225809241"/>
       <w:r>
         <w:lastRenderedPageBreak/>
         <w:t xml:space="preserve">Unit testy a </w:t>
@@ -52607,8 +52639,8 @@
       <w:r>
         <w:t xml:space="preserve"> testy</w:t>
       </w:r>
-      <w:bookmarkEnd w:id="223"/>
-      <w:bookmarkEnd w:id="224"/>
+      <w:bookmarkEnd w:id="225"/>
+      <w:bookmarkEnd w:id="226"/>
     </w:p>
     <w:p>
       <w:pPr>
@@ -53232,8 +53264,8 @@
           <w:numId w:val="7"/>
         </w:numPr>
       </w:pPr>
-      <w:bookmarkStart w:id="225" w:name="_Toc225696699"/>
-      <w:bookmarkStart w:id="226" w:name="_Toc225806964"/>
+      <w:bookmarkStart w:id="227" w:name="_Toc225696699"/>
+      <w:bookmarkStart w:id="228" w:name="_Toc225809242"/>
       <w:proofErr w:type="spellStart"/>
       <w:r>
         <w:t>Kritické</w:t>
@@ -53262,8 +53294,8 @@
       <w:r>
         <w:t>refundace</w:t>
       </w:r>
-      <w:bookmarkEnd w:id="225"/>
-      <w:bookmarkEnd w:id="226"/>
+      <w:bookmarkEnd w:id="227"/>
+      <w:bookmarkEnd w:id="228"/>
       <w:proofErr w:type="spellEnd"/>
     </w:p>
     <w:p>
@@ -54215,13 +54247,13 @@
           <w:numId w:val="7"/>
         </w:numPr>
       </w:pPr>
-      <w:bookmarkStart w:id="227" w:name="_Toc225696700"/>
-      <w:bookmarkStart w:id="228" w:name="_Toc225806965"/>
+      <w:bookmarkStart w:id="229" w:name="_Toc225696700"/>
+      <w:bookmarkStart w:id="230" w:name="_Toc225809243"/>
       <w:r>
         <w:t>Testy undo/redo a paste</w:t>
       </w:r>
-      <w:bookmarkEnd w:id="227"/>
-      <w:bookmarkEnd w:id="228"/>
+      <w:bookmarkEnd w:id="229"/>
+      <w:bookmarkEnd w:id="230"/>
     </w:p>
     <w:p>
       <w:pPr>
@@ -54613,8 +54645,8 @@
           <w:numId w:val="7"/>
         </w:numPr>
       </w:pPr>
-      <w:bookmarkStart w:id="229" w:name="_Toc225696701"/>
-      <w:bookmarkStart w:id="230" w:name="_Toc225806966"/>
+      <w:bookmarkStart w:id="231" w:name="_Toc225696701"/>
+      <w:bookmarkStart w:id="232" w:name="_Toc225809244"/>
       <w:proofErr w:type="spellStart"/>
       <w:r>
         <w:t>Další</w:t>
@@ -54635,8 +54667,8 @@
       <w:r>
         <w:t>oblasti</w:t>
       </w:r>
-      <w:bookmarkEnd w:id="229"/>
-      <w:bookmarkEnd w:id="230"/>
+      <w:bookmarkEnd w:id="231"/>
+      <w:bookmarkEnd w:id="232"/>
       <w:proofErr w:type="spellEnd"/>
     </w:p>
     <w:p>
@@ -55553,16 +55585,16 @@
       <w:pPr>
         <w:pStyle w:val="Nadpis1"/>
       </w:pPr>
-      <w:bookmarkStart w:id="231" w:name="_Toc225696702"/>
-      <w:bookmarkStart w:id="232" w:name="_Toc225806967"/>
+      <w:bookmarkStart w:id="233" w:name="_Toc225696702"/>
+      <w:bookmarkStart w:id="234" w:name="_Toc225809245"/>
       <w:r>
         <w:t>Z</w:t>
       </w:r>
       <w:r>
         <w:t>ÁVĚR</w:t>
       </w:r>
-      <w:bookmarkEnd w:id="231"/>
-      <w:bookmarkEnd w:id="232"/>
+      <w:bookmarkEnd w:id="233"/>
+      <w:bookmarkEnd w:id="234"/>
     </w:p>
     <w:p>
       <w:r>
@@ -58822,14 +58854,14 @@
       <w:pPr>
         <w:pStyle w:val="Nadpis1"/>
       </w:pPr>
-      <w:bookmarkStart w:id="233" w:name="_Toc225696703"/>
-      <w:bookmarkStart w:id="234" w:name="_Toc225806968"/>
+      <w:bookmarkStart w:id="235" w:name="_Toc225696703"/>
+      <w:bookmarkStart w:id="236" w:name="_Toc225809246"/>
       <w:r>
         <w:lastRenderedPageBreak/>
         <w:t>SEZNAM POUŽITÉ LITERATURY</w:t>
       </w:r>
-      <w:bookmarkEnd w:id="233"/>
-      <w:bookmarkEnd w:id="234"/>
+      <w:bookmarkEnd w:id="235"/>
+      <w:bookmarkEnd w:id="236"/>
     </w:p>
     <w:p>
       <w:pPr>
@@ -59180,14 +59212,14 @@
           <w:noProof/>
         </w:rPr>
       </w:pPr>
-      <w:bookmarkStart w:id="235" w:name="_Toc225696704"/>
-      <w:bookmarkStart w:id="236" w:name="_Toc225806969"/>
+      <w:bookmarkStart w:id="237" w:name="_Toc225696704"/>
+      <w:bookmarkStart w:id="238" w:name="_Toc225809247"/>
       <w:r>
         <w:lastRenderedPageBreak/>
         <w:t>SEZNAM PŘÍLOH</w:t>
       </w:r>
-      <w:bookmarkEnd w:id="235"/>
-      <w:bookmarkEnd w:id="236"/>
+      <w:bookmarkEnd w:id="237"/>
+      <w:bookmarkEnd w:id="238"/>
       <w:r>
         <w:fldChar w:fldCharType="begin"/>
       </w:r>
@@ -59299,8 +59331,8 @@
       <w:pPr>
         <w:pStyle w:val="Nadpis1"/>
       </w:pPr>
-      <w:bookmarkStart w:id="237" w:name="_Toc225696705"/>
-      <w:bookmarkStart w:id="238" w:name="_Toc225806970"/>
+      <w:bookmarkStart w:id="239" w:name="_Toc225696705"/>
+      <w:bookmarkStart w:id="240" w:name="_Toc225809248"/>
       <w:r>
         <w:lastRenderedPageBreak/>
         <w:t>P</w:t>
@@ -59311,8 +59343,8 @@
       <w:r>
         <w:t xml:space="preserve"> 1 – Seznam pro vybírání předčíslí</w:t>
       </w:r>
-      <w:bookmarkEnd w:id="237"/>
-      <w:bookmarkEnd w:id="238"/>
+      <w:bookmarkEnd w:id="239"/>
+      <w:bookmarkEnd w:id="240"/>
       <w:r>
         <w:fldChar w:fldCharType="begin"/>
       </w:r>
@@ -59383,19 +59415,10 @@
       <w:pPr>
         <w:pStyle w:val="Nadpis1"/>
       </w:pPr>
-      <w:bookmarkStart w:id="239" w:name="_Toc225806971"/>
+      <w:bookmarkStart w:id="241" w:name="_Toc225809249"/>
       <w:r>
         <w:lastRenderedPageBreak/>
-        <w:t xml:space="preserve">Příloha </w:t>
-      </w:r>
-      <w:r>
-        <w:t>2</w:t>
-      </w:r>
-      <w:r>
-        <w:t xml:space="preserve"> – </w:t>
-      </w:r>
-      <w:r>
-        <w:t>Platebn</w:t>
+        <w:t>Příloha 2 – Platebn</w:t>
       </w:r>
       <w:r>
         <w:t xml:space="preserve">í operace – </w:t>
@@ -59404,7 +59427,7 @@
       <w:r>
         <w:t>flowchart</w:t>
       </w:r>
-      <w:bookmarkEnd w:id="239"/>
+      <w:bookmarkEnd w:id="241"/>
       <w:proofErr w:type="spellEnd"/>
       <w:r>
         <w:rPr>
@@ -59416,16 +59439,7 @@
         <w:instrText xml:space="preserve"> XE "</w:instrText>
       </w:r>
       <w:r>
-        <w:instrText xml:space="preserve">Příloha </w:instrText>
-      </w:r>
-      <w:r>
-        <w:instrText>2</w:instrText>
-      </w:r>
-      <w:r>
-        <w:instrText xml:space="preserve"> – </w:instrText>
-      </w:r>
-      <w:r>
-        <w:instrText>Platebn</w:instrText>
+        <w:instrText>Příloha 2 – Platebn</w:instrText>
       </w:r>
       <w:r>
         <w:instrText>í operace – flowchart</w:instrText>
@@ -66372,6 +66386,7 @@
   <w:style w:type="character" w:default="1" w:styleId="Standardnpsmoodstavce">
     <w:name w:val="Default Paragraph Font"/>
     <w:uiPriority w:val="1"/>
+    <w:semiHidden/>
     <w:unhideWhenUsed/>
   </w:style>
   <w:style w:type="table" w:default="1" w:styleId="Normlntabulka">
